--- a/docs/MediaMarketplace-Studio-Design-Specification.docx
+++ b/docs/MediaMarketplace-Studio-Design-Specification.docx
@@ -30,7 +30,7 @@
         <w:t xml:space="preserve">Version:</w:t>
       </w:r>
       <w:r>
-        <w:t xml:space="preserve"> 2.0 (extension redesign)</w:t>
+        <w:t xml:space="preserve"> 2.1 (extension redesign)</w:t>
       </w:r>
     </w:p>
     <w:p>
@@ -765,22 +765,7 @@
           <w:sz w:val="19"/>
           <w:szCs w:val="19"/>
         </w:rPr>
-        <w:t xml:space="preserve">5.15 Google Sites Gadgets (GG)</w:t>
-      </w:r>
-    </w:p>
-    <w:p>
-      <w:pPr>
-        <w:spacing w:after="30"/>
-        <w:ind w:left="480"/>
-      </w:pPr>
-      <w:r>
-        <w:rPr>
-          <w:b w:val="false"/>
-          <w:bCs w:val="false"/>
-          <w:sz w:val="19"/>
-          <w:szCs w:val="19"/>
-        </w:rPr>
-        <w:t xml:space="preserve">5.16 My Media customer area (AC) [gap: implied by several modules]</w:t>
+        <w:t xml:space="preserve">5.15 My Media customer area (AC) [gap: implied by several modules]</w:t>
       </w:r>
     </w:p>
     <w:p>
@@ -1388,7 +1373,7 @@
         <w:spacing w:after="120" w:line="276"/>
       </w:pPr>
       <w:r>
-        <w:t xml:space="preserve">An extension that turns an existing WooCommerce or VirtueMart store into a marketplace for digital media (video, audio, images, PDFs, live sessions, consultations, gated pages). It adds a visual widget builder and templates for presenting media, a media library with optimisation, ten media product types on top of native products, private pages and site passes with signup workflows, three levels of video watermarking, image protection, copyright scanning, Google Business Profile tooling, and embeddable gadgets for Google Sites.</w:t>
+        <w:t xml:space="preserve">An extension that turns an existing WooCommerce or VirtueMart store into a marketplace for digital media (video, audio, images, PDFs, live sessions, consultations, gated pages). It adds a visual widget builder and templates for presenting media, a media library with optimisation, ten media product types on top of native products, private pages and site passes with signup workflows, three levels of video watermarking, image protection, copyright scanning, and Google Business Profile tooling.</w:t>
       </w:r>
     </w:p>
     <w:p>
@@ -2771,7 +2756,7 @@
           <w:sz w:val="16"/>
           <w:szCs w:val="16"/>
         </w:rPr>
-        <w:t xml:space="preserve">    dist/                          # compiled admin, storefront, embed and player bundles (committed)</w:t>
+        <w:t xml:space="preserve">    dist/                          # compiled admin, storefront and player bundles (committed)</w:t>
       </w:r>
     </w:p>
     <w:p>
@@ -2929,17 +2914,6 @@
           <w:szCs w:val="19"/>
         </w:rPr>
         <w:t xml:space="preserve">/mms-stream/{token}/...</w:t>
-      </w:r>
-      <w:r>
-        <w:t xml:space="preserve">, </w:t>
-      </w:r>
-      <w:r>
-        <w:rPr>
-          <w:rFonts w:ascii="Consolas" w:cs="Consolas" w:eastAsia="Consolas" w:hAnsi="Consolas"/>
-          <w:sz w:val="19"/>
-          <w:szCs w:val="19"/>
-        </w:rPr>
-        <w:t xml:space="preserve">/mms-gadget/{uuid}</w:t>
       </w:r>
       <w:r>
         <w:t xml:space="preserve">, </w:t>
@@ -3166,7 +3140,7 @@
                 <w:sz w:val="18"/>
                 <w:szCs w:val="18"/>
               </w:rPr>
-              <w:t xml:space="preserve">Widgets, widget templates, site templates, private pages, gadgets, watermark templates</w:t>
+              <w:t xml:space="preserve">Widgets, widget templates, site templates, private pages, watermark templates</w:t>
             </w:r>
           </w:p>
         </w:tc>
@@ -3249,21 +3223,6 @@
                 <w:szCs w:val="18"/>
               </w:rPr>
               <w:t xml:space="preserve">mms_page</w:t>
-            </w:r>
-            <w:r>
-              <w:rPr>
-                <w:sz w:val="18"/>
-                <w:szCs w:val="18"/>
-              </w:rPr>
-              <w:t xml:space="preserve">, </w:t>
-            </w:r>
-            <w:r>
-              <w:rPr>
-                <w:rFonts w:ascii="Consolas" w:cs="Consolas" w:eastAsia="Consolas" w:hAnsi="Consolas"/>
-                <w:sz w:val="18"/>
-                <w:szCs w:val="18"/>
-              </w:rPr>
-              <w:t xml:space="preserve">mms_gadget</w:t>
             </w:r>
             <w:r>
               <w:rPr>
@@ -3821,7 +3780,7 @@
         <w:t xml:space="preserve">manage_mms</w:t>
       </w:r>
       <w:r>
-        <w:t xml:space="preserve"> capability) with submenus: Dashboard, Media Library, Widgets, Widget Builder (full-screen), Templates, Site Templates, Products (filtered WooCommerce product list), Showcase, Private Pages, Site Passes, Protection (Image, Watermarks, Copyright), Google, Gadgets, Reports, Settings, Health. Screens use WordPress admin styles, </w:t>
+        <w:t xml:space="preserve"> capability) with submenus: Dashboard, Media Library, Widgets, Widget Builder (full-screen), Templates, Site Templates, Products (filtered WooCommerce product list), Showcase, Private Pages, Site Passes, Protection (Image, Watermarks, Copyright), Google, Reports, Settings, Health. Screens use WordPress admin styles, </w:t>
       </w:r>
       <w:r>
         <w:rPr>
@@ -4078,7 +4037,7 @@
         <w:spacing w:after="60" w:line="276"/>
       </w:pPr>
       <w:r>
-        <w:t xml:space="preserve">Cart: add-to-cart from widgets, showcase and gadgets calls </w:t>
+        <w:t xml:space="preserve">Cart: add-to-cart from widgets and showcases calls </w:t>
       </w:r>
       <w:r>
         <w:rPr>
@@ -4348,7 +4307,7 @@
         <w:spacing w:after="60" w:line="276"/>
       </w:pPr>
       <w:r>
-        <w:t xml:space="preserve">Rewrite endpoints: signed media delivery, per-session HLS, gadget pages, private page gate.</w:t>
+        <w:t xml:space="preserve">Rewrite endpoints: signed media delivery, per-session HLS, private page gate.</w:t>
       </w:r>
     </w:p>
     <w:p>
@@ -4428,7 +4387,7 @@
         <w:t xml:space="preserve">X-WP-Nonce</w:t>
       </w:r>
       <w:r>
-        <w:t xml:space="preserve">); public routes are read-only and token-scoped (gadgets, embed loader); webhooks verify gateway signatures.</w:t>
+        <w:t xml:space="preserve">); public routes are read-only (showcase data, add-to-cart with nonce); webhooks verify gateway signatures.</w:t>
       </w:r>
     </w:p>
     <w:p>
@@ -7286,7 +7245,7 @@
         <w:t xml:space="preserve">MediaMarketplace</w:t>
       </w:r>
       <w:r>
-        <w:t xml:space="preserve"> with submenus: Dashboard, Media, Widgets, Widget Builder, Templates, Site Templates, Products (VirtueMart products with MMS field), Showcase, Private Pages, Site Passes, Protection (Image, Watermarks, Copyright), Google, Gadgets, Reports, Health, Options. Standard Joomla list/edit MVC with toolbar, filters, search, batch actions, check-in/out, ordering, publish states. The builder and template editor are full-screen views using the same compiled bundle as the WordPress admin.</w:t>
+        <w:t xml:space="preserve"> with submenus: Dashboard, Media, Widgets, Widget Builder, Templates, Site Templates, Products (VirtueMart products with MMS field), Showcase, Private Pages, Site Passes, Protection (Image, Watermarks, Copyright), Google, Reports, Health, Options. Standard Joomla list/edit MVC with toolbar, filters, search, batch actions, check-in/out, ordering, publish states. The builder and template editor are full-screen views using the same compiled bundle as the WordPress admin.</w:t>
       </w:r>
     </w:p>
     <w:p>
@@ -7424,8 +7383,8 @@
         </w:tblBorders>
       </w:tblPr>
       <w:tblGrid>
-        <w:gridCol w:w="4680"/>
-        <w:gridCol w:w="4680"/>
+        <w:gridCol w:w="4434"/>
+        <w:gridCol w:w="4926"/>
       </w:tblGrid>
       <w:tr>
         <w:trPr>
@@ -7434,7 +7393,7 @@
         </w:trPr>
         <w:tc>
           <w:tcPr>
-            <w:tcW w:type="dxa" w:w="4680"/>
+            <w:tcW w:type="dxa" w:w="4434"/>
             <w:tcBorders>
               <w:top w:val="single" w:color="BFC7D1" w:sz="4"/>
               <w:left w:val="single" w:color="BFC7D1" w:sz="4"/>
@@ -7467,7 +7426,7 @@
         </w:tc>
         <w:tc>
           <w:tcPr>
-            <w:tcW w:type="dxa" w:w="4680"/>
+            <w:tcW w:type="dxa" w:w="4926"/>
             <w:tcBorders>
               <w:top w:val="single" w:color="BFC7D1" w:sz="4"/>
               <w:left w:val="single" w:color="BFC7D1" w:sz="4"/>
@@ -7506,36 +7465,36 @@
         </w:trPr>
         <w:tc>
           <w:tcPr>
-            <w:tcW w:type="dxa" w:w="4680"/>
-            <w:tcBorders>
-              <w:top w:val="single" w:color="BFC7D1" w:sz="4"/>
-              <w:left w:val="single" w:color="BFC7D1" w:sz="4"/>
-              <w:bottom w:val="single" w:color="BFC7D1" w:sz="4"/>
-              <w:right w:val="single" w:color="BFC7D1" w:sz="4"/>
-            </w:tcBorders>
-            <w:tcMar>
-              <w:top w:type="dxa" w:w="60"/>
-              <w:left w:type="dxa" w:w="90"/>
-              <w:bottom w:type="dxa" w:w="60"/>
-              <w:right w:type="dxa" w:w="90"/>
-            </w:tcMar>
-          </w:tcPr>
-          <w:p>
-            <w:pPr>
-              <w:spacing w:after="0" w:line="252"/>
-            </w:pPr>
-            <w:r>
-              <w:rPr>
-                <w:sz w:val="18"/>
-                <w:szCs w:val="18"/>
-              </w:rPr>
-              <w:t xml:space="preserve">Widgets, templates, private pages, gadgets, watermark templates</w:t>
-            </w:r>
-          </w:p>
-        </w:tc>
-        <w:tc>
-          <w:tcPr>
-            <w:tcW w:type="dxa" w:w="4680"/>
+            <w:tcW w:type="dxa" w:w="4434"/>
+            <w:tcBorders>
+              <w:top w:val="single" w:color="BFC7D1" w:sz="4"/>
+              <w:left w:val="single" w:color="BFC7D1" w:sz="4"/>
+              <w:bottom w:val="single" w:color="BFC7D1" w:sz="4"/>
+              <w:right w:val="single" w:color="BFC7D1" w:sz="4"/>
+            </w:tcBorders>
+            <w:tcMar>
+              <w:top w:type="dxa" w:w="60"/>
+              <w:left w:type="dxa" w:w="90"/>
+              <w:bottom w:type="dxa" w:w="60"/>
+              <w:right w:type="dxa" w:w="90"/>
+            </w:tcMar>
+          </w:tcPr>
+          <w:p>
+            <w:pPr>
+              <w:spacing w:after="0" w:line="252"/>
+            </w:pPr>
+            <w:r>
+              <w:rPr>
+                <w:sz w:val="18"/>
+                <w:szCs w:val="18"/>
+              </w:rPr>
+              <w:t xml:space="preserve">Widgets, templates, private pages, watermark templates</w:t>
+            </w:r>
+          </w:p>
+        </w:tc>
+        <w:tc>
+          <w:tcPr>
+            <w:tcW w:type="dxa" w:w="4926"/>
             <w:tcBorders>
               <w:top w:val="single" w:color="BFC7D1" w:sz="4"/>
               <w:left w:val="single" w:color="BFC7D1" w:sz="4"/>
@@ -7612,21 +7571,6 @@
                 <w:szCs w:val="18"/>
               </w:rPr>
               <w:t xml:space="preserve">#__mms_private_pages</w:t>
-            </w:r>
-            <w:r>
-              <w:rPr>
-                <w:sz w:val="18"/>
-                <w:szCs w:val="18"/>
-              </w:rPr>
-              <w:t xml:space="preserve">, </w:t>
-            </w:r>
-            <w:r>
-              <w:rPr>
-                <w:rFonts w:ascii="Consolas" w:cs="Consolas" w:eastAsia="Consolas" w:hAnsi="Consolas"/>
-                <w:sz w:val="18"/>
-                <w:szCs w:val="18"/>
-              </w:rPr>
-              <w:t xml:space="preserve">#__mms_gadgets</w:t>
             </w:r>
             <w:r>
               <w:rPr>
@@ -7675,7 +7619,7 @@
         </w:trPr>
         <w:tc>
           <w:tcPr>
-            <w:tcW w:type="dxa" w:w="4680"/>
+            <w:tcW w:type="dxa" w:w="4434"/>
             <w:tcBorders>
               <w:top w:val="single" w:color="BFC7D1" w:sz="4"/>
               <w:left w:val="single" w:color="BFC7D1" w:sz="4"/>
@@ -7704,7 +7648,7 @@
         </w:tc>
         <w:tc>
           <w:tcPr>
-            <w:tcW w:type="dxa" w:w="4680"/>
+            <w:tcW w:type="dxa" w:w="4926"/>
             <w:tcBorders>
               <w:top w:val="single" w:color="BFC7D1" w:sz="4"/>
               <w:left w:val="single" w:color="BFC7D1" w:sz="4"/>
@@ -7747,7 +7691,7 @@
         </w:trPr>
         <w:tc>
           <w:tcPr>
-            <w:tcW w:type="dxa" w:w="4680"/>
+            <w:tcW w:type="dxa" w:w="4434"/>
             <w:tcBorders>
               <w:top w:val="single" w:color="BFC7D1" w:sz="4"/>
               <w:left w:val="single" w:color="BFC7D1" w:sz="4"/>
@@ -7776,7 +7720,7 @@
         </w:tc>
         <w:tc>
           <w:tcPr>
-            <w:tcW w:type="dxa" w:w="4680"/>
+            <w:tcW w:type="dxa" w:w="4926"/>
             <w:tcBorders>
               <w:top w:val="single" w:color="BFC7D1" w:sz="4"/>
               <w:left w:val="single" w:color="BFC7D1" w:sz="4"/>
@@ -7856,7 +7800,7 @@
         </w:trPr>
         <w:tc>
           <w:tcPr>
-            <w:tcW w:type="dxa" w:w="4680"/>
+            <w:tcW w:type="dxa" w:w="4434"/>
             <w:tcBorders>
               <w:top w:val="single" w:color="BFC7D1" w:sz="4"/>
               <w:left w:val="single" w:color="BFC7D1" w:sz="4"/>
@@ -7885,7 +7829,7 @@
         </w:tc>
         <w:tc>
           <w:tcPr>
-            <w:tcW w:type="dxa" w:w="4680"/>
+            <w:tcW w:type="dxa" w:w="4926"/>
             <w:tcBorders>
               <w:top w:val="single" w:color="BFC7D1" w:sz="4"/>
               <w:left w:val="single" w:color="BFC7D1" w:sz="4"/>
@@ -7920,7 +7864,7 @@
         </w:trPr>
         <w:tc>
           <w:tcPr>
-            <w:tcW w:type="dxa" w:w="4680"/>
+            <w:tcW w:type="dxa" w:w="4434"/>
             <w:tcBorders>
               <w:top w:val="single" w:color="BFC7D1" w:sz="4"/>
               <w:left w:val="single" w:color="BFC7D1" w:sz="4"/>
@@ -7949,7 +7893,7 @@
         </w:tc>
         <w:tc>
           <w:tcPr>
-            <w:tcW w:type="dxa" w:w="4680"/>
+            <w:tcW w:type="dxa" w:w="4926"/>
             <w:tcBorders>
               <w:top w:val="single" w:color="BFC7D1" w:sz="4"/>
               <w:left w:val="single" w:color="BFC7D1" w:sz="4"/>
@@ -8029,7 +7973,7 @@
         </w:trPr>
         <w:tc>
           <w:tcPr>
-            <w:tcW w:type="dxa" w:w="4680"/>
+            <w:tcW w:type="dxa" w:w="4434"/>
             <w:tcBorders>
               <w:top w:val="single" w:color="BFC7D1" w:sz="4"/>
               <w:left w:val="single" w:color="BFC7D1" w:sz="4"/>
@@ -8058,7 +8002,7 @@
         </w:tc>
         <w:tc>
           <w:tcPr>
-            <w:tcW w:type="dxa" w:w="4680"/>
+            <w:tcW w:type="dxa" w:w="4926"/>
             <w:tcBorders>
               <w:top w:val="single" w:color="BFC7D1" w:sz="4"/>
               <w:left w:val="single" w:color="BFC7D1" w:sz="4"/>
@@ -8192,7 +8136,7 @@
         <w:t xml:space="preserve">Cart and checkout</w:t>
       </w:r>
       <w:r>
-        <w:t xml:space="preserve">: VirtueMart's. Add-to-cart from widgets, showcases and gadgets posts to VirtueMart's cart controller (or its AJAX endpoint) with the custom field value carrying the MMS variant.</w:t>
+        <w:t xml:space="preserve">: VirtueMart's. Add-to-cart from widgets and showcases posts to VirtueMart's cart controller (or its AJAX endpoint) with the custom field value carrying the MMS variant.</w:t>
       </w:r>
     </w:p>
     <w:p>
@@ -8412,7 +8356,7 @@
         <w:spacing w:after="60" w:line="276"/>
       </w:pPr>
       <w:r>
-        <w:t xml:space="preserve">Menu item types: Showcase, Widget, Player (single product), Site Pass Plans, Private Page, My Media, Gadget.</w:t>
+        <w:t xml:space="preserve">Menu item types: Showcase, Widget, Player (single product), Site Pass Plans, Private Page, My Media.</w:t>
       </w:r>
     </w:p>
     <w:p>
@@ -8499,7 +8443,7 @@
         <w:t xml:space="preserve">v1/mms/...</w:t>
       </w:r>
       <w:r>
-        <w:t xml:space="preserve"> mirroring the WordPress REST paths (Appendix C). Authentication through Joomla API tokens for admin routes, public signed tokens for gadgets and embeds, gateway signatures for webhooks.</w:t>
+        <w:t xml:space="preserve"> mirroring the WordPress REST paths (Appendix C). Authentication through Joomla API tokens for admin routes, session token for public write routes, gateway signatures for webhooks.</w:t>
       </w:r>
     </w:p>
     <w:p>
@@ -9360,7 +9304,7 @@
         <w:spacing w:after="120" w:line="276"/>
       </w:pPr>
       <w:r>
-        <w:t xml:space="preserve">Library modules: Media, Widgets, Templates, Products, Players, Access (entitlements, site pass, subscriptions), PrivatePages, Protection (image protection config, watermark engines, copyright service adapters), Google, Gadgets, Ai (Anthropic client), Support (events, jobs, hygiene, ids, clock). Unit tests run the library against fake </w:t>
+        <w:t xml:space="preserve">Library modules: Media, Widgets, Templates, Products, Players, Access (entitlements, site pass, subscriptions), PrivatePages, Protection (image protection config, watermark engines, copyright service adapters), Google, Ai (Anthropic client), Support (events, jobs, hygiene, ids, clock). Unit tests run the library against fake </w:t>
       </w:r>
       <w:r>
         <w:rPr>
@@ -9437,7 +9381,7 @@
         <w:t xml:space="preserve">Purpose.</w:t>
       </w:r>
       <w:r>
-        <w:t xml:space="preserve"> Compose media widgets visually and place them in WordPress, Joomla and Google Sites.</w:t>
+        <w:t xml:space="preserve"> Compose media widgets visually and place them anywhere in the WordPress or Joomla site.</w:t>
       </w:r>
     </w:p>
     <w:p>
@@ -9585,7 +9529,7 @@
         <w:t xml:space="preserve">WB-06</w:t>
       </w:r>
       <w:r>
-        <w:t xml:space="preserve"> Export system: (a) WordPress — shortcode, block and standalone HTML; (b) Joomla — content tag, module assignment and standalone HTML; (c) Google Sites — embed URL and embed code served by this site (§5.15), plus a static HTML fallback. Exported CSS is scoped under </w:t>
+        <w:t xml:space="preserve"> Export system: (a) WordPress — shortcode, block and standalone HTML; (b) Joomla — content tag, module assignment and standalone HTML. Exported CSS is scoped under </w:t>
       </w:r>
       <w:r>
         <w:rPr>
@@ -9670,7 +9614,7 @@
         <w:t xml:space="preserve">WB-09</w:t>
       </w:r>
       <w:r>
-        <w:t xml:space="preserve"> Widget showcase: admin list with search, tags, status, preview thumbnail, duplicate, revisions with restore, usage report (which pages, modules, gadgets).</w:t>
+        <w:t xml:space="preserve"> Widget showcase: admin list with search, tags, status, preview thumbnail, duplicate, revisions with restore, usage report (which pages and modules).</w:t>
       </w:r>
     </w:p>
     <w:p>
@@ -12768,7 +12712,7 @@
         <w:t xml:space="preserve">EC-09</w:t>
       </w:r>
       <w:r>
-        <w:t xml:space="preserve"> Add to Cart from showcase, modal, widget buttons and gadgets goes to the host cart; guest carts, quantity and merge-on-login are the engine's.</w:t>
+        <w:t xml:space="preserve"> Add to Cart from showcase, modal and widget buttons goes to the host cart; guest carts, quantity and merge-on-login are the engine's.</w:t>
       </w:r>
     </w:p>
     <w:p>
@@ -16718,357 +16662,7 @@
         <w:spacing w:after="120" w:before="240"/>
       </w:pPr>
       <w:r>
-        <w:t xml:space="preserve">5.15 Google Sites Gadgets (</w:t>
-      </w:r>
-      <w:r>
-        <w:rPr>
-          <w:rFonts w:ascii="Consolas" w:cs="Consolas" w:eastAsia="Consolas" w:hAnsi="Consolas"/>
-          <w:sz w:val="19"/>
-          <w:szCs w:val="19"/>
-        </w:rPr>
-        <w:t xml:space="preserve">GG</w:t>
-      </w:r>
-      <w:r>
-        <w:t xml:space="preserve">)</w:t>
-      </w:r>
-    </w:p>
-    <w:p>
-      <w:pPr>
-        <w:spacing w:after="120" w:line="276"/>
-      </w:pPr>
-      <w:r>
-        <w:t xml:space="preserve">Gadgets are pages </w:t>
-      </w:r>
-      <w:r>
-        <w:rPr>
-          <w:b/>
-          <w:bCs/>
-        </w:rPr>
-        <w:t xml:space="preserve">served by the extension on the merchant's site</w:t>
-      </w:r>
-      <w:r>
-        <w:t xml:space="preserve"> and embedded in Google Sites through </w:t>
-      </w:r>
-      <w:r>
-        <w:rPr>
-          <w:i/>
-          <w:iCs/>
-        </w:rPr>
-        <w:t xml:space="preserve">Insert → Embed → By URL</w:t>
-      </w:r>
-      <w:r>
-        <w:t xml:space="preserve"> (iframe). The extension also emits a classic-Sites XML gadget descriptor pointing at the same URL </w:t>
-      </w:r>
-      <w:r>
-        <w:rPr>
-          <w:b/>
-          <w:bCs/>
-        </w:rPr>
-        <w:t xml:space="preserve">[assumption]</w:t>
-      </w:r>
-      <w:r>
-        <w:t xml:space="preserve">.</w:t>
-      </w:r>
-    </w:p>
-    <w:p>
-      <w:pPr>
-        <w:pStyle w:val="ListParagraph"/>
-        <w:numPr>
-          <w:ilvl w:val="0"/>
-          <w:numId w:val="3"/>
-        </w:numPr>
-        <w:spacing w:after="60" w:line="276"/>
-      </w:pPr>
-      <w:r>
-        <w:rPr>
-          <w:rFonts w:ascii="Consolas" w:cs="Consolas" w:eastAsia="Consolas" w:hAnsi="Consolas"/>
-          <w:sz w:val="19"/>
-          <w:szCs w:val="19"/>
-        </w:rPr>
-        <w:t xml:space="preserve">GG-01</w:t>
-      </w:r>
-      <w:r>
-        <w:t xml:space="preserve"> Single Product Gadget. </w:t>
-      </w:r>
-      <w:r>
-        <w:rPr>
-          <w:rFonts w:ascii="Consolas" w:cs="Consolas" w:eastAsia="Consolas" w:hAnsi="Consolas"/>
-          <w:sz w:val="19"/>
-          <w:szCs w:val="19"/>
-        </w:rPr>
-        <w:t xml:space="preserve">GG-02</w:t>
-      </w:r>
-      <w:r>
-        <w:t xml:space="preserve"> Multiple Products Gadget (chosen products or a category; grid/list). </w:t>
-      </w:r>
-      <w:r>
-        <w:rPr>
-          <w:rFonts w:ascii="Consolas" w:cs="Consolas" w:eastAsia="Consolas" w:hAnsi="Consolas"/>
-          <w:sz w:val="19"/>
-          <w:szCs w:val="19"/>
-        </w:rPr>
-        <w:t xml:space="preserve">GG-03</w:t>
-      </w:r>
-      <w:r>
-        <w:t xml:space="preserve"> Category Showcase (tabs). </w:t>
-      </w:r>
-      <w:r>
-        <w:rPr>
-          <w:rFonts w:ascii="Consolas" w:cs="Consolas" w:eastAsia="Consolas" w:hAnsi="Consolas"/>
-          <w:sz w:val="19"/>
-          <w:szCs w:val="19"/>
-        </w:rPr>
-        <w:t xml:space="preserve">GG-04</w:t>
-      </w:r>
-      <w:r>
-        <w:t xml:space="preserve"> Search Integration.</w:t>
-      </w:r>
-    </w:p>
-    <w:p>
-      <w:pPr>
-        <w:pStyle w:val="ListParagraph"/>
-        <w:numPr>
-          <w:ilvl w:val="0"/>
-          <w:numId w:val="3"/>
-        </w:numPr>
-        <w:spacing w:after="60" w:line="276"/>
-      </w:pPr>
-      <w:r>
-        <w:rPr>
-          <w:rFonts w:ascii="Consolas" w:cs="Consolas" w:eastAsia="Consolas" w:hAnsi="Consolas"/>
-          <w:sz w:val="19"/>
-          <w:szCs w:val="19"/>
-        </w:rPr>
-        <w:t xml:space="preserve">GG-05</w:t>
-      </w:r>
-      <w:r>
-        <w:t xml:space="preserve"> Responsive gadget </w:t>
-      </w:r>
-      <w:r>
-        <w:rPr>
-          <w:b/>
-          <w:bCs/>
-        </w:rPr>
-        <w:t xml:space="preserve">[gap: source list truncated here]</w:t>
-      </w:r>
-      <w:r>
-        <w:t xml:space="preserve">: reports its height via </w:t>
-      </w:r>
-      <w:r>
-        <w:rPr>
-          <w:rFonts w:ascii="Consolas" w:cs="Consolas" w:eastAsia="Consolas" w:hAnsi="Consolas"/>
-          <w:sz w:val="19"/>
-          <w:szCs w:val="19"/>
-        </w:rPr>
-        <w:t xml:space="preserve">postMessage</w:t>
-      </w:r>
-      <w:r>
-        <w:t xml:space="preserve">; mobile layout ≤ 640 px.</w:t>
-      </w:r>
-    </w:p>
-    <w:p>
-      <w:pPr>
-        <w:pStyle w:val="ListParagraph"/>
-        <w:numPr>
-          <w:ilvl w:val="0"/>
-          <w:numId w:val="3"/>
-        </w:numPr>
-        <w:spacing w:after="60" w:line="276"/>
-      </w:pPr>
-      <w:r>
-        <w:rPr>
-          <w:rFonts w:ascii="Consolas" w:cs="Consolas" w:eastAsia="Consolas" w:hAnsi="Consolas"/>
-          <w:sz w:val="19"/>
-          <w:szCs w:val="19"/>
-        </w:rPr>
-        <w:t xml:space="preserve">GG-06</w:t>
-      </w:r>
-      <w:r>
-        <w:t xml:space="preserve"> Cart handoff gadget </w:t>
-      </w:r>
-      <w:r>
-        <w:rPr>
-          <w:b/>
-          <w:bCs/>
-        </w:rPr>
-        <w:t xml:space="preserve">[gap]</w:t>
-      </w:r>
-      <w:r>
-        <w:t xml:space="preserve">: mini-cart that sends the visitor to the host checkout on the merchant's site.</w:t>
-      </w:r>
-    </w:p>
-    <w:p>
-      <w:pPr>
-        <w:pStyle w:val="ListParagraph"/>
-        <w:numPr>
-          <w:ilvl w:val="0"/>
-          <w:numId w:val="3"/>
-        </w:numPr>
-        <w:spacing w:after="60" w:line="276"/>
-      </w:pPr>
-      <w:r>
-        <w:rPr>
-          <w:rFonts w:ascii="Consolas" w:cs="Consolas" w:eastAsia="Consolas" w:hAnsi="Consolas"/>
-          <w:sz w:val="19"/>
-          <w:szCs w:val="19"/>
-        </w:rPr>
-        <w:t xml:space="preserve">GG-07</w:t>
-      </w:r>
-      <w:r>
-        <w:t xml:space="preserve"> Site Pass gadget </w:t>
-      </w:r>
-      <w:r>
-        <w:rPr>
-          <w:b/>
-          <w:bCs/>
-        </w:rPr>
-        <w:t xml:space="preserve">[gap]</w:t>
-      </w:r>
-      <w:r>
-        <w:t xml:space="preserve">: plans and purchase CTA.</w:t>
-      </w:r>
-    </w:p>
-    <w:p>
-      <w:pPr>
-        <w:pStyle w:val="ListParagraph"/>
-        <w:numPr>
-          <w:ilvl w:val="0"/>
-          <w:numId w:val="3"/>
-        </w:numPr>
-        <w:spacing w:after="60" w:line="276"/>
-      </w:pPr>
-      <w:r>
-        <w:rPr>
-          <w:rFonts w:ascii="Consolas" w:cs="Consolas" w:eastAsia="Consolas" w:hAnsi="Consolas"/>
-          <w:sz w:val="19"/>
-          <w:szCs w:val="19"/>
-        </w:rPr>
-        <w:t xml:space="preserve">GG-08</w:t>
-      </w:r>
-      <w:r>
-        <w:t xml:space="preserve"> Gadget builder in admin: pick type, configure, choose template/theme, copy embed URL and code; each gadget has a public read-only token.</w:t>
-      </w:r>
-    </w:p>
-    <w:p>
-      <w:pPr>
-        <w:pStyle w:val="ListParagraph"/>
-        <w:numPr>
-          <w:ilvl w:val="0"/>
-          <w:numId w:val="3"/>
-        </w:numPr>
-        <w:spacing w:after="60" w:line="276"/>
-      </w:pPr>
-      <w:r>
-        <w:rPr>
-          <w:rFonts w:ascii="Consolas" w:cs="Consolas" w:eastAsia="Consolas" w:hAnsi="Consolas"/>
-          <w:sz w:val="19"/>
-          <w:szCs w:val="19"/>
-        </w:rPr>
-        <w:t xml:space="preserve">GG-09</w:t>
-      </w:r>
-      <w:r>
-        <w:t xml:space="preserve"> Gadgets apply image protection and Level 1/2 watermarks; Level 3 playlists use the same signed routes.</w:t>
-      </w:r>
-    </w:p>
-    <w:p>
-      <w:pPr>
-        <w:pStyle w:val="ListParagraph"/>
-        <w:numPr>
-          <w:ilvl w:val="0"/>
-          <w:numId w:val="3"/>
-        </w:numPr>
-        <w:spacing w:after="60" w:line="276"/>
-      </w:pPr>
-      <w:r>
-        <w:rPr>
-          <w:rFonts w:ascii="Consolas" w:cs="Consolas" w:eastAsia="Consolas" w:hAnsi="Consolas"/>
-          <w:sz w:val="19"/>
-          <w:szCs w:val="19"/>
-        </w:rPr>
-        <w:t xml:space="preserve">GG-10</w:t>
-      </w:r>
-      <w:r>
-        <w:t xml:space="preserve"> Gadget responses send </w:t>
-      </w:r>
-      <w:r>
-        <w:rPr>
-          <w:rFonts w:ascii="Consolas" w:cs="Consolas" w:eastAsia="Consolas" w:hAnsi="Consolas"/>
-          <w:sz w:val="19"/>
-          <w:szCs w:val="19"/>
-        </w:rPr>
-        <w:t xml:space="preserve">Content-Security-Policy: frame-ancestors</w:t>
-      </w:r>
-      <w:r>
-        <w:t xml:space="preserve"> allowing </w:t>
-      </w:r>
-      <w:r>
-        <w:rPr>
-          <w:rFonts w:ascii="Consolas" w:cs="Consolas" w:eastAsia="Consolas" w:hAnsi="Consolas"/>
-          <w:sz w:val="19"/>
-          <w:szCs w:val="19"/>
-        </w:rPr>
-        <w:t xml:space="preserve">sites.google.com</w:t>
-      </w:r>
-      <w:r>
-        <w:t xml:space="preserve">, </w:t>
-      </w:r>
-      <w:r>
-        <w:rPr>
-          <w:rFonts w:ascii="Consolas" w:cs="Consolas" w:eastAsia="Consolas" w:hAnsi="Consolas"/>
-          <w:sz w:val="19"/>
-          <w:szCs w:val="19"/>
-        </w:rPr>
-        <w:t xml:space="preserve">*.googleusercontent.com</w:t>
-      </w:r>
-      <w:r>
-        <w:t xml:space="preserve"> and admin-configured origins.</w:t>
-      </w:r>
-    </w:p>
-    <w:p>
-      <w:pPr>
-        <w:spacing w:after="120" w:line="276"/>
-      </w:pPr>
-      <w:r>
-        <w:rPr>
-          <w:b/>
-          <w:bCs/>
-        </w:rPr>
-        <w:t xml:space="preserve">Routes.</w:t>
-      </w:r>
-      <w:r>
-        <w:t xml:space="preserve"> WP: rewrite </w:t>
-      </w:r>
-      <w:r>
-        <w:rPr>
-          <w:rFonts w:ascii="Consolas" w:cs="Consolas" w:eastAsia="Consolas" w:hAnsi="Consolas"/>
-          <w:sz w:val="19"/>
-          <w:szCs w:val="19"/>
-        </w:rPr>
-        <w:t xml:space="preserve">/mms-gadget/{uuid}</w:t>
-      </w:r>
-      <w:r>
-        <w:t xml:space="preserve">. Joomla: component view </w:t>
-      </w:r>
-      <w:r>
-        <w:rPr>
-          <w:rFonts w:ascii="Consolas" w:cs="Consolas" w:eastAsia="Consolas" w:hAnsi="Consolas"/>
-          <w:sz w:val="19"/>
-          <w:szCs w:val="19"/>
-        </w:rPr>
-        <w:t xml:space="preserve">gadget</w:t>
-      </w:r>
-      <w:r>
-        <w:t xml:space="preserve"> with SEF route and a Gadget menu item type.</w:t>
-      </w:r>
-    </w:p>
-    <w:p>
-      <w:pPr>
-        <w:pStyle w:val="Heading2"/>
-        <w:keepNext/>
-        <w:spacing w:after="120" w:before="240"/>
-      </w:pPr>
-      <w:r>
-        <w:t xml:space="preserve">5.16 My Media customer area (</w:t>
+        <w:t xml:space="preserve">5.15 My Media customer area (</w:t>
       </w:r>
       <w:r>
         <w:rPr>
@@ -18496,14 +18090,7 @@
                 <w:sz w:val="18"/>
                 <w:szCs w:val="18"/>
               </w:rPr>
-              <w:t xml:space="preserve">mms_gadgets</w:t>
-            </w:r>
-            <w:r>
-              <w:rPr>
-                <w:sz w:val="18"/>
-                <w:szCs w:val="18"/>
-              </w:rPr>
-              <w:t xml:space="preserve"> (Joomla only)</w:t>
+              <w:t xml:space="preserve">mms_audit_log</w:t>
             </w:r>
           </w:p>
         </w:tc>
@@ -18532,7 +18119,7 @@
                 <w:sz w:val="18"/>
                 <w:szCs w:val="18"/>
               </w:rPr>
-              <w:t xml:space="preserve">gadget config and public token</w:t>
+              <w:t xml:space="preserve">actor, action, subject, ip, ua, details, at</w:t>
             </w:r>
           </w:p>
         </w:tc>
@@ -18568,7 +18155,7 @@
                 <w:sz w:val="18"/>
                 <w:szCs w:val="18"/>
               </w:rPr>
-              <w:t xml:space="preserve">mms_audit_log</w:t>
+              <w:t xml:space="preserve">mms_jobs</w:t>
             </w:r>
           </w:p>
         </w:tc>
@@ -18597,7 +18184,7 @@
                 <w:sz w:val="18"/>
                 <w:szCs w:val="18"/>
               </w:rPr>
-              <w:t xml:space="preserve">actor, action, subject, ip, ua, details, at</w:t>
+              <w:t xml:space="preserve">type, args, status, attempts, last error, run at (mirror of scheduler state for the Health page)</w:t>
             </w:r>
           </w:p>
         </w:tc>
@@ -18633,7 +18220,14 @@
                 <w:sz w:val="18"/>
                 <w:szCs w:val="18"/>
               </w:rPr>
-              <w:t xml:space="preserve">mms_jobs</w:t>
+              <w:t xml:space="preserve">mms_settings</w:t>
+            </w:r>
+            <w:r>
+              <w:rPr>
+                <w:sz w:val="18"/>
+                <w:szCs w:val="18"/>
+              </w:rPr>
+              <w:t xml:space="preserve"> (Joomla only)</w:t>
             </w:r>
           </w:p>
         </w:tc>
@@ -18662,7 +18256,7 @@
                 <w:sz w:val="18"/>
                 <w:szCs w:val="18"/>
               </w:rPr>
-              <w:t xml:space="preserve">type, args, status, attempts, last error, run at (mirror of scheduler state for the Health page)</w:t>
+              <w:t xml:space="preserve">encrypted secrets</w:t>
             </w:r>
           </w:p>
         </w:tc>
@@ -18698,78 +18292,6 @@
                 <w:sz w:val="18"/>
                 <w:szCs w:val="18"/>
               </w:rPr>
-              <w:t xml:space="preserve">mms_settings</w:t>
-            </w:r>
-            <w:r>
-              <w:rPr>
-                <w:sz w:val="18"/>
-                <w:szCs w:val="18"/>
-              </w:rPr>
-              <w:t xml:space="preserve"> (Joomla only)</w:t>
-            </w:r>
-          </w:p>
-        </w:tc>
-        <w:tc>
-          <w:tcPr>
-            <w:tcW w:type="dxa" w:w="4680"/>
-            <w:tcBorders>
-              <w:top w:val="single" w:color="BFC7D1" w:sz="4"/>
-              <w:left w:val="single" w:color="BFC7D1" w:sz="4"/>
-              <w:bottom w:val="single" w:color="BFC7D1" w:sz="4"/>
-              <w:right w:val="single" w:color="BFC7D1" w:sz="4"/>
-            </w:tcBorders>
-            <w:tcMar>
-              <w:top w:type="dxa" w:w="60"/>
-              <w:left w:type="dxa" w:w="90"/>
-              <w:bottom w:type="dxa" w:w="60"/>
-              <w:right w:type="dxa" w:w="90"/>
-            </w:tcMar>
-          </w:tcPr>
-          <w:p>
-            <w:pPr>
-              <w:spacing w:after="0" w:line="252"/>
-            </w:pPr>
-            <w:r>
-              <w:rPr>
-                <w:sz w:val="18"/>
-                <w:szCs w:val="18"/>
-              </w:rPr>
-              <w:t xml:space="preserve">encrypted secrets</w:t>
-            </w:r>
-          </w:p>
-        </w:tc>
-      </w:tr>
-      <w:tr>
-        <w:trPr>
-          <w:cantSplit/>
-          <w:tblHeader w:val="false"/>
-        </w:trPr>
-        <w:tc>
-          <w:tcPr>
-            <w:tcW w:type="dxa" w:w="4680"/>
-            <w:tcBorders>
-              <w:top w:val="single" w:color="BFC7D1" w:sz="4"/>
-              <w:left w:val="single" w:color="BFC7D1" w:sz="4"/>
-              <w:bottom w:val="single" w:color="BFC7D1" w:sz="4"/>
-              <w:right w:val="single" w:color="BFC7D1" w:sz="4"/>
-            </w:tcBorders>
-            <w:tcMar>
-              <w:top w:type="dxa" w:w="60"/>
-              <w:left w:type="dxa" w:w="90"/>
-              <w:bottom w:type="dxa" w:w="60"/>
-              <w:right w:type="dxa" w:w="90"/>
-            </w:tcMar>
-          </w:tcPr>
-          <w:p>
-            <w:pPr>
-              <w:spacing w:after="0" w:line="252"/>
-            </w:pPr>
-            <w:r>
-              <w:rPr>
-                <w:rFonts w:ascii="Consolas" w:cs="Consolas" w:eastAsia="Consolas" w:hAnsi="Consolas"/>
-                <w:sz w:val="18"/>
-                <w:szCs w:val="18"/>
-              </w:rPr>
               <w:t xml:space="preserve">mms_schema_version</w:t>
             </w:r>
           </w:p>
@@ -18926,7 +18448,7 @@
         <w:spacing w:after="60" w:line="276"/>
       </w:pPr>
       <w:r>
-        <w:t xml:space="preserve">Rate limiting on gate attempts, playback session creation and gadget routes.</w:t>
+        <w:t xml:space="preserve">Rate limiting on gate attempts and playback session creation.</w:t>
       </w:r>
     </w:p>
     <w:p>
@@ -22179,7 +21701,7 @@
                 <w:sz w:val="18"/>
                 <w:szCs w:val="18"/>
               </w:rPr>
-              <w:t xml:space="preserve">a widget exported to WP, Joomla and Google Sites renders identically</w:t>
+              <w:t xml:space="preserve">a widget exported to WP and Joomla renders identically</w:t>
             </w:r>
           </w:p>
         </w:tc>
@@ -22530,7 +22052,7 @@
                 <w:sz w:val="18"/>
                 <w:szCs w:val="18"/>
               </w:rPr>
-              <w:t xml:space="preserve">GM (Business Profile + AI), GG gadgets</w:t>
+              <w:t xml:space="preserve">GM (Business Profile + AI)</w:t>
             </w:r>
           </w:p>
         </w:tc>
@@ -22559,7 +22081,7 @@
                 <w:sz w:val="18"/>
                 <w:szCs w:val="18"/>
               </w:rPr>
-              <w:t xml:space="preserve">post scheduled and published; gadget renders in Google Sites</w:t>
+              <w:t xml:space="preserve">post scheduled and published; AI review reply drafted and approved</w:t>
             </w:r>
           </w:p>
         </w:tc>
@@ -23041,29 +22563,7 @@
         <w:spacing w:after="120" w:line="276"/>
       </w:pPr>
       <w:r>
-        <w:t xml:space="preserve">Gaps completed from the truncated source list: </w:t>
-      </w:r>
-      <w:r>
-        <w:rPr>
-          <w:rFonts w:ascii="Consolas" w:cs="Consolas" w:eastAsia="Consolas" w:hAnsi="Consolas"/>
-          <w:sz w:val="19"/>
-          <w:szCs w:val="19"/>
-        </w:rPr>
-        <w:t xml:space="preserve">GG-05</w:t>
-      </w:r>
-      <w:r>
-        <w:t xml:space="preserve"> to </w:t>
-      </w:r>
-      <w:r>
-        <w:rPr>
-          <w:rFonts w:ascii="Consolas" w:cs="Consolas" w:eastAsia="Consolas" w:hAnsi="Consolas"/>
-          <w:sz w:val="19"/>
-          <w:szCs w:val="19"/>
-        </w:rPr>
-        <w:t xml:space="preserve">GG-07</w:t>
-      </w:r>
-      <w:r>
-        <w:t xml:space="preserve">; the My Media customer area (</w:t>
+        <w:t xml:space="preserve">Gaps completed from the source list: the My Media customer area (</w:t>
       </w:r>
       <w:r>
         <w:rPr>
@@ -23360,26 +22860,6 @@
       </w:r>
       <w:r>
         <w:t xml:space="preserve"> — two imperceptibly different encodings of an HLS segment used to encode a per-session bit sequence.</w:t>
-      </w:r>
-    </w:p>
-    <w:p>
-      <w:pPr>
-        <w:pStyle w:val="ListParagraph"/>
-        <w:numPr>
-          <w:ilvl w:val="0"/>
-          <w:numId w:val="3"/>
-        </w:numPr>
-        <w:spacing w:after="60" w:line="276"/>
-      </w:pPr>
-      <w:r>
-        <w:rPr>
-          <w:b/>
-          <w:bCs/>
-        </w:rPr>
-        <w:t xml:space="preserve">Gadget</w:t>
-      </w:r>
-      <w:r>
-        <w:t xml:space="preserve"> — a page served by the extension for embedding in Google Sites.</w:t>
       </w:r>
     </w:p>
     <w:p>
@@ -25802,130 +25282,6 @@
                 <w:sz w:val="18"/>
                 <w:szCs w:val="18"/>
               </w:rPr>
-              <w:t xml:space="preserve">Gadgets</w:t>
-            </w:r>
-          </w:p>
-        </w:tc>
-        <w:tc>
-          <w:tcPr>
-            <w:tcW w:type="dxa" w:w="4223"/>
-            <w:tcBorders>
-              <w:top w:val="single" w:color="BFC7D1" w:sz="4"/>
-              <w:left w:val="single" w:color="BFC7D1" w:sz="4"/>
-              <w:bottom w:val="single" w:color="BFC7D1" w:sz="4"/>
-              <w:right w:val="single" w:color="BFC7D1" w:sz="4"/>
-            </w:tcBorders>
-            <w:tcMar>
-              <w:top w:type="dxa" w:w="60"/>
-              <w:left w:type="dxa" w:w="90"/>
-              <w:bottom w:type="dxa" w:w="60"/>
-              <w:right w:type="dxa" w:w="90"/>
-            </w:tcMar>
-          </w:tcPr>
-          <w:p>
-            <w:pPr>
-              <w:spacing w:after="0" w:line="252"/>
-            </w:pPr>
-            <w:r>
-              <w:rPr>
-                <w:rFonts w:ascii="Consolas" w:cs="Consolas" w:eastAsia="Consolas" w:hAnsi="Consolas"/>
-                <w:sz w:val="18"/>
-                <w:szCs w:val="18"/>
-              </w:rPr>
-              <w:t xml:space="preserve">mms_gadget</w:t>
-            </w:r>
-            <w:r>
-              <w:rPr>
-                <w:sz w:val="18"/>
-                <w:szCs w:val="18"/>
-              </w:rPr>
-              <w:t xml:space="preserve"> post type, </w:t>
-            </w:r>
-            <w:r>
-              <w:rPr>
-                <w:rFonts w:ascii="Consolas" w:cs="Consolas" w:eastAsia="Consolas" w:hAnsi="Consolas"/>
-                <w:sz w:val="18"/>
-                <w:szCs w:val="18"/>
-              </w:rPr>
-              <w:t xml:space="preserve">/mms-gadget/{uuid}</w:t>
-            </w:r>
-            <w:r>
-              <w:rPr>
-                <w:sz w:val="18"/>
-                <w:szCs w:val="18"/>
-              </w:rPr>
-              <w:t xml:space="preserve"> rewrite</w:t>
-            </w:r>
-          </w:p>
-        </w:tc>
-        <w:tc>
-          <w:tcPr>
-            <w:tcW w:type="dxa" w:w="4222"/>
-            <w:tcBorders>
-              <w:top w:val="single" w:color="BFC7D1" w:sz="4"/>
-              <w:left w:val="single" w:color="BFC7D1" w:sz="4"/>
-              <w:bottom w:val="single" w:color="BFC7D1" w:sz="4"/>
-              <w:right w:val="single" w:color="BFC7D1" w:sz="4"/>
-            </w:tcBorders>
-            <w:tcMar>
-              <w:top w:type="dxa" w:w="60"/>
-              <w:left w:type="dxa" w:w="90"/>
-              <w:bottom w:type="dxa" w:w="60"/>
-              <w:right w:type="dxa" w:w="90"/>
-            </w:tcMar>
-          </w:tcPr>
-          <w:p>
-            <w:pPr>
-              <w:spacing w:after="0" w:line="252"/>
-            </w:pPr>
-            <w:r>
-              <w:rPr>
-                <w:rFonts w:ascii="Consolas" w:cs="Consolas" w:eastAsia="Consolas" w:hAnsi="Consolas"/>
-                <w:sz w:val="18"/>
-                <w:szCs w:val="18"/>
-              </w:rPr>
-              <w:t xml:space="preserve">#__mms_gadgets</w:t>
-            </w:r>
-            <w:r>
-              <w:rPr>
-                <w:sz w:val="18"/>
-                <w:szCs w:val="18"/>
-              </w:rPr>
-              <w:t xml:space="preserve">, Gadget view and menu item</w:t>
-            </w:r>
-          </w:p>
-        </w:tc>
-      </w:tr>
-      <w:tr>
-        <w:trPr>
-          <w:cantSplit/>
-          <w:tblHeader w:val="false"/>
-        </w:trPr>
-        <w:tc>
-          <w:tcPr>
-            <w:tcW w:type="dxa" w:w="915"/>
-            <w:tcBorders>
-              <w:top w:val="single" w:color="BFC7D1" w:sz="4"/>
-              <w:left w:val="single" w:color="BFC7D1" w:sz="4"/>
-              <w:bottom w:val="single" w:color="BFC7D1" w:sz="4"/>
-              <w:right w:val="single" w:color="BFC7D1" w:sz="4"/>
-            </w:tcBorders>
-            <w:tcMar>
-              <w:top w:type="dxa" w:w="60"/>
-              <w:left w:type="dxa" w:w="90"/>
-              <w:bottom w:type="dxa" w:w="60"/>
-              <w:right w:type="dxa" w:w="90"/>
-            </w:tcMar>
-          </w:tcPr>
-          <w:p>
-            <w:pPr>
-              <w:spacing w:after="0" w:line="252"/>
-            </w:pPr>
-            <w:r>
-              <w:rPr>
-                <w:sz w:val="18"/>
-                <w:szCs w:val="18"/>
-              </w:rPr>
               <w:t xml:space="preserve">Settings</w:t>
             </w:r>
           </w:p>
@@ -26157,10 +25513,10 @@
         </w:tblBorders>
       </w:tblPr>
       <w:tblGrid>
-        <w:gridCol w:w="1358"/>
-        <w:gridCol w:w="4287"/>
-        <w:gridCol w:w="1000"/>
-        <w:gridCol w:w="2715"/>
+        <w:gridCol w:w="1279"/>
+        <w:gridCol w:w="4040"/>
+        <w:gridCol w:w="1481"/>
+        <w:gridCol w:w="2560"/>
       </w:tblGrid>
       <w:tr>
         <w:trPr>
@@ -26169,7 +25525,7 @@
         </w:trPr>
         <w:tc>
           <w:tcPr>
-            <w:tcW w:type="dxa" w:w="1358"/>
+            <w:tcW w:type="dxa" w:w="1279"/>
             <w:tcBorders>
               <w:top w:val="single" w:color="BFC7D1" w:sz="4"/>
               <w:left w:val="single" w:color="BFC7D1" w:sz="4"/>
@@ -26202,7 +25558,7 @@
         </w:tc>
         <w:tc>
           <w:tcPr>
-            <w:tcW w:type="dxa" w:w="4287"/>
+            <w:tcW w:type="dxa" w:w="4040"/>
             <w:tcBorders>
               <w:top w:val="single" w:color="BFC7D1" w:sz="4"/>
               <w:left w:val="single" w:color="BFC7D1" w:sz="4"/>
@@ -26235,7 +25591,7 @@
         </w:tc>
         <w:tc>
           <w:tcPr>
-            <w:tcW w:type="dxa" w:w="1000"/>
+            <w:tcW w:type="dxa" w:w="1481"/>
             <w:tcBorders>
               <w:top w:val="single" w:color="BFC7D1" w:sz="4"/>
               <w:left w:val="single" w:color="BFC7D1" w:sz="4"/>
@@ -26268,7 +25624,7 @@
         </w:tc>
         <w:tc>
           <w:tcPr>
-            <w:tcW w:type="dxa" w:w="2715"/>
+            <w:tcW w:type="dxa" w:w="2560"/>
             <w:tcBorders>
               <w:top w:val="single" w:color="BFC7D1" w:sz="4"/>
               <w:left w:val="single" w:color="BFC7D1" w:sz="4"/>
@@ -26307,7 +25663,7 @@
         </w:trPr>
         <w:tc>
           <w:tcPr>
-            <w:tcW w:type="dxa" w:w="1358"/>
+            <w:tcW w:type="dxa" w:w="1279"/>
             <w:tcBorders>
               <w:top w:val="single" w:color="BFC7D1" w:sz="4"/>
               <w:left w:val="single" w:color="BFC7D1" w:sz="4"/>
@@ -26336,7 +25692,7 @@
         </w:tc>
         <w:tc>
           <w:tcPr>
-            <w:tcW w:type="dxa" w:w="4287"/>
+            <w:tcW w:type="dxa" w:w="4040"/>
             <w:tcBorders>
               <w:top w:val="single" w:color="BFC7D1" w:sz="4"/>
               <w:left w:val="single" w:color="BFC7D1" w:sz="4"/>
@@ -26396,7 +25752,7 @@
         </w:tc>
         <w:tc>
           <w:tcPr>
-            <w:tcW w:type="dxa" w:w="1000"/>
+            <w:tcW w:type="dxa" w:w="1481"/>
             <w:tcBorders>
               <w:top w:val="single" w:color="BFC7D1" w:sz="4"/>
               <w:left w:val="single" w:color="BFC7D1" w:sz="4"/>
@@ -26425,7 +25781,7 @@
         </w:tc>
         <w:tc>
           <w:tcPr>
-            <w:tcW w:type="dxa" w:w="2715"/>
+            <w:tcW w:type="dxa" w:w="2560"/>
             <w:tcBorders>
               <w:top w:val="single" w:color="BFC7D1" w:sz="4"/>
               <w:left w:val="single" w:color="BFC7D1" w:sz="4"/>
@@ -26460,7 +25816,7 @@
         </w:trPr>
         <w:tc>
           <w:tcPr>
-            <w:tcW w:type="dxa" w:w="1358"/>
+            <w:tcW w:type="dxa" w:w="1279"/>
             <w:tcBorders>
               <w:top w:val="single" w:color="BFC7D1" w:sz="4"/>
               <w:left w:val="single" w:color="BFC7D1" w:sz="4"/>
@@ -26489,7 +25845,7 @@
         </w:tc>
         <w:tc>
           <w:tcPr>
-            <w:tcW w:type="dxa" w:w="4287"/>
+            <w:tcW w:type="dxa" w:w="4040"/>
             <w:tcBorders>
               <w:top w:val="single" w:color="BFC7D1" w:sz="4"/>
               <w:left w:val="single" w:color="BFC7D1" w:sz="4"/>
@@ -26534,7 +25890,7 @@
         </w:tc>
         <w:tc>
           <w:tcPr>
-            <w:tcW w:type="dxa" w:w="1000"/>
+            <w:tcW w:type="dxa" w:w="1481"/>
             <w:tcBorders>
               <w:top w:val="single" w:color="BFC7D1" w:sz="4"/>
               <w:left w:val="single" w:color="BFC7D1" w:sz="4"/>
@@ -26563,7 +25919,7 @@
         </w:tc>
         <w:tc>
           <w:tcPr>
-            <w:tcW w:type="dxa" w:w="2715"/>
+            <w:tcW w:type="dxa" w:w="2560"/>
             <w:tcBorders>
               <w:top w:val="single" w:color="BFC7D1" w:sz="4"/>
               <w:left w:val="single" w:color="BFC7D1" w:sz="4"/>
@@ -26598,7 +25954,7 @@
         </w:trPr>
         <w:tc>
           <w:tcPr>
-            <w:tcW w:type="dxa" w:w="1358"/>
+            <w:tcW w:type="dxa" w:w="1279"/>
             <w:tcBorders>
               <w:top w:val="single" w:color="BFC7D1" w:sz="4"/>
               <w:left w:val="single" w:color="BFC7D1" w:sz="4"/>
@@ -26627,7 +25983,7 @@
         </w:tc>
         <w:tc>
           <w:tcPr>
-            <w:tcW w:type="dxa" w:w="4287"/>
+            <w:tcW w:type="dxa" w:w="4040"/>
             <w:tcBorders>
               <w:top w:val="single" w:color="BFC7D1" w:sz="4"/>
               <w:left w:val="single" w:color="BFC7D1" w:sz="4"/>
@@ -26687,7 +26043,7 @@
         </w:tc>
         <w:tc>
           <w:tcPr>
-            <w:tcW w:type="dxa" w:w="1000"/>
+            <w:tcW w:type="dxa" w:w="1481"/>
             <w:tcBorders>
               <w:top w:val="single" w:color="BFC7D1" w:sz="4"/>
               <w:left w:val="single" w:color="BFC7D1" w:sz="4"/>
@@ -26716,7 +26072,7 @@
         </w:tc>
         <w:tc>
           <w:tcPr>
-            <w:tcW w:type="dxa" w:w="2715"/>
+            <w:tcW w:type="dxa" w:w="2560"/>
             <w:tcBorders>
               <w:top w:val="single" w:color="BFC7D1" w:sz="4"/>
               <w:left w:val="single" w:color="BFC7D1" w:sz="4"/>
@@ -26751,7 +26107,7 @@
         </w:trPr>
         <w:tc>
           <w:tcPr>
-            <w:tcW w:type="dxa" w:w="1358"/>
+            <w:tcW w:type="dxa" w:w="1279"/>
             <w:tcBorders>
               <w:top w:val="single" w:color="BFC7D1" w:sz="4"/>
               <w:left w:val="single" w:color="BFC7D1" w:sz="4"/>
@@ -26780,7 +26136,7 @@
         </w:tc>
         <w:tc>
           <w:tcPr>
-            <w:tcW w:type="dxa" w:w="4287"/>
+            <w:tcW w:type="dxa" w:w="4040"/>
             <w:tcBorders>
               <w:top w:val="single" w:color="BFC7D1" w:sz="4"/>
               <w:left w:val="single" w:color="BFC7D1" w:sz="4"/>
@@ -26810,59 +26166,59 @@
         </w:tc>
         <w:tc>
           <w:tcPr>
-            <w:tcW w:type="dxa" w:w="1000"/>
-            <w:tcBorders>
-              <w:top w:val="single" w:color="BFC7D1" w:sz="4"/>
-              <w:left w:val="single" w:color="BFC7D1" w:sz="4"/>
-              <w:bottom w:val="single" w:color="BFC7D1" w:sz="4"/>
-              <w:right w:val="single" w:color="BFC7D1" w:sz="4"/>
-            </w:tcBorders>
-            <w:tcMar>
-              <w:top w:type="dxa" w:w="60"/>
-              <w:left w:type="dxa" w:w="90"/>
-              <w:bottom w:type="dxa" w:w="60"/>
-              <w:right w:type="dxa" w:w="90"/>
-            </w:tcMar>
-          </w:tcPr>
-          <w:p>
-            <w:pPr>
-              <w:spacing w:after="0" w:line="252"/>
-            </w:pPr>
-            <w:r>
-              <w:rPr>
-                <w:sz w:val="18"/>
-                <w:szCs w:val="18"/>
-              </w:rPr>
-              <w:t xml:space="preserve">public token</w:t>
-            </w:r>
-          </w:p>
-        </w:tc>
-        <w:tc>
-          <w:tcPr>
-            <w:tcW w:type="dxa" w:w="2715"/>
-            <w:tcBorders>
-              <w:top w:val="single" w:color="BFC7D1" w:sz="4"/>
-              <w:left w:val="single" w:color="BFC7D1" w:sz="4"/>
-              <w:bottom w:val="single" w:color="BFC7D1" w:sz="4"/>
-              <w:right w:val="single" w:color="BFC7D1" w:sz="4"/>
-            </w:tcBorders>
-            <w:tcMar>
-              <w:top w:type="dxa" w:w="60"/>
-              <w:left w:type="dxa" w:w="90"/>
-              <w:bottom w:type="dxa" w:w="60"/>
-              <w:right w:type="dxa" w:w="90"/>
-            </w:tcMar>
-          </w:tcPr>
-          <w:p>
-            <w:pPr>
-              <w:spacing w:after="0" w:line="252"/>
-            </w:pPr>
-            <w:r>
-              <w:rPr>
-                <w:sz w:val="18"/>
-                <w:szCs w:val="18"/>
-              </w:rPr>
-              <w:t xml:space="preserve">rendered HTML for embeds</w:t>
+            <w:tcW w:type="dxa" w:w="1481"/>
+            <w:tcBorders>
+              <w:top w:val="single" w:color="BFC7D1" w:sz="4"/>
+              <w:left w:val="single" w:color="BFC7D1" w:sz="4"/>
+              <w:bottom w:val="single" w:color="BFC7D1" w:sz="4"/>
+              <w:right w:val="single" w:color="BFC7D1" w:sz="4"/>
+            </w:tcBorders>
+            <w:tcMar>
+              <w:top w:type="dxa" w:w="60"/>
+              <w:left w:type="dxa" w:w="90"/>
+              <w:bottom w:type="dxa" w:w="60"/>
+              <w:right w:type="dxa" w:w="90"/>
+            </w:tcMar>
+          </w:tcPr>
+          <w:p>
+            <w:pPr>
+              <w:spacing w:after="0" w:line="252"/>
+            </w:pPr>
+            <w:r>
+              <w:rPr>
+                <w:sz w:val="18"/>
+                <w:szCs w:val="18"/>
+              </w:rPr>
+              <w:t xml:space="preserve">admin</w:t>
+            </w:r>
+          </w:p>
+        </w:tc>
+        <w:tc>
+          <w:tcPr>
+            <w:tcW w:type="dxa" w:w="2560"/>
+            <w:tcBorders>
+              <w:top w:val="single" w:color="BFC7D1" w:sz="4"/>
+              <w:left w:val="single" w:color="BFC7D1" w:sz="4"/>
+              <w:bottom w:val="single" w:color="BFC7D1" w:sz="4"/>
+              <w:right w:val="single" w:color="BFC7D1" w:sz="4"/>
+            </w:tcBorders>
+            <w:tcMar>
+              <w:top w:type="dxa" w:w="60"/>
+              <w:left w:type="dxa" w:w="90"/>
+              <w:bottom w:type="dxa" w:w="60"/>
+              <w:right w:type="dxa" w:w="90"/>
+            </w:tcMar>
+          </w:tcPr>
+          <w:p>
+            <w:pPr>
+              <w:spacing w:after="0" w:line="252"/>
+            </w:pPr>
+            <w:r>
+              <w:rPr>
+                <w:sz w:val="18"/>
+                <w:szCs w:val="18"/>
+              </w:rPr>
+              <w:t xml:space="preserve">rendered HTML preview</w:t>
             </w:r>
           </w:p>
         </w:tc>
@@ -26874,7 +26230,7 @@
         </w:trPr>
         <w:tc>
           <w:tcPr>
-            <w:tcW w:type="dxa" w:w="1358"/>
+            <w:tcW w:type="dxa" w:w="1279"/>
             <w:tcBorders>
               <w:top w:val="single" w:color="BFC7D1" w:sz="4"/>
               <w:left w:val="single" w:color="BFC7D1" w:sz="4"/>
@@ -26903,7 +26259,7 @@
         </w:tc>
         <w:tc>
           <w:tcPr>
-            <w:tcW w:type="dxa" w:w="4287"/>
+            <w:tcW w:type="dxa" w:w="4040"/>
             <w:tcBorders>
               <w:top w:val="single" w:color="BFC7D1" w:sz="4"/>
               <w:left w:val="single" w:color="BFC7D1" w:sz="4"/>
@@ -26933,7 +26289,7 @@
         </w:tc>
         <w:tc>
           <w:tcPr>
-            <w:tcW w:type="dxa" w:w="1000"/>
+            <w:tcW w:type="dxa" w:w="1481"/>
             <w:tcBorders>
               <w:top w:val="single" w:color="BFC7D1" w:sz="4"/>
               <w:left w:val="single" w:color="BFC7D1" w:sz="4"/>
@@ -26962,30 +26318,30 @@
         </w:tc>
         <w:tc>
           <w:tcPr>
-            <w:tcW w:type="dxa" w:w="2715"/>
-            <w:tcBorders>
-              <w:top w:val="single" w:color="BFC7D1" w:sz="4"/>
-              <w:left w:val="single" w:color="BFC7D1" w:sz="4"/>
-              <w:bottom w:val="single" w:color="BFC7D1" w:sz="4"/>
-              <w:right w:val="single" w:color="BFC7D1" w:sz="4"/>
-            </w:tcBorders>
-            <w:tcMar>
-              <w:top w:type="dxa" w:w="60"/>
-              <w:left w:type="dxa" w:w="90"/>
-              <w:bottom w:type="dxa" w:w="60"/>
-              <w:right w:type="dxa" w:w="90"/>
-            </w:tcMar>
-          </w:tcPr>
-          <w:p>
-            <w:pPr>
-              <w:spacing w:after="0" w:line="252"/>
-            </w:pPr>
-            <w:r>
-              <w:rPr>
-                <w:sz w:val="18"/>
-                <w:szCs w:val="18"/>
-              </w:rPr>
-              <w:t xml:space="preserve">wordpress / joomla / gsites / html</w:t>
+            <w:tcW w:type="dxa" w:w="2560"/>
+            <w:tcBorders>
+              <w:top w:val="single" w:color="BFC7D1" w:sz="4"/>
+              <w:left w:val="single" w:color="BFC7D1" w:sz="4"/>
+              <w:bottom w:val="single" w:color="BFC7D1" w:sz="4"/>
+              <w:right w:val="single" w:color="BFC7D1" w:sz="4"/>
+            </w:tcBorders>
+            <w:tcMar>
+              <w:top w:type="dxa" w:w="60"/>
+              <w:left w:type="dxa" w:w="90"/>
+              <w:bottom w:type="dxa" w:w="60"/>
+              <w:right w:type="dxa" w:w="90"/>
+            </w:tcMar>
+          </w:tcPr>
+          <w:p>
+            <w:pPr>
+              <w:spacing w:after="0" w:line="252"/>
+            </w:pPr>
+            <w:r>
+              <w:rPr>
+                <w:sz w:val="18"/>
+                <w:szCs w:val="18"/>
+              </w:rPr>
+              <w:t xml:space="preserve">wordpress / joomla / html</w:t>
             </w:r>
           </w:p>
         </w:tc>
@@ -26997,7 +26353,7 @@
         </w:trPr>
         <w:tc>
           <w:tcPr>
-            <w:tcW w:type="dxa" w:w="1358"/>
+            <w:tcW w:type="dxa" w:w="1279"/>
             <w:tcBorders>
               <w:top w:val="single" w:color="BFC7D1" w:sz="4"/>
               <w:left w:val="single" w:color="BFC7D1" w:sz="4"/>
@@ -27026,7 +26382,7 @@
         </w:tc>
         <w:tc>
           <w:tcPr>
-            <w:tcW w:type="dxa" w:w="4287"/>
+            <w:tcW w:type="dxa" w:w="4040"/>
             <w:tcBorders>
               <w:top w:val="single" w:color="BFC7D1" w:sz="4"/>
               <w:left w:val="single" w:color="BFC7D1" w:sz="4"/>
@@ -27086,7 +26442,7 @@
         </w:tc>
         <w:tc>
           <w:tcPr>
-            <w:tcW w:type="dxa" w:w="1000"/>
+            <w:tcW w:type="dxa" w:w="1481"/>
             <w:tcBorders>
               <w:top w:val="single" w:color="BFC7D1" w:sz="4"/>
               <w:left w:val="single" w:color="BFC7D1" w:sz="4"/>
@@ -27115,7 +26471,7 @@
         </w:tc>
         <w:tc>
           <w:tcPr>
-            <w:tcW w:type="dxa" w:w="2715"/>
+            <w:tcW w:type="dxa" w:w="2560"/>
             <w:tcBorders>
               <w:top w:val="single" w:color="BFC7D1" w:sz="4"/>
               <w:left w:val="single" w:color="BFC7D1" w:sz="4"/>
@@ -27150,7 +26506,7 @@
         </w:trPr>
         <w:tc>
           <w:tcPr>
-            <w:tcW w:type="dxa" w:w="1358"/>
+            <w:tcW w:type="dxa" w:w="1279"/>
             <w:tcBorders>
               <w:top w:val="single" w:color="BFC7D1" w:sz="4"/>
               <w:left w:val="single" w:color="BFC7D1" w:sz="4"/>
@@ -27179,7 +26535,7 @@
         </w:tc>
         <w:tc>
           <w:tcPr>
-            <w:tcW w:type="dxa" w:w="4287"/>
+            <w:tcW w:type="dxa" w:w="4040"/>
             <w:tcBorders>
               <w:top w:val="single" w:color="BFC7D1" w:sz="4"/>
               <w:left w:val="single" w:color="BFC7D1" w:sz="4"/>
@@ -27224,7 +26580,7 @@
         </w:tc>
         <w:tc>
           <w:tcPr>
-            <w:tcW w:type="dxa" w:w="1000"/>
+            <w:tcW w:type="dxa" w:w="1481"/>
             <w:tcBorders>
               <w:top w:val="single" w:color="BFC7D1" w:sz="4"/>
               <w:left w:val="single" w:color="BFC7D1" w:sz="4"/>
@@ -27253,7 +26609,7 @@
         </w:tc>
         <w:tc>
           <w:tcPr>
-            <w:tcW w:type="dxa" w:w="2715"/>
+            <w:tcW w:type="dxa" w:w="2560"/>
             <w:tcBorders>
               <w:top w:val="single" w:color="BFC7D1" w:sz="4"/>
               <w:left w:val="single" w:color="BFC7D1" w:sz="4"/>
@@ -27288,7 +26644,7 @@
         </w:trPr>
         <w:tc>
           <w:tcPr>
-            <w:tcW w:type="dxa" w:w="1358"/>
+            <w:tcW w:type="dxa" w:w="1279"/>
             <w:tcBorders>
               <w:top w:val="single" w:color="BFC7D1" w:sz="4"/>
               <w:left w:val="single" w:color="BFC7D1" w:sz="4"/>
@@ -27317,7 +26673,7 @@
         </w:tc>
         <w:tc>
           <w:tcPr>
-            <w:tcW w:type="dxa" w:w="4287"/>
+            <w:tcW w:type="dxa" w:w="4040"/>
             <w:tcBorders>
               <w:top w:val="single" w:color="BFC7D1" w:sz="4"/>
               <w:left w:val="single" w:color="BFC7D1" w:sz="4"/>
@@ -27347,7 +26703,7 @@
         </w:tc>
         <w:tc>
           <w:tcPr>
-            <w:tcW w:type="dxa" w:w="1000"/>
+            <w:tcW w:type="dxa" w:w="1481"/>
             <w:tcBorders>
               <w:top w:val="single" w:color="BFC7D1" w:sz="4"/>
               <w:left w:val="single" w:color="BFC7D1" w:sz="4"/>
@@ -27376,7 +26732,7 @@
         </w:tc>
         <w:tc>
           <w:tcPr>
-            <w:tcW w:type="dxa" w:w="2715"/>
+            <w:tcW w:type="dxa" w:w="2560"/>
             <w:tcBorders>
               <w:top w:val="single" w:color="BFC7D1" w:sz="4"/>
               <w:left w:val="single" w:color="BFC7D1" w:sz="4"/>
@@ -27411,7 +26767,7 @@
         </w:trPr>
         <w:tc>
           <w:tcPr>
-            <w:tcW w:type="dxa" w:w="1358"/>
+            <w:tcW w:type="dxa" w:w="1279"/>
             <w:tcBorders>
               <w:top w:val="single" w:color="BFC7D1" w:sz="4"/>
               <w:left w:val="single" w:color="BFC7D1" w:sz="4"/>
@@ -27440,7 +26796,7 @@
         </w:tc>
         <w:tc>
           <w:tcPr>
-            <w:tcW w:type="dxa" w:w="4287"/>
+            <w:tcW w:type="dxa" w:w="4040"/>
             <w:tcBorders>
               <w:top w:val="single" w:color="BFC7D1" w:sz="4"/>
               <w:left w:val="single" w:color="BFC7D1" w:sz="4"/>
@@ -27470,7 +26826,7 @@
         </w:tc>
         <w:tc>
           <w:tcPr>
-            <w:tcW w:type="dxa" w:w="1000"/>
+            <w:tcW w:type="dxa" w:w="1481"/>
             <w:tcBorders>
               <w:top w:val="single" w:color="BFC7D1" w:sz="4"/>
               <w:left w:val="single" w:color="BFC7D1" w:sz="4"/>
@@ -27499,7 +26855,7 @@
         </w:tc>
         <w:tc>
           <w:tcPr>
-            <w:tcW w:type="dxa" w:w="2715"/>
+            <w:tcW w:type="dxa" w:w="2560"/>
             <w:tcBorders>
               <w:top w:val="single" w:color="BFC7D1" w:sz="4"/>
               <w:left w:val="single" w:color="BFC7D1" w:sz="4"/>
@@ -27534,7 +26890,7 @@
         </w:trPr>
         <w:tc>
           <w:tcPr>
-            <w:tcW w:type="dxa" w:w="1358"/>
+            <w:tcW w:type="dxa" w:w="1279"/>
             <w:tcBorders>
               <w:top w:val="single" w:color="BFC7D1" w:sz="4"/>
               <w:left w:val="single" w:color="BFC7D1" w:sz="4"/>
@@ -27563,7 +26919,7 @@
         </w:tc>
         <w:tc>
           <w:tcPr>
-            <w:tcW w:type="dxa" w:w="4287"/>
+            <w:tcW w:type="dxa" w:w="4040"/>
             <w:tcBorders>
               <w:top w:val="single" w:color="BFC7D1" w:sz="4"/>
               <w:left w:val="single" w:color="BFC7D1" w:sz="4"/>
@@ -27593,36 +26949,36 @@
         </w:tc>
         <w:tc>
           <w:tcPr>
-            <w:tcW w:type="dxa" w:w="1000"/>
-            <w:tcBorders>
-              <w:top w:val="single" w:color="BFC7D1" w:sz="4"/>
-              <w:left w:val="single" w:color="BFC7D1" w:sz="4"/>
-              <w:bottom w:val="single" w:color="BFC7D1" w:sz="4"/>
-              <w:right w:val="single" w:color="BFC7D1" w:sz="4"/>
-            </w:tcBorders>
-            <w:tcMar>
-              <w:top w:type="dxa" w:w="60"/>
-              <w:left w:type="dxa" w:w="90"/>
-              <w:bottom w:type="dxa" w:w="60"/>
-              <w:right w:type="dxa" w:w="90"/>
-            </w:tcMar>
-          </w:tcPr>
-          <w:p>
-            <w:pPr>
-              <w:spacing w:after="0" w:line="252"/>
-            </w:pPr>
-            <w:r>
-              <w:rPr>
-                <w:sz w:val="18"/>
-                <w:szCs w:val="18"/>
-              </w:rPr>
-              <w:t xml:space="preserve">public + token</w:t>
-            </w:r>
-          </w:p>
-        </w:tc>
-        <w:tc>
-          <w:tcPr>
-            <w:tcW w:type="dxa" w:w="2715"/>
+            <w:tcW w:type="dxa" w:w="1481"/>
+            <w:tcBorders>
+              <w:top w:val="single" w:color="BFC7D1" w:sz="4"/>
+              <w:left w:val="single" w:color="BFC7D1" w:sz="4"/>
+              <w:bottom w:val="single" w:color="BFC7D1" w:sz="4"/>
+              <w:right w:val="single" w:color="BFC7D1" w:sz="4"/>
+            </w:tcBorders>
+            <w:tcMar>
+              <w:top w:type="dxa" w:w="60"/>
+              <w:left w:type="dxa" w:w="90"/>
+              <w:bottom w:type="dxa" w:w="60"/>
+              <w:right w:type="dxa" w:w="90"/>
+            </w:tcMar>
+          </w:tcPr>
+          <w:p>
+            <w:pPr>
+              <w:spacing w:after="0" w:line="252"/>
+            </w:pPr>
+            <w:r>
+              <w:rPr>
+                <w:sz w:val="18"/>
+                <w:szCs w:val="18"/>
+              </w:rPr>
+              <w:t xml:space="preserve">public + session token</w:t>
+            </w:r>
+          </w:p>
+        </w:tc>
+        <w:tc>
+          <w:tcPr>
+            <w:tcW w:type="dxa" w:w="2560"/>
             <w:tcBorders>
               <w:top w:val="single" w:color="BFC7D1" w:sz="4"/>
               <w:left w:val="single" w:color="BFC7D1" w:sz="4"/>
@@ -27657,7 +27013,7 @@
         </w:trPr>
         <w:tc>
           <w:tcPr>
-            <w:tcW w:type="dxa" w:w="1358"/>
+            <w:tcW w:type="dxa" w:w="1279"/>
             <w:tcBorders>
               <w:top w:val="single" w:color="BFC7D1" w:sz="4"/>
               <w:left w:val="single" w:color="BFC7D1" w:sz="4"/>
@@ -27686,7 +27042,7 @@
         </w:tc>
         <w:tc>
           <w:tcPr>
-            <w:tcW w:type="dxa" w:w="4287"/>
+            <w:tcW w:type="dxa" w:w="4040"/>
             <w:tcBorders>
               <w:top w:val="single" w:color="BFC7D1" w:sz="4"/>
               <w:left w:val="single" w:color="BFC7D1" w:sz="4"/>
@@ -27716,7 +27072,7 @@
         </w:tc>
         <w:tc>
           <w:tcPr>
-            <w:tcW w:type="dxa" w:w="1000"/>
+            <w:tcW w:type="dxa" w:w="1481"/>
             <w:tcBorders>
               <w:top w:val="single" w:color="BFC7D1" w:sz="4"/>
               <w:left w:val="single" w:color="BFC7D1" w:sz="4"/>
@@ -27745,7 +27101,7 @@
         </w:tc>
         <w:tc>
           <w:tcPr>
-            <w:tcW w:type="dxa" w:w="2715"/>
+            <w:tcW w:type="dxa" w:w="2560"/>
             <w:tcBorders>
               <w:top w:val="single" w:color="BFC7D1" w:sz="4"/>
               <w:left w:val="single" w:color="BFC7D1" w:sz="4"/>
@@ -27780,7 +27136,7 @@
         </w:trPr>
         <w:tc>
           <w:tcPr>
-            <w:tcW w:type="dxa" w:w="1358"/>
+            <w:tcW w:type="dxa" w:w="1279"/>
             <w:tcBorders>
               <w:top w:val="single" w:color="BFC7D1" w:sz="4"/>
               <w:left w:val="single" w:color="BFC7D1" w:sz="4"/>
@@ -27809,7 +27165,7 @@
         </w:tc>
         <w:tc>
           <w:tcPr>
-            <w:tcW w:type="dxa" w:w="4287"/>
+            <w:tcW w:type="dxa" w:w="4040"/>
             <w:tcBorders>
               <w:top w:val="single" w:color="BFC7D1" w:sz="4"/>
               <w:left w:val="single" w:color="BFC7D1" w:sz="4"/>
@@ -27884,7 +27240,7 @@
         </w:tc>
         <w:tc>
           <w:tcPr>
-            <w:tcW w:type="dxa" w:w="1000"/>
+            <w:tcW w:type="dxa" w:w="1481"/>
             <w:tcBorders>
               <w:top w:val="single" w:color="BFC7D1" w:sz="4"/>
               <w:left w:val="single" w:color="BFC7D1" w:sz="4"/>
@@ -27913,7 +27269,7 @@
         </w:tc>
         <w:tc>
           <w:tcPr>
-            <w:tcW w:type="dxa" w:w="2715"/>
+            <w:tcW w:type="dxa" w:w="2560"/>
             <w:tcBorders>
               <w:top w:val="single" w:color="BFC7D1" w:sz="4"/>
               <w:left w:val="single" w:color="BFC7D1" w:sz="4"/>
@@ -27948,7 +27304,7 @@
         </w:trPr>
         <w:tc>
           <w:tcPr>
-            <w:tcW w:type="dxa" w:w="1358"/>
+            <w:tcW w:type="dxa" w:w="1279"/>
             <w:tcBorders>
               <w:top w:val="single" w:color="BFC7D1" w:sz="4"/>
               <w:left w:val="single" w:color="BFC7D1" w:sz="4"/>
@@ -27977,7 +27333,7 @@
         </w:tc>
         <w:tc>
           <w:tcPr>
-            <w:tcW w:type="dxa" w:w="4287"/>
+            <w:tcW w:type="dxa" w:w="4040"/>
             <w:tcBorders>
               <w:top w:val="single" w:color="BFC7D1" w:sz="4"/>
               <w:left w:val="single" w:color="BFC7D1" w:sz="4"/>
@@ -28022,7 +27378,7 @@
         </w:tc>
         <w:tc>
           <w:tcPr>
-            <w:tcW w:type="dxa" w:w="1000"/>
+            <w:tcW w:type="dxa" w:w="1481"/>
             <w:tcBorders>
               <w:top w:val="single" w:color="BFC7D1" w:sz="4"/>
               <w:left w:val="single" w:color="BFC7D1" w:sz="4"/>
@@ -28051,7 +27407,7 @@
         </w:tc>
         <w:tc>
           <w:tcPr>
-            <w:tcW w:type="dxa" w:w="2715"/>
+            <w:tcW w:type="dxa" w:w="2560"/>
             <w:tcBorders>
               <w:top w:val="single" w:color="BFC7D1" w:sz="4"/>
               <w:left w:val="single" w:color="BFC7D1" w:sz="4"/>
@@ -28086,7 +27442,7 @@
         </w:trPr>
         <w:tc>
           <w:tcPr>
-            <w:tcW w:type="dxa" w:w="1358"/>
+            <w:tcW w:type="dxa" w:w="1279"/>
             <w:tcBorders>
               <w:top w:val="single" w:color="BFC7D1" w:sz="4"/>
               <w:left w:val="single" w:color="BFC7D1" w:sz="4"/>
@@ -28115,7 +27471,7 @@
         </w:tc>
         <w:tc>
           <w:tcPr>
-            <w:tcW w:type="dxa" w:w="4287"/>
+            <w:tcW w:type="dxa" w:w="4040"/>
             <w:tcBorders>
               <w:top w:val="single" w:color="BFC7D1" w:sz="4"/>
               <w:left w:val="single" w:color="BFC7D1" w:sz="4"/>
@@ -28160,7 +27516,7 @@
         </w:tc>
         <w:tc>
           <w:tcPr>
-            <w:tcW w:type="dxa" w:w="1000"/>
+            <w:tcW w:type="dxa" w:w="1481"/>
             <w:tcBorders>
               <w:top w:val="single" w:color="BFC7D1" w:sz="4"/>
               <w:left w:val="single" w:color="BFC7D1" w:sz="4"/>
@@ -28189,7 +27545,7 @@
         </w:tc>
         <w:tc>
           <w:tcPr>
-            <w:tcW w:type="dxa" w:w="2715"/>
+            <w:tcW w:type="dxa" w:w="2560"/>
             <w:tcBorders>
               <w:top w:val="single" w:color="BFC7D1" w:sz="4"/>
               <w:left w:val="single" w:color="BFC7D1" w:sz="4"/>
@@ -28224,7 +27580,7 @@
         </w:trPr>
         <w:tc>
           <w:tcPr>
-            <w:tcW w:type="dxa" w:w="1358"/>
+            <w:tcW w:type="dxa" w:w="1279"/>
             <w:tcBorders>
               <w:top w:val="single" w:color="BFC7D1" w:sz="4"/>
               <w:left w:val="single" w:color="BFC7D1" w:sz="4"/>
@@ -28253,7 +27609,7 @@
         </w:tc>
         <w:tc>
           <w:tcPr>
-            <w:tcW w:type="dxa" w:w="4287"/>
+            <w:tcW w:type="dxa" w:w="4040"/>
             <w:tcBorders>
               <w:top w:val="single" w:color="BFC7D1" w:sz="4"/>
               <w:left w:val="single" w:color="BFC7D1" w:sz="4"/>
@@ -28298,7 +27654,7 @@
         </w:tc>
         <w:tc>
           <w:tcPr>
-            <w:tcW w:type="dxa" w:w="1000"/>
+            <w:tcW w:type="dxa" w:w="1481"/>
             <w:tcBorders>
               <w:top w:val="single" w:color="BFC7D1" w:sz="4"/>
               <w:left w:val="single" w:color="BFC7D1" w:sz="4"/>
@@ -28327,7 +27683,7 @@
         </w:tc>
         <w:tc>
           <w:tcPr>
-            <w:tcW w:type="dxa" w:w="2715"/>
+            <w:tcW w:type="dxa" w:w="2560"/>
             <w:tcBorders>
               <w:top w:val="single" w:color="BFC7D1" w:sz="4"/>
               <w:left w:val="single" w:color="BFC7D1" w:sz="4"/>
@@ -28362,7 +27718,7 @@
         </w:trPr>
         <w:tc>
           <w:tcPr>
-            <w:tcW w:type="dxa" w:w="1358"/>
+            <w:tcW w:type="dxa" w:w="1279"/>
             <w:tcBorders>
               <w:top w:val="single" w:color="BFC7D1" w:sz="4"/>
               <w:left w:val="single" w:color="BFC7D1" w:sz="4"/>
@@ -28391,7 +27747,7 @@
         </w:tc>
         <w:tc>
           <w:tcPr>
-            <w:tcW w:type="dxa" w:w="4287"/>
+            <w:tcW w:type="dxa" w:w="4040"/>
             <w:tcBorders>
               <w:top w:val="single" w:color="BFC7D1" w:sz="4"/>
               <w:left w:val="single" w:color="BFC7D1" w:sz="4"/>
@@ -28436,7 +27792,7 @@
         </w:tc>
         <w:tc>
           <w:tcPr>
-            <w:tcW w:type="dxa" w:w="1000"/>
+            <w:tcW w:type="dxa" w:w="1481"/>
             <w:tcBorders>
               <w:top w:val="single" w:color="BFC7D1" w:sz="4"/>
               <w:left w:val="single" w:color="BFC7D1" w:sz="4"/>
@@ -28465,7 +27821,7 @@
         </w:tc>
         <w:tc>
           <w:tcPr>
-            <w:tcW w:type="dxa" w:w="2715"/>
+            <w:tcW w:type="dxa" w:w="2560"/>
             <w:tcBorders>
               <w:top w:val="single" w:color="BFC7D1" w:sz="4"/>
               <w:left w:val="single" w:color="BFC7D1" w:sz="4"/>
@@ -28500,7 +27856,7 @@
         </w:trPr>
         <w:tc>
           <w:tcPr>
-            <w:tcW w:type="dxa" w:w="1358"/>
+            <w:tcW w:type="dxa" w:w="1279"/>
             <w:tcBorders>
               <w:top w:val="single" w:color="BFC7D1" w:sz="4"/>
               <w:left w:val="single" w:color="BFC7D1" w:sz="4"/>
@@ -28529,7 +27885,7 @@
         </w:tc>
         <w:tc>
           <w:tcPr>
-            <w:tcW w:type="dxa" w:w="4287"/>
+            <w:tcW w:type="dxa" w:w="4040"/>
             <w:tcBorders>
               <w:top w:val="single" w:color="BFC7D1" w:sz="4"/>
               <w:left w:val="single" w:color="BFC7D1" w:sz="4"/>
@@ -28559,7 +27915,7 @@
         </w:tc>
         <w:tc>
           <w:tcPr>
-            <w:tcW w:type="dxa" w:w="1000"/>
+            <w:tcW w:type="dxa" w:w="1481"/>
             <w:tcBorders>
               <w:top w:val="single" w:color="BFC7D1" w:sz="4"/>
               <w:left w:val="single" w:color="BFC7D1" w:sz="4"/>
@@ -28588,7 +27944,7 @@
         </w:tc>
         <w:tc>
           <w:tcPr>
-            <w:tcW w:type="dxa" w:w="2715"/>
+            <w:tcW w:type="dxa" w:w="2560"/>
             <w:tcBorders>
               <w:top w:val="single" w:color="BFC7D1" w:sz="4"/>
               <w:left w:val="single" w:color="BFC7D1" w:sz="4"/>
@@ -28623,7 +27979,7 @@
         </w:trPr>
         <w:tc>
           <w:tcPr>
-            <w:tcW w:type="dxa" w:w="1358"/>
+            <w:tcW w:type="dxa" w:w="1279"/>
             <w:tcBorders>
               <w:top w:val="single" w:color="BFC7D1" w:sz="4"/>
               <w:left w:val="single" w:color="BFC7D1" w:sz="4"/>
@@ -28652,7 +28008,7 @@
         </w:tc>
         <w:tc>
           <w:tcPr>
-            <w:tcW w:type="dxa" w:w="4287"/>
+            <w:tcW w:type="dxa" w:w="4040"/>
             <w:tcBorders>
               <w:top w:val="single" w:color="BFC7D1" w:sz="4"/>
               <w:left w:val="single" w:color="BFC7D1" w:sz="4"/>
@@ -28682,7 +28038,7 @@
         </w:tc>
         <w:tc>
           <w:tcPr>
-            <w:tcW w:type="dxa" w:w="1000"/>
+            <w:tcW w:type="dxa" w:w="1481"/>
             <w:tcBorders>
               <w:top w:val="single" w:color="BFC7D1" w:sz="4"/>
               <w:left w:val="single" w:color="BFC7D1" w:sz="4"/>
@@ -28711,7 +28067,7 @@
         </w:tc>
         <w:tc>
           <w:tcPr>
-            <w:tcW w:type="dxa" w:w="2715"/>
+            <w:tcW w:type="dxa" w:w="2560"/>
             <w:tcBorders>
               <w:top w:val="single" w:color="BFC7D1" w:sz="4"/>
               <w:left w:val="single" w:color="BFC7D1" w:sz="4"/>
@@ -28746,7 +28102,7 @@
         </w:trPr>
         <w:tc>
           <w:tcPr>
-            <w:tcW w:type="dxa" w:w="1358"/>
+            <w:tcW w:type="dxa" w:w="1279"/>
             <w:tcBorders>
               <w:top w:val="single" w:color="BFC7D1" w:sz="4"/>
               <w:left w:val="single" w:color="BFC7D1" w:sz="4"/>
@@ -28775,7 +28131,7 @@
         </w:tc>
         <w:tc>
           <w:tcPr>
-            <w:tcW w:type="dxa" w:w="4287"/>
+            <w:tcW w:type="dxa" w:w="4040"/>
             <w:tcBorders>
               <w:top w:val="single" w:color="BFC7D1" w:sz="4"/>
               <w:left w:val="single" w:color="BFC7D1" w:sz="4"/>
@@ -28850,7 +28206,7 @@
         </w:tc>
         <w:tc>
           <w:tcPr>
-            <w:tcW w:type="dxa" w:w="1000"/>
+            <w:tcW w:type="dxa" w:w="1481"/>
             <w:tcBorders>
               <w:top w:val="single" w:color="BFC7D1" w:sz="4"/>
               <w:left w:val="single" w:color="BFC7D1" w:sz="4"/>
@@ -28879,7 +28235,7 @@
         </w:tc>
         <w:tc>
           <w:tcPr>
-            <w:tcW w:type="dxa" w:w="2715"/>
+            <w:tcW w:type="dxa" w:w="2560"/>
             <w:tcBorders>
               <w:top w:val="single" w:color="BFC7D1" w:sz="4"/>
               <w:left w:val="single" w:color="BFC7D1" w:sz="4"/>
@@ -28914,7 +28270,7 @@
         </w:trPr>
         <w:tc>
           <w:tcPr>
-            <w:tcW w:type="dxa" w:w="1358"/>
+            <w:tcW w:type="dxa" w:w="1279"/>
             <w:tcBorders>
               <w:top w:val="single" w:color="BFC7D1" w:sz="4"/>
               <w:left w:val="single" w:color="BFC7D1" w:sz="4"/>
@@ -28943,7 +28299,7 @@
         </w:tc>
         <w:tc>
           <w:tcPr>
-            <w:tcW w:type="dxa" w:w="4287"/>
+            <w:tcW w:type="dxa" w:w="4040"/>
             <w:tcBorders>
               <w:top w:val="single" w:color="BFC7D1" w:sz="4"/>
               <w:left w:val="single" w:color="BFC7D1" w:sz="4"/>
@@ -29033,7 +28389,7 @@
         </w:tc>
         <w:tc>
           <w:tcPr>
-            <w:tcW w:type="dxa" w:w="1000"/>
+            <w:tcW w:type="dxa" w:w="1481"/>
             <w:tcBorders>
               <w:top w:val="single" w:color="BFC7D1" w:sz="4"/>
               <w:left w:val="single" w:color="BFC7D1" w:sz="4"/>
@@ -29062,7 +28418,7 @@
         </w:tc>
         <w:tc>
           <w:tcPr>
-            <w:tcW w:type="dxa" w:w="2715"/>
+            <w:tcW w:type="dxa" w:w="2560"/>
             <w:tcBorders>
               <w:top w:val="single" w:color="BFC7D1" w:sz="4"/>
               <w:left w:val="single" w:color="BFC7D1" w:sz="4"/>
@@ -29097,36 +28453,36 @@
         </w:trPr>
         <w:tc>
           <w:tcPr>
-            <w:tcW w:type="dxa" w:w="1358"/>
-            <w:tcBorders>
-              <w:top w:val="single" w:color="BFC7D1" w:sz="4"/>
-              <w:left w:val="single" w:color="BFC7D1" w:sz="4"/>
-              <w:bottom w:val="single" w:color="BFC7D1" w:sz="4"/>
-              <w:right w:val="single" w:color="BFC7D1" w:sz="4"/>
-            </w:tcBorders>
-            <w:tcMar>
-              <w:top w:type="dxa" w:w="60"/>
-              <w:left w:type="dxa" w:w="90"/>
-              <w:bottom w:type="dxa" w:w="60"/>
-              <w:right w:type="dxa" w:w="90"/>
-            </w:tcMar>
-          </w:tcPr>
-          <w:p>
-            <w:pPr>
-              <w:spacing w:after="0" w:line="252"/>
-            </w:pPr>
-            <w:r>
-              <w:rPr>
-                <w:sz w:val="18"/>
-                <w:szCs w:val="18"/>
-              </w:rPr>
-              <w:t xml:space="preserve">GET/POST</w:t>
-            </w:r>
-          </w:p>
-        </w:tc>
-        <w:tc>
-          <w:tcPr>
-            <w:tcW w:type="dxa" w:w="4287"/>
+            <w:tcW w:type="dxa" w:w="1279"/>
+            <w:tcBorders>
+              <w:top w:val="single" w:color="BFC7D1" w:sz="4"/>
+              <w:left w:val="single" w:color="BFC7D1" w:sz="4"/>
+              <w:bottom w:val="single" w:color="BFC7D1" w:sz="4"/>
+              <w:right w:val="single" w:color="BFC7D1" w:sz="4"/>
+            </w:tcBorders>
+            <w:tcMar>
+              <w:top w:type="dxa" w:w="60"/>
+              <w:left w:type="dxa" w:w="90"/>
+              <w:bottom w:type="dxa" w:w="60"/>
+              <w:right w:type="dxa" w:w="90"/>
+            </w:tcMar>
+          </w:tcPr>
+          <w:p>
+            <w:pPr>
+              <w:spacing w:after="0" w:line="252"/>
+            </w:pPr>
+            <w:r>
+              <w:rPr>
+                <w:sz w:val="18"/>
+                <w:szCs w:val="18"/>
+              </w:rPr>
+              <w:t xml:space="preserve">GET</w:t>
+            </w:r>
+          </w:p>
+        </w:tc>
+        <w:tc>
+          <w:tcPr>
+            <w:tcW w:type="dxa" w:w="4040"/>
             <w:tcBorders>
               <w:top w:val="single" w:color="BFC7D1" w:sz="4"/>
               <w:left w:val="single" w:color="BFC7D1" w:sz="4"/>
@@ -29150,28 +28506,13 @@
                 <w:sz w:val="18"/>
                 <w:szCs w:val="18"/>
               </w:rPr>
-              <w:t xml:space="preserve">/gadgets</w:t>
-            </w:r>
-            <w:r>
-              <w:rPr>
-                <w:sz w:val="18"/>
-                <w:szCs w:val="18"/>
-              </w:rPr>
-              <w:t xml:space="preserve">, </w:t>
-            </w:r>
-            <w:r>
-              <w:rPr>
-                <w:rFonts w:ascii="Consolas" w:cs="Consolas" w:eastAsia="Consolas" w:hAnsi="Consolas"/>
-                <w:sz w:val="18"/>
-                <w:szCs w:val="18"/>
-              </w:rPr>
-              <w:t xml:space="preserve">/gadgets/{uuid}</w:t>
-            </w:r>
-          </w:p>
-        </w:tc>
-        <w:tc>
-          <w:tcPr>
-            <w:tcW w:type="dxa" w:w="1000"/>
+              <w:t xml:space="preserve">/health</w:t>
+            </w:r>
+          </w:p>
+        </w:tc>
+        <w:tc>
+          <w:tcPr>
+            <w:tcW w:type="dxa" w:w="1481"/>
             <w:tcBorders>
               <w:top w:val="single" w:color="BFC7D1" w:sz="4"/>
               <w:left w:val="single" w:color="BFC7D1" w:sz="4"/>
@@ -29200,130 +28541,7 @@
         </w:tc>
         <w:tc>
           <w:tcPr>
-            <w:tcW w:type="dxa" w:w="2715"/>
-            <w:tcBorders>
-              <w:top w:val="single" w:color="BFC7D1" w:sz="4"/>
-              <w:left w:val="single" w:color="BFC7D1" w:sz="4"/>
-              <w:bottom w:val="single" w:color="BFC7D1" w:sz="4"/>
-              <w:right w:val="single" w:color="BFC7D1" w:sz="4"/>
-            </w:tcBorders>
-            <w:tcMar>
-              <w:top w:type="dxa" w:w="60"/>
-              <w:left w:type="dxa" w:w="90"/>
-              <w:bottom w:type="dxa" w:w="60"/>
-              <w:right w:type="dxa" w:w="90"/>
-            </w:tcMar>
-          </w:tcPr>
-          <w:p>
-            <w:pPr>
-              <w:spacing w:after="0" w:line="252"/>
-            </w:pPr>
-            <w:r>
-              <w:rPr>
-                <w:sz w:val="18"/>
-                <w:szCs w:val="18"/>
-              </w:rPr>
-              <w:t xml:space="preserve">gadget config</w:t>
-            </w:r>
-          </w:p>
-        </w:tc>
-      </w:tr>
-      <w:tr>
-        <w:trPr>
-          <w:cantSplit/>
-          <w:tblHeader w:val="false"/>
-        </w:trPr>
-        <w:tc>
-          <w:tcPr>
-            <w:tcW w:type="dxa" w:w="1358"/>
-            <w:tcBorders>
-              <w:top w:val="single" w:color="BFC7D1" w:sz="4"/>
-              <w:left w:val="single" w:color="BFC7D1" w:sz="4"/>
-              <w:bottom w:val="single" w:color="BFC7D1" w:sz="4"/>
-              <w:right w:val="single" w:color="BFC7D1" w:sz="4"/>
-            </w:tcBorders>
-            <w:tcMar>
-              <w:top w:type="dxa" w:w="60"/>
-              <w:left w:type="dxa" w:w="90"/>
-              <w:bottom w:type="dxa" w:w="60"/>
-              <w:right w:type="dxa" w:w="90"/>
-            </w:tcMar>
-          </w:tcPr>
-          <w:p>
-            <w:pPr>
-              <w:spacing w:after="0" w:line="252"/>
-            </w:pPr>
-            <w:r>
-              <w:rPr>
-                <w:sz w:val="18"/>
-                <w:szCs w:val="18"/>
-              </w:rPr>
-              <w:t xml:space="preserve">GET</w:t>
-            </w:r>
-          </w:p>
-        </w:tc>
-        <w:tc>
-          <w:tcPr>
-            <w:tcW w:type="dxa" w:w="4287"/>
-            <w:tcBorders>
-              <w:top w:val="single" w:color="BFC7D1" w:sz="4"/>
-              <w:left w:val="single" w:color="BFC7D1" w:sz="4"/>
-              <w:bottom w:val="single" w:color="BFC7D1" w:sz="4"/>
-              <w:right w:val="single" w:color="BFC7D1" w:sz="4"/>
-            </w:tcBorders>
-            <w:tcMar>
-              <w:top w:type="dxa" w:w="60"/>
-              <w:left w:type="dxa" w:w="90"/>
-              <w:bottom w:type="dxa" w:w="60"/>
-              <w:right w:type="dxa" w:w="90"/>
-            </w:tcMar>
-          </w:tcPr>
-          <w:p>
-            <w:pPr>
-              <w:spacing w:after="0" w:line="252"/>
-            </w:pPr>
-            <w:r>
-              <w:rPr>
-                <w:rFonts w:ascii="Consolas" w:cs="Consolas" w:eastAsia="Consolas" w:hAnsi="Consolas"/>
-                <w:sz w:val="18"/>
-                <w:szCs w:val="18"/>
-              </w:rPr>
-              <w:t xml:space="preserve">/health</w:t>
-            </w:r>
-          </w:p>
-        </w:tc>
-        <w:tc>
-          <w:tcPr>
-            <w:tcW w:type="dxa" w:w="1000"/>
-            <w:tcBorders>
-              <w:top w:val="single" w:color="BFC7D1" w:sz="4"/>
-              <w:left w:val="single" w:color="BFC7D1" w:sz="4"/>
-              <w:bottom w:val="single" w:color="BFC7D1" w:sz="4"/>
-              <w:right w:val="single" w:color="BFC7D1" w:sz="4"/>
-            </w:tcBorders>
-            <w:tcMar>
-              <w:top w:type="dxa" w:w="60"/>
-              <w:left w:type="dxa" w:w="90"/>
-              <w:bottom w:type="dxa" w:w="60"/>
-              <w:right w:type="dxa" w:w="90"/>
-            </w:tcMar>
-          </w:tcPr>
-          <w:p>
-            <w:pPr>
-              <w:spacing w:after="0" w:line="252"/>
-            </w:pPr>
-            <w:r>
-              <w:rPr>
-                <w:sz w:val="18"/>
-                <w:szCs w:val="18"/>
-              </w:rPr>
-              <w:t xml:space="preserve">admin</w:t>
-            </w:r>
-          </w:p>
-        </w:tc>
-        <w:tc>
-          <w:tcPr>
-            <w:tcW w:type="dxa" w:w="2715"/>
+            <w:tcW w:type="dxa" w:w="2560"/>
             <w:tcBorders>
               <w:top w:val="single" w:color="BFC7D1" w:sz="4"/>
               <w:left w:val="single" w:color="BFC7D1" w:sz="4"/>

--- a/docs/MediaMarketplace-Studio-Design-Specification.docx
+++ b/docs/MediaMarketplace-Studio-Design-Specification.docx
@@ -30,7 +30,7 @@
         <w:t xml:space="preserve">Version:</w:t>
       </w:r>
       <w:r>
-        <w:t xml:space="preserve"> 3.0 (Rust server with WordPress and Joomla bridges)</w:t>
+        <w:t xml:space="preserve"> 4.0 (single package per CMS, single server)</w:t>
       </w:r>
     </w:p>
     <w:p>
@@ -53,10 +53,21 @@
           <w:sz w:val="19"/>
           <w:szCs w:val="19"/>
         </w:rPr>
-        <w:t xml:space="preserve">mms-server</w:t>
-      </w:r>
-      <w:r>
-        <w:t xml:space="preserve"> (one Linux binary, also as a Docker image), the MediaMarketplace Bridge plugin for WordPress, the MediaMarketplace Bridge package for Joomla</w:t>
+        <w:t xml:space="preserve">mediamarketplace-studio-wordpress-&lt;version&gt;.zip</w:t>
+      </w:r>
+      <w:r>
+        <w:t xml:space="preserve"> (WordPress plugin) and </w:t>
+      </w:r>
+      <w:r>
+        <w:rPr>
+          <w:rFonts w:ascii="Consolas" w:cs="Consolas" w:eastAsia="Consolas" w:hAnsi="Consolas"/>
+          <w:sz w:val="19"/>
+          <w:szCs w:val="19"/>
+        </w:rPr>
+        <w:t xml:space="preserve">mediamarketplace-studio-joomla-&lt;version&gt;.zip</w:t>
+      </w:r>
+      <w:r>
+        <w:t xml:space="preserve"> (Joomla package). Each contains the marketplace server.</w:t>
       </w:r>
     </w:p>
     <w:p>
@@ -71,7 +82,7 @@
         <w:t xml:space="preserve">Hosting model:</w:t>
       </w:r>
       <w:r>
-        <w:t xml:space="preserve"> self-hosted by the merchant; no vendor account, no WooCommerce, no VirtueMart</w:t>
+        <w:t xml:space="preserve"> everything runs on the website's own Linux server; no second server, no vendor account, no WooCommerce, no VirtueMart</w:t>
       </w:r>
     </w:p>
     <w:p>
@@ -206,7 +217,7 @@
           <w:sz w:val="21"/>
           <w:szCs w:val="21"/>
         </w:rPr>
-        <w:t xml:space="preserve">2. Server design (mms-server)</w:t>
+        <w:t xml:space="preserve">2. Package design</w:t>
       </w:r>
     </w:p>
     <w:p>
@@ -221,7 +232,7 @@
           <w:sz w:val="19"/>
           <w:szCs w:val="19"/>
         </w:rPr>
-        <w:t xml:space="preserve">2.1 Technology</w:t>
+        <w:t xml:space="preserve">2.1 What is in each zip</w:t>
       </w:r>
     </w:p>
     <w:p>
@@ -236,7 +247,7 @@
           <w:sz w:val="19"/>
           <w:szCs w:val="19"/>
         </w:rPr>
-        <w:t xml:space="preserve">2.2 Workspace layout</w:t>
+        <w:t xml:space="preserve">2.2 Lifecycle on the website's server</w:t>
       </w:r>
     </w:p>
     <w:p>
@@ -251,7 +262,7 @@
           <w:sz w:val="19"/>
           <w:szCs w:val="19"/>
         </w:rPr>
-        <w:t xml:space="preserve">2.3 Command line</w:t>
+        <w:t xml:space="preserve">2.3 Data directory</w:t>
       </w:r>
     </w:p>
     <w:p>
@@ -266,7 +277,7 @@
           <w:sz w:val="19"/>
           <w:szCs w:val="19"/>
         </w:rPr>
-        <w:t xml:space="preserve">2.4 Configuration (mms.toml)</w:t>
+        <w:t xml:space="preserve">2.4 Technology (server)</w:t>
       </w:r>
     </w:p>
     <w:p>
@@ -281,7 +292,7 @@
           <w:sz w:val="19"/>
           <w:szCs w:val="19"/>
         </w:rPr>
-        <w:t xml:space="preserve">2.5 Storage</w:t>
+        <w:t xml:space="preserve">2.5 Mount path and URLs</w:t>
       </w:r>
     </w:p>
     <w:p>
@@ -311,7 +322,7 @@
           <w:sz w:val="19"/>
           <w:szCs w:val="19"/>
         </w:rPr>
-        <w:t xml:space="preserve">2.7 HTTP surface</w:t>
+        <w:t xml:space="preserve">2.7 Command line (developers and support)</w:t>
       </w:r>
     </w:p>
     <w:p>
@@ -326,22 +337,7 @@
           <w:sz w:val="19"/>
           <w:szCs w:val="19"/>
         </w:rPr>
-        <w:t xml:space="preserve">2.8 Background jobs</w:t>
-      </w:r>
-    </w:p>
-    <w:p>
-      <w:pPr>
-        <w:spacing w:after="30"/>
-        <w:ind w:left="480"/>
-      </w:pPr>
-      <w:r>
-        <w:rPr>
-          <w:b w:val="false"/>
-          <w:bCs w:val="false"/>
-          <w:sz w:val="19"/>
-          <w:szCs w:val="19"/>
-        </w:rPr>
-        <w:t xml:space="preserve">2.9 Extensibility</w:t>
+        <w:t xml:space="preserve">2.8 Extensibility</w:t>
       </w:r>
     </w:p>
     <w:p>
@@ -356,7 +352,7 @@
           <w:sz w:val="21"/>
           <w:szCs w:val="21"/>
         </w:rPr>
-        <w:t xml:space="preserve">3. Bridge design</w:t>
+        <w:t xml:space="preserve">3. CMS integration</w:t>
       </w:r>
     </w:p>
     <w:p>
@@ -371,7 +367,7 @@
           <w:sz w:val="19"/>
           <w:szCs w:val="19"/>
         </w:rPr>
-        <w:t xml:space="preserve">3.1 What a bridge does</w:t>
+        <w:t xml:space="preserve">3.1 The PHP runtime (packages/shared/MmsRuntime.php)</w:t>
       </w:r>
     </w:p>
     <w:p>
@@ -386,7 +382,7 @@
           <w:sz w:val="19"/>
           <w:szCs w:val="19"/>
         </w:rPr>
-        <w:t xml:space="preserve">3.2 WordPress bridge (bridges/wordpress/mediamarketplace-bridge)</w:t>
+        <w:t xml:space="preserve">3.2 WordPress plugin</w:t>
       </w:r>
     </w:p>
     <w:p>
@@ -401,7 +397,7 @@
           <w:sz w:val="19"/>
           <w:szCs w:val="19"/>
         </w:rPr>
-        <w:t xml:space="preserve">3.3 Joomla bridge (bridges/joomla)</w:t>
+        <w:t xml:space="preserve">3.3 Joomla package</w:t>
       </w:r>
     </w:p>
     <w:p>
@@ -416,7 +412,7 @@
           <w:sz w:val="19"/>
           <w:szCs w:val="19"/>
         </w:rPr>
-        <w:t xml:space="preserve">3.4 Token contract (both bridges and the server)</w:t>
+        <w:t xml:space="preserve">3.4 Token contract (runtime and server)</w:t>
       </w:r>
     </w:p>
     <w:p>
@@ -911,7 +907,7 @@
           <w:sz w:val="21"/>
           <w:szCs w:val="21"/>
         </w:rPr>
-        <w:t xml:space="preserve">Appendix B — Bridge integration points</w:t>
+        <w:t xml:space="preserve">Appendix B — CMS integration points</w:t>
       </w:r>
     </w:p>
     <w:p>
@@ -959,7 +955,7 @@
         <w:spacing w:after="120" w:line="276"/>
       </w:pPr>
       <w:r>
-        <w:t xml:space="preserve">This specification describes one server application and two thin bridge plugins:</w:t>
+        <w:t xml:space="preserve">This specification describes one product delivered as two installable packages:</w:t>
       </w:r>
     </w:p>
     <w:p>
@@ -976,10 +972,20 @@
           <w:b/>
           <w:bCs/>
         </w:rPr>
-        <w:t xml:space="preserve">mms-server</w:t>
-      </w:r>
-      <w:r>
-        <w:t xml:space="preserve"> — a Rust web server that owns every feature in the MediaMarketplace feature list: media library, products, showcase, widget builder and templates, cart and checkout with its own payment gateways, entitlements, private pages, site passes, watermarking, image protection, copyright scanning and Google Business Profile tooling. It stores data in an embedded SQLite database and media on local disk.</w:t>
+        <w:t xml:space="preserve">MediaMarketplace Studio for WordPress</w:t>
+      </w:r>
+      <w:r>
+        <w:t xml:space="preserve"> — a plugin zip uploaded through </w:t>
+      </w:r>
+      <w:r>
+        <w:rPr>
+          <w:i/>
+          <w:iCs/>
+        </w:rPr>
+        <w:t xml:space="preserve">Plugins → Add New → Upload Plugin</w:t>
+      </w:r>
+      <w:r>
+        <w:t xml:space="preserve">.</w:t>
       </w:r>
     </w:p>
     <w:p>
@@ -996,30 +1002,20 @@
           <w:b/>
           <w:bCs/>
         </w:rPr>
-        <w:t xml:space="preserve">MediaMarketplace Bridge for WordPress</w:t>
-      </w:r>
-      <w:r>
-        <w:t xml:space="preserve"> — a small PHP plugin that embeds the server's showcases, widgets, players and cart in WordPress pages and signs logged-in WordPress users into the server with one click.</w:t>
-      </w:r>
-    </w:p>
-    <w:p>
-      <w:pPr>
-        <w:pStyle w:val="ListParagraph"/>
-        <w:numPr>
-          <w:ilvl w:val="0"/>
-          <w:numId w:val="2"/>
-        </w:numPr>
-        <w:spacing w:after="60" w:line="276"/>
-      </w:pPr>
-      <w:r>
-        <w:rPr>
-          <w:b/>
-          <w:bCs/>
-        </w:rPr>
-        <w:t xml:space="preserve">MediaMarketplace Bridge for Joomla</w:t>
-      </w:r>
-      <w:r>
-        <w:t xml:space="preserve"> — a small package (system plugin + module) that does the same for Joomla.</w:t>
+        <w:t xml:space="preserve">MediaMarketplace Studio for Joomla</w:t>
+      </w:r>
+      <w:r>
+        <w:t xml:space="preserve"> — a package zip uploaded through </w:t>
+      </w:r>
+      <w:r>
+        <w:rPr>
+          <w:i/>
+          <w:iCs/>
+        </w:rPr>
+        <w:t xml:space="preserve">System → Install → Extensions</w:t>
+      </w:r>
+      <w:r>
+        <w:t xml:space="preserve">.</w:t>
       </w:r>
     </w:p>
     <w:p>
@@ -1027,7 +1023,7 @@
         <w:spacing w:after="120" w:line="276"/>
       </w:pPr>
       <w:r>
-        <w:t xml:space="preserve">Conventions:</w:t>
+        <w:t xml:space="preserve">Each package contains the same three parts:</w:t>
       </w:r>
     </w:p>
     <w:p>
@@ -1044,21 +1040,10 @@
           <w:b/>
           <w:bCs/>
         </w:rPr>
-        <w:t xml:space="preserve">Requirement IDs</w:t>
-      </w:r>
-      <w:r>
-        <w:t xml:space="preserve"> look like </w:t>
-      </w:r>
-      <w:r>
-        <w:rPr>
-          <w:rFonts w:ascii="Consolas" w:cs="Consolas" w:eastAsia="Consolas" w:hAnsi="Consolas"/>
-          <w:sz w:val="19"/>
-          <w:szCs w:val="19"/>
-        </w:rPr>
-        <w:t xml:space="preserve">WB-03</w:t>
-      </w:r>
-      <w:r>
-        <w:t xml:space="preserve"> (module prefix + number). Every requirement is testable. Reference the ID in commit messages and test names.</w:t>
+        <w:t xml:space="preserve">mms-server</w:t>
+      </w:r>
+      <w:r>
+        <w:t xml:space="preserve">, the marketplace server. A Rust binary for Linux x86_64 that owns every feature in the feature list: media library, products, showcase, widget builder and templates, cart and checkout with its own payment gateways, entitlements, private pages, site passes, watermarking, image protection, copyright scanning and Google Business Profile tooling. It stores data in an embedded SQLite database and media on local disk.</w:t>
       </w:r>
     </w:p>
     <w:p>
@@ -1075,10 +1060,43 @@
           <w:b/>
           <w:bCs/>
         </w:rPr>
-        <w:t xml:space="preserve">MUST / SHOULD / MAY</w:t>
-      </w:r>
-      <w:r>
-        <w:t xml:space="preserve"> carry their RFC 2119 meaning.</w:t>
+        <w:t xml:space="preserve">The PHP runtime</w:t>
+      </w:r>
+      <w:r>
+        <w:t xml:space="preserve"> (</w:t>
+      </w:r>
+      <w:r>
+        <w:rPr>
+          <w:rFonts w:ascii="Consolas" w:cs="Consolas" w:eastAsia="Consolas" w:hAnsi="Consolas"/>
+          <w:sz w:val="19"/>
+          <w:szCs w:val="19"/>
+        </w:rPr>
+        <w:t xml:space="preserve">MmsRuntime.php</w:t>
+      </w:r>
+      <w:r>
+        <w:t xml:space="preserve">), which starts the binary on </w:t>
+      </w:r>
+      <w:r>
+        <w:rPr>
+          <w:rFonts w:ascii="Consolas" w:cs="Consolas" w:eastAsia="Consolas" w:hAnsi="Consolas"/>
+          <w:sz w:val="19"/>
+          <w:szCs w:val="19"/>
+        </w:rPr>
+        <w:t xml:space="preserve">127.0.0.1</w:t>
+      </w:r>
+      <w:r>
+        <w:t xml:space="preserve">, keeps it running, writes its configuration, forwards </w:t>
+      </w:r>
+      <w:r>
+        <w:rPr>
+          <w:rFonts w:ascii="Consolas" w:cs="Consolas" w:eastAsia="Consolas" w:hAnsi="Consolas"/>
+          <w:sz w:val="19"/>
+          <w:szCs w:val="19"/>
+        </w:rPr>
+        <w:t xml:space="preserve">https://site/mms/…</w:t>
+      </w:r>
+      <w:r>
+        <w:t xml:space="preserve"> requests to it, and signs one-click sign-in tokens.</w:t>
       </w:r>
     </w:p>
     <w:p>
@@ -1095,41 +1113,18 @@
           <w:b/>
           <w:bCs/>
         </w:rPr>
-        <w:t xml:space="preserve">Server</w:t>
-      </w:r>
-      <w:r>
-        <w:t xml:space="preserve"> means </w:t>
-      </w:r>
-      <w:r>
-        <w:rPr>
-          <w:rFonts w:ascii="Consolas" w:cs="Consolas" w:eastAsia="Consolas" w:hAnsi="Consolas"/>
-          <w:sz w:val="19"/>
-          <w:szCs w:val="19"/>
-        </w:rPr>
-        <w:t xml:space="preserve">mms-server</w:t>
-      </w:r>
-      <w:r>
-        <w:t xml:space="preserve">. </w:t>
-      </w:r>
-      <w:r>
-        <w:rPr>
-          <w:b/>
-          <w:bCs/>
-        </w:rPr>
-        <w:t xml:space="preserve">Bridge</w:t>
-      </w:r>
-      <w:r>
-        <w:t xml:space="preserve"> means the WordPress plugin or the Joomla package. </w:t>
-      </w:r>
-      <w:r>
-        <w:rPr>
-          <w:b/>
-          <w:bCs/>
-        </w:rPr>
-        <w:t xml:space="preserve">Host</w:t>
-      </w:r>
-      <w:r>
-        <w:t xml:space="preserve"> means WordPress or Joomla.</w:t>
+        <w:t xml:space="preserve">CMS integration</w:t>
+      </w:r>
+      <w:r>
+        <w:t xml:space="preserve">: admin menu entries, a status page, shortcodes or content tags, and (Joomla) a module.</w:t>
+      </w:r>
+    </w:p>
+    <w:p>
+      <w:pPr>
+        <w:spacing w:after="120" w:line="276"/>
+      </w:pPr>
+      <w:r>
+        <w:t xml:space="preserve">Conventions:</w:t>
       </w:r>
     </w:p>
     <w:p>
@@ -1146,6 +1141,118 @@
           <w:b/>
           <w:bCs/>
         </w:rPr>
+        <w:t xml:space="preserve">Requirement IDs</w:t>
+      </w:r>
+      <w:r>
+        <w:t xml:space="preserve"> look like </w:t>
+      </w:r>
+      <w:r>
+        <w:rPr>
+          <w:rFonts w:ascii="Consolas" w:cs="Consolas" w:eastAsia="Consolas" w:hAnsi="Consolas"/>
+          <w:sz w:val="19"/>
+          <w:szCs w:val="19"/>
+        </w:rPr>
+        <w:t xml:space="preserve">WB-03</w:t>
+      </w:r>
+      <w:r>
+        <w:t xml:space="preserve"> (module prefix + number). Every requirement is testable. Reference the ID in commit messages and test names.</w:t>
+      </w:r>
+    </w:p>
+    <w:p>
+      <w:pPr>
+        <w:pStyle w:val="ListParagraph"/>
+        <w:numPr>
+          <w:ilvl w:val="0"/>
+          <w:numId w:val="3"/>
+        </w:numPr>
+        <w:spacing w:after="60" w:line="276"/>
+      </w:pPr>
+      <w:r>
+        <w:rPr>
+          <w:b/>
+          <w:bCs/>
+        </w:rPr>
+        <w:t xml:space="preserve">MUST / SHOULD / MAY</w:t>
+      </w:r>
+      <w:r>
+        <w:t xml:space="preserve"> carry their RFC 2119 meaning.</w:t>
+      </w:r>
+    </w:p>
+    <w:p>
+      <w:pPr>
+        <w:pStyle w:val="ListParagraph"/>
+        <w:numPr>
+          <w:ilvl w:val="0"/>
+          <w:numId w:val="3"/>
+        </w:numPr>
+        <w:spacing w:after="60" w:line="276"/>
+      </w:pPr>
+      <w:r>
+        <w:rPr>
+          <w:b/>
+          <w:bCs/>
+        </w:rPr>
+        <w:t xml:space="preserve">Server</w:t>
+      </w:r>
+      <w:r>
+        <w:t xml:space="preserve"> means </w:t>
+      </w:r>
+      <w:r>
+        <w:rPr>
+          <w:rFonts w:ascii="Consolas" w:cs="Consolas" w:eastAsia="Consolas" w:hAnsi="Consolas"/>
+          <w:sz w:val="19"/>
+          <w:szCs w:val="19"/>
+        </w:rPr>
+        <w:t xml:space="preserve">mms-server</w:t>
+      </w:r>
+      <w:r>
+        <w:t xml:space="preserve">. </w:t>
+      </w:r>
+      <w:r>
+        <w:rPr>
+          <w:b/>
+          <w:bCs/>
+        </w:rPr>
+        <w:t xml:space="preserve">Runtime</w:t>
+      </w:r>
+      <w:r>
+        <w:t xml:space="preserve"> means the PHP runtime. </w:t>
+      </w:r>
+      <w:r>
+        <w:rPr>
+          <w:b/>
+          <w:bCs/>
+        </w:rPr>
+        <w:t xml:space="preserve">CMS</w:t>
+      </w:r>
+      <w:r>
+        <w:t xml:space="preserve"> means WordPress or Joomla. </w:t>
+      </w:r>
+      <w:r>
+        <w:rPr>
+          <w:b/>
+          <w:bCs/>
+        </w:rPr>
+        <w:t xml:space="preserve">Package</w:t>
+      </w:r>
+      <w:r>
+        <w:t xml:space="preserve"> means the plugin or the Joomla package.</w:t>
+      </w:r>
+    </w:p>
+    <w:p>
+      <w:pPr>
+        <w:pStyle w:val="ListParagraph"/>
+        <w:numPr>
+          <w:ilvl w:val="0"/>
+          <w:numId w:val="3"/>
+        </w:numPr>
+        <w:spacing w:after="60" w:line="276"/>
+      </w:pPr>
+      <w:r>
+        <w:rPr>
+          <w:b/>
+          <w:bCs/>
+        </w:rPr>
         <w:t xml:space="preserve">[assumption]</w:t>
       </w:r>
       <w:r>
@@ -1180,7 +1287,7 @@
         <w:spacing w:after="60" w:line="276"/>
       </w:pPr>
       <w:r>
-        <w:t xml:space="preserve">Phase 0 (§9) is implemented and tested: workspace, migrations, secrets, tokens, users, entitlements, settings, health, admin login and setup wizard, bridge sites, SSO, showcase embed, both bridge plugins, deployment files. Build on it; do not restructure it.</w:t>
+        <w:t xml:space="preserve">Phase 0 (§9) is implemented and tested: server foundation, path-prefix mounting, config-declared sites with administrator sign-on, the PHP runtime with process supervision and proxying, both packages, the build script and contract tests. Build on it; do not restructure it.</w:t>
       </w:r>
     </w:p>
     <w:p>
@@ -1193,7 +1300,7 @@
         <w:spacing w:after="60" w:line="276"/>
       </w:pPr>
       <w:r>
-        <w:t xml:space="preserve">Every feature runs on the server. Bridges never implement business logic; they only configure the connection, print embeds and build SSO links.</w:t>
+        <w:t xml:space="preserve">Every feature runs in the server. The runtime and the CMS integration never implement business logic; they start, supervise, proxy, embed and sign in.</w:t>
       </w:r>
     </w:p>
     <w:p>
@@ -1272,7 +1379,18 @@
         <w:spacing w:after="120" w:line="276"/>
       </w:pPr>
       <w:r>
-        <w:t xml:space="preserve">A self-hosted marketplace server for digital media (video, audio, images, PDFs, live sessions, consultations, gated pages) that a merchant runs on their own Linux server or Docker host, plus bridge plugins that make the store appear inside their existing WordPress or Joomla site.</w:t>
+        <w:t xml:space="preserve">A self-hosted marketplace for digital media (video, audio, images, PDFs, live sessions, consultations, gated pages) that installs into an existing WordPress or Joomla site as one package and runs entirely on that site's server. The store appears inside the site's own pages at the site's own address (</w:t>
+      </w:r>
+      <w:r>
+        <w:rPr>
+          <w:rFonts w:ascii="Consolas" w:cs="Consolas" w:eastAsia="Consolas" w:hAnsi="Consolas"/>
+          <w:sz w:val="19"/>
+          <w:szCs w:val="19"/>
+        </w:rPr>
+        <w:t xml:space="preserve">https://www.example.com/mms/…</w:t>
+      </w:r>
+      <w:r>
+        <w:t xml:space="preserve">).</w:t>
       </w:r>
     </w:p>
     <w:p>
@@ -1321,17 +1439,7 @@
         <w:spacing w:after="60" w:line="276"/>
       </w:pPr>
       <w:r>
-        <w:t xml:space="preserve">Not hard DRM. Image protection and Level 1–2 watermarks are deterrents and forensics.</w:t>
-      </w:r>
-    </w:p>
-    <w:p>
-      <w:pPr>
-        <w:pStyle w:val="Heading2"/>
-        <w:keepNext/>
-        <w:spacing w:after="120" w:before="240"/>
-      </w:pPr>
-      <w:r>
-        <w:t xml:space="preserve">1.3 Personas</w:t>
+        <w:t xml:space="preserve">Not a second server. The binary runs next to PHP on the same machine, bound to localhost, and is reached only through the CMS.</w:t>
       </w:r>
     </w:p>
     <w:p>
@@ -1344,14 +1452,17 @@
         <w:spacing w:after="60" w:line="276"/>
       </w:pPr>
       <w:r>
-        <w:rPr>
-          <w:b/>
-          <w:bCs/>
-        </w:rPr>
-        <w:t xml:space="preserve">Merchant</w:t>
-      </w:r>
-      <w:r>
-        <w:t xml:space="preserve"> — installs the server, uploads media, builds widgets, sets prices, reads sales and piracy reports.</w:t>
+        <w:t xml:space="preserve">Not hard DRM. Image protection and Level 1–2 watermarks are deterrents and forensics.</w:t>
+      </w:r>
+    </w:p>
+    <w:p>
+      <w:pPr>
+        <w:pStyle w:val="Heading2"/>
+        <w:keepNext/>
+        <w:spacing w:after="120" w:before="240"/>
+      </w:pPr>
+      <w:r>
+        <w:t xml:space="preserve">1.3 Personas</w:t>
       </w:r>
     </w:p>
     <w:p>
@@ -1368,10 +1479,10 @@
           <w:b/>
           <w:bCs/>
         </w:rPr>
-        <w:t xml:space="preserve">Designer</w:t>
-      </w:r>
-      <w:r>
-        <w:t xml:space="preserve"> — customises templates, colour schemes, animations, exports widgets.</w:t>
+        <w:t xml:space="preserve">Merchant</w:t>
+      </w:r>
+      <w:r>
+        <w:t xml:space="preserve"> — installs the package, uploads media, builds widgets, sets prices, reads sales and piracy reports.</w:t>
       </w:r>
     </w:p>
     <w:p>
@@ -1388,10 +1499,10 @@
           <w:b/>
           <w:bCs/>
         </w:rPr>
-        <w:t xml:space="preserve">Customer</w:t>
-      </w:r>
-      <w:r>
-        <w:t xml:space="preserve"> — buys, signs agreements, watches or downloads, holds a site pass.</w:t>
+        <w:t xml:space="preserve">Designer</w:t>
+      </w:r>
+      <w:r>
+        <w:t xml:space="preserve"> — customises templates, colour schemes, animations, exports widgets.</w:t>
       </w:r>
     </w:p>
     <w:p>
@@ -1408,6 +1519,26 @@
           <w:b/>
           <w:bCs/>
         </w:rPr>
+        <w:t xml:space="preserve">Customer</w:t>
+      </w:r>
+      <w:r>
+        <w:t xml:space="preserve"> — buys, signs agreements, watches or downloads, holds a site pass.</w:t>
+      </w:r>
+    </w:p>
+    <w:p>
+      <w:pPr>
+        <w:pStyle w:val="ListParagraph"/>
+        <w:numPr>
+          <w:ilvl w:val="0"/>
+          <w:numId w:val="3"/>
+        </w:numPr>
+        <w:spacing w:after="60" w:line="276"/>
+      </w:pPr>
+      <w:r>
+        <w:rPr>
+          <w:b/>
+          <w:bCs/>
+        </w:rPr>
         <w:t xml:space="preserve">Administrator / developer</w:t>
       </w:r>
       <w:r>
@@ -1429,6 +1560,1916 @@
           <w:bCs/>
         </w:rPr>
         <w:t xml:space="preserve">[assumption]</w:t>
+      </w:r>
+    </w:p>
+    <w:tbl>
+      <w:tblPr>
+        <w:tblW w:type="dxa" w:w="9360"/>
+        <w:tblBorders>
+          <w:top w:val="single" w:color="auto" w:sz="4"/>
+          <w:left w:val="single" w:color="auto" w:sz="4"/>
+          <w:bottom w:val="single" w:color="auto" w:sz="4"/>
+          <w:right w:val="single" w:color="auto" w:sz="4"/>
+          <w:insideH w:val="single" w:color="auto" w:sz="4"/>
+          <w:insideV w:val="single" w:color="auto" w:sz="4"/>
+        </w:tblBorders>
+      </w:tblPr>
+      <w:tblGrid>
+        <w:gridCol w:w="1771"/>
+        <w:gridCol w:w="7589"/>
+      </w:tblGrid>
+      <w:tr>
+        <w:trPr>
+          <w:cantSplit/>
+          <w:tblHeader/>
+        </w:trPr>
+        <w:tc>
+          <w:tcPr>
+            <w:tcW w:type="dxa" w:w="1771"/>
+            <w:tcBorders>
+              <w:top w:val="single" w:color="BFC7D1" w:sz="4"/>
+              <w:left w:val="single" w:color="BFC7D1" w:sz="4"/>
+              <w:bottom w:val="single" w:color="BFC7D1" w:sz="4"/>
+              <w:right w:val="single" w:color="BFC7D1" w:sz="4"/>
+            </w:tcBorders>
+            <w:shd w:fill="1F3A5F" w:color="auto" w:val="clear"/>
+            <w:tcMar>
+              <w:top w:type="dxa" w:w="60"/>
+              <w:left w:type="dxa" w:w="90"/>
+              <w:bottom w:type="dxa" w:w="60"/>
+              <w:right w:type="dxa" w:w="90"/>
+            </w:tcMar>
+          </w:tcPr>
+          <w:p>
+            <w:pPr>
+              <w:spacing w:after="0" w:line="252"/>
+            </w:pPr>
+            <w:r>
+              <w:rPr>
+                <w:b/>
+                <w:bCs/>
+                <w:color w:val="FFFFFF"/>
+                <w:sz w:val="18"/>
+                <w:szCs w:val="18"/>
+              </w:rPr>
+              <w:t xml:space="preserve">Component</w:t>
+            </w:r>
+          </w:p>
+        </w:tc>
+        <w:tc>
+          <w:tcPr>
+            <w:tcW w:type="dxa" w:w="7589"/>
+            <w:tcBorders>
+              <w:top w:val="single" w:color="BFC7D1" w:sz="4"/>
+              <w:left w:val="single" w:color="BFC7D1" w:sz="4"/>
+              <w:bottom w:val="single" w:color="BFC7D1" w:sz="4"/>
+              <w:right w:val="single" w:color="BFC7D1" w:sz="4"/>
+            </w:tcBorders>
+            <w:shd w:fill="1F3A5F" w:color="auto" w:val="clear"/>
+            <w:tcMar>
+              <w:top w:type="dxa" w:w="60"/>
+              <w:left w:type="dxa" w:w="90"/>
+              <w:bottom w:type="dxa" w:w="60"/>
+              <w:right w:type="dxa" w:w="90"/>
+            </w:tcMar>
+          </w:tcPr>
+          <w:p>
+            <w:pPr>
+              <w:spacing w:after="0" w:line="252"/>
+            </w:pPr>
+            <w:r>
+              <w:rPr>
+                <w:b/>
+                <w:bCs/>
+                <w:color w:val="FFFFFF"/>
+                <w:sz w:val="18"/>
+                <w:szCs w:val="18"/>
+              </w:rPr>
+              <w:t xml:space="preserve">Requirement</w:t>
+            </w:r>
+          </w:p>
+        </w:tc>
+      </w:tr>
+      <w:tr>
+        <w:trPr>
+          <w:cantSplit/>
+          <w:tblHeader w:val="false"/>
+        </w:trPr>
+        <w:tc>
+          <w:tcPr>
+            <w:tcW w:type="dxa" w:w="1771"/>
+            <w:tcBorders>
+              <w:top w:val="single" w:color="BFC7D1" w:sz="4"/>
+              <w:left w:val="single" w:color="BFC7D1" w:sz="4"/>
+              <w:bottom w:val="single" w:color="BFC7D1" w:sz="4"/>
+              <w:right w:val="single" w:color="BFC7D1" w:sz="4"/>
+            </w:tcBorders>
+            <w:tcMar>
+              <w:top w:type="dxa" w:w="60"/>
+              <w:left w:type="dxa" w:w="90"/>
+              <w:bottom w:type="dxa" w:w="60"/>
+              <w:right w:type="dxa" w:w="90"/>
+            </w:tcMar>
+          </w:tcPr>
+          <w:p>
+            <w:pPr>
+              <w:spacing w:after="0" w:line="252"/>
+            </w:pPr>
+            <w:r>
+              <w:rPr>
+                <w:sz w:val="18"/>
+                <w:szCs w:val="18"/>
+              </w:rPr>
+              <w:t xml:space="preserve">Server machine</w:t>
+            </w:r>
+          </w:p>
+        </w:tc>
+        <w:tc>
+          <w:tcPr>
+            <w:tcW w:type="dxa" w:w="7589"/>
+            <w:tcBorders>
+              <w:top w:val="single" w:color="BFC7D1" w:sz="4"/>
+              <w:left w:val="single" w:color="BFC7D1" w:sz="4"/>
+              <w:bottom w:val="single" w:color="BFC7D1" w:sz="4"/>
+              <w:right w:val="single" w:color="BFC7D1" w:sz="4"/>
+            </w:tcBorders>
+            <w:tcMar>
+              <w:top w:type="dxa" w:w="60"/>
+              <w:left w:type="dxa" w:w="90"/>
+              <w:bottom w:type="dxa" w:w="60"/>
+              <w:right w:type="dxa" w:w="90"/>
+            </w:tcMar>
+          </w:tcPr>
+          <w:p>
+            <w:pPr>
+              <w:spacing w:after="0" w:line="252"/>
+            </w:pPr>
+            <w:r>
+              <w:rPr>
+                <w:sz w:val="18"/>
+                <w:szCs w:val="18"/>
+              </w:rPr>
+              <w:t xml:space="preserve">Linux x86_64: an in-house virtual machine, a VPS or a dedicated server. PHP must be allowed to start processes (</w:t>
+            </w:r>
+            <w:r>
+              <w:rPr>
+                <w:rFonts w:ascii="Consolas" w:cs="Consolas" w:eastAsia="Consolas" w:hAnsi="Consolas"/>
+                <w:sz w:val="18"/>
+                <w:szCs w:val="18"/>
+              </w:rPr>
+              <w:t xml:space="preserve">exec</w:t>
+            </w:r>
+            <w:r>
+              <w:rPr>
+                <w:sz w:val="18"/>
+                <w:szCs w:val="18"/>
+              </w:rPr>
+              <w:t xml:space="preserve">, </w:t>
+            </w:r>
+            <w:r>
+              <w:rPr>
+                <w:rFonts w:ascii="Consolas" w:cs="Consolas" w:eastAsia="Consolas" w:hAnsi="Consolas"/>
+                <w:sz w:val="18"/>
+                <w:szCs w:val="18"/>
+              </w:rPr>
+              <w:t xml:space="preserve">proc_open</w:t>
+            </w:r>
+            <w:r>
+              <w:rPr>
+                <w:sz w:val="18"/>
+                <w:szCs w:val="18"/>
+              </w:rPr>
+              <w:t xml:space="preserve">) and the PHP curl extension must be present</w:t>
+            </w:r>
+          </w:p>
+        </w:tc>
+      </w:tr>
+      <w:tr>
+        <w:trPr>
+          <w:cantSplit/>
+          <w:tblHeader w:val="false"/>
+        </w:trPr>
+        <w:tc>
+          <w:tcPr>
+            <w:tcW w:type="dxa" w:w="1771"/>
+            <w:tcBorders>
+              <w:top w:val="single" w:color="BFC7D1" w:sz="4"/>
+              <w:left w:val="single" w:color="BFC7D1" w:sz="4"/>
+              <w:bottom w:val="single" w:color="BFC7D1" w:sz="4"/>
+              <w:right w:val="single" w:color="BFC7D1" w:sz="4"/>
+            </w:tcBorders>
+            <w:tcMar>
+              <w:top w:type="dxa" w:w="60"/>
+              <w:left w:type="dxa" w:w="90"/>
+              <w:bottom w:type="dxa" w:w="60"/>
+              <w:right w:type="dxa" w:w="90"/>
+            </w:tcMar>
+          </w:tcPr>
+          <w:p>
+            <w:pPr>
+              <w:spacing w:after="0" w:line="252"/>
+            </w:pPr>
+            <w:r>
+              <w:rPr>
+                <w:sz w:val="18"/>
+                <w:szCs w:val="18"/>
+              </w:rPr>
+              <w:t xml:space="preserve">WordPress</w:t>
+            </w:r>
+          </w:p>
+        </w:tc>
+        <w:tc>
+          <w:tcPr>
+            <w:tcW w:type="dxa" w:w="7589"/>
+            <w:tcBorders>
+              <w:top w:val="single" w:color="BFC7D1" w:sz="4"/>
+              <w:left w:val="single" w:color="BFC7D1" w:sz="4"/>
+              <w:bottom w:val="single" w:color="BFC7D1" w:sz="4"/>
+              <w:right w:val="single" w:color="BFC7D1" w:sz="4"/>
+            </w:tcBorders>
+            <w:tcMar>
+              <w:top w:type="dxa" w:w="60"/>
+              <w:left w:type="dxa" w:w="90"/>
+              <w:bottom w:type="dxa" w:w="60"/>
+              <w:right w:type="dxa" w:w="90"/>
+            </w:tcMar>
+          </w:tcPr>
+          <w:p>
+            <w:pPr>
+              <w:spacing w:after="0" w:line="252"/>
+            </w:pPr>
+            <w:r>
+              <w:rPr>
+                <w:sz w:val="18"/>
+                <w:szCs w:val="18"/>
+              </w:rPr>
+              <w:t xml:space="preserve">6.4 or newer, PHP 8.1 or newer</w:t>
+            </w:r>
+          </w:p>
+        </w:tc>
+      </w:tr>
+      <w:tr>
+        <w:trPr>
+          <w:cantSplit/>
+          <w:tblHeader w:val="false"/>
+        </w:trPr>
+        <w:tc>
+          <w:tcPr>
+            <w:tcW w:type="dxa" w:w="1771"/>
+            <w:tcBorders>
+              <w:top w:val="single" w:color="BFC7D1" w:sz="4"/>
+              <w:left w:val="single" w:color="BFC7D1" w:sz="4"/>
+              <w:bottom w:val="single" w:color="BFC7D1" w:sz="4"/>
+              <w:right w:val="single" w:color="BFC7D1" w:sz="4"/>
+            </w:tcBorders>
+            <w:tcMar>
+              <w:top w:type="dxa" w:w="60"/>
+              <w:left w:type="dxa" w:w="90"/>
+              <w:bottom w:type="dxa" w:w="60"/>
+              <w:right w:type="dxa" w:w="90"/>
+            </w:tcMar>
+          </w:tcPr>
+          <w:p>
+            <w:pPr>
+              <w:spacing w:after="0" w:line="252"/>
+            </w:pPr>
+            <w:r>
+              <w:rPr>
+                <w:sz w:val="18"/>
+                <w:szCs w:val="18"/>
+              </w:rPr>
+              <w:t xml:space="preserve">Joomla</w:t>
+            </w:r>
+          </w:p>
+        </w:tc>
+        <w:tc>
+          <w:tcPr>
+            <w:tcW w:type="dxa" w:w="7589"/>
+            <w:tcBorders>
+              <w:top w:val="single" w:color="BFC7D1" w:sz="4"/>
+              <w:left w:val="single" w:color="BFC7D1" w:sz="4"/>
+              <w:bottom w:val="single" w:color="BFC7D1" w:sz="4"/>
+              <w:right w:val="single" w:color="BFC7D1" w:sz="4"/>
+            </w:tcBorders>
+            <w:tcMar>
+              <w:top w:type="dxa" w:w="60"/>
+              <w:left w:type="dxa" w:w="90"/>
+              <w:bottom w:type="dxa" w:w="60"/>
+              <w:right w:type="dxa" w:w="90"/>
+            </w:tcMar>
+          </w:tcPr>
+          <w:p>
+            <w:pPr>
+              <w:spacing w:after="0" w:line="252"/>
+            </w:pPr>
+            <w:r>
+              <w:rPr>
+                <w:sz w:val="18"/>
+                <w:szCs w:val="18"/>
+              </w:rPr>
+              <w:t xml:space="preserve">5.0 or newer, PHP 8.1 or newer</w:t>
+            </w:r>
+          </w:p>
+        </w:tc>
+      </w:tr>
+      <w:tr>
+        <w:trPr>
+          <w:cantSplit/>
+          <w:tblHeader w:val="false"/>
+        </w:trPr>
+        <w:tc>
+          <w:tcPr>
+            <w:tcW w:type="dxa" w:w="1771"/>
+            <w:tcBorders>
+              <w:top w:val="single" w:color="BFC7D1" w:sz="4"/>
+              <w:left w:val="single" w:color="BFC7D1" w:sz="4"/>
+              <w:bottom w:val="single" w:color="BFC7D1" w:sz="4"/>
+              <w:right w:val="single" w:color="BFC7D1" w:sz="4"/>
+            </w:tcBorders>
+            <w:tcMar>
+              <w:top w:type="dxa" w:w="60"/>
+              <w:left w:type="dxa" w:w="90"/>
+              <w:bottom w:type="dxa" w:w="60"/>
+              <w:right w:type="dxa" w:w="90"/>
+            </w:tcMar>
+          </w:tcPr>
+          <w:p>
+            <w:pPr>
+              <w:spacing w:after="0" w:line="252"/>
+            </w:pPr>
+            <w:r>
+              <w:rPr>
+                <w:sz w:val="18"/>
+                <w:szCs w:val="18"/>
+              </w:rPr>
+              <w:t xml:space="preserve">Storage</w:t>
+            </w:r>
+          </w:p>
+        </w:tc>
+        <w:tc>
+          <w:tcPr>
+            <w:tcW w:type="dxa" w:w="7589"/>
+            <w:tcBorders>
+              <w:top w:val="single" w:color="BFC7D1" w:sz="4"/>
+              <w:left w:val="single" w:color="BFC7D1" w:sz="4"/>
+              <w:bottom w:val="single" w:color="BFC7D1" w:sz="4"/>
+              <w:right w:val="single" w:color="BFC7D1" w:sz="4"/>
+            </w:tcBorders>
+            <w:tcMar>
+              <w:top w:type="dxa" w:w="60"/>
+              <w:left w:type="dxa" w:w="90"/>
+              <w:bottom w:type="dxa" w:w="60"/>
+              <w:right w:type="dxa" w:w="90"/>
+            </w:tcMar>
+          </w:tcPr>
+          <w:p>
+            <w:pPr>
+              <w:spacing w:after="0" w:line="252"/>
+            </w:pPr>
+            <w:r>
+              <w:rPr>
+                <w:sz w:val="18"/>
+                <w:szCs w:val="18"/>
+              </w:rPr>
+              <w:t xml:space="preserve">embedded SQLite in a data directory the package creates</w:t>
+            </w:r>
+          </w:p>
+        </w:tc>
+      </w:tr>
+      <w:tr>
+        <w:trPr>
+          <w:cantSplit/>
+          <w:tblHeader w:val="false"/>
+        </w:trPr>
+        <w:tc>
+          <w:tcPr>
+            <w:tcW w:type="dxa" w:w="1771"/>
+            <w:tcBorders>
+              <w:top w:val="single" w:color="BFC7D1" w:sz="4"/>
+              <w:left w:val="single" w:color="BFC7D1" w:sz="4"/>
+              <w:bottom w:val="single" w:color="BFC7D1" w:sz="4"/>
+              <w:right w:val="single" w:color="BFC7D1" w:sz="4"/>
+            </w:tcBorders>
+            <w:tcMar>
+              <w:top w:type="dxa" w:w="60"/>
+              <w:left w:type="dxa" w:w="90"/>
+              <w:bottom w:type="dxa" w:w="60"/>
+              <w:right w:type="dxa" w:w="90"/>
+            </w:tcMar>
+          </w:tcPr>
+          <w:p>
+            <w:pPr>
+              <w:spacing w:after="0" w:line="252"/>
+            </w:pPr>
+            <w:r>
+              <w:rPr>
+                <w:sz w:val="18"/>
+                <w:szCs w:val="18"/>
+              </w:rPr>
+              <w:t xml:space="preserve">Optional</w:t>
+            </w:r>
+          </w:p>
+        </w:tc>
+        <w:tc>
+          <w:tcPr>
+            <w:tcW w:type="dxa" w:w="7589"/>
+            <w:tcBorders>
+              <w:top w:val="single" w:color="BFC7D1" w:sz="4"/>
+              <w:left w:val="single" w:color="BFC7D1" w:sz="4"/>
+              <w:bottom w:val="single" w:color="BFC7D1" w:sz="4"/>
+              <w:right w:val="single" w:color="BFC7D1" w:sz="4"/>
+            </w:tcBorders>
+            <w:tcMar>
+              <w:top w:type="dxa" w:w="60"/>
+              <w:left w:type="dxa" w:w="90"/>
+              <w:bottom w:type="dxa" w:w="60"/>
+              <w:right w:type="dxa" w:w="90"/>
+            </w:tcMar>
+          </w:tcPr>
+          <w:p>
+            <w:pPr>
+              <w:spacing w:after="0" w:line="252"/>
+            </w:pPr>
+            <w:r>
+              <w:rPr>
+                <w:rFonts w:ascii="Consolas" w:cs="Consolas" w:eastAsia="Consolas" w:hAnsi="Consolas"/>
+                <w:sz w:val="18"/>
+                <w:szCs w:val="18"/>
+              </w:rPr>
+              <w:t xml:space="preserve">ffmpeg</w:t>
+            </w:r>
+            <w:r>
+              <w:rPr>
+                <w:sz w:val="18"/>
+                <w:szCs w:val="18"/>
+              </w:rPr>
+              <w:t xml:space="preserve">/</w:t>
+            </w:r>
+            <w:r>
+              <w:rPr>
+                <w:rFonts w:ascii="Consolas" w:cs="Consolas" w:eastAsia="Consolas" w:hAnsi="Consolas"/>
+                <w:sz w:val="18"/>
+                <w:szCs w:val="18"/>
+              </w:rPr>
+              <w:t xml:space="preserve">ffprobe</w:t>
+            </w:r>
+            <w:r>
+              <w:rPr>
+                <w:sz w:val="18"/>
+                <w:szCs w:val="18"/>
+              </w:rPr>
+              <w:t xml:space="preserve"> on the machine for video thumbnails, transcoding and Level 3 watermarking; absence disables those features with a Health warning</w:t>
+            </w:r>
+          </w:p>
+        </w:tc>
+      </w:tr>
+      <w:tr>
+        <w:trPr>
+          <w:cantSplit/>
+          <w:tblHeader w:val="false"/>
+        </w:trPr>
+        <w:tc>
+          <w:tcPr>
+            <w:tcW w:type="dxa" w:w="1771"/>
+            <w:tcBorders>
+              <w:top w:val="single" w:color="BFC7D1" w:sz="4"/>
+              <w:left w:val="single" w:color="BFC7D1" w:sz="4"/>
+              <w:bottom w:val="single" w:color="BFC7D1" w:sz="4"/>
+              <w:right w:val="single" w:color="BFC7D1" w:sz="4"/>
+            </w:tcBorders>
+            <w:tcMar>
+              <w:top w:type="dxa" w:w="60"/>
+              <w:left w:type="dxa" w:w="90"/>
+              <w:bottom w:type="dxa" w:w="60"/>
+              <w:right w:type="dxa" w:w="90"/>
+            </w:tcMar>
+          </w:tcPr>
+          <w:p>
+            <w:pPr>
+              <w:spacing w:after="0" w:line="252"/>
+            </w:pPr>
+            <w:r>
+              <w:rPr>
+                <w:sz w:val="18"/>
+                <w:szCs w:val="18"/>
+              </w:rPr>
+              <w:t xml:space="preserve">Browsers</w:t>
+            </w:r>
+          </w:p>
+        </w:tc>
+        <w:tc>
+          <w:tcPr>
+            <w:tcW w:type="dxa" w:w="7589"/>
+            <w:tcBorders>
+              <w:top w:val="single" w:color="BFC7D1" w:sz="4"/>
+              <w:left w:val="single" w:color="BFC7D1" w:sz="4"/>
+              <w:bottom w:val="single" w:color="BFC7D1" w:sz="4"/>
+              <w:right w:val="single" w:color="BFC7D1" w:sz="4"/>
+            </w:tcBorders>
+            <w:tcMar>
+              <w:top w:type="dxa" w:w="60"/>
+              <w:left w:type="dxa" w:w="90"/>
+              <w:bottom w:type="dxa" w:w="60"/>
+              <w:right w:type="dxa" w:w="90"/>
+            </w:tcMar>
+          </w:tcPr>
+          <w:p>
+            <w:pPr>
+              <w:spacing w:after="0" w:line="252"/>
+            </w:pPr>
+            <w:r>
+              <w:rPr>
+                <w:sz w:val="18"/>
+                <w:szCs w:val="18"/>
+              </w:rPr>
+              <w:t xml:space="preserve">last two versions of Chrome, Firefox, Safari, Edge; iOS Safari 16+, Android Chrome</w:t>
+            </w:r>
+          </w:p>
+        </w:tc>
+      </w:tr>
+    </w:tbl>
+    <w:p>
+      <w:pPr>
+        <w:spacing w:after="120"/>
+      </w:pPr>
+    </w:p>
+    <w:p>
+      <w:pPr>
+        <w:spacing w:after="120" w:line="276"/>
+      </w:pPr>
+      <w:r>
+        <w:t xml:space="preserve">Not supported: shared hosting that forbids background processes, Windows servers, ARM servers (an ARM build is a packaging task for a later phase).</w:t>
+      </w:r>
+    </w:p>
+    <w:p>
+      <w:pPr>
+        <w:pStyle w:val="Heading1"/>
+        <w:keepNext/>
+        <w:pageBreakBefore/>
+        <w:spacing w:after="120" w:before="360"/>
+      </w:pPr>
+      <w:r>
+        <w:t xml:space="preserve">2. Package design</w:t>
+      </w:r>
+    </w:p>
+    <w:p>
+      <w:pPr>
+        <w:pStyle w:val="Heading2"/>
+        <w:keepNext/>
+        <w:spacing w:after="120" w:before="240"/>
+      </w:pPr>
+      <w:r>
+        <w:t xml:space="preserve">2.1 What is in each zip</w:t>
+      </w:r>
+    </w:p>
+    <w:tbl>
+      <w:tblPr>
+        <w:tblW w:type="dxa" w:w="9360"/>
+        <w:tblBorders>
+          <w:top w:val="single" w:color="auto" w:sz="4"/>
+          <w:left w:val="single" w:color="auto" w:sz="4"/>
+          <w:bottom w:val="single" w:color="auto" w:sz="4"/>
+          <w:right w:val="single" w:color="auto" w:sz="4"/>
+          <w:insideH w:val="single" w:color="auto" w:sz="4"/>
+          <w:insideV w:val="single" w:color="auto" w:sz="4"/>
+        </w:tblBorders>
+      </w:tblPr>
+      <w:tblGrid>
+        <w:gridCol w:w="915"/>
+        <w:gridCol w:w="4223"/>
+        <w:gridCol w:w="4222"/>
+      </w:tblGrid>
+      <w:tr>
+        <w:trPr>
+          <w:cantSplit/>
+          <w:tblHeader/>
+        </w:trPr>
+        <w:tc>
+          <w:tcPr>
+            <w:tcW w:type="dxa" w:w="915"/>
+            <w:tcBorders>
+              <w:top w:val="single" w:color="BFC7D1" w:sz="4"/>
+              <w:left w:val="single" w:color="BFC7D1" w:sz="4"/>
+              <w:bottom w:val="single" w:color="BFC7D1" w:sz="4"/>
+              <w:right w:val="single" w:color="BFC7D1" w:sz="4"/>
+            </w:tcBorders>
+            <w:shd w:fill="1F3A5F" w:color="auto" w:val="clear"/>
+            <w:tcMar>
+              <w:top w:type="dxa" w:w="60"/>
+              <w:left w:type="dxa" w:w="90"/>
+              <w:bottom w:type="dxa" w:w="60"/>
+              <w:right w:type="dxa" w:w="90"/>
+            </w:tcMar>
+          </w:tcPr>
+          <w:p>
+            <w:pPr>
+              <w:spacing w:after="0" w:line="252"/>
+            </w:pPr>
+            <w:r>
+              <w:rPr>
+                <w:b/>
+                <w:bCs/>
+                <w:color w:val="FFFFFF"/>
+                <w:sz w:val="18"/>
+                <w:szCs w:val="18"/>
+              </w:rPr>
+              <w:t xml:space="preserve">Part</w:t>
+            </w:r>
+          </w:p>
+        </w:tc>
+        <w:tc>
+          <w:tcPr>
+            <w:tcW w:type="dxa" w:w="4223"/>
+            <w:tcBorders>
+              <w:top w:val="single" w:color="BFC7D1" w:sz="4"/>
+              <w:left w:val="single" w:color="BFC7D1" w:sz="4"/>
+              <w:bottom w:val="single" w:color="BFC7D1" w:sz="4"/>
+              <w:right w:val="single" w:color="BFC7D1" w:sz="4"/>
+            </w:tcBorders>
+            <w:shd w:fill="1F3A5F" w:color="auto" w:val="clear"/>
+            <w:tcMar>
+              <w:top w:type="dxa" w:w="60"/>
+              <w:left w:type="dxa" w:w="90"/>
+              <w:bottom w:type="dxa" w:w="60"/>
+              <w:right w:type="dxa" w:w="90"/>
+            </w:tcMar>
+          </w:tcPr>
+          <w:p>
+            <w:pPr>
+              <w:spacing w:after="0" w:line="252"/>
+            </w:pPr>
+            <w:r>
+              <w:rPr>
+                <w:b/>
+                <w:bCs/>
+                <w:color w:val="FFFFFF"/>
+                <w:sz w:val="18"/>
+                <w:szCs w:val="18"/>
+              </w:rPr>
+              <w:t xml:space="preserve">WordPress plugin</w:t>
+            </w:r>
+          </w:p>
+        </w:tc>
+        <w:tc>
+          <w:tcPr>
+            <w:tcW w:type="dxa" w:w="4222"/>
+            <w:tcBorders>
+              <w:top w:val="single" w:color="BFC7D1" w:sz="4"/>
+              <w:left w:val="single" w:color="BFC7D1" w:sz="4"/>
+              <w:bottom w:val="single" w:color="BFC7D1" w:sz="4"/>
+              <w:right w:val="single" w:color="BFC7D1" w:sz="4"/>
+            </w:tcBorders>
+            <w:shd w:fill="1F3A5F" w:color="auto" w:val="clear"/>
+            <w:tcMar>
+              <w:top w:type="dxa" w:w="60"/>
+              <w:left w:type="dxa" w:w="90"/>
+              <w:bottom w:type="dxa" w:w="60"/>
+              <w:right w:type="dxa" w:w="90"/>
+            </w:tcMar>
+          </w:tcPr>
+          <w:p>
+            <w:pPr>
+              <w:spacing w:after="0" w:line="252"/>
+            </w:pPr>
+            <w:r>
+              <w:rPr>
+                <w:b/>
+                <w:bCs/>
+                <w:color w:val="FFFFFF"/>
+                <w:sz w:val="18"/>
+                <w:szCs w:val="18"/>
+              </w:rPr>
+              <w:t xml:space="preserve">Joomla package</w:t>
+            </w:r>
+          </w:p>
+        </w:tc>
+      </w:tr>
+      <w:tr>
+        <w:trPr>
+          <w:cantSplit/>
+          <w:tblHeader w:val="false"/>
+        </w:trPr>
+        <w:tc>
+          <w:tcPr>
+            <w:tcW w:type="dxa" w:w="915"/>
+            <w:tcBorders>
+              <w:top w:val="single" w:color="BFC7D1" w:sz="4"/>
+              <w:left w:val="single" w:color="BFC7D1" w:sz="4"/>
+              <w:bottom w:val="single" w:color="BFC7D1" w:sz="4"/>
+              <w:right w:val="single" w:color="BFC7D1" w:sz="4"/>
+            </w:tcBorders>
+            <w:tcMar>
+              <w:top w:type="dxa" w:w="60"/>
+              <w:left w:type="dxa" w:w="90"/>
+              <w:bottom w:type="dxa" w:w="60"/>
+              <w:right w:type="dxa" w:w="90"/>
+            </w:tcMar>
+          </w:tcPr>
+          <w:p>
+            <w:pPr>
+              <w:spacing w:after="0" w:line="252"/>
+            </w:pPr>
+            <w:r>
+              <w:rPr>
+                <w:sz w:val="18"/>
+                <w:szCs w:val="18"/>
+              </w:rPr>
+              <w:t xml:space="preserve">Server binary</w:t>
+            </w:r>
+          </w:p>
+        </w:tc>
+        <w:tc>
+          <w:tcPr>
+            <w:tcW w:type="dxa" w:w="4223"/>
+            <w:tcBorders>
+              <w:top w:val="single" w:color="BFC7D1" w:sz="4"/>
+              <w:left w:val="single" w:color="BFC7D1" w:sz="4"/>
+              <w:bottom w:val="single" w:color="BFC7D1" w:sz="4"/>
+              <w:right w:val="single" w:color="BFC7D1" w:sz="4"/>
+            </w:tcBorders>
+            <w:tcMar>
+              <w:top w:type="dxa" w:w="60"/>
+              <w:left w:type="dxa" w:w="90"/>
+              <w:bottom w:type="dxa" w:w="60"/>
+              <w:right w:type="dxa" w:w="90"/>
+            </w:tcMar>
+          </w:tcPr>
+          <w:p>
+            <w:pPr>
+              <w:spacing w:after="0" w:line="252"/>
+            </w:pPr>
+            <w:r>
+              <w:rPr>
+                <w:rFonts w:ascii="Consolas" w:cs="Consolas" w:eastAsia="Consolas" w:hAnsi="Consolas"/>
+                <w:sz w:val="18"/>
+                <w:szCs w:val="18"/>
+              </w:rPr>
+              <w:t xml:space="preserve">bin/mms-server</w:t>
+            </w:r>
+          </w:p>
+        </w:tc>
+        <w:tc>
+          <w:tcPr>
+            <w:tcW w:type="dxa" w:w="4222"/>
+            <w:tcBorders>
+              <w:top w:val="single" w:color="BFC7D1" w:sz="4"/>
+              <w:left w:val="single" w:color="BFC7D1" w:sz="4"/>
+              <w:bottom w:val="single" w:color="BFC7D1" w:sz="4"/>
+              <w:right w:val="single" w:color="BFC7D1" w:sz="4"/>
+            </w:tcBorders>
+            <w:tcMar>
+              <w:top w:type="dxa" w:w="60"/>
+              <w:left w:type="dxa" w:w="90"/>
+              <w:bottom w:type="dxa" w:w="60"/>
+              <w:right w:type="dxa" w:w="90"/>
+            </w:tcMar>
+          </w:tcPr>
+          <w:p>
+            <w:pPr>
+              <w:spacing w:after="0" w:line="252"/>
+            </w:pPr>
+            <w:r>
+              <w:rPr>
+                <w:sz w:val="18"/>
+                <w:szCs w:val="18"/>
+              </w:rPr>
+              <w:t xml:space="preserve">inside </w:t>
+            </w:r>
+            <w:r>
+              <w:rPr>
+                <w:rFonts w:ascii="Consolas" w:cs="Consolas" w:eastAsia="Consolas" w:hAnsi="Consolas"/>
+                <w:sz w:val="18"/>
+                <w:szCs w:val="18"/>
+              </w:rPr>
+              <w:t xml:space="preserve">plg_system_mediamarketplace/bin/</w:t>
+            </w:r>
+          </w:p>
+        </w:tc>
+      </w:tr>
+      <w:tr>
+        <w:trPr>
+          <w:cantSplit/>
+          <w:tblHeader w:val="false"/>
+        </w:trPr>
+        <w:tc>
+          <w:tcPr>
+            <w:tcW w:type="dxa" w:w="915"/>
+            <w:tcBorders>
+              <w:top w:val="single" w:color="BFC7D1" w:sz="4"/>
+              <w:left w:val="single" w:color="BFC7D1" w:sz="4"/>
+              <w:bottom w:val="single" w:color="BFC7D1" w:sz="4"/>
+              <w:right w:val="single" w:color="BFC7D1" w:sz="4"/>
+            </w:tcBorders>
+            <w:tcMar>
+              <w:top w:type="dxa" w:w="60"/>
+              <w:left w:type="dxa" w:w="90"/>
+              <w:bottom w:type="dxa" w:w="60"/>
+              <w:right w:type="dxa" w:w="90"/>
+            </w:tcMar>
+          </w:tcPr>
+          <w:p>
+            <w:pPr>
+              <w:spacing w:after="0" w:line="252"/>
+            </w:pPr>
+            <w:r>
+              <w:rPr>
+                <w:sz w:val="18"/>
+                <w:szCs w:val="18"/>
+              </w:rPr>
+              <w:t xml:space="preserve">PHP runtime</w:t>
+            </w:r>
+          </w:p>
+        </w:tc>
+        <w:tc>
+          <w:tcPr>
+            <w:tcW w:type="dxa" w:w="4223"/>
+            <w:tcBorders>
+              <w:top w:val="single" w:color="BFC7D1" w:sz="4"/>
+              <w:left w:val="single" w:color="BFC7D1" w:sz="4"/>
+              <w:bottom w:val="single" w:color="BFC7D1" w:sz="4"/>
+              <w:right w:val="single" w:color="BFC7D1" w:sz="4"/>
+            </w:tcBorders>
+            <w:tcMar>
+              <w:top w:type="dxa" w:w="60"/>
+              <w:left w:type="dxa" w:w="90"/>
+              <w:bottom w:type="dxa" w:w="60"/>
+              <w:right w:type="dxa" w:w="90"/>
+            </w:tcMar>
+          </w:tcPr>
+          <w:p>
+            <w:pPr>
+              <w:spacing w:after="0" w:line="252"/>
+            </w:pPr>
+            <w:r>
+              <w:rPr>
+                <w:rFonts w:ascii="Consolas" w:cs="Consolas" w:eastAsia="Consolas" w:hAnsi="Consolas"/>
+                <w:sz w:val="18"/>
+                <w:szCs w:val="18"/>
+              </w:rPr>
+              <w:t xml:space="preserve">includes/MmsRuntime.php</w:t>
+            </w:r>
+          </w:p>
+        </w:tc>
+        <w:tc>
+          <w:tcPr>
+            <w:tcW w:type="dxa" w:w="4222"/>
+            <w:tcBorders>
+              <w:top w:val="single" w:color="BFC7D1" w:sz="4"/>
+              <w:left w:val="single" w:color="BFC7D1" w:sz="4"/>
+              <w:bottom w:val="single" w:color="BFC7D1" w:sz="4"/>
+              <w:right w:val="single" w:color="BFC7D1" w:sz="4"/>
+            </w:tcBorders>
+            <w:tcMar>
+              <w:top w:type="dxa" w:w="60"/>
+              <w:left w:type="dxa" w:w="90"/>
+              <w:bottom w:type="dxa" w:w="60"/>
+              <w:right w:type="dxa" w:w="90"/>
+            </w:tcMar>
+          </w:tcPr>
+          <w:p>
+            <w:pPr>
+              <w:spacing w:after="0" w:line="252"/>
+            </w:pPr>
+            <w:r>
+              <w:rPr>
+                <w:rFonts w:ascii="Consolas" w:cs="Consolas" w:eastAsia="Consolas" w:hAnsi="Consolas"/>
+                <w:sz w:val="18"/>
+                <w:szCs w:val="18"/>
+              </w:rPr>
+              <w:t xml:space="preserve">plg_system_mediamarketplace/src/Runtime/MmsRuntime.php</w:t>
+            </w:r>
+          </w:p>
+        </w:tc>
+      </w:tr>
+      <w:tr>
+        <w:trPr>
+          <w:cantSplit/>
+          <w:tblHeader w:val="false"/>
+        </w:trPr>
+        <w:tc>
+          <w:tcPr>
+            <w:tcW w:type="dxa" w:w="915"/>
+            <w:tcBorders>
+              <w:top w:val="single" w:color="BFC7D1" w:sz="4"/>
+              <w:left w:val="single" w:color="BFC7D1" w:sz="4"/>
+              <w:bottom w:val="single" w:color="BFC7D1" w:sz="4"/>
+              <w:right w:val="single" w:color="BFC7D1" w:sz="4"/>
+            </w:tcBorders>
+            <w:tcMar>
+              <w:top w:type="dxa" w:w="60"/>
+              <w:left w:type="dxa" w:w="90"/>
+              <w:bottom w:type="dxa" w:w="60"/>
+              <w:right w:type="dxa" w:w="90"/>
+            </w:tcMar>
+          </w:tcPr>
+          <w:p>
+            <w:pPr>
+              <w:spacing w:after="0" w:line="252"/>
+            </w:pPr>
+            <w:r>
+              <w:rPr>
+                <w:sz w:val="18"/>
+                <w:szCs w:val="18"/>
+              </w:rPr>
+              <w:t xml:space="preserve">Integration</w:t>
+            </w:r>
+          </w:p>
+        </w:tc>
+        <w:tc>
+          <w:tcPr>
+            <w:tcW w:type="dxa" w:w="4223"/>
+            <w:tcBorders>
+              <w:top w:val="single" w:color="BFC7D1" w:sz="4"/>
+              <w:left w:val="single" w:color="BFC7D1" w:sz="4"/>
+              <w:bottom w:val="single" w:color="BFC7D1" w:sz="4"/>
+              <w:right w:val="single" w:color="BFC7D1" w:sz="4"/>
+            </w:tcBorders>
+            <w:tcMar>
+              <w:top w:type="dxa" w:w="60"/>
+              <w:left w:type="dxa" w:w="90"/>
+              <w:bottom w:type="dxa" w:w="60"/>
+              <w:right w:type="dxa" w:w="90"/>
+            </w:tcMar>
+          </w:tcPr>
+          <w:p>
+            <w:pPr>
+              <w:spacing w:after="0" w:line="252"/>
+            </w:pPr>
+            <w:r>
+              <w:rPr>
+                <w:rFonts w:ascii="Consolas" w:cs="Consolas" w:eastAsia="Consolas" w:hAnsi="Consolas"/>
+                <w:sz w:val="18"/>
+                <w:szCs w:val="18"/>
+              </w:rPr>
+              <w:t xml:space="preserve">mediamarketplace-studio.php</w:t>
+            </w:r>
+            <w:r>
+              <w:rPr>
+                <w:sz w:val="18"/>
+                <w:szCs w:val="18"/>
+              </w:rPr>
+              <w:t xml:space="preserve">, </w:t>
+            </w:r>
+            <w:r>
+              <w:rPr>
+                <w:rFonts w:ascii="Consolas" w:cs="Consolas" w:eastAsia="Consolas" w:hAnsi="Consolas"/>
+                <w:sz w:val="18"/>
+                <w:szCs w:val="18"/>
+              </w:rPr>
+              <w:t xml:space="preserve">includes/class-mms-plugin.php</w:t>
+            </w:r>
+            <w:r>
+              <w:rPr>
+                <w:sz w:val="18"/>
+                <w:szCs w:val="18"/>
+              </w:rPr>
+              <w:t xml:space="preserve">, </w:t>
+            </w:r>
+            <w:r>
+              <w:rPr>
+                <w:rFonts w:ascii="Consolas" w:cs="Consolas" w:eastAsia="Consolas" w:hAnsi="Consolas"/>
+                <w:sz w:val="18"/>
+                <w:szCs w:val="18"/>
+              </w:rPr>
+              <w:t xml:space="preserve">uninstall.php</w:t>
+            </w:r>
+            <w:r>
+              <w:rPr>
+                <w:sz w:val="18"/>
+                <w:szCs w:val="18"/>
+              </w:rPr>
+              <w:t xml:space="preserve">, </w:t>
+            </w:r>
+            <w:r>
+              <w:rPr>
+                <w:rFonts w:ascii="Consolas" w:cs="Consolas" w:eastAsia="Consolas" w:hAnsi="Consolas"/>
+                <w:sz w:val="18"/>
+                <w:szCs w:val="18"/>
+              </w:rPr>
+              <w:t xml:space="preserve">readme.txt</w:t>
+            </w:r>
+          </w:p>
+        </w:tc>
+        <w:tc>
+          <w:tcPr>
+            <w:tcW w:type="dxa" w:w="4222"/>
+            <w:tcBorders>
+              <w:top w:val="single" w:color="BFC7D1" w:sz="4"/>
+              <w:left w:val="single" w:color="BFC7D1" w:sz="4"/>
+              <w:bottom w:val="single" w:color="BFC7D1" w:sz="4"/>
+              <w:right w:val="single" w:color="BFC7D1" w:sz="4"/>
+            </w:tcBorders>
+            <w:tcMar>
+              <w:top w:type="dxa" w:w="60"/>
+              <w:left w:type="dxa" w:w="90"/>
+              <w:bottom w:type="dxa" w:w="60"/>
+              <w:right w:type="dxa" w:w="90"/>
+            </w:tcMar>
+          </w:tcPr>
+          <w:p>
+            <w:pPr>
+              <w:spacing w:after="0" w:line="252"/>
+            </w:pPr>
+            <w:r>
+              <w:rPr>
+                <w:rFonts w:ascii="Consolas" w:cs="Consolas" w:eastAsia="Consolas" w:hAnsi="Consolas"/>
+                <w:sz w:val="18"/>
+                <w:szCs w:val="18"/>
+              </w:rPr>
+              <w:t xml:space="preserve">plg_system_mediamarketplace</w:t>
+            </w:r>
+            <w:r>
+              <w:rPr>
+                <w:sz w:val="18"/>
+                <w:szCs w:val="18"/>
+              </w:rPr>
+              <w:t xml:space="preserve"> (proxy, tags, runtime), </w:t>
+            </w:r>
+            <w:r>
+              <w:rPr>
+                <w:rFonts w:ascii="Consolas" w:cs="Consolas" w:eastAsia="Consolas" w:hAnsi="Consolas"/>
+                <w:sz w:val="18"/>
+                <w:szCs w:val="18"/>
+              </w:rPr>
+              <w:t xml:space="preserve">com_mediamarketplace</w:t>
+            </w:r>
+            <w:r>
+              <w:rPr>
+                <w:sz w:val="18"/>
+                <w:szCs w:val="18"/>
+              </w:rPr>
+              <w:t xml:space="preserve"> (admin menu: open store admin, server status), </w:t>
+            </w:r>
+            <w:r>
+              <w:rPr>
+                <w:rFonts w:ascii="Consolas" w:cs="Consolas" w:eastAsia="Consolas" w:hAnsi="Consolas"/>
+                <w:sz w:val="18"/>
+                <w:szCs w:val="18"/>
+              </w:rPr>
+              <w:t xml:space="preserve">mod_mms_embed</w:t>
+            </w:r>
+            <w:r>
+              <w:rPr>
+                <w:sz w:val="18"/>
+                <w:szCs w:val="18"/>
+              </w:rPr>
+              <w:t xml:space="preserve"> (module)</w:t>
+            </w:r>
+          </w:p>
+        </w:tc>
+      </w:tr>
+    </w:tbl>
+    <w:p>
+      <w:pPr>
+        <w:spacing w:after="120"/>
+      </w:pPr>
+    </w:p>
+    <w:p>
+      <w:pPr>
+        <w:spacing w:after="120" w:line="276"/>
+      </w:pPr>
+      <w:r>
+        <w:t xml:space="preserve">Both are produced by </w:t>
+      </w:r>
+      <w:r>
+        <w:rPr>
+          <w:rFonts w:ascii="Consolas" w:cs="Consolas" w:eastAsia="Consolas" w:hAnsi="Consolas"/>
+          <w:sz w:val="19"/>
+          <w:szCs w:val="19"/>
+        </w:rPr>
+        <w:t xml:space="preserve">build/package.sh</w:t>
+      </w:r>
+      <w:r>
+        <w:t xml:space="preserve">, which builds the release binary once and copies the shared runtime into each package.</w:t>
+      </w:r>
+    </w:p>
+    <w:p>
+      <w:pPr>
+        <w:pStyle w:val="Heading2"/>
+        <w:keepNext/>
+        <w:spacing w:after="120" w:before="240"/>
+      </w:pPr>
+      <w:r>
+        <w:t xml:space="preserve">2.2 Lifecycle on the website's server</w:t>
+      </w:r>
+    </w:p>
+    <w:p>
+      <w:pPr>
+        <w:pStyle w:val="ListParagraph"/>
+        <w:numPr>
+          <w:ilvl w:val="0"/>
+          <w:numId w:val="5"/>
+        </w:numPr>
+        <w:spacing w:after="60" w:line="276"/>
+      </w:pPr>
+      <w:r>
+        <w:rPr>
+          <w:b/>
+          <w:bCs/>
+        </w:rPr>
+        <w:t xml:space="preserve">Install</w:t>
+      </w:r>
+      <w:r>
+        <w:t xml:space="preserve">: the CMS installer unpacks the zip as usual.</w:t>
+      </w:r>
+    </w:p>
+    <w:p>
+      <w:pPr>
+        <w:pStyle w:val="ListParagraph"/>
+        <w:numPr>
+          <w:ilvl w:val="0"/>
+          <w:numId w:val="5"/>
+        </w:numPr>
+        <w:spacing w:after="60" w:line="276"/>
+      </w:pPr>
+      <w:r>
+        <w:rPr>
+          <w:b/>
+          <w:bCs/>
+        </w:rPr>
+        <w:t xml:space="preserve">Activation / first request</w:t>
+      </w:r>
+      <w:r>
+        <w:t xml:space="preserve">: the runtime creates the data directory, generates a site id, a shared secret and a server key, writes </w:t>
+      </w:r>
+      <w:r>
+        <w:rPr>
+          <w:rFonts w:ascii="Consolas" w:cs="Consolas" w:eastAsia="Consolas" w:hAnsi="Consolas"/>
+          <w:sz w:val="19"/>
+          <w:szCs w:val="19"/>
+        </w:rPr>
+        <w:t xml:space="preserve">mms.toml</w:t>
+      </w:r>
+      <w:r>
+        <w:t xml:space="preserve"> (including this site as a bridge entry with </w:t>
+      </w:r>
+      <w:r>
+        <w:rPr>
+          <w:rFonts w:ascii="Consolas" w:cs="Consolas" w:eastAsia="Consolas" w:hAnsi="Consolas"/>
+          <w:sz w:val="19"/>
+          <w:szCs w:val="19"/>
+        </w:rPr>
+        <w:t xml:space="preserve">admin_sso = true</w:t>
+      </w:r>
+      <w:r>
+        <w:t xml:space="preserve">), marks the binary executable and starts it with </w:t>
+      </w:r>
+      <w:r>
+        <w:rPr>
+          <w:rFonts w:ascii="Consolas" w:cs="Consolas" w:eastAsia="Consolas" w:hAnsi="Consolas"/>
+          <w:sz w:val="19"/>
+          <w:szCs w:val="19"/>
+        </w:rPr>
+        <w:t xml:space="preserve">nohup … serve &amp;</w:t>
+      </w:r>
+      <w:r>
+        <w:t xml:space="preserve"> bound to </w:t>
+      </w:r>
+      <w:r>
+        <w:rPr>
+          <w:rFonts w:ascii="Consolas" w:cs="Consolas" w:eastAsia="Consolas" w:hAnsi="Consolas"/>
+          <w:sz w:val="19"/>
+          <w:szCs w:val="19"/>
+        </w:rPr>
+        <w:t xml:space="preserve">127.0.0.1:&lt;port&gt;</w:t>
+      </w:r>
+      <w:r>
+        <w:t xml:space="preserve">. The port defaults to 8090 and moves to the next free port if that one is taken.</w:t>
+      </w:r>
+    </w:p>
+    <w:p>
+      <w:pPr>
+        <w:pStyle w:val="ListParagraph"/>
+        <w:numPr>
+          <w:ilvl w:val="0"/>
+          <w:numId w:val="5"/>
+        </w:numPr>
+        <w:spacing w:after="60" w:line="276"/>
+      </w:pPr>
+      <w:r>
+        <w:rPr>
+          <w:b/>
+          <w:bCs/>
+        </w:rPr>
+        <w:t xml:space="preserve">Serving</w:t>
+      </w:r>
+      <w:r>
+        <w:t xml:space="preserve">: </w:t>
+      </w:r>
+      <w:r>
+        <w:rPr>
+          <w:rFonts w:ascii="Consolas" w:cs="Consolas" w:eastAsia="Consolas" w:hAnsi="Consolas"/>
+          <w:sz w:val="19"/>
+          <w:szCs w:val="19"/>
+        </w:rPr>
+        <w:t xml:space="preserve">https://site/mms/…</w:t>
+      </w:r>
+      <w:r>
+        <w:t xml:space="preserve"> reaches the CMS as any other URL. WordPress catches it with a rewrite rule and </w:t>
+      </w:r>
+      <w:r>
+        <w:rPr>
+          <w:rFonts w:ascii="Consolas" w:cs="Consolas" w:eastAsia="Consolas" w:hAnsi="Consolas"/>
+          <w:sz w:val="19"/>
+          <w:szCs w:val="19"/>
+        </w:rPr>
+        <w:t xml:space="preserve">parse_request</w:t>
+      </w:r>
+      <w:r>
+        <w:t xml:space="preserve">; Joomla catches it in the system plugin's </w:t>
+      </w:r>
+      <w:r>
+        <w:rPr>
+          <w:rFonts w:ascii="Consolas" w:cs="Consolas" w:eastAsia="Consolas" w:hAnsi="Consolas"/>
+          <w:sz w:val="19"/>
+          <w:szCs w:val="19"/>
+        </w:rPr>
+        <w:t xml:space="preserve">onAfterInitialise</w:t>
+      </w:r>
+      <w:r>
+        <w:t xml:space="preserve">. The runtime forwards the request over HTTP to </w:t>
+      </w:r>
+      <w:r>
+        <w:rPr>
+          <w:rFonts w:ascii="Consolas" w:cs="Consolas" w:eastAsia="Consolas" w:hAnsi="Consolas"/>
+          <w:sz w:val="19"/>
+          <w:szCs w:val="19"/>
+        </w:rPr>
+        <w:t xml:space="preserve">127.0.0.1:&lt;port&gt;</w:t>
+      </w:r>
+      <w:r>
+        <w:t xml:space="preserve"> with curl, passing headers, body and </w:t>
+      </w:r>
+      <w:r>
+        <w:rPr>
+          <w:rFonts w:ascii="Consolas" w:cs="Consolas" w:eastAsia="Consolas" w:hAnsi="Consolas"/>
+          <w:sz w:val="19"/>
+          <w:szCs w:val="19"/>
+        </w:rPr>
+        <w:t xml:space="preserve">X-Forwarded-*</w:t>
+      </w:r>
+      <w:r>
+        <w:t xml:space="preserve">, and streams the response (status, headers, cookies, body) back to the browser.</w:t>
+      </w:r>
+    </w:p>
+    <w:p>
+      <w:pPr>
+        <w:pStyle w:val="ListParagraph"/>
+        <w:numPr>
+          <w:ilvl w:val="0"/>
+          <w:numId w:val="5"/>
+        </w:numPr>
+        <w:spacing w:after="60" w:line="276"/>
+      </w:pPr>
+      <w:r>
+        <w:rPr>
+          <w:b/>
+          <w:bCs/>
+        </w:rPr>
+        <w:t xml:space="preserve">Supervision</w:t>
+      </w:r>
+      <w:r>
+        <w:t xml:space="preserve">: every proxied request checks liveness with a one-second ping and restarts the binary when needed. WordPress also runs an hourly watchdog cron and checks on admin page loads; Joomla checks on admin component loads. The </w:t>
+      </w:r>
+      <w:r>
+        <w:rPr>
+          <w:b/>
+          <w:bCs/>
+        </w:rPr>
+        <w:t xml:space="preserve">Status</w:t>
+      </w:r>
+      <w:r>
+        <w:t xml:space="preserve"> page shows running/not running, port, data directory, the last error and the log tail, with Start/restart and Stop buttons.</w:t>
+      </w:r>
+    </w:p>
+    <w:p>
+      <w:pPr>
+        <w:pStyle w:val="ListParagraph"/>
+        <w:numPr>
+          <w:ilvl w:val="0"/>
+          <w:numId w:val="5"/>
+        </w:numPr>
+        <w:spacing w:after="60" w:line="276"/>
+      </w:pPr>
+      <w:r>
+        <w:rPr>
+          <w:b/>
+          <w:bCs/>
+        </w:rPr>
+        <w:t xml:space="preserve">Upgrade</w:t>
+      </w:r>
+      <w:r>
+        <w:t xml:space="preserve">: uploading a newer zip replaces the binary; the next start applies database migrations automatically.</w:t>
+      </w:r>
+    </w:p>
+    <w:p>
+      <w:pPr>
+        <w:pStyle w:val="ListParagraph"/>
+        <w:numPr>
+          <w:ilvl w:val="0"/>
+          <w:numId w:val="5"/>
+        </w:numPr>
+        <w:spacing w:after="60" w:line="276"/>
+      </w:pPr>
+      <w:r>
+        <w:rPr>
+          <w:b/>
+          <w:bCs/>
+        </w:rPr>
+        <w:t xml:space="preserve">Deactivation / uninstall</w:t>
+      </w:r>
+      <w:r>
+        <w:t xml:space="preserve">: the process is stopped. The data directory is kept unless the administrator deletes it.</w:t>
+      </w:r>
+    </w:p>
+    <w:p>
+      <w:pPr>
+        <w:pStyle w:val="Heading2"/>
+        <w:keepNext/>
+        <w:spacing w:after="120" w:before="240"/>
+      </w:pPr>
+      <w:r>
+        <w:t xml:space="preserve">2.3 Data directory</w:t>
+      </w:r>
+    </w:p>
+    <w:p>
+      <w:pPr>
+        <w:spacing w:after="120" w:line="276"/>
+      </w:pPr>
+      <w:r>
+        <w:t xml:space="preserve">Chosen automatically: </w:t>
+      </w:r>
+      <w:r>
+        <w:rPr>
+          <w:rFonts w:ascii="Consolas" w:cs="Consolas" w:eastAsia="Consolas" w:hAnsi="Consolas"/>
+          <w:sz w:val="19"/>
+          <w:szCs w:val="19"/>
+        </w:rPr>
+        <w:t xml:space="preserve">&lt;parent of the site root&gt;/mms-data</w:t>
+      </w:r>
+      <w:r>
+        <w:t xml:space="preserve"> when that parent is writable (outside the web root), otherwise a folder inside the site (</w:t>
+      </w:r>
+      <w:r>
+        <w:rPr>
+          <w:rFonts w:ascii="Consolas" w:cs="Consolas" w:eastAsia="Consolas" w:hAnsi="Consolas"/>
+          <w:sz w:val="19"/>
+          <w:szCs w:val="19"/>
+        </w:rPr>
+        <w:t xml:space="preserve">wp-content/uploads/mms-data</w:t>
+      </w:r>
+      <w:r>
+        <w:t xml:space="preserve"> or </w:t>
+      </w:r>
+      <w:r>
+        <w:rPr>
+          <w:rFonts w:ascii="Consolas" w:cs="Consolas" w:eastAsia="Consolas" w:hAnsi="Consolas"/>
+          <w:sz w:val="19"/>
+          <w:szCs w:val="19"/>
+        </w:rPr>
+        <w:t xml:space="preserve">media/mms-data</w:t>
+      </w:r>
+      <w:r>
+        <w:t xml:space="preserve">) protected by </w:t>
+      </w:r>
+      <w:r>
+        <w:rPr>
+          <w:rFonts w:ascii="Consolas" w:cs="Consolas" w:eastAsia="Consolas" w:hAnsi="Consolas"/>
+          <w:sz w:val="19"/>
+          <w:szCs w:val="19"/>
+        </w:rPr>
+        <w:t xml:space="preserve">.htaccess</w:t>
+      </w:r>
+      <w:r>
+        <w:t xml:space="preserve"> and an empty </w:t>
+      </w:r>
+      <w:r>
+        <w:rPr>
+          <w:rFonts w:ascii="Consolas" w:cs="Consolas" w:eastAsia="Consolas" w:hAnsi="Consolas"/>
+          <w:sz w:val="19"/>
+          <w:szCs w:val="19"/>
+        </w:rPr>
+        <w:t xml:space="preserve">index.html</w:t>
+      </w:r>
+      <w:r>
+        <w:t xml:space="preserve">. Joomla administrators may set a custom path in the plugin options.</w:t>
+      </w:r>
+    </w:p>
+    <w:tbl>
+      <w:tblPr>
+        <w:tblW w:type="dxa" w:w="9360"/>
+        <w:tblBorders>
+          <w:top w:val="single" w:color="auto" w:sz="4"/>
+          <w:left w:val="single" w:color="auto" w:sz="4"/>
+          <w:bottom w:val="single" w:color="auto" w:sz="4"/>
+          <w:right w:val="single" w:color="auto" w:sz="4"/>
+          <w:insideH w:val="single" w:color="auto" w:sz="4"/>
+          <w:insideV w:val="single" w:color="auto" w:sz="4"/>
+        </w:tblBorders>
+      </w:tblPr>
+      <w:tblGrid>
+        <w:gridCol w:w="3386"/>
+        <w:gridCol w:w="5974"/>
+      </w:tblGrid>
+      <w:tr>
+        <w:trPr>
+          <w:cantSplit/>
+          <w:tblHeader/>
+        </w:trPr>
+        <w:tc>
+          <w:tcPr>
+            <w:tcW w:type="dxa" w:w="3386"/>
+            <w:tcBorders>
+              <w:top w:val="single" w:color="BFC7D1" w:sz="4"/>
+              <w:left w:val="single" w:color="BFC7D1" w:sz="4"/>
+              <w:bottom w:val="single" w:color="BFC7D1" w:sz="4"/>
+              <w:right w:val="single" w:color="BFC7D1" w:sz="4"/>
+            </w:tcBorders>
+            <w:shd w:fill="1F3A5F" w:color="auto" w:val="clear"/>
+            <w:tcMar>
+              <w:top w:type="dxa" w:w="60"/>
+              <w:left w:type="dxa" w:w="90"/>
+              <w:bottom w:type="dxa" w:w="60"/>
+              <w:right w:type="dxa" w:w="90"/>
+            </w:tcMar>
+          </w:tcPr>
+          <w:p>
+            <w:pPr>
+              <w:spacing w:after="0" w:line="252"/>
+            </w:pPr>
+            <w:r>
+              <w:rPr>
+                <w:b/>
+                <w:bCs/>
+                <w:color w:val="FFFFFF"/>
+                <w:sz w:val="18"/>
+                <w:szCs w:val="18"/>
+              </w:rPr>
+              <w:t xml:space="preserve">File or folder</w:t>
+            </w:r>
+          </w:p>
+        </w:tc>
+        <w:tc>
+          <w:tcPr>
+            <w:tcW w:type="dxa" w:w="5974"/>
+            <w:tcBorders>
+              <w:top w:val="single" w:color="BFC7D1" w:sz="4"/>
+              <w:left w:val="single" w:color="BFC7D1" w:sz="4"/>
+              <w:bottom w:val="single" w:color="BFC7D1" w:sz="4"/>
+              <w:right w:val="single" w:color="BFC7D1" w:sz="4"/>
+            </w:tcBorders>
+            <w:shd w:fill="1F3A5F" w:color="auto" w:val="clear"/>
+            <w:tcMar>
+              <w:top w:type="dxa" w:w="60"/>
+              <w:left w:type="dxa" w:w="90"/>
+              <w:bottom w:type="dxa" w:w="60"/>
+              <w:right w:type="dxa" w:w="90"/>
+            </w:tcMar>
+          </w:tcPr>
+          <w:p>
+            <w:pPr>
+              <w:spacing w:after="0" w:line="252"/>
+            </w:pPr>
+            <w:r>
+              <w:rPr>
+                <w:b/>
+                <w:bCs/>
+                <w:color w:val="FFFFFF"/>
+                <w:sz w:val="18"/>
+                <w:szCs w:val="18"/>
+              </w:rPr>
+              <w:t xml:space="preserve">Purpose</w:t>
+            </w:r>
+          </w:p>
+        </w:tc>
+      </w:tr>
+      <w:tr>
+        <w:trPr>
+          <w:cantSplit/>
+          <w:tblHeader w:val="false"/>
+        </w:trPr>
+        <w:tc>
+          <w:tcPr>
+            <w:tcW w:type="dxa" w:w="3386"/>
+            <w:tcBorders>
+              <w:top w:val="single" w:color="BFC7D1" w:sz="4"/>
+              <w:left w:val="single" w:color="BFC7D1" w:sz="4"/>
+              <w:bottom w:val="single" w:color="BFC7D1" w:sz="4"/>
+              <w:right w:val="single" w:color="BFC7D1" w:sz="4"/>
+            </w:tcBorders>
+            <w:tcMar>
+              <w:top w:type="dxa" w:w="60"/>
+              <w:left w:type="dxa" w:w="90"/>
+              <w:bottom w:type="dxa" w:w="60"/>
+              <w:right w:type="dxa" w:w="90"/>
+            </w:tcMar>
+          </w:tcPr>
+          <w:p>
+            <w:pPr>
+              <w:spacing w:after="0" w:line="252"/>
+            </w:pPr>
+            <w:r>
+              <w:rPr>
+                <w:rFonts w:ascii="Consolas" w:cs="Consolas" w:eastAsia="Consolas" w:hAnsi="Consolas"/>
+                <w:sz w:val="18"/>
+                <w:szCs w:val="18"/>
+              </w:rPr>
+              <w:t xml:space="preserve">mms.sqlite</w:t>
+            </w:r>
+          </w:p>
+        </w:tc>
+        <w:tc>
+          <w:tcPr>
+            <w:tcW w:type="dxa" w:w="5974"/>
+            <w:tcBorders>
+              <w:top w:val="single" w:color="BFC7D1" w:sz="4"/>
+              <w:left w:val="single" w:color="BFC7D1" w:sz="4"/>
+              <w:bottom w:val="single" w:color="BFC7D1" w:sz="4"/>
+              <w:right w:val="single" w:color="BFC7D1" w:sz="4"/>
+            </w:tcBorders>
+            <w:tcMar>
+              <w:top w:type="dxa" w:w="60"/>
+              <w:left w:type="dxa" w:w="90"/>
+              <w:bottom w:type="dxa" w:w="60"/>
+              <w:right w:type="dxa" w:w="90"/>
+            </w:tcMar>
+          </w:tcPr>
+          <w:p>
+            <w:pPr>
+              <w:spacing w:after="0" w:line="252"/>
+            </w:pPr>
+            <w:r>
+              <w:rPr>
+                <w:sz w:val="18"/>
+                <w:szCs w:val="18"/>
+              </w:rPr>
+              <w:t xml:space="preserve">the store database (WAL mode)</w:t>
+            </w:r>
+          </w:p>
+        </w:tc>
+      </w:tr>
+      <w:tr>
+        <w:trPr>
+          <w:cantSplit/>
+          <w:tblHeader w:val="false"/>
+        </w:trPr>
+        <w:tc>
+          <w:tcPr>
+            <w:tcW w:type="dxa" w:w="3386"/>
+            <w:tcBorders>
+              <w:top w:val="single" w:color="BFC7D1" w:sz="4"/>
+              <w:left w:val="single" w:color="BFC7D1" w:sz="4"/>
+              <w:bottom w:val="single" w:color="BFC7D1" w:sz="4"/>
+              <w:right w:val="single" w:color="BFC7D1" w:sz="4"/>
+            </w:tcBorders>
+            <w:tcMar>
+              <w:top w:type="dxa" w:w="60"/>
+              <w:left w:type="dxa" w:w="90"/>
+              <w:bottom w:type="dxa" w:w="60"/>
+              <w:right w:type="dxa" w:w="90"/>
+            </w:tcMar>
+          </w:tcPr>
+          <w:p>
+            <w:pPr>
+              <w:spacing w:after="0" w:line="252"/>
+            </w:pPr>
+            <w:r>
+              <w:rPr>
+                <w:rFonts w:ascii="Consolas" w:cs="Consolas" w:eastAsia="Consolas" w:hAnsi="Consolas"/>
+                <w:sz w:val="18"/>
+                <w:szCs w:val="18"/>
+              </w:rPr>
+              <w:t xml:space="preserve">media/public/</w:t>
+            </w:r>
+          </w:p>
+        </w:tc>
+        <w:tc>
+          <w:tcPr>
+            <w:tcW w:type="dxa" w:w="5974"/>
+            <w:tcBorders>
+              <w:top w:val="single" w:color="BFC7D1" w:sz="4"/>
+              <w:left w:val="single" w:color="BFC7D1" w:sz="4"/>
+              <w:bottom w:val="single" w:color="BFC7D1" w:sz="4"/>
+              <w:right w:val="single" w:color="BFC7D1" w:sz="4"/>
+            </w:tcBorders>
+            <w:tcMar>
+              <w:top w:type="dxa" w:w="60"/>
+              <w:left w:type="dxa" w:w="90"/>
+              <w:bottom w:type="dxa" w:w="60"/>
+              <w:right w:type="dxa" w:w="90"/>
+            </w:tcMar>
+          </w:tcPr>
+          <w:p>
+            <w:pPr>
+              <w:spacing w:after="0" w:line="252"/>
+            </w:pPr>
+            <w:r>
+              <w:rPr>
+                <w:sz w:val="18"/>
+                <w:szCs w:val="18"/>
+              </w:rPr>
+              <w:t xml:space="preserve">thumbnails and optimised variants</w:t>
+            </w:r>
+          </w:p>
+        </w:tc>
+      </w:tr>
+      <w:tr>
+        <w:trPr>
+          <w:cantSplit/>
+          <w:tblHeader w:val="false"/>
+        </w:trPr>
+        <w:tc>
+          <w:tcPr>
+            <w:tcW w:type="dxa" w:w="3386"/>
+            <w:tcBorders>
+              <w:top w:val="single" w:color="BFC7D1" w:sz="4"/>
+              <w:left w:val="single" w:color="BFC7D1" w:sz="4"/>
+              <w:bottom w:val="single" w:color="BFC7D1" w:sz="4"/>
+              <w:right w:val="single" w:color="BFC7D1" w:sz="4"/>
+            </w:tcBorders>
+            <w:tcMar>
+              <w:top w:type="dxa" w:w="60"/>
+              <w:left w:type="dxa" w:w="90"/>
+              <w:bottom w:type="dxa" w:w="60"/>
+              <w:right w:type="dxa" w:w="90"/>
+            </w:tcMar>
+          </w:tcPr>
+          <w:p>
+            <w:pPr>
+              <w:spacing w:after="0" w:line="252"/>
+            </w:pPr>
+            <w:r>
+              <w:rPr>
+                <w:rFonts w:ascii="Consolas" w:cs="Consolas" w:eastAsia="Consolas" w:hAnsi="Consolas"/>
+                <w:sz w:val="18"/>
+                <w:szCs w:val="18"/>
+              </w:rPr>
+              <w:t xml:space="preserve">media/private/</w:t>
+            </w:r>
+          </w:p>
+        </w:tc>
+        <w:tc>
+          <w:tcPr>
+            <w:tcW w:type="dxa" w:w="5974"/>
+            <w:tcBorders>
+              <w:top w:val="single" w:color="BFC7D1" w:sz="4"/>
+              <w:left w:val="single" w:color="BFC7D1" w:sz="4"/>
+              <w:bottom w:val="single" w:color="BFC7D1" w:sz="4"/>
+              <w:right w:val="single" w:color="BFC7D1" w:sz="4"/>
+            </w:tcBorders>
+            <w:tcMar>
+              <w:top w:type="dxa" w:w="60"/>
+              <w:left w:type="dxa" w:w="90"/>
+              <w:bottom w:type="dxa" w:w="60"/>
+              <w:right w:type="dxa" w:w="90"/>
+            </w:tcMar>
+          </w:tcPr>
+          <w:p>
+            <w:pPr>
+              <w:spacing w:after="0" w:line="252"/>
+            </w:pPr>
+            <w:r>
+              <w:rPr>
+                <w:sz w:val="18"/>
+                <w:szCs w:val="18"/>
+              </w:rPr>
+              <w:t xml:space="preserve">protected originals, HLS renditions, evidence</w:t>
+            </w:r>
+          </w:p>
+        </w:tc>
+      </w:tr>
+      <w:tr>
+        <w:trPr>
+          <w:cantSplit/>
+          <w:tblHeader w:val="false"/>
+        </w:trPr>
+        <w:tc>
+          <w:tcPr>
+            <w:tcW w:type="dxa" w:w="3386"/>
+            <w:tcBorders>
+              <w:top w:val="single" w:color="BFC7D1" w:sz="4"/>
+              <w:left w:val="single" w:color="BFC7D1" w:sz="4"/>
+              <w:bottom w:val="single" w:color="BFC7D1" w:sz="4"/>
+              <w:right w:val="single" w:color="BFC7D1" w:sz="4"/>
+            </w:tcBorders>
+            <w:tcMar>
+              <w:top w:type="dxa" w:w="60"/>
+              <w:left w:type="dxa" w:w="90"/>
+              <w:bottom w:type="dxa" w:w="60"/>
+              <w:right w:type="dxa" w:w="90"/>
+            </w:tcMar>
+          </w:tcPr>
+          <w:p>
+            <w:pPr>
+              <w:spacing w:after="0" w:line="252"/>
+            </w:pPr>
+            <w:r>
+              <w:rPr>
+                <w:rFonts w:ascii="Consolas" w:cs="Consolas" w:eastAsia="Consolas" w:hAnsi="Consolas"/>
+                <w:sz w:val="18"/>
+                <w:szCs w:val="18"/>
+              </w:rPr>
+              <w:t xml:space="preserve">mms.toml</w:t>
+            </w:r>
+          </w:p>
+        </w:tc>
+        <w:tc>
+          <w:tcPr>
+            <w:tcW w:type="dxa" w:w="5974"/>
+            <w:tcBorders>
+              <w:top w:val="single" w:color="BFC7D1" w:sz="4"/>
+              <w:left w:val="single" w:color="BFC7D1" w:sz="4"/>
+              <w:bottom w:val="single" w:color="BFC7D1" w:sz="4"/>
+              <w:right w:val="single" w:color="BFC7D1" w:sz="4"/>
+            </w:tcBorders>
+            <w:tcMar>
+              <w:top w:type="dxa" w:w="60"/>
+              <w:left w:type="dxa" w:w="90"/>
+              <w:bottom w:type="dxa" w:w="60"/>
+              <w:right w:type="dxa" w:w="90"/>
+            </w:tcMar>
+          </w:tcPr>
+          <w:p>
+            <w:pPr>
+              <w:spacing w:after="0" w:line="252"/>
+            </w:pPr>
+            <w:r>
+              <w:rPr>
+                <w:sz w:val="18"/>
+                <w:szCs w:val="18"/>
+              </w:rPr>
+              <w:t xml:space="preserve">server configuration written by the runtime (never edited by hand)</w:t>
+            </w:r>
+          </w:p>
+        </w:tc>
+      </w:tr>
+      <w:tr>
+        <w:trPr>
+          <w:cantSplit/>
+          <w:tblHeader w:val="false"/>
+        </w:trPr>
+        <w:tc>
+          <w:tcPr>
+            <w:tcW w:type="dxa" w:w="3386"/>
+            <w:tcBorders>
+              <w:top w:val="single" w:color="BFC7D1" w:sz="4"/>
+              <w:left w:val="single" w:color="BFC7D1" w:sz="4"/>
+              <w:bottom w:val="single" w:color="BFC7D1" w:sz="4"/>
+              <w:right w:val="single" w:color="BFC7D1" w:sz="4"/>
+            </w:tcBorders>
+            <w:tcMar>
+              <w:top w:type="dxa" w:w="60"/>
+              <w:left w:type="dxa" w:w="90"/>
+              <w:bottom w:type="dxa" w:w="60"/>
+              <w:right w:type="dxa" w:w="90"/>
+            </w:tcMar>
+          </w:tcPr>
+          <w:p>
+            <w:pPr>
+              <w:spacing w:after="0" w:line="252"/>
+            </w:pPr>
+            <w:r>
+              <w:rPr>
+                <w:rFonts w:ascii="Consolas" w:cs="Consolas" w:eastAsia="Consolas" w:hAnsi="Consolas"/>
+                <w:sz w:val="18"/>
+                <w:szCs w:val="18"/>
+              </w:rPr>
+              <w:t xml:space="preserve">runtime.json</w:t>
+            </w:r>
+          </w:p>
+        </w:tc>
+        <w:tc>
+          <w:tcPr>
+            <w:tcW w:type="dxa" w:w="5974"/>
+            <w:tcBorders>
+              <w:top w:val="single" w:color="BFC7D1" w:sz="4"/>
+              <w:left w:val="single" w:color="BFC7D1" w:sz="4"/>
+              <w:bottom w:val="single" w:color="BFC7D1" w:sz="4"/>
+              <w:right w:val="single" w:color="BFC7D1" w:sz="4"/>
+            </w:tcBorders>
+            <w:tcMar>
+              <w:top w:type="dxa" w:w="60"/>
+              <w:left w:type="dxa" w:w="90"/>
+              <w:bottom w:type="dxa" w:w="60"/>
+              <w:right w:type="dxa" w:w="90"/>
+            </w:tcMar>
+          </w:tcPr>
+          <w:p>
+            <w:pPr>
+              <w:spacing w:after="0" w:line="252"/>
+            </w:pPr>
+            <w:r>
+              <w:rPr>
+                <w:sz w:val="18"/>
+                <w:szCs w:val="18"/>
+              </w:rPr>
+              <w:t xml:space="preserve">site id, shared secret, server key, port (mode 0600)</w:t>
+            </w:r>
+          </w:p>
+        </w:tc>
+      </w:tr>
+      <w:tr>
+        <w:trPr>
+          <w:cantSplit/>
+          <w:tblHeader w:val="false"/>
+        </w:trPr>
+        <w:tc>
+          <w:tcPr>
+            <w:tcW w:type="dxa" w:w="3386"/>
+            <w:tcBorders>
+              <w:top w:val="single" w:color="BFC7D1" w:sz="4"/>
+              <w:left w:val="single" w:color="BFC7D1" w:sz="4"/>
+              <w:bottom w:val="single" w:color="BFC7D1" w:sz="4"/>
+              <w:right w:val="single" w:color="BFC7D1" w:sz="4"/>
+            </w:tcBorders>
+            <w:tcMar>
+              <w:top w:type="dxa" w:w="60"/>
+              <w:left w:type="dxa" w:w="90"/>
+              <w:bottom w:type="dxa" w:w="60"/>
+              <w:right w:type="dxa" w:w="90"/>
+            </w:tcMar>
+          </w:tcPr>
+          <w:p>
+            <w:pPr>
+              <w:spacing w:after="0" w:line="252"/>
+            </w:pPr>
+            <w:r>
+              <w:rPr>
+                <w:rFonts w:ascii="Consolas" w:cs="Consolas" w:eastAsia="Consolas" w:hAnsi="Consolas"/>
+                <w:sz w:val="18"/>
+                <w:szCs w:val="18"/>
+              </w:rPr>
+              <w:t xml:space="preserve">mms-server.pid</w:t>
+            </w:r>
+            <w:r>
+              <w:rPr>
+                <w:sz w:val="18"/>
+                <w:szCs w:val="18"/>
+              </w:rPr>
+              <w:t xml:space="preserve">, </w:t>
+            </w:r>
+            <w:r>
+              <w:rPr>
+                <w:rFonts w:ascii="Consolas" w:cs="Consolas" w:eastAsia="Consolas" w:hAnsi="Consolas"/>
+                <w:sz w:val="18"/>
+                <w:szCs w:val="18"/>
+              </w:rPr>
+              <w:t xml:space="preserve">mms-server.log</w:t>
+            </w:r>
+          </w:p>
+        </w:tc>
+        <w:tc>
+          <w:tcPr>
+            <w:tcW w:type="dxa" w:w="5974"/>
+            <w:tcBorders>
+              <w:top w:val="single" w:color="BFC7D1" w:sz="4"/>
+              <w:left w:val="single" w:color="BFC7D1" w:sz="4"/>
+              <w:bottom w:val="single" w:color="BFC7D1" w:sz="4"/>
+              <w:right w:val="single" w:color="BFC7D1" w:sz="4"/>
+            </w:tcBorders>
+            <w:tcMar>
+              <w:top w:type="dxa" w:w="60"/>
+              <w:left w:type="dxa" w:w="90"/>
+              <w:bottom w:type="dxa" w:w="60"/>
+              <w:right w:type="dxa" w:w="90"/>
+            </w:tcMar>
+          </w:tcPr>
+          <w:p>
+            <w:pPr>
+              <w:spacing w:after="0" w:line="252"/>
+            </w:pPr>
+            <w:r>
+              <w:rPr>
+                <w:sz w:val="18"/>
+                <w:szCs w:val="18"/>
+              </w:rPr>
+              <w:t xml:space="preserve">process id and log</w:t>
+            </w:r>
+          </w:p>
+        </w:tc>
+      </w:tr>
+    </w:tbl>
+    <w:p>
+      <w:pPr>
+        <w:spacing w:after="120"/>
+      </w:pPr>
+    </w:p>
+    <w:p>
+      <w:pPr>
+        <w:spacing w:after="120" w:line="276"/>
+      </w:pPr>
+      <w:r>
+        <w:t xml:space="preserve">Backups: copy the whole data directory.</w:t>
+      </w:r>
+    </w:p>
+    <w:p>
+      <w:pPr>
+        <w:pStyle w:val="Heading2"/>
+        <w:keepNext/>
+        <w:spacing w:after="120" w:before="240"/>
+      </w:pPr>
+      <w:r>
+        <w:t xml:space="preserve">2.4 Technology (server)</w:t>
       </w:r>
     </w:p>
     <w:tbl>
@@ -1481,7 +3522,7 @@
                 <w:sz w:val="18"/>
                 <w:szCs w:val="18"/>
               </w:rPr>
-              <w:t xml:space="preserve">Component</w:t>
+              <w:t xml:space="preserve">Concern</w:t>
             </w:r>
           </w:p>
         </w:tc>
@@ -1514,7 +3555,7 @@
                 <w:sz w:val="18"/>
                 <w:szCs w:val="18"/>
               </w:rPr>
-              <w:t xml:space="preserve">Requirement</w:t>
+              <w:t xml:space="preserve">Choice</w:t>
             </w:r>
           </w:p>
         </w:tc>
@@ -1549,7 +3590,7 @@
                 <w:sz w:val="18"/>
                 <w:szCs w:val="18"/>
               </w:rPr>
-              <w:t xml:space="preserve">mms-server</w:t>
+              <w:t xml:space="preserve">Language</w:t>
             </w:r>
           </w:p>
         </w:tc>
@@ -1578,7 +3619,7 @@
                 <w:sz w:val="18"/>
                 <w:szCs w:val="18"/>
               </w:rPr>
-              <w:t xml:space="preserve">Linux x86_64 or aarch64; a VPS, dedicated server or Docker host; a reverse proxy (nginx, Caddy, Apache) for TLS</w:t>
+              <w:t xml:space="preserve">Rust 2021, MSRV 1.80</w:t>
             </w:r>
           </w:p>
         </w:tc>
@@ -1613,7 +3654,7 @@
                 <w:sz w:val="18"/>
                 <w:szCs w:val="18"/>
               </w:rPr>
-              <w:t xml:space="preserve">Storage</w:t>
+              <w:t xml:space="preserve">HTTP</w:t>
             </w:r>
           </w:p>
         </w:tc>
@@ -1642,7 +3683,7 @@
                 <w:sz w:val="18"/>
                 <w:szCs w:val="18"/>
               </w:rPr>
-              <w:t xml:space="preserve">embedded SQLite (default); PostgreSQL optional in a later phase</w:t>
+              <w:t xml:space="preserve">Axum 0.7 on Tokio; tower-http for tracing and headers</w:t>
             </w:r>
           </w:p>
         </w:tc>
@@ -1677,7 +3718,7 @@
                 <w:sz w:val="18"/>
                 <w:szCs w:val="18"/>
               </w:rPr>
-              <w:t xml:space="preserve">Optional binaries</w:t>
+              <w:t xml:space="preserve">Database</w:t>
             </w:r>
           </w:p>
         </w:tc>
@@ -1703,33 +3744,10 @@
             </w:pPr>
             <w:r>
               <w:rPr>
-                <w:rFonts w:ascii="Consolas" w:cs="Consolas" w:eastAsia="Consolas" w:hAnsi="Consolas"/>
-                <w:sz w:val="18"/>
-                <w:szCs w:val="18"/>
-              </w:rPr>
-              <w:t xml:space="preserve">ffmpeg</w:t>
-            </w:r>
-            <w:r>
-              <w:rPr>
-                <w:sz w:val="18"/>
-                <w:szCs w:val="18"/>
-              </w:rPr>
-              <w:t xml:space="preserve">/</w:t>
-            </w:r>
-            <w:r>
-              <w:rPr>
-                <w:rFonts w:ascii="Consolas" w:cs="Consolas" w:eastAsia="Consolas" w:hAnsi="Consolas"/>
-                <w:sz w:val="18"/>
-                <w:szCs w:val="18"/>
-              </w:rPr>
-              <w:t xml:space="preserve">ffprobe</w:t>
-            </w:r>
-            <w:r>
-              <w:rPr>
-                <w:sz w:val="18"/>
-                <w:szCs w:val="18"/>
-              </w:rPr>
-              <w:t xml:space="preserve"> for video thumbnails, transcoding and Level 3 watermarking; absence disables those features with a Health warning</w:t>
+                <w:sz w:val="18"/>
+                <w:szCs w:val="18"/>
+              </w:rPr>
+              <w:t xml:space="preserve">SQLite through sqlx with embedded migrations, WAL mode, foreign keys on</w:t>
             </w:r>
           </w:p>
         </w:tc>
@@ -1764,7 +3782,7 @@
                 <w:sz w:val="18"/>
                 <w:szCs w:val="18"/>
               </w:rPr>
-              <w:t xml:space="preserve">WordPress bridge</w:t>
+              <w:t xml:space="preserve">Templates</w:t>
             </w:r>
           </w:p>
         </w:tc>
@@ -1793,7 +3811,7 @@
                 <w:sz w:val="18"/>
                 <w:szCs w:val="18"/>
               </w:rPr>
-              <w:t xml:space="preserve">WordPress 6.4+, PHP 8.1+</w:t>
+              <w:t xml:space="preserve">minijinja, embedded at compile time, HTML auto-escaped</w:t>
             </w:r>
           </w:p>
         </w:tc>
@@ -1828,7 +3846,7 @@
                 <w:sz w:val="18"/>
                 <w:szCs w:val="18"/>
               </w:rPr>
-              <w:t xml:space="preserve">Joomla bridge</w:t>
+              <w:t xml:space="preserve">Front-end bundles</w:t>
             </w:r>
           </w:p>
         </w:tc>
@@ -1857,7 +3875,16 @@
                 <w:sz w:val="18"/>
                 <w:szCs w:val="18"/>
               </w:rPr>
-              <w:t xml:space="preserve">Joomla 5.0+, PHP 8.1+</w:t>
+              <w:t xml:space="preserve">TypeScript compiled with esbuild, embedded in the binary; Lit web components for the builder and players; no runtime CDN </w:t>
+            </w:r>
+            <w:r>
+              <w:rPr>
+                <w:b/>
+                <w:bCs/>
+                <w:sz w:val="18"/>
+                <w:szCs w:val="18"/>
+              </w:rPr>
+              <w:t xml:space="preserve">[assumption]</w:t>
             </w:r>
           </w:p>
         </w:tc>
@@ -1892,7 +3919,7 @@
                 <w:sz w:val="18"/>
                 <w:szCs w:val="18"/>
               </w:rPr>
-              <w:t xml:space="preserve">Browsers</w:t>
+              <w:t xml:space="preserve">Passwords</w:t>
             </w:r>
           </w:p>
         </w:tc>
@@ -1921,141 +3948,7 @@
                 <w:sz w:val="18"/>
                 <w:szCs w:val="18"/>
               </w:rPr>
-              <w:t xml:space="preserve">last two versions of Chrome, Firefox, Safari, Edge; iOS Safari 16+, Android Chrome</w:t>
-            </w:r>
-          </w:p>
-        </w:tc>
-      </w:tr>
-    </w:tbl>
-    <w:p>
-      <w:pPr>
-        <w:spacing w:after="120"/>
-      </w:pPr>
-    </w:p>
-    <w:p>
-      <w:pPr>
-        <w:spacing w:after="120" w:line="276"/>
-      </w:pPr>
-      <w:r>
-        <w:t xml:space="preserve">Shared hosting that only runs PHP cannot run the server, but it can run the bridges and point them at a server elsewhere.</w:t>
-      </w:r>
-    </w:p>
-    <w:p>
-      <w:pPr>
-        <w:pStyle w:val="Heading1"/>
-        <w:keepNext/>
-        <w:pageBreakBefore/>
-        <w:spacing w:after="120" w:before="360"/>
-      </w:pPr>
-      <w:r>
-        <w:t xml:space="preserve">2. Server design (</w:t>
-      </w:r>
-      <w:r>
-        <w:rPr>
-          <w:rFonts w:ascii="Consolas" w:cs="Consolas" w:eastAsia="Consolas" w:hAnsi="Consolas"/>
-          <w:sz w:val="19"/>
-          <w:szCs w:val="19"/>
-        </w:rPr>
-        <w:t xml:space="preserve">mms-server</w:t>
-      </w:r>
-      <w:r>
-        <w:t xml:space="preserve">)</w:t>
-      </w:r>
-    </w:p>
-    <w:p>
-      <w:pPr>
-        <w:pStyle w:val="Heading2"/>
-        <w:keepNext/>
-        <w:spacing w:after="120" w:before="240"/>
-      </w:pPr>
-      <w:r>
-        <w:t xml:space="preserve">2.1 Technology</w:t>
-      </w:r>
-    </w:p>
-    <w:tbl>
-      <w:tblPr>
-        <w:tblW w:type="dxa" w:w="9360"/>
-        <w:tblBorders>
-          <w:top w:val="single" w:color="auto" w:sz="4"/>
-          <w:left w:val="single" w:color="auto" w:sz="4"/>
-          <w:bottom w:val="single" w:color="auto" w:sz="4"/>
-          <w:right w:val="single" w:color="auto" w:sz="4"/>
-          <w:insideH w:val="single" w:color="auto" w:sz="4"/>
-          <w:insideV w:val="single" w:color="auto" w:sz="4"/>
-        </w:tblBorders>
-      </w:tblPr>
-      <w:tblGrid>
-        <w:gridCol w:w="2066"/>
-        <w:gridCol w:w="7294"/>
-      </w:tblGrid>
-      <w:tr>
-        <w:trPr>
-          <w:cantSplit/>
-          <w:tblHeader/>
-        </w:trPr>
-        <w:tc>
-          <w:tcPr>
-            <w:tcW w:type="dxa" w:w="2066"/>
-            <w:tcBorders>
-              <w:top w:val="single" w:color="BFC7D1" w:sz="4"/>
-              <w:left w:val="single" w:color="BFC7D1" w:sz="4"/>
-              <w:bottom w:val="single" w:color="BFC7D1" w:sz="4"/>
-              <w:right w:val="single" w:color="BFC7D1" w:sz="4"/>
-            </w:tcBorders>
-            <w:shd w:fill="1F3A5F" w:color="auto" w:val="clear"/>
-            <w:tcMar>
-              <w:top w:type="dxa" w:w="60"/>
-              <w:left w:type="dxa" w:w="90"/>
-              <w:bottom w:type="dxa" w:w="60"/>
-              <w:right w:type="dxa" w:w="90"/>
-            </w:tcMar>
-          </w:tcPr>
-          <w:p>
-            <w:pPr>
-              <w:spacing w:after="0" w:line="252"/>
-            </w:pPr>
-            <w:r>
-              <w:rPr>
-                <w:b/>
-                <w:bCs/>
-                <w:color w:val="FFFFFF"/>
-                <w:sz w:val="18"/>
-                <w:szCs w:val="18"/>
-              </w:rPr>
-              <w:t xml:space="preserve">Concern</w:t>
-            </w:r>
-          </w:p>
-        </w:tc>
-        <w:tc>
-          <w:tcPr>
-            <w:tcW w:type="dxa" w:w="7294"/>
-            <w:tcBorders>
-              <w:top w:val="single" w:color="BFC7D1" w:sz="4"/>
-              <w:left w:val="single" w:color="BFC7D1" w:sz="4"/>
-              <w:bottom w:val="single" w:color="BFC7D1" w:sz="4"/>
-              <w:right w:val="single" w:color="BFC7D1" w:sz="4"/>
-            </w:tcBorders>
-            <w:shd w:fill="1F3A5F" w:color="auto" w:val="clear"/>
-            <w:tcMar>
-              <w:top w:type="dxa" w:w="60"/>
-              <w:left w:type="dxa" w:w="90"/>
-              <w:bottom w:type="dxa" w:w="60"/>
-              <w:right w:type="dxa" w:w="90"/>
-            </w:tcMar>
-          </w:tcPr>
-          <w:p>
-            <w:pPr>
-              <w:spacing w:after="0" w:line="252"/>
-            </w:pPr>
-            <w:r>
-              <w:rPr>
-                <w:b/>
-                <w:bCs/>
-                <w:color w:val="FFFFFF"/>
-                <w:sz w:val="18"/>
-                <w:szCs w:val="18"/>
-              </w:rPr>
-              <w:t xml:space="preserve">Choice</w:t>
+              <w:t xml:space="preserve">Argon2id</w:t>
             </w:r>
           </w:p>
         </w:tc>
@@ -2090,7 +3983,7 @@
                 <w:sz w:val="18"/>
                 <w:szCs w:val="18"/>
               </w:rPr>
-              <w:t xml:space="preserve">Language</w:t>
+              <w:t xml:space="preserve">Secrets at rest</w:t>
             </w:r>
           </w:p>
         </w:tc>
@@ -2119,7 +4012,7 @@
                 <w:sz w:val="18"/>
                 <w:szCs w:val="18"/>
               </w:rPr>
-              <w:t xml:space="preserve">Rust 2021, MSRV 1.80</w:t>
+              <w:t xml:space="preserve">XChaCha20-Poly1305 keyed from the server key</w:t>
             </w:r>
           </w:p>
         </w:tc>
@@ -2154,7 +4047,7 @@
                 <w:sz w:val="18"/>
                 <w:szCs w:val="18"/>
               </w:rPr>
-              <w:t xml:space="preserve">HTTP</w:t>
+              <w:t xml:space="preserve">Tokens</w:t>
             </w:r>
           </w:p>
         </w:tc>
@@ -2183,7 +4076,7 @@
                 <w:sz w:val="18"/>
                 <w:szCs w:val="18"/>
               </w:rPr>
-              <w:t xml:space="preserve">Axum 0.7 on Tokio; tower-http for tracing and headers</w:t>
+              <w:t xml:space="preserve">HMAC-SHA256 over raw JSON (shared with the runtime)</w:t>
             </w:r>
           </w:p>
         </w:tc>
@@ -2218,7 +4111,7 @@
                 <w:sz w:val="18"/>
                 <w:szCs w:val="18"/>
               </w:rPr>
-              <w:t xml:space="preserve">Database</w:t>
+              <w:t xml:space="preserve">Config</w:t>
             </w:r>
           </w:p>
         </w:tc>
@@ -2244,25 +4137,33 @@
             </w:pPr>
             <w:r>
               <w:rPr>
-                <w:sz w:val="18"/>
-                <w:szCs w:val="18"/>
-              </w:rPr>
-              <w:t xml:space="preserve">SQLite through sqlx with embedded migrations (</w:t>
-            </w:r>
-            <w:r>
-              <w:rPr>
                 <w:rFonts w:ascii="Consolas" w:cs="Consolas" w:eastAsia="Consolas" w:hAnsi="Consolas"/>
                 <w:sz w:val="18"/>
                 <w:szCs w:val="18"/>
               </w:rPr>
-              <w:t xml:space="preserve">crates/mms-core/migrations/*.sql</w:t>
-            </w:r>
-            <w:r>
-              <w:rPr>
-                <w:sz w:val="18"/>
-                <w:szCs w:val="18"/>
-              </w:rPr>
-              <w:t xml:space="preserve">), WAL mode, foreign keys on</w:t>
+              <w:t xml:space="preserve">mms.toml</w:t>
+            </w:r>
+            <w:r>
+              <w:rPr>
+                <w:sz w:val="18"/>
+                <w:szCs w:val="18"/>
+              </w:rPr>
+              <w:t xml:space="preserve"> written by the runtime; </w:t>
+            </w:r>
+            <w:r>
+              <w:rPr>
+                <w:rFonts w:ascii="Consolas" w:cs="Consolas" w:eastAsia="Consolas" w:hAnsi="Consolas"/>
+                <w:sz w:val="18"/>
+                <w:szCs w:val="18"/>
+              </w:rPr>
+              <w:t xml:space="preserve">MMS_*</w:t>
+            </w:r>
+            <w:r>
+              <w:rPr>
+                <w:sz w:val="18"/>
+                <w:szCs w:val="18"/>
+              </w:rPr>
+              <w:t xml:space="preserve"> environment overrides for developers</w:t>
             </w:r>
           </w:p>
         </w:tc>
@@ -2297,7 +4198,7 @@
                 <w:sz w:val="18"/>
                 <w:szCs w:val="18"/>
               </w:rPr>
-              <w:t xml:space="preserve">Templates</w:t>
+              <w:t xml:space="preserve">Background jobs</w:t>
             </w:r>
           </w:p>
         </w:tc>
@@ -2326,71 +4227,7 @@
                 <w:sz w:val="18"/>
                 <w:szCs w:val="18"/>
               </w:rPr>
-              <w:t xml:space="preserve">minijinja, embedded at compile time, HTML auto-escaped</w:t>
-            </w:r>
-          </w:p>
-        </w:tc>
-      </w:tr>
-      <w:tr>
-        <w:trPr>
-          <w:cantSplit/>
-          <w:tblHeader w:val="false"/>
-        </w:trPr>
-        <w:tc>
-          <w:tcPr>
-            <w:tcW w:type="dxa" w:w="2066"/>
-            <w:tcBorders>
-              <w:top w:val="single" w:color="BFC7D1" w:sz="4"/>
-              <w:left w:val="single" w:color="BFC7D1" w:sz="4"/>
-              <w:bottom w:val="single" w:color="BFC7D1" w:sz="4"/>
-              <w:right w:val="single" w:color="BFC7D1" w:sz="4"/>
-            </w:tcBorders>
-            <w:tcMar>
-              <w:top w:type="dxa" w:w="60"/>
-              <w:left w:type="dxa" w:w="90"/>
-              <w:bottom w:type="dxa" w:w="60"/>
-              <w:right w:type="dxa" w:w="90"/>
-            </w:tcMar>
-          </w:tcPr>
-          <w:p>
-            <w:pPr>
-              <w:spacing w:after="0" w:line="252"/>
-            </w:pPr>
-            <w:r>
-              <w:rPr>
-                <w:sz w:val="18"/>
-                <w:szCs w:val="18"/>
-              </w:rPr>
-              <w:t xml:space="preserve">Front-end bundles</w:t>
-            </w:r>
-          </w:p>
-        </w:tc>
-        <w:tc>
-          <w:tcPr>
-            <w:tcW w:type="dxa" w:w="7294"/>
-            <w:tcBorders>
-              <w:top w:val="single" w:color="BFC7D1" w:sz="4"/>
-              <w:left w:val="single" w:color="BFC7D1" w:sz="4"/>
-              <w:bottom w:val="single" w:color="BFC7D1" w:sz="4"/>
-              <w:right w:val="single" w:color="BFC7D1" w:sz="4"/>
-            </w:tcBorders>
-            <w:tcMar>
-              <w:top w:type="dxa" w:w="60"/>
-              <w:left w:type="dxa" w:w="90"/>
-              <w:bottom w:type="dxa" w:w="60"/>
-              <w:right w:type="dxa" w:w="90"/>
-            </w:tcMar>
-          </w:tcPr>
-          <w:p>
-            <w:pPr>
-              <w:spacing w:after="0" w:line="252"/>
-            </w:pPr>
-            <w:r>
-              <w:rPr>
-                <w:sz w:val="18"/>
-                <w:szCs w:val="18"/>
-              </w:rPr>
-              <w:t xml:space="preserve">TypeScript compiled with esbuild to </w:t>
+              <w:t xml:space="preserve">Tokio task runner over the </w:t>
             </w:r>
             <w:r>
               <w:rPr>
@@ -2398,365 +4235,6 @@
                 <w:sz w:val="18"/>
                 <w:szCs w:val="18"/>
               </w:rPr>
-              <w:t xml:space="preserve">static/</w:t>
-            </w:r>
-            <w:r>
-              <w:rPr>
-                <w:sz w:val="18"/>
-                <w:szCs w:val="18"/>
-              </w:rPr>
-              <w:t xml:space="preserve">, embedded in the binary; Lit web components for the builder and players; no runtime CDN </w:t>
-            </w:r>
-            <w:r>
-              <w:rPr>
-                <w:b/>
-                <w:bCs/>
-                <w:sz w:val="18"/>
-                <w:szCs w:val="18"/>
-              </w:rPr>
-              <w:t xml:space="preserve">[assumption]</w:t>
-            </w:r>
-          </w:p>
-        </w:tc>
-      </w:tr>
-      <w:tr>
-        <w:trPr>
-          <w:cantSplit/>
-          <w:tblHeader w:val="false"/>
-        </w:trPr>
-        <w:tc>
-          <w:tcPr>
-            <w:tcW w:type="dxa" w:w="2066"/>
-            <w:tcBorders>
-              <w:top w:val="single" w:color="BFC7D1" w:sz="4"/>
-              <w:left w:val="single" w:color="BFC7D1" w:sz="4"/>
-              <w:bottom w:val="single" w:color="BFC7D1" w:sz="4"/>
-              <w:right w:val="single" w:color="BFC7D1" w:sz="4"/>
-            </w:tcBorders>
-            <w:tcMar>
-              <w:top w:type="dxa" w:w="60"/>
-              <w:left w:type="dxa" w:w="90"/>
-              <w:bottom w:type="dxa" w:w="60"/>
-              <w:right w:type="dxa" w:w="90"/>
-            </w:tcMar>
-          </w:tcPr>
-          <w:p>
-            <w:pPr>
-              <w:spacing w:after="0" w:line="252"/>
-            </w:pPr>
-            <w:r>
-              <w:rPr>
-                <w:sz w:val="18"/>
-                <w:szCs w:val="18"/>
-              </w:rPr>
-              <w:t xml:space="preserve">Passwords</w:t>
-            </w:r>
-          </w:p>
-        </w:tc>
-        <w:tc>
-          <w:tcPr>
-            <w:tcW w:type="dxa" w:w="7294"/>
-            <w:tcBorders>
-              <w:top w:val="single" w:color="BFC7D1" w:sz="4"/>
-              <w:left w:val="single" w:color="BFC7D1" w:sz="4"/>
-              <w:bottom w:val="single" w:color="BFC7D1" w:sz="4"/>
-              <w:right w:val="single" w:color="BFC7D1" w:sz="4"/>
-            </w:tcBorders>
-            <w:tcMar>
-              <w:top w:type="dxa" w:w="60"/>
-              <w:left w:type="dxa" w:w="90"/>
-              <w:bottom w:type="dxa" w:w="60"/>
-              <w:right w:type="dxa" w:w="90"/>
-            </w:tcMar>
-          </w:tcPr>
-          <w:p>
-            <w:pPr>
-              <w:spacing w:after="0" w:line="252"/>
-            </w:pPr>
-            <w:r>
-              <w:rPr>
-                <w:sz w:val="18"/>
-                <w:szCs w:val="18"/>
-              </w:rPr>
-              <w:t xml:space="preserve">Argon2id</w:t>
-            </w:r>
-          </w:p>
-        </w:tc>
-      </w:tr>
-      <w:tr>
-        <w:trPr>
-          <w:cantSplit/>
-          <w:tblHeader w:val="false"/>
-        </w:trPr>
-        <w:tc>
-          <w:tcPr>
-            <w:tcW w:type="dxa" w:w="2066"/>
-            <w:tcBorders>
-              <w:top w:val="single" w:color="BFC7D1" w:sz="4"/>
-              <w:left w:val="single" w:color="BFC7D1" w:sz="4"/>
-              <w:bottom w:val="single" w:color="BFC7D1" w:sz="4"/>
-              <w:right w:val="single" w:color="BFC7D1" w:sz="4"/>
-            </w:tcBorders>
-            <w:tcMar>
-              <w:top w:type="dxa" w:w="60"/>
-              <w:left w:type="dxa" w:w="90"/>
-              <w:bottom w:type="dxa" w:w="60"/>
-              <w:right w:type="dxa" w:w="90"/>
-            </w:tcMar>
-          </w:tcPr>
-          <w:p>
-            <w:pPr>
-              <w:spacing w:after="0" w:line="252"/>
-            </w:pPr>
-            <w:r>
-              <w:rPr>
-                <w:sz w:val="18"/>
-                <w:szCs w:val="18"/>
-              </w:rPr>
-              <w:t xml:space="preserve">Secrets at rest</w:t>
-            </w:r>
-          </w:p>
-        </w:tc>
-        <w:tc>
-          <w:tcPr>
-            <w:tcW w:type="dxa" w:w="7294"/>
-            <w:tcBorders>
-              <w:top w:val="single" w:color="BFC7D1" w:sz="4"/>
-              <w:left w:val="single" w:color="BFC7D1" w:sz="4"/>
-              <w:bottom w:val="single" w:color="BFC7D1" w:sz="4"/>
-              <w:right w:val="single" w:color="BFC7D1" w:sz="4"/>
-            </w:tcBorders>
-            <w:tcMar>
-              <w:top w:type="dxa" w:w="60"/>
-              <w:left w:type="dxa" w:w="90"/>
-              <w:bottom w:type="dxa" w:w="60"/>
-              <w:right w:type="dxa" w:w="90"/>
-            </w:tcMar>
-          </w:tcPr>
-          <w:p>
-            <w:pPr>
-              <w:spacing w:after="0" w:line="252"/>
-            </w:pPr>
-            <w:r>
-              <w:rPr>
-                <w:sz w:val="18"/>
-                <w:szCs w:val="18"/>
-              </w:rPr>
-              <w:t xml:space="preserve">XChaCha20-Poly1305 keyed from the config secret</w:t>
-            </w:r>
-          </w:p>
-        </w:tc>
-      </w:tr>
-      <w:tr>
-        <w:trPr>
-          <w:cantSplit/>
-          <w:tblHeader w:val="false"/>
-        </w:trPr>
-        <w:tc>
-          <w:tcPr>
-            <w:tcW w:type="dxa" w:w="2066"/>
-            <w:tcBorders>
-              <w:top w:val="single" w:color="BFC7D1" w:sz="4"/>
-              <w:left w:val="single" w:color="BFC7D1" w:sz="4"/>
-              <w:bottom w:val="single" w:color="BFC7D1" w:sz="4"/>
-              <w:right w:val="single" w:color="BFC7D1" w:sz="4"/>
-            </w:tcBorders>
-            <w:tcMar>
-              <w:top w:type="dxa" w:w="60"/>
-              <w:left w:type="dxa" w:w="90"/>
-              <w:bottom w:type="dxa" w:w="60"/>
-              <w:right w:type="dxa" w:w="90"/>
-            </w:tcMar>
-          </w:tcPr>
-          <w:p>
-            <w:pPr>
-              <w:spacing w:after="0" w:line="252"/>
-            </w:pPr>
-            <w:r>
-              <w:rPr>
-                <w:sz w:val="18"/>
-                <w:szCs w:val="18"/>
-              </w:rPr>
-              <w:t xml:space="preserve">Tokens</w:t>
-            </w:r>
-          </w:p>
-        </w:tc>
-        <w:tc>
-          <w:tcPr>
-            <w:tcW w:type="dxa" w:w="7294"/>
-            <w:tcBorders>
-              <w:top w:val="single" w:color="BFC7D1" w:sz="4"/>
-              <w:left w:val="single" w:color="BFC7D1" w:sz="4"/>
-              <w:bottom w:val="single" w:color="BFC7D1" w:sz="4"/>
-              <w:right w:val="single" w:color="BFC7D1" w:sz="4"/>
-            </w:tcBorders>
-            <w:tcMar>
-              <w:top w:type="dxa" w:w="60"/>
-              <w:left w:type="dxa" w:w="90"/>
-              <w:bottom w:type="dxa" w:w="60"/>
-              <w:right w:type="dxa" w:w="90"/>
-            </w:tcMar>
-          </w:tcPr>
-          <w:p>
-            <w:pPr>
-              <w:spacing w:after="0" w:line="252"/>
-            </w:pPr>
-            <w:r>
-              <w:rPr>
-                <w:sz w:val="18"/>
-                <w:szCs w:val="18"/>
-              </w:rPr>
-              <w:t xml:space="preserve">HMAC-SHA256 over raw JSON (shared with the PHP bridges)</w:t>
-            </w:r>
-          </w:p>
-        </w:tc>
-      </w:tr>
-      <w:tr>
-        <w:trPr>
-          <w:cantSplit/>
-          <w:tblHeader w:val="false"/>
-        </w:trPr>
-        <w:tc>
-          <w:tcPr>
-            <w:tcW w:type="dxa" w:w="2066"/>
-            <w:tcBorders>
-              <w:top w:val="single" w:color="BFC7D1" w:sz="4"/>
-              <w:left w:val="single" w:color="BFC7D1" w:sz="4"/>
-              <w:bottom w:val="single" w:color="BFC7D1" w:sz="4"/>
-              <w:right w:val="single" w:color="BFC7D1" w:sz="4"/>
-            </w:tcBorders>
-            <w:tcMar>
-              <w:top w:type="dxa" w:w="60"/>
-              <w:left w:type="dxa" w:w="90"/>
-              <w:bottom w:type="dxa" w:w="60"/>
-              <w:right w:type="dxa" w:w="90"/>
-            </w:tcMar>
-          </w:tcPr>
-          <w:p>
-            <w:pPr>
-              <w:spacing w:after="0" w:line="252"/>
-            </w:pPr>
-            <w:r>
-              <w:rPr>
-                <w:sz w:val="18"/>
-                <w:szCs w:val="18"/>
-              </w:rPr>
-              <w:t xml:space="preserve">Config</w:t>
-            </w:r>
-          </w:p>
-        </w:tc>
-        <w:tc>
-          <w:tcPr>
-            <w:tcW w:type="dxa" w:w="7294"/>
-            <w:tcBorders>
-              <w:top w:val="single" w:color="BFC7D1" w:sz="4"/>
-              <w:left w:val="single" w:color="BFC7D1" w:sz="4"/>
-              <w:bottom w:val="single" w:color="BFC7D1" w:sz="4"/>
-              <w:right w:val="single" w:color="BFC7D1" w:sz="4"/>
-            </w:tcBorders>
-            <w:tcMar>
-              <w:top w:type="dxa" w:w="60"/>
-              <w:left w:type="dxa" w:w="90"/>
-              <w:bottom w:type="dxa" w:w="60"/>
-              <w:right w:type="dxa" w:w="90"/>
-            </w:tcMar>
-          </w:tcPr>
-          <w:p>
-            <w:pPr>
-              <w:spacing w:after="0" w:line="252"/>
-            </w:pPr>
-            <w:r>
-              <w:rPr>
-                <w:sz w:val="18"/>
-                <w:szCs w:val="18"/>
-              </w:rPr>
-              <w:t xml:space="preserve">TOML file plus </w:t>
-            </w:r>
-            <w:r>
-              <w:rPr>
-                <w:rFonts w:ascii="Consolas" w:cs="Consolas" w:eastAsia="Consolas" w:hAnsi="Consolas"/>
-                <w:sz w:val="18"/>
-                <w:szCs w:val="18"/>
-              </w:rPr>
-              <w:t xml:space="preserve">MMS_*</w:t>
-            </w:r>
-            <w:r>
-              <w:rPr>
-                <w:sz w:val="18"/>
-                <w:szCs w:val="18"/>
-              </w:rPr>
-              <w:t xml:space="preserve"> environment overrides</w:t>
-            </w:r>
-          </w:p>
-        </w:tc>
-      </w:tr>
-      <w:tr>
-        <w:trPr>
-          <w:cantSplit/>
-          <w:tblHeader w:val="false"/>
-        </w:trPr>
-        <w:tc>
-          <w:tcPr>
-            <w:tcW w:type="dxa" w:w="2066"/>
-            <w:tcBorders>
-              <w:top w:val="single" w:color="BFC7D1" w:sz="4"/>
-              <w:left w:val="single" w:color="BFC7D1" w:sz="4"/>
-              <w:bottom w:val="single" w:color="BFC7D1" w:sz="4"/>
-              <w:right w:val="single" w:color="BFC7D1" w:sz="4"/>
-            </w:tcBorders>
-            <w:tcMar>
-              <w:top w:type="dxa" w:w="60"/>
-              <w:left w:type="dxa" w:w="90"/>
-              <w:bottom w:type="dxa" w:w="60"/>
-              <w:right w:type="dxa" w:w="90"/>
-            </w:tcMar>
-          </w:tcPr>
-          <w:p>
-            <w:pPr>
-              <w:spacing w:after="0" w:line="252"/>
-            </w:pPr>
-            <w:r>
-              <w:rPr>
-                <w:sz w:val="18"/>
-                <w:szCs w:val="18"/>
-              </w:rPr>
-              <w:t xml:space="preserve">Background jobs</w:t>
-            </w:r>
-          </w:p>
-        </w:tc>
-        <w:tc>
-          <w:tcPr>
-            <w:tcW w:type="dxa" w:w="7294"/>
-            <w:tcBorders>
-              <w:top w:val="single" w:color="BFC7D1" w:sz="4"/>
-              <w:left w:val="single" w:color="BFC7D1" w:sz="4"/>
-              <w:bottom w:val="single" w:color="BFC7D1" w:sz="4"/>
-              <w:right w:val="single" w:color="BFC7D1" w:sz="4"/>
-            </w:tcBorders>
-            <w:tcMar>
-              <w:top w:type="dxa" w:w="60"/>
-              <w:left w:type="dxa" w:w="90"/>
-              <w:bottom w:type="dxa" w:w="60"/>
-              <w:right w:type="dxa" w:w="90"/>
-            </w:tcMar>
-          </w:tcPr>
-          <w:p>
-            <w:pPr>
-              <w:spacing w:after="0" w:line="252"/>
-            </w:pPr>
-            <w:r>
-              <w:rPr>
-                <w:sz w:val="18"/>
-                <w:szCs w:val="18"/>
-              </w:rPr>
-              <w:t xml:space="preserve">Tokio task runner over the </w:t>
-            </w:r>
-            <w:r>
-              <w:rPr>
-                <w:rFonts w:ascii="Consolas" w:cs="Consolas" w:eastAsia="Consolas" w:hAnsi="Consolas"/>
-                <w:sz w:val="18"/>
-                <w:szCs w:val="18"/>
-              </w:rPr>
               <w:t xml:space="preserve">jobs</w:t>
             </w:r>
             <w:r>
@@ -2765,70 +4243,6 @@
                 <w:szCs w:val="18"/>
               </w:rPr>
               <w:t xml:space="preserve"> table</w:t>
-            </w:r>
-          </w:p>
-        </w:tc>
-      </w:tr>
-      <w:tr>
-        <w:trPr>
-          <w:cantSplit/>
-          <w:tblHeader w:val="false"/>
-        </w:trPr>
-        <w:tc>
-          <w:tcPr>
-            <w:tcW w:type="dxa" w:w="2066"/>
-            <w:tcBorders>
-              <w:top w:val="single" w:color="BFC7D1" w:sz="4"/>
-              <w:left w:val="single" w:color="BFC7D1" w:sz="4"/>
-              <w:bottom w:val="single" w:color="BFC7D1" w:sz="4"/>
-              <w:right w:val="single" w:color="BFC7D1" w:sz="4"/>
-            </w:tcBorders>
-            <w:tcMar>
-              <w:top w:type="dxa" w:w="60"/>
-              <w:left w:type="dxa" w:w="90"/>
-              <w:bottom w:type="dxa" w:w="60"/>
-              <w:right w:type="dxa" w:w="90"/>
-            </w:tcMar>
-          </w:tcPr>
-          <w:p>
-            <w:pPr>
-              <w:spacing w:after="0" w:line="252"/>
-            </w:pPr>
-            <w:r>
-              <w:rPr>
-                <w:sz w:val="18"/>
-                <w:szCs w:val="18"/>
-              </w:rPr>
-              <w:t xml:space="preserve">Packaging</w:t>
-            </w:r>
-          </w:p>
-        </w:tc>
-        <w:tc>
-          <w:tcPr>
-            <w:tcW w:type="dxa" w:w="7294"/>
-            <w:tcBorders>
-              <w:top w:val="single" w:color="BFC7D1" w:sz="4"/>
-              <w:left w:val="single" w:color="BFC7D1" w:sz="4"/>
-              <w:bottom w:val="single" w:color="BFC7D1" w:sz="4"/>
-              <w:right w:val="single" w:color="BFC7D1" w:sz="4"/>
-            </w:tcBorders>
-            <w:tcMar>
-              <w:top w:type="dxa" w:w="60"/>
-              <w:left w:type="dxa" w:w="90"/>
-              <w:bottom w:type="dxa" w:w="60"/>
-              <w:right w:type="dxa" w:w="90"/>
-            </w:tcMar>
-          </w:tcPr>
-          <w:p>
-            <w:pPr>
-              <w:spacing w:after="0" w:line="252"/>
-            </w:pPr>
-            <w:r>
-              <w:rPr>
-                <w:sz w:val="18"/>
-                <w:szCs w:val="18"/>
-              </w:rPr>
-              <w:t xml:space="preserve">single static binary; Docker image; systemd unit</w:t>
             </w:r>
           </w:p>
         </w:tc>
@@ -2846,1223 +4260,23 @@
         <w:spacing w:after="120" w:before="240"/>
       </w:pPr>
       <w:r>
-        <w:t xml:space="preserve">2.2 Workspace layout</w:t>
-      </w:r>
-    </w:p>
-    <w:p>
-      <w:pPr>
-        <w:keepNext/>
-        <w:pBdr>
-          <w:top w:val="single" w:color="D0D5DB" w:sz="4"/>
-          <w:left w:val="single" w:color="D0D5DB" w:sz="4"/>
-          <w:right w:val="single" w:color="D0D5DB" w:sz="4"/>
-        </w:pBdr>
-        <w:shd w:fill="F3F4F6" w:color="auto" w:val="clear"/>
-        <w:spacing w:after="0" w:before="0" w:line="240"/>
-        <w:ind w:left="120" w:right="120"/>
-      </w:pPr>
-      <w:r>
-        <w:rPr>
-          <w:rFonts w:ascii="Consolas" w:cs="Consolas" w:eastAsia="Consolas" w:hAnsi="Consolas"/>
-          <w:sz w:val="16"/>
-          <w:szCs w:val="16"/>
-        </w:rPr>
-        <w:t xml:space="preserve">mediamarketplace/</w:t>
-      </w:r>
-    </w:p>
-    <w:p>
-      <w:pPr>
-        <w:keepNext/>
-        <w:pBdr>
-          <w:left w:val="single" w:color="D0D5DB" w:sz="4"/>
-          <w:right w:val="single" w:color="D0D5DB" w:sz="4"/>
-        </w:pBdr>
-        <w:shd w:fill="F3F4F6" w:color="auto" w:val="clear"/>
-        <w:spacing w:after="0" w:before="0" w:line="240"/>
-        <w:ind w:left="120" w:right="120"/>
-      </w:pPr>
-      <w:r>
-        <w:rPr>
-          <w:rFonts w:ascii="Consolas" w:cs="Consolas" w:eastAsia="Consolas" w:hAnsi="Consolas"/>
-          <w:sz w:val="16"/>
-          <w:szCs w:val="16"/>
-        </w:rPr>
-        <w:t xml:space="preserve">  Cargo.toml                      # workspace</w:t>
-      </w:r>
-    </w:p>
-    <w:p>
-      <w:pPr>
-        <w:keepNext/>
-        <w:pBdr>
-          <w:left w:val="single" w:color="D0D5DB" w:sz="4"/>
-          <w:right w:val="single" w:color="D0D5DB" w:sz="4"/>
-        </w:pBdr>
-        <w:shd w:fill="F3F4F6" w:color="auto" w:val="clear"/>
-        <w:spacing w:after="0" w:before="0" w:line="240"/>
-        <w:ind w:left="120" w:right="120"/>
-      </w:pPr>
-      <w:r>
-        <w:rPr>
-          <w:rFonts w:ascii="Consolas" w:cs="Consolas" w:eastAsia="Consolas" w:hAnsi="Consolas"/>
-          <w:sz w:val="16"/>
-          <w:szCs w:val="16"/>
-        </w:rPr>
-        <w:t xml:space="preserve">  crates/mms-core/                # domain library (no HTTP)</w:t>
-      </w:r>
-    </w:p>
-    <w:p>
-      <w:pPr>
-        <w:keepNext/>
-        <w:pBdr>
-          <w:left w:val="single" w:color="D0D5DB" w:sz="4"/>
-          <w:right w:val="single" w:color="D0D5DB" w:sz="4"/>
-        </w:pBdr>
-        <w:shd w:fill="F3F4F6" w:color="auto" w:val="clear"/>
-        <w:spacing w:after="0" w:before="0" w:line="240"/>
-        <w:ind w:left="120" w:right="120"/>
-      </w:pPr>
-      <w:r>
-        <w:rPr>
-          <w:rFonts w:ascii="Consolas" w:cs="Consolas" w:eastAsia="Consolas" w:hAnsi="Consolas"/>
-          <w:sz w:val="16"/>
-          <w:szCs w:val="16"/>
-        </w:rPr>
-        <w:t xml:space="preserve">    migrations/                   # 0001_init.sql, ...</w:t>
-      </w:r>
-    </w:p>
-    <w:p>
-      <w:pPr>
-        <w:keepNext/>
-        <w:pBdr>
-          <w:left w:val="single" w:color="D0D5DB" w:sz="4"/>
-          <w:right w:val="single" w:color="D0D5DB" w:sz="4"/>
-        </w:pBdr>
-        <w:shd w:fill="F3F4F6" w:color="auto" w:val="clear"/>
-        <w:spacing w:after="0" w:before="0" w:line="240"/>
-        <w:ind w:left="120" w:right="120"/>
-      </w:pPr>
-      <w:r>
-        <w:rPr>
-          <w:rFonts w:ascii="Consolas" w:cs="Consolas" w:eastAsia="Consolas" w:hAnsi="Consolas"/>
-          <w:sz w:val="16"/>
-          <w:szCs w:val="16"/>
-        </w:rPr>
-        <w:t xml:space="preserve">    src/config.rs db.rs secrets.rs signer.rs password.rs settings.rs users.rs entitlements.rs audit.rs health.rs</w:t>
-      </w:r>
-    </w:p>
-    <w:p>
-      <w:pPr>
-        <w:keepNext/>
-        <w:pBdr>
-          <w:left w:val="single" w:color="D0D5DB" w:sz="4"/>
-          <w:right w:val="single" w:color="D0D5DB" w:sz="4"/>
-        </w:pBdr>
-        <w:shd w:fill="F3F4F6" w:color="auto" w:val="clear"/>
-        <w:spacing w:after="0" w:before="0" w:line="240"/>
-        <w:ind w:left="120" w:right="120"/>
-      </w:pPr>
-      <w:r>
-        <w:rPr>
-          <w:rFonts w:ascii="Consolas" w:cs="Consolas" w:eastAsia="Consolas" w:hAnsi="Consolas"/>
-          <w:sz w:val="16"/>
-          <w:szCs w:val="16"/>
-        </w:rPr>
-        <w:t xml:space="preserve">  crates/mms-server/              # the binary</w:t>
-      </w:r>
-    </w:p>
-    <w:p>
-      <w:pPr>
-        <w:keepNext/>
-        <w:pBdr>
-          <w:left w:val="single" w:color="D0D5DB" w:sz="4"/>
-          <w:right w:val="single" w:color="D0D5DB" w:sz="4"/>
-        </w:pBdr>
-        <w:shd w:fill="F3F4F6" w:color="auto" w:val="clear"/>
-        <w:spacing w:after="0" w:before="0" w:line="240"/>
-        <w:ind w:left="120" w:right="120"/>
-      </w:pPr>
-      <w:r>
-        <w:rPr>
-          <w:rFonts w:ascii="Consolas" w:cs="Consolas" w:eastAsia="Consolas" w:hAnsi="Consolas"/>
-          <w:sz w:val="16"/>
-          <w:szCs w:val="16"/>
-        </w:rPr>
-        <w:t xml:space="preserve">    src/main.rs                   # CLI: init, migrate, admin, health, serve</w:t>
-      </w:r>
-    </w:p>
-    <w:p>
-      <w:pPr>
-        <w:keepNext/>
-        <w:pBdr>
-          <w:left w:val="single" w:color="D0D5DB" w:sz="4"/>
-          <w:right w:val="single" w:color="D0D5DB" w:sz="4"/>
-        </w:pBdr>
-        <w:shd w:fill="F3F4F6" w:color="auto" w:val="clear"/>
-        <w:spacing w:after="0" w:before="0" w:line="240"/>
-        <w:ind w:left="120" w:right="120"/>
-      </w:pPr>
-      <w:r>
-        <w:rPr>
-          <w:rFonts w:ascii="Consolas" w:cs="Consolas" w:eastAsia="Consolas" w:hAnsi="Consolas"/>
-          <w:sz w:val="16"/>
-          <w:szCs w:val="16"/>
-        </w:rPr>
-        <w:t xml:space="preserve">    src/app.rs                    # AppState and router</w:t>
-      </w:r>
-    </w:p>
-    <w:p>
-      <w:pPr>
-        <w:keepNext/>
-        <w:pBdr>
-          <w:left w:val="single" w:color="D0D5DB" w:sz="4"/>
-          <w:right w:val="single" w:color="D0D5DB" w:sz="4"/>
-        </w:pBdr>
-        <w:shd w:fill="F3F4F6" w:color="auto" w:val="clear"/>
-        <w:spacing w:after="0" w:before="0" w:line="240"/>
-        <w:ind w:left="120" w:right="120"/>
-      </w:pPr>
-      <w:r>
-        <w:rPr>
-          <w:rFonts w:ascii="Consolas" w:cs="Consolas" w:eastAsia="Consolas" w:hAnsi="Consolas"/>
-          <w:sz w:val="16"/>
-          <w:szCs w:val="16"/>
-        </w:rPr>
-        <w:t xml:space="preserve">    src/auth.rs                   # session cookies, AdminUser / MaybeUser extractors, CSRF</w:t>
-      </w:r>
-    </w:p>
-    <w:p>
-      <w:pPr>
-        <w:keepNext/>
-        <w:pBdr>
-          <w:left w:val="single" w:color="D0D5DB" w:sz="4"/>
-          <w:right w:val="single" w:color="D0D5DB" w:sz="4"/>
-        </w:pBdr>
-        <w:shd w:fill="F3F4F6" w:color="auto" w:val="clear"/>
-        <w:spacing w:after="0" w:before="0" w:line="240"/>
-        <w:ind w:left="120" w:right="120"/>
-      </w:pPr>
-      <w:r>
-        <w:rPr>
-          <w:rFonts w:ascii="Consolas" w:cs="Consolas" w:eastAsia="Consolas" w:hAnsi="Consolas"/>
-          <w:sz w:val="16"/>
-          <w:szCs w:val="16"/>
-        </w:rPr>
-        <w:t xml:space="preserve">    src/routes/                   # admin, api, bridges, embed, setup, sso, ...</w:t>
-      </w:r>
-    </w:p>
-    <w:p>
-      <w:pPr>
-        <w:keepNext/>
-        <w:pBdr>
-          <w:left w:val="single" w:color="D0D5DB" w:sz="4"/>
-          <w:right w:val="single" w:color="D0D5DB" w:sz="4"/>
-        </w:pBdr>
-        <w:shd w:fill="F3F4F6" w:color="auto" w:val="clear"/>
-        <w:spacing w:after="0" w:before="0" w:line="240"/>
-        <w:ind w:left="120" w:right="120"/>
-      </w:pPr>
-      <w:r>
-        <w:rPr>
-          <w:rFonts w:ascii="Consolas" w:cs="Consolas" w:eastAsia="Consolas" w:hAnsi="Consolas"/>
-          <w:sz w:val="16"/>
-          <w:szCs w:val="16"/>
-        </w:rPr>
-        <w:t xml:space="preserve">    templates/                    # minijinja HTML</w:t>
-      </w:r>
-    </w:p>
-    <w:p>
-      <w:pPr>
-        <w:keepNext/>
-        <w:pBdr>
-          <w:left w:val="single" w:color="D0D5DB" w:sz="4"/>
-          <w:right w:val="single" w:color="D0D5DB" w:sz="4"/>
-        </w:pBdr>
-        <w:shd w:fill="F3F4F6" w:color="auto" w:val="clear"/>
-        <w:spacing w:after="0" w:before="0" w:line="240"/>
-        <w:ind w:left="120" w:right="120"/>
-      </w:pPr>
-      <w:r>
-        <w:rPr>
-          <w:rFonts w:ascii="Consolas" w:cs="Consolas" w:eastAsia="Consolas" w:hAnsi="Consolas"/>
-          <w:sz w:val="16"/>
-          <w:szCs w:val="16"/>
-        </w:rPr>
-        <w:t xml:space="preserve">    static/                       # mms.css, embed.js, compiled bundles</w:t>
-      </w:r>
-    </w:p>
-    <w:p>
-      <w:pPr>
-        <w:keepNext/>
-        <w:pBdr>
-          <w:left w:val="single" w:color="D0D5DB" w:sz="4"/>
-          <w:right w:val="single" w:color="D0D5DB" w:sz="4"/>
-        </w:pBdr>
-        <w:shd w:fill="F3F4F6" w:color="auto" w:val="clear"/>
-        <w:spacing w:after="0" w:before="0" w:line="240"/>
-        <w:ind w:left="120" w:right="120"/>
-      </w:pPr>
-      <w:r>
-        <w:rPr>
-          <w:rFonts w:ascii="Consolas" w:cs="Consolas" w:eastAsia="Consolas" w:hAnsi="Consolas"/>
-          <w:sz w:val="16"/>
-          <w:szCs w:val="16"/>
-        </w:rPr>
-        <w:t xml:space="preserve">    tests/http.rs                 # end-to-end HTTP tests on an in-memory database</w:t>
-      </w:r>
-    </w:p>
-    <w:p>
-      <w:pPr>
-        <w:keepNext/>
-        <w:pBdr>
-          <w:left w:val="single" w:color="D0D5DB" w:sz="4"/>
-          <w:right w:val="single" w:color="D0D5DB" w:sz="4"/>
-        </w:pBdr>
-        <w:shd w:fill="F3F4F6" w:color="auto" w:val="clear"/>
-        <w:spacing w:after="0" w:before="0" w:line="240"/>
-        <w:ind w:left="120" w:right="120"/>
-      </w:pPr>
-      <w:r>
-        <w:rPr>
-          <w:rFonts w:ascii="Consolas" w:cs="Consolas" w:eastAsia="Consolas" w:hAnsi="Consolas"/>
-          <w:sz w:val="16"/>
-          <w:szCs w:val="16"/>
-        </w:rPr>
-        <w:t xml:space="preserve">  bridges/wordpress/mediamarketplace-bridge/</w:t>
-      </w:r>
-    </w:p>
-    <w:p>
-      <w:pPr>
-        <w:keepNext/>
-        <w:pBdr>
-          <w:left w:val="single" w:color="D0D5DB" w:sz="4"/>
-          <w:right w:val="single" w:color="D0D5DB" w:sz="4"/>
-        </w:pBdr>
-        <w:shd w:fill="F3F4F6" w:color="auto" w:val="clear"/>
-        <w:spacing w:after="0" w:before="0" w:line="240"/>
-        <w:ind w:left="120" w:right="120"/>
-      </w:pPr>
-      <w:r>
-        <w:rPr>
-          <w:rFonts w:ascii="Consolas" w:cs="Consolas" w:eastAsia="Consolas" w:hAnsi="Consolas"/>
-          <w:sz w:val="16"/>
-          <w:szCs w:val="16"/>
-        </w:rPr>
-        <w:t xml:space="preserve">  bridges/joomla/                 # pkg_mmsbridge.xml, plg_system_mmsbridge, mod_mms_embed</w:t>
-      </w:r>
-    </w:p>
-    <w:p>
-      <w:pPr>
-        <w:keepNext/>
-        <w:pBdr>
-          <w:left w:val="single" w:color="D0D5DB" w:sz="4"/>
-          <w:right w:val="single" w:color="D0D5DB" w:sz="4"/>
-        </w:pBdr>
-        <w:shd w:fill="F3F4F6" w:color="auto" w:val="clear"/>
-        <w:spacing w:after="0" w:before="0" w:line="240"/>
-        <w:ind w:left="120" w:right="120"/>
-      </w:pPr>
-      <w:r>
-        <w:rPr>
-          <w:rFonts w:ascii="Consolas" w:cs="Consolas" w:eastAsia="Consolas" w:hAnsi="Consolas"/>
-          <w:sz w:val="16"/>
-          <w:szCs w:val="16"/>
-        </w:rPr>
-        <w:t xml:space="preserve">  deploy/                         # Dockerfile, docker-compose.yml, mms-server.service, INSTALL.txt</w:t>
-      </w:r>
-    </w:p>
-    <w:p>
-      <w:pPr>
-        <w:keepNext w:val="false"/>
-        <w:pBdr>
-          <w:left w:val="single" w:color="D0D5DB" w:sz="4"/>
-          <w:bottom w:val="single" w:color="D0D5DB" w:sz="4"/>
-          <w:right w:val="single" w:color="D0D5DB" w:sz="4"/>
-        </w:pBdr>
-        <w:shd w:fill="F3F4F6" w:color="auto" w:val="clear"/>
-        <w:spacing w:after="0" w:before="0" w:line="240"/>
-        <w:ind w:left="120" w:right="120"/>
-      </w:pPr>
-      <w:r>
-        <w:rPr>
-          <w:rFonts w:ascii="Consolas" w:cs="Consolas" w:eastAsia="Consolas" w:hAnsi="Consolas"/>
-          <w:sz w:val="16"/>
-          <w:szCs w:val="16"/>
-        </w:rPr>
-        <w:t xml:space="preserve">  README.txt</w:t>
-      </w:r>
-    </w:p>
-    <w:p>
-      <w:pPr>
-        <w:spacing w:after="120"/>
-      </w:pPr>
-    </w:p>
-    <w:p>
-      <w:pPr>
-        <w:pStyle w:val="Heading2"/>
-        <w:keepNext/>
-        <w:spacing w:after="120" w:before="240"/>
-      </w:pPr>
-      <w:r>
-        <w:t xml:space="preserve">2.3 Command line</w:t>
-      </w:r>
-    </w:p>
-    <w:tbl>
-      <w:tblPr>
-        <w:tblW w:type="dxa" w:w="9360"/>
-        <w:tblBorders>
-          <w:top w:val="single" w:color="auto" w:sz="4"/>
-          <w:left w:val="single" w:color="auto" w:sz="4"/>
-          <w:bottom w:val="single" w:color="auto" w:sz="4"/>
-          <w:right w:val="single" w:color="auto" w:sz="4"/>
-          <w:insideH w:val="single" w:color="auto" w:sz="4"/>
-          <w:insideV w:val="single" w:color="auto" w:sz="4"/>
-        </w:tblBorders>
-      </w:tblPr>
-      <w:tblGrid>
-        <w:gridCol w:w="4434"/>
-        <w:gridCol w:w="4926"/>
-      </w:tblGrid>
-      <w:tr>
-        <w:trPr>
-          <w:cantSplit/>
-          <w:tblHeader/>
-        </w:trPr>
-        <w:tc>
-          <w:tcPr>
-            <w:tcW w:type="dxa" w:w="4434"/>
-            <w:tcBorders>
-              <w:top w:val="single" w:color="BFC7D1" w:sz="4"/>
-              <w:left w:val="single" w:color="BFC7D1" w:sz="4"/>
-              <w:bottom w:val="single" w:color="BFC7D1" w:sz="4"/>
-              <w:right w:val="single" w:color="BFC7D1" w:sz="4"/>
-            </w:tcBorders>
-            <w:shd w:fill="1F3A5F" w:color="auto" w:val="clear"/>
-            <w:tcMar>
-              <w:top w:type="dxa" w:w="60"/>
-              <w:left w:type="dxa" w:w="90"/>
-              <w:bottom w:type="dxa" w:w="60"/>
-              <w:right w:type="dxa" w:w="90"/>
-            </w:tcMar>
-          </w:tcPr>
-          <w:p>
-            <w:pPr>
-              <w:spacing w:after="0" w:line="252"/>
-            </w:pPr>
-            <w:r>
-              <w:rPr>
-                <w:b/>
-                <w:bCs/>
-                <w:color w:val="FFFFFF"/>
-                <w:sz w:val="18"/>
-                <w:szCs w:val="18"/>
-              </w:rPr>
-              <w:t xml:space="preserve">Command</w:t>
-            </w:r>
-          </w:p>
-        </w:tc>
-        <w:tc>
-          <w:tcPr>
-            <w:tcW w:type="dxa" w:w="4926"/>
-            <w:tcBorders>
-              <w:top w:val="single" w:color="BFC7D1" w:sz="4"/>
-              <w:left w:val="single" w:color="BFC7D1" w:sz="4"/>
-              <w:bottom w:val="single" w:color="BFC7D1" w:sz="4"/>
-              <w:right w:val="single" w:color="BFC7D1" w:sz="4"/>
-            </w:tcBorders>
-            <w:shd w:fill="1F3A5F" w:color="auto" w:val="clear"/>
-            <w:tcMar>
-              <w:top w:type="dxa" w:w="60"/>
-              <w:left w:type="dxa" w:w="90"/>
-              <w:bottom w:type="dxa" w:w="60"/>
-              <w:right w:type="dxa" w:w="90"/>
-            </w:tcMar>
-          </w:tcPr>
-          <w:p>
-            <w:pPr>
-              <w:spacing w:after="0" w:line="252"/>
-            </w:pPr>
-            <w:r>
-              <w:rPr>
-                <w:b/>
-                <w:bCs/>
-                <w:color w:val="FFFFFF"/>
-                <w:sz w:val="18"/>
-                <w:szCs w:val="18"/>
-              </w:rPr>
-              <w:t xml:space="preserve">Purpose</w:t>
-            </w:r>
-          </w:p>
-        </w:tc>
-      </w:tr>
-      <w:tr>
-        <w:trPr>
-          <w:cantSplit/>
-          <w:tblHeader w:val="false"/>
-        </w:trPr>
-        <w:tc>
-          <w:tcPr>
-            <w:tcW w:type="dxa" w:w="4434"/>
-            <w:tcBorders>
-              <w:top w:val="single" w:color="BFC7D1" w:sz="4"/>
-              <w:left w:val="single" w:color="BFC7D1" w:sz="4"/>
-              <w:bottom w:val="single" w:color="BFC7D1" w:sz="4"/>
-              <w:right w:val="single" w:color="BFC7D1" w:sz="4"/>
-            </w:tcBorders>
-            <w:tcMar>
-              <w:top w:type="dxa" w:w="60"/>
-              <w:left w:type="dxa" w:w="90"/>
-              <w:bottom w:type="dxa" w:w="60"/>
-              <w:right w:type="dxa" w:w="90"/>
-            </w:tcMar>
-          </w:tcPr>
-          <w:p>
-            <w:pPr>
-              <w:spacing w:after="0" w:line="252"/>
-            </w:pPr>
-            <w:r>
-              <w:rPr>
-                <w:rFonts w:ascii="Consolas" w:cs="Consolas" w:eastAsia="Consolas" w:hAnsi="Consolas"/>
-                <w:sz w:val="18"/>
-                <w:szCs w:val="18"/>
-              </w:rPr>
-              <w:t xml:space="preserve">mms-server init --data-dir D --bind A --public-url U</w:t>
-            </w:r>
-          </w:p>
-        </w:tc>
-        <w:tc>
-          <w:tcPr>
-            <w:tcW w:type="dxa" w:w="4926"/>
-            <w:tcBorders>
-              <w:top w:val="single" w:color="BFC7D1" w:sz="4"/>
-              <w:left w:val="single" w:color="BFC7D1" w:sz="4"/>
-              <w:bottom w:val="single" w:color="BFC7D1" w:sz="4"/>
-              <w:right w:val="single" w:color="BFC7D1" w:sz="4"/>
-            </w:tcBorders>
-            <w:tcMar>
-              <w:top w:type="dxa" w:w="60"/>
-              <w:left w:type="dxa" w:w="90"/>
-              <w:bottom w:type="dxa" w:w="60"/>
-              <w:right w:type="dxa" w:w="90"/>
-            </w:tcMar>
-          </w:tcPr>
-          <w:p>
-            <w:pPr>
-              <w:spacing w:after="0" w:line="252"/>
-            </w:pPr>
-            <w:r>
-              <w:rPr>
-                <w:sz w:val="18"/>
-                <w:szCs w:val="18"/>
-              </w:rPr>
-              <w:t xml:space="preserve">write </w:t>
-            </w:r>
-            <w:r>
-              <w:rPr>
-                <w:rFonts w:ascii="Consolas" w:cs="Consolas" w:eastAsia="Consolas" w:hAnsi="Consolas"/>
-                <w:sz w:val="18"/>
-                <w:szCs w:val="18"/>
-              </w:rPr>
-              <w:t xml:space="preserve">mms.toml</w:t>
-            </w:r>
-            <w:r>
-              <w:rPr>
-                <w:sz w:val="18"/>
-                <w:szCs w:val="18"/>
-              </w:rPr>
-              <w:t xml:space="preserve"> with a generated secret, create data directories, run migrations</w:t>
-            </w:r>
-          </w:p>
-        </w:tc>
-      </w:tr>
-      <w:tr>
-        <w:trPr>
-          <w:cantSplit/>
-          <w:tblHeader w:val="false"/>
-        </w:trPr>
-        <w:tc>
-          <w:tcPr>
-            <w:tcW w:type="dxa" w:w="4434"/>
-            <w:tcBorders>
-              <w:top w:val="single" w:color="BFC7D1" w:sz="4"/>
-              <w:left w:val="single" w:color="BFC7D1" w:sz="4"/>
-              <w:bottom w:val="single" w:color="BFC7D1" w:sz="4"/>
-              <w:right w:val="single" w:color="BFC7D1" w:sz="4"/>
-            </w:tcBorders>
-            <w:tcMar>
-              <w:top w:type="dxa" w:w="60"/>
-              <w:left w:type="dxa" w:w="90"/>
-              <w:bottom w:type="dxa" w:w="60"/>
-              <w:right w:type="dxa" w:w="90"/>
-            </w:tcMar>
-          </w:tcPr>
-          <w:p>
-            <w:pPr>
-              <w:spacing w:after="0" w:line="252"/>
-            </w:pPr>
-            <w:r>
-              <w:rPr>
-                <w:rFonts w:ascii="Consolas" w:cs="Consolas" w:eastAsia="Consolas" w:hAnsi="Consolas"/>
-                <w:sz w:val="18"/>
-                <w:szCs w:val="18"/>
-              </w:rPr>
-              <w:t xml:space="preserve">mms-server migrate</w:t>
-            </w:r>
-          </w:p>
-        </w:tc>
-        <w:tc>
-          <w:tcPr>
-            <w:tcW w:type="dxa" w:w="4926"/>
-            <w:tcBorders>
-              <w:top w:val="single" w:color="BFC7D1" w:sz="4"/>
-              <w:left w:val="single" w:color="BFC7D1" w:sz="4"/>
-              <w:bottom w:val="single" w:color="BFC7D1" w:sz="4"/>
-              <w:right w:val="single" w:color="BFC7D1" w:sz="4"/>
-            </w:tcBorders>
-            <w:tcMar>
-              <w:top w:type="dxa" w:w="60"/>
-              <w:left w:type="dxa" w:w="90"/>
-              <w:bottom w:type="dxa" w:w="60"/>
-              <w:right w:type="dxa" w:w="90"/>
-            </w:tcMar>
-          </w:tcPr>
-          <w:p>
-            <w:pPr>
-              <w:spacing w:after="0" w:line="252"/>
-            </w:pPr>
-            <w:r>
-              <w:rPr>
-                <w:sz w:val="18"/>
-                <w:szCs w:val="18"/>
-              </w:rPr>
-              <w:t xml:space="preserve">apply pending migrations</w:t>
-            </w:r>
-          </w:p>
-        </w:tc>
-      </w:tr>
-      <w:tr>
-        <w:trPr>
-          <w:cantSplit/>
-          <w:tblHeader w:val="false"/>
-        </w:trPr>
-        <w:tc>
-          <w:tcPr>
-            <w:tcW w:type="dxa" w:w="4434"/>
-            <w:tcBorders>
-              <w:top w:val="single" w:color="BFC7D1" w:sz="4"/>
-              <w:left w:val="single" w:color="BFC7D1" w:sz="4"/>
-              <w:bottom w:val="single" w:color="BFC7D1" w:sz="4"/>
-              <w:right w:val="single" w:color="BFC7D1" w:sz="4"/>
-            </w:tcBorders>
-            <w:tcMar>
-              <w:top w:type="dxa" w:w="60"/>
-              <w:left w:type="dxa" w:w="90"/>
-              <w:bottom w:type="dxa" w:w="60"/>
-              <w:right w:type="dxa" w:w="90"/>
-            </w:tcMar>
-          </w:tcPr>
-          <w:p>
-            <w:pPr>
-              <w:spacing w:after="0" w:line="252"/>
-            </w:pPr>
-            <w:r>
-              <w:rPr>
-                <w:rFonts w:ascii="Consolas" w:cs="Consolas" w:eastAsia="Consolas" w:hAnsi="Consolas"/>
-                <w:sz w:val="18"/>
-                <w:szCs w:val="18"/>
-              </w:rPr>
-              <w:t xml:space="preserve">mms-server admin --email E</w:t>
-            </w:r>
-          </w:p>
-        </w:tc>
-        <w:tc>
-          <w:tcPr>
-            <w:tcW w:type="dxa" w:w="4926"/>
-            <w:tcBorders>
-              <w:top w:val="single" w:color="BFC7D1" w:sz="4"/>
-              <w:left w:val="single" w:color="BFC7D1" w:sz="4"/>
-              <w:bottom w:val="single" w:color="BFC7D1" w:sz="4"/>
-              <w:right w:val="single" w:color="BFC7D1" w:sz="4"/>
-            </w:tcBorders>
-            <w:tcMar>
-              <w:top w:type="dxa" w:w="60"/>
-              <w:left w:type="dxa" w:w="90"/>
-              <w:bottom w:type="dxa" w:w="60"/>
-              <w:right w:type="dxa" w:w="90"/>
-            </w:tcMar>
-          </w:tcPr>
-          <w:p>
-            <w:pPr>
-              <w:spacing w:after="0" w:line="252"/>
-            </w:pPr>
-            <w:r>
-              <w:rPr>
-                <w:sz w:val="18"/>
-                <w:szCs w:val="18"/>
-              </w:rPr>
-              <w:t xml:space="preserve">create an administrator (prompts for password, or </w:t>
-            </w:r>
-            <w:r>
-              <w:rPr>
-                <w:rFonts w:ascii="Consolas" w:cs="Consolas" w:eastAsia="Consolas" w:hAnsi="Consolas"/>
-                <w:sz w:val="18"/>
-                <w:szCs w:val="18"/>
-              </w:rPr>
-              <w:t xml:space="preserve">MMS_ADMIN_PASSWORD</w:t>
-            </w:r>
-            <w:r>
-              <w:rPr>
-                <w:sz w:val="18"/>
-                <w:szCs w:val="18"/>
-              </w:rPr>
-              <w:t xml:space="preserve">)</w:t>
-            </w:r>
-          </w:p>
-        </w:tc>
-      </w:tr>
-      <w:tr>
-        <w:trPr>
-          <w:cantSplit/>
-          <w:tblHeader w:val="false"/>
-        </w:trPr>
-        <w:tc>
-          <w:tcPr>
-            <w:tcW w:type="dxa" w:w="4434"/>
-            <w:tcBorders>
-              <w:top w:val="single" w:color="BFC7D1" w:sz="4"/>
-              <w:left w:val="single" w:color="BFC7D1" w:sz="4"/>
-              <w:bottom w:val="single" w:color="BFC7D1" w:sz="4"/>
-              <w:right w:val="single" w:color="BFC7D1" w:sz="4"/>
-            </w:tcBorders>
-            <w:tcMar>
-              <w:top w:type="dxa" w:w="60"/>
-              <w:left w:type="dxa" w:w="90"/>
-              <w:bottom w:type="dxa" w:w="60"/>
-              <w:right w:type="dxa" w:w="90"/>
-            </w:tcMar>
-          </w:tcPr>
-          <w:p>
-            <w:pPr>
-              <w:spacing w:after="0" w:line="252"/>
-            </w:pPr>
-            <w:r>
-              <w:rPr>
-                <w:rFonts w:ascii="Consolas" w:cs="Consolas" w:eastAsia="Consolas" w:hAnsi="Consolas"/>
-                <w:sz w:val="18"/>
-                <w:szCs w:val="18"/>
-              </w:rPr>
-              <w:t xml:space="preserve">mms-server health</w:t>
-            </w:r>
-          </w:p>
-        </w:tc>
-        <w:tc>
-          <w:tcPr>
-            <w:tcW w:type="dxa" w:w="4926"/>
-            <w:tcBorders>
-              <w:top w:val="single" w:color="BFC7D1" w:sz="4"/>
-              <w:left w:val="single" w:color="BFC7D1" w:sz="4"/>
-              <w:bottom w:val="single" w:color="BFC7D1" w:sz="4"/>
-              <w:right w:val="single" w:color="BFC7D1" w:sz="4"/>
-            </w:tcBorders>
-            <w:tcMar>
-              <w:top w:type="dxa" w:w="60"/>
-              <w:left w:type="dxa" w:w="90"/>
-              <w:bottom w:type="dxa" w:w="60"/>
-              <w:right w:type="dxa" w:w="90"/>
-            </w:tcMar>
-          </w:tcPr>
-          <w:p>
-            <w:pPr>
-              <w:spacing w:after="0" w:line="252"/>
-            </w:pPr>
-            <w:r>
-              <w:rPr>
-                <w:sz w:val="18"/>
-                <w:szCs w:val="18"/>
-              </w:rPr>
-              <w:t xml:space="preserve">print the health report as JSON; exit 1 on failure</w:t>
-            </w:r>
-          </w:p>
-        </w:tc>
-      </w:tr>
-      <w:tr>
-        <w:trPr>
-          <w:cantSplit/>
-          <w:tblHeader w:val="false"/>
-        </w:trPr>
-        <w:tc>
-          <w:tcPr>
-            <w:tcW w:type="dxa" w:w="4434"/>
-            <w:tcBorders>
-              <w:top w:val="single" w:color="BFC7D1" w:sz="4"/>
-              <w:left w:val="single" w:color="BFC7D1" w:sz="4"/>
-              <w:bottom w:val="single" w:color="BFC7D1" w:sz="4"/>
-              <w:right w:val="single" w:color="BFC7D1" w:sz="4"/>
-            </w:tcBorders>
-            <w:tcMar>
-              <w:top w:type="dxa" w:w="60"/>
-              <w:left w:type="dxa" w:w="90"/>
-              <w:bottom w:type="dxa" w:w="60"/>
-              <w:right w:type="dxa" w:w="90"/>
-            </w:tcMar>
-          </w:tcPr>
-          <w:p>
-            <w:pPr>
-              <w:spacing w:after="0" w:line="252"/>
-            </w:pPr>
-            <w:r>
-              <w:rPr>
-                <w:rFonts w:ascii="Consolas" w:cs="Consolas" w:eastAsia="Consolas" w:hAnsi="Consolas"/>
-                <w:sz w:val="18"/>
-                <w:szCs w:val="18"/>
-              </w:rPr>
-              <w:t xml:space="preserve">mms-server serve</w:t>
-            </w:r>
-          </w:p>
-        </w:tc>
-        <w:tc>
-          <w:tcPr>
-            <w:tcW w:type="dxa" w:w="4926"/>
-            <w:tcBorders>
-              <w:top w:val="single" w:color="BFC7D1" w:sz="4"/>
-              <w:left w:val="single" w:color="BFC7D1" w:sz="4"/>
-              <w:bottom w:val="single" w:color="BFC7D1" w:sz="4"/>
-              <w:right w:val="single" w:color="BFC7D1" w:sz="4"/>
-            </w:tcBorders>
-            <w:tcMar>
-              <w:top w:type="dxa" w:w="60"/>
-              <w:left w:type="dxa" w:w="90"/>
-              <w:bottom w:type="dxa" w:w="60"/>
-              <w:right w:type="dxa" w:w="90"/>
-            </w:tcMar>
-          </w:tcPr>
-          <w:p>
-            <w:pPr>
-              <w:spacing w:after="0" w:line="252"/>
-            </w:pPr>
-            <w:r>
-              <w:rPr>
-                <w:sz w:val="18"/>
-                <w:szCs w:val="18"/>
-              </w:rPr>
-              <w:t xml:space="preserve">run the HTTP server (default) with graceful shutdown</w:t>
-            </w:r>
-          </w:p>
-        </w:tc>
-      </w:tr>
-    </w:tbl>
-    <w:p>
-      <w:pPr>
-        <w:spacing w:after="120"/>
-      </w:pPr>
-    </w:p>
-    <w:p>
-      <w:pPr>
-        <w:pStyle w:val="Heading2"/>
-        <w:keepNext/>
-        <w:spacing w:after="120" w:before="240"/>
-      </w:pPr>
-      <w:r>
-        <w:t xml:space="preserve">2.4 Configuration (</w:t>
-      </w:r>
-      <w:r>
-        <w:rPr>
-          <w:rFonts w:ascii="Consolas" w:cs="Consolas" w:eastAsia="Consolas" w:hAnsi="Consolas"/>
-          <w:sz w:val="19"/>
-          <w:szCs w:val="19"/>
-        </w:rPr>
-        <w:t xml:space="preserve">mms.toml</w:t>
-      </w:r>
-      <w:r>
-        <w:t xml:space="preserve">)</w:t>
-      </w:r>
-    </w:p>
-    <w:p>
-      <w:pPr>
-        <w:keepNext/>
-        <w:pBdr>
-          <w:top w:val="single" w:color="D0D5DB" w:sz="4"/>
-          <w:left w:val="single" w:color="D0D5DB" w:sz="4"/>
-          <w:right w:val="single" w:color="D0D5DB" w:sz="4"/>
-        </w:pBdr>
-        <w:shd w:fill="F3F4F6" w:color="auto" w:val="clear"/>
-        <w:spacing w:after="0" w:before="0" w:line="240"/>
-        <w:ind w:left="120" w:right="120"/>
-      </w:pPr>
-      <w:r>
-        <w:rPr>
-          <w:rFonts w:ascii="Consolas" w:cs="Consolas" w:eastAsia="Consolas" w:hAnsi="Consolas"/>
-          <w:sz w:val="16"/>
-          <w:szCs w:val="16"/>
-        </w:rPr>
-        <w:t xml:space="preserve">[server]</w:t>
-      </w:r>
-    </w:p>
-    <w:p>
-      <w:pPr>
-        <w:keepNext/>
-        <w:pBdr>
-          <w:left w:val="single" w:color="D0D5DB" w:sz="4"/>
-          <w:right w:val="single" w:color="D0D5DB" w:sz="4"/>
-        </w:pBdr>
-        <w:shd w:fill="F3F4F6" w:color="auto" w:val="clear"/>
-        <w:spacing w:after="0" w:before="0" w:line="240"/>
-        <w:ind w:left="120" w:right="120"/>
-      </w:pPr>
-      <w:r>
-        <w:rPr>
-          <w:rFonts w:ascii="Consolas" w:cs="Consolas" w:eastAsia="Consolas" w:hAnsi="Consolas"/>
-          <w:sz w:val="16"/>
-          <w:szCs w:val="16"/>
-        </w:rPr>
-        <w:t xml:space="preserve">bind = "127.0.0.1:8090"</w:t>
-      </w:r>
-    </w:p>
-    <w:p>
-      <w:pPr>
-        <w:keepNext/>
-        <w:pBdr>
-          <w:left w:val="single" w:color="D0D5DB" w:sz="4"/>
-          <w:right w:val="single" w:color="D0D5DB" w:sz="4"/>
-        </w:pBdr>
-        <w:shd w:fill="F3F4F6" w:color="auto" w:val="clear"/>
-        <w:spacing w:after="0" w:before="0" w:line="240"/>
-        <w:ind w:left="120" w:right="120"/>
-      </w:pPr>
-      <w:r>
-        <w:rPr>
-          <w:rFonts w:ascii="Consolas" w:cs="Consolas" w:eastAsia="Consolas" w:hAnsi="Consolas"/>
-          <w:sz w:val="16"/>
-          <w:szCs w:val="16"/>
-        </w:rPr>
-        <w:t xml:space="preserve">public_url = "https://media.example.com"</w:t>
-      </w:r>
-    </w:p>
-    <w:p>
-      <w:pPr>
-        <w:keepNext/>
-        <w:pBdr>
-          <w:left w:val="single" w:color="D0D5DB" w:sz="4"/>
-          <w:right w:val="single" w:color="D0D5DB" w:sz="4"/>
-        </w:pBdr>
-        <w:shd w:fill="F3F4F6" w:color="auto" w:val="clear"/>
-        <w:spacing w:after="0" w:before="0" w:line="240"/>
-        <w:ind w:left="120" w:right="120"/>
-      </w:pPr>
-      <w:r>
-        <w:rPr>
-          <w:rFonts w:ascii="Consolas" w:cs="Consolas" w:eastAsia="Consolas" w:hAnsi="Consolas"/>
-          <w:sz w:val="16"/>
-          <w:szCs w:val="16"/>
-        </w:rPr>
-        <w:t xml:space="preserve"> </w:t>
-      </w:r>
-    </w:p>
-    <w:p>
-      <w:pPr>
-        <w:keepNext/>
-        <w:pBdr>
-          <w:left w:val="single" w:color="D0D5DB" w:sz="4"/>
-          <w:right w:val="single" w:color="D0D5DB" w:sz="4"/>
-        </w:pBdr>
-        <w:shd w:fill="F3F4F6" w:color="auto" w:val="clear"/>
-        <w:spacing w:after="0" w:before="0" w:line="240"/>
-        <w:ind w:left="120" w:right="120"/>
-      </w:pPr>
-      <w:r>
-        <w:rPr>
-          <w:rFonts w:ascii="Consolas" w:cs="Consolas" w:eastAsia="Consolas" w:hAnsi="Consolas"/>
-          <w:sz w:val="16"/>
-          <w:szCs w:val="16"/>
-        </w:rPr>
-        <w:t xml:space="preserve">data_dir = "/var/lib/mms"</w:t>
-      </w:r>
-    </w:p>
-    <w:p>
-      <w:pPr>
-        <w:keepNext/>
-        <w:pBdr>
-          <w:left w:val="single" w:color="D0D5DB" w:sz="4"/>
-          <w:right w:val="single" w:color="D0D5DB" w:sz="4"/>
-        </w:pBdr>
-        <w:shd w:fill="F3F4F6" w:color="auto" w:val="clear"/>
-        <w:spacing w:after="0" w:before="0" w:line="240"/>
-        <w:ind w:left="120" w:right="120"/>
-      </w:pPr>
-      <w:r>
-        <w:rPr>
-          <w:rFonts w:ascii="Consolas" w:cs="Consolas" w:eastAsia="Consolas" w:hAnsi="Consolas"/>
-          <w:sz w:val="16"/>
-          <w:szCs w:val="16"/>
-        </w:rPr>
-        <w:t xml:space="preserve"> </w:t>
-      </w:r>
-    </w:p>
-    <w:p>
-      <w:pPr>
-        <w:keepNext/>
-        <w:pBdr>
-          <w:left w:val="single" w:color="D0D5DB" w:sz="4"/>
-          <w:right w:val="single" w:color="D0D5DB" w:sz="4"/>
-        </w:pBdr>
-        <w:shd w:fill="F3F4F6" w:color="auto" w:val="clear"/>
-        <w:spacing w:after="0" w:before="0" w:line="240"/>
-        <w:ind w:left="120" w:right="120"/>
-      </w:pPr>
-      <w:r>
-        <w:rPr>
-          <w:rFonts w:ascii="Consolas" w:cs="Consolas" w:eastAsia="Consolas" w:hAnsi="Consolas"/>
-          <w:sz w:val="16"/>
-          <w:szCs w:val="16"/>
-        </w:rPr>
-        <w:t xml:space="preserve">[security]</w:t>
-      </w:r>
-    </w:p>
-    <w:p>
-      <w:pPr>
-        <w:keepNext/>
-        <w:pBdr>
-          <w:left w:val="single" w:color="D0D5DB" w:sz="4"/>
-          <w:right w:val="single" w:color="D0D5DB" w:sz="4"/>
-        </w:pBdr>
-        <w:shd w:fill="F3F4F6" w:color="auto" w:val="clear"/>
-        <w:spacing w:after="0" w:before="0" w:line="240"/>
-        <w:ind w:left="120" w:right="120"/>
-      </w:pPr>
-      <w:r>
-        <w:rPr>
-          <w:rFonts w:ascii="Consolas" w:cs="Consolas" w:eastAsia="Consolas" w:hAnsi="Consolas"/>
-          <w:sz w:val="16"/>
-          <w:szCs w:val="16"/>
-        </w:rPr>
-        <w:t xml:space="preserve">secret_key = "&lt;base64, 32+ bytes&gt;"   # derives cookie signing and secrets encryption keys</w:t>
-      </w:r>
-    </w:p>
-    <w:p>
-      <w:pPr>
-        <w:keepNext/>
-        <w:pBdr>
-          <w:left w:val="single" w:color="D0D5DB" w:sz="4"/>
-          <w:right w:val="single" w:color="D0D5DB" w:sz="4"/>
-        </w:pBdr>
-        <w:shd w:fill="F3F4F6" w:color="auto" w:val="clear"/>
-        <w:spacing w:after="0" w:before="0" w:line="240"/>
-        <w:ind w:left="120" w:right="120"/>
-      </w:pPr>
-      <w:r>
-        <w:rPr>
-          <w:rFonts w:ascii="Consolas" w:cs="Consolas" w:eastAsia="Consolas" w:hAnsi="Consolas"/>
-          <w:sz w:val="16"/>
-          <w:szCs w:val="16"/>
-        </w:rPr>
-        <w:t xml:space="preserve">session_ttl_seconds = 43200</w:t>
-      </w:r>
-    </w:p>
-    <w:p>
-      <w:pPr>
-        <w:keepNext/>
-        <w:pBdr>
-          <w:left w:val="single" w:color="D0D5DB" w:sz="4"/>
-          <w:right w:val="single" w:color="D0D5DB" w:sz="4"/>
-        </w:pBdr>
-        <w:shd w:fill="F3F4F6" w:color="auto" w:val="clear"/>
-        <w:spacing w:after="0" w:before="0" w:line="240"/>
-        <w:ind w:left="120" w:right="120"/>
-      </w:pPr>
-      <w:r>
-        <w:rPr>
-          <w:rFonts w:ascii="Consolas" w:cs="Consolas" w:eastAsia="Consolas" w:hAnsi="Consolas"/>
-          <w:sz w:val="16"/>
-          <w:szCs w:val="16"/>
-        </w:rPr>
-        <w:t xml:space="preserve"> </w:t>
-      </w:r>
-    </w:p>
-    <w:p>
-      <w:pPr>
-        <w:keepNext/>
-        <w:pBdr>
-          <w:left w:val="single" w:color="D0D5DB" w:sz="4"/>
-          <w:right w:val="single" w:color="D0D5DB" w:sz="4"/>
-        </w:pBdr>
-        <w:shd w:fill="F3F4F6" w:color="auto" w:val="clear"/>
-        <w:spacing w:after="0" w:before="0" w:line="240"/>
-        <w:ind w:left="120" w:right="120"/>
-      </w:pPr>
-      <w:r>
-        <w:rPr>
-          <w:rFonts w:ascii="Consolas" w:cs="Consolas" w:eastAsia="Consolas" w:hAnsi="Consolas"/>
-          <w:sz w:val="16"/>
-          <w:szCs w:val="16"/>
-        </w:rPr>
-        <w:t xml:space="preserve">[media]</w:t>
-      </w:r>
-    </w:p>
-    <w:p>
-      <w:pPr>
-        <w:keepNext/>
-        <w:pBdr>
-          <w:left w:val="single" w:color="D0D5DB" w:sz="4"/>
-          <w:right w:val="single" w:color="D0D5DB" w:sz="4"/>
-        </w:pBdr>
-        <w:shd w:fill="F3F4F6" w:color="auto" w:val="clear"/>
-        <w:spacing w:after="0" w:before="0" w:line="240"/>
-        <w:ind w:left="120" w:right="120"/>
-      </w:pPr>
-      <w:r>
-        <w:rPr>
-          <w:rFonts w:ascii="Consolas" w:cs="Consolas" w:eastAsia="Consolas" w:hAnsi="Consolas"/>
-          <w:sz w:val="16"/>
-          <w:szCs w:val="16"/>
-        </w:rPr>
-        <w:t xml:space="preserve">max_upload_mb = 512</w:t>
-      </w:r>
-    </w:p>
-    <w:p>
-      <w:pPr>
-        <w:keepNext w:val="false"/>
-        <w:pBdr>
-          <w:left w:val="single" w:color="D0D5DB" w:sz="4"/>
-          <w:bottom w:val="single" w:color="D0D5DB" w:sz="4"/>
-          <w:right w:val="single" w:color="D0D5DB" w:sz="4"/>
-        </w:pBdr>
-        <w:shd w:fill="F3F4F6" w:color="auto" w:val="clear"/>
-        <w:spacing w:after="0" w:before="0" w:line="240"/>
-        <w:ind w:left="120" w:right="120"/>
-      </w:pPr>
-      <w:r>
-        <w:rPr>
-          <w:rFonts w:ascii="Consolas" w:cs="Consolas" w:eastAsia="Consolas" w:hAnsi="Consolas"/>
-          <w:sz w:val="16"/>
-          <w:szCs w:val="16"/>
-        </w:rPr>
-        <w:t xml:space="preserve">ffmpeg_path = "ffmpeg"</w:t>
-      </w:r>
-    </w:p>
-    <w:p>
-      <w:pPr>
-        <w:spacing w:after="120"/>
-      </w:pPr>
+        <w:t xml:space="preserve">2.5 Mount path and URLs</w:t>
+      </w:r>
     </w:p>
     <w:p>
       <w:pPr>
         <w:spacing w:after="120" w:line="276"/>
       </w:pPr>
       <w:r>
-        <w:t xml:space="preserve">Environment overrides: </w:t>
-      </w:r>
-      <w:r>
-        <w:rPr>
-          <w:rFonts w:ascii="Consolas" w:cs="Consolas" w:eastAsia="Consolas" w:hAnsi="Consolas"/>
-          <w:sz w:val="19"/>
-          <w:szCs w:val="19"/>
-        </w:rPr>
-        <w:t xml:space="preserve">MMS_CONFIG</w:t>
-      </w:r>
-      <w:r>
-        <w:t xml:space="preserve">, </w:t>
-      </w:r>
-      <w:r>
-        <w:rPr>
-          <w:rFonts w:ascii="Consolas" w:cs="Consolas" w:eastAsia="Consolas" w:hAnsi="Consolas"/>
-          <w:sz w:val="19"/>
-          <w:szCs w:val="19"/>
-        </w:rPr>
-        <w:t xml:space="preserve">MMS_BIND</w:t>
-      </w:r>
-      <w:r>
-        <w:t xml:space="preserve">, </w:t>
-      </w:r>
-      <w:r>
-        <w:rPr>
-          <w:rFonts w:ascii="Consolas" w:cs="Consolas" w:eastAsia="Consolas" w:hAnsi="Consolas"/>
-          <w:sz w:val="19"/>
-          <w:szCs w:val="19"/>
-        </w:rPr>
-        <w:t xml:space="preserve">MMS_PUBLIC_URL</w:t>
-      </w:r>
-      <w:r>
-        <w:t xml:space="preserve">, </w:t>
-      </w:r>
-      <w:r>
-        <w:rPr>
-          <w:rFonts w:ascii="Consolas" w:cs="Consolas" w:eastAsia="Consolas" w:hAnsi="Consolas"/>
-          <w:sz w:val="19"/>
-          <w:szCs w:val="19"/>
-        </w:rPr>
-        <w:t xml:space="preserve">MMS_DATA_DIR</w:t>
-      </w:r>
-      <w:r>
-        <w:t xml:space="preserve">, </w:t>
-      </w:r>
-      <w:r>
-        <w:rPr>
-          <w:rFonts w:ascii="Consolas" w:cs="Consolas" w:eastAsia="Consolas" w:hAnsi="Consolas"/>
-          <w:sz w:val="19"/>
-          <w:szCs w:val="19"/>
-        </w:rPr>
-        <w:t xml:space="preserve">MMS_SECRET_KEY</w:t>
-      </w:r>
-      <w:r>
-        <w:t xml:space="preserve">. Runtime settings (store name, currency, gateway keys, retention…) live in the </w:t>
-      </w:r>
-      <w:r>
-        <w:rPr>
-          <w:rFonts w:ascii="Consolas" w:cs="Consolas" w:eastAsia="Consolas" w:hAnsi="Consolas"/>
-          <w:sz w:val="19"/>
-          <w:szCs w:val="19"/>
-        </w:rPr>
-        <w:t xml:space="preserve">settings</w:t>
-      </w:r>
-      <w:r>
-        <w:t xml:space="preserve"> table, declared once in </w:t>
-      </w:r>
-      <w:r>
-        <w:rPr>
-          <w:rFonts w:ascii="Consolas" w:cs="Consolas" w:eastAsia="Consolas" w:hAnsi="Consolas"/>
-          <w:sz w:val="19"/>
-          <w:szCs w:val="19"/>
-        </w:rPr>
-        <w:t xml:space="preserve">mms-core::settings::DEFINITIONS</w:t>
-      </w:r>
-      <w:r>
-        <w:t xml:space="preserve">, and are edited under </w:t>
-      </w:r>
-      <w:r>
-        <w:rPr>
-          <w:i/>
-          <w:iCs/>
-        </w:rPr>
-        <w:t xml:space="preserve">Admin → Settings</w:t>
-      </w:r>
-      <w:r>
-        <w:t xml:space="preserve">. Secrets are stored encrypted and shown masked.</w:t>
-      </w:r>
-    </w:p>
-    <w:p>
-      <w:pPr>
-        <w:pStyle w:val="Heading2"/>
-        <w:keepNext/>
-        <w:spacing w:after="120" w:before="240"/>
-      </w:pPr>
-      <w:r>
-        <w:t xml:space="preserve">2.5 Storage</w:t>
-      </w:r>
-    </w:p>
-    <w:p>
-      <w:pPr>
-        <w:pStyle w:val="ListParagraph"/>
-        <w:numPr>
-          <w:ilvl w:val="0"/>
-          <w:numId w:val="3"/>
-        </w:numPr>
-        <w:spacing w:after="60" w:line="276"/>
-      </w:pPr>
-      <w:r>
-        <w:rPr>
-          <w:b/>
-          <w:bCs/>
-        </w:rPr>
-        <w:t xml:space="preserve">Database</w:t>
+        <w:t xml:space="preserve">The server derives its mount path from </w:t>
+      </w:r>
+      <w:r>
+        <w:rPr>
+          <w:rFonts w:ascii="Consolas" w:cs="Consolas" w:eastAsia="Consolas" w:hAnsi="Consolas"/>
+          <w:sz w:val="19"/>
+          <w:szCs w:val="19"/>
+        </w:rPr>
+        <w:t xml:space="preserve">public_url</w:t>
       </w:r>
       <w:r>
         <w:t xml:space="preserve">: </w:t>
@@ -4073,351 +4287,54 @@
           <w:sz w:val="19"/>
           <w:szCs w:val="19"/>
         </w:rPr>
-        <w:t xml:space="preserve">data_dir/mms.sqlite</w:t>
-      </w:r>
-      <w:r>
-        <w:t xml:space="preserve">. Tables in §6. Migrations are forward-only.</w:t>
-      </w:r>
-    </w:p>
-    <w:p>
-      <w:pPr>
-        <w:pStyle w:val="ListParagraph"/>
-        <w:numPr>
-          <w:ilvl w:val="0"/>
-          <w:numId w:val="3"/>
-        </w:numPr>
-        <w:spacing w:after="60" w:line="276"/>
-      </w:pPr>
-      <w:r>
-        <w:rPr>
-          <w:b/>
-          <w:bCs/>
-        </w:rPr>
-        <w:t xml:space="preserve">Files</w:t>
-      </w:r>
-      <w:r>
-        <w:t xml:space="preserve">: </w:t>
-      </w:r>
-      <w:r>
-        <w:rPr>
-          <w:rFonts w:ascii="Consolas" w:cs="Consolas" w:eastAsia="Consolas" w:hAnsi="Consolas"/>
-          <w:sz w:val="19"/>
-          <w:szCs w:val="19"/>
-        </w:rPr>
-        <w:t xml:space="preserve">data_dir/media/public/</w:t>
-      </w:r>
-      <w:r>
-        <w:t xml:space="preserve"> for thumbnails and optimised variants served directly; </w:t>
-      </w:r>
-      <w:r>
-        <w:rPr>
-          <w:rFonts w:ascii="Consolas" w:cs="Consolas" w:eastAsia="Consolas" w:hAnsi="Consolas"/>
-          <w:sz w:val="19"/>
-          <w:szCs w:val="19"/>
-        </w:rPr>
-        <w:t xml:space="preserve">data_dir/media/private/</w:t>
-      </w:r>
-      <w:r>
-        <w:t xml:space="preserve"> for protected originals, HLS renditions and evidence, served only through signed routes.</w:t>
-      </w:r>
-    </w:p>
-    <w:p>
-      <w:pPr>
-        <w:pStyle w:val="ListParagraph"/>
-        <w:numPr>
-          <w:ilvl w:val="0"/>
-          <w:numId w:val="3"/>
-        </w:numPr>
-        <w:spacing w:after="60" w:line="276"/>
-      </w:pPr>
-      <w:r>
-        <w:rPr>
-          <w:b/>
-          <w:bCs/>
-        </w:rPr>
-        <w:t xml:space="preserve">Backups</w:t>
-      </w:r>
-      <w:r>
-        <w:t xml:space="preserve">: SQLite online backup command </w:t>
-      </w:r>
-      <w:r>
-        <w:rPr>
-          <w:rFonts w:ascii="Consolas" w:cs="Consolas" w:eastAsia="Consolas" w:hAnsi="Consolas"/>
-          <w:sz w:val="19"/>
-          <w:szCs w:val="19"/>
-        </w:rPr>
-        <w:t xml:space="preserve">mms-server backup</w:t>
-      </w:r>
-      <w:r>
-        <w:t xml:space="preserve"> (Phase 7) plus the </w:t>
-      </w:r>
-      <w:r>
-        <w:rPr>
-          <w:rFonts w:ascii="Consolas" w:cs="Consolas" w:eastAsia="Consolas" w:hAnsi="Consolas"/>
-          <w:sz w:val="19"/>
-          <w:szCs w:val="19"/>
-        </w:rPr>
-        <w:t xml:space="preserve">media/</w:t>
-      </w:r>
-      <w:r>
-        <w:t xml:space="preserve"> directory.</w:t>
-      </w:r>
-    </w:p>
-    <w:p>
-      <w:pPr>
-        <w:pStyle w:val="Heading2"/>
-        <w:keepNext/>
-        <w:spacing w:after="120" w:before="240"/>
-      </w:pPr>
-      <w:r>
-        <w:t xml:space="preserve">2.6 Security model</w:t>
-      </w:r>
-    </w:p>
-    <w:p>
-      <w:pPr>
-        <w:pStyle w:val="ListParagraph"/>
-        <w:numPr>
-          <w:ilvl w:val="0"/>
-          <w:numId w:val="3"/>
-        </w:numPr>
-        <w:spacing w:after="60" w:line="276"/>
-      </w:pPr>
-      <w:r>
-        <w:rPr>
-          <w:b/>
-          <w:bCs/>
-        </w:rPr>
-        <w:t xml:space="preserve">Roles</w:t>
-      </w:r>
-      <w:r>
-        <w:t xml:space="preserve">: </w:t>
-      </w:r>
-      <w:r>
-        <w:rPr>
-          <w:rFonts w:ascii="Consolas" w:cs="Consolas" w:eastAsia="Consolas" w:hAnsi="Consolas"/>
-          <w:sz w:val="19"/>
-          <w:szCs w:val="19"/>
-        </w:rPr>
-        <w:t xml:space="preserve">admin</w:t>
-      </w:r>
-      <w:r>
-        <w:t xml:space="preserve">, </w:t>
-      </w:r>
-      <w:r>
-        <w:rPr>
-          <w:rFonts w:ascii="Consolas" w:cs="Consolas" w:eastAsia="Consolas" w:hAnsi="Consolas"/>
-          <w:sz w:val="19"/>
-          <w:szCs w:val="19"/>
-        </w:rPr>
-        <w:t xml:space="preserve">staff</w:t>
-      </w:r>
-      <w:r>
-        <w:t xml:space="preserve">, </w:t>
-      </w:r>
-      <w:r>
-        <w:rPr>
-          <w:rFonts w:ascii="Consolas" w:cs="Consolas" w:eastAsia="Consolas" w:hAnsi="Consolas"/>
-          <w:sz w:val="19"/>
-          <w:szCs w:val="19"/>
-        </w:rPr>
-        <w:t xml:space="preserve">customer</w:t>
-      </w:r>
-      <w:r>
-        <w:t xml:space="preserve">. Admin screens require </w:t>
-      </w:r>
-      <w:r>
-        <w:rPr>
-          <w:rFonts w:ascii="Consolas" w:cs="Consolas" w:eastAsia="Consolas" w:hAnsi="Consolas"/>
-          <w:sz w:val="19"/>
-          <w:szCs w:val="19"/>
-        </w:rPr>
-        <w:t xml:space="preserve">admin</w:t>
-      </w:r>
-      <w:r>
-        <w:t xml:space="preserve">; staff gains scoped permissions in Phase 3 </w:t>
-      </w:r>
-      <w:r>
-        <w:rPr>
-          <w:b/>
-          <w:bCs/>
-        </w:rPr>
-        <w:t xml:space="preserve">[assumption]</w:t>
-      </w:r>
-      <w:r>
-        <w:t xml:space="preserve">.</w:t>
-      </w:r>
-    </w:p>
-    <w:p>
-      <w:pPr>
-        <w:pStyle w:val="ListParagraph"/>
-        <w:numPr>
-          <w:ilvl w:val="0"/>
-          <w:numId w:val="3"/>
-        </w:numPr>
-        <w:spacing w:after="60" w:line="276"/>
-      </w:pPr>
-      <w:r>
-        <w:rPr>
-          <w:b/>
-          <w:bCs/>
-        </w:rPr>
-        <w:t xml:space="preserve">Sessions</w:t>
-      </w:r>
-      <w:r>
-        <w:t xml:space="preserve">: signed cookie (</w:t>
-      </w:r>
-      <w:r>
-        <w:rPr>
-          <w:rFonts w:ascii="Consolas" w:cs="Consolas" w:eastAsia="Consolas" w:hAnsi="Consolas"/>
-          <w:sz w:val="19"/>
-          <w:szCs w:val="19"/>
-        </w:rPr>
-        <w:t xml:space="preserve">mms_session</w:t>
-      </w:r>
-      <w:r>
-        <w:t xml:space="preserve">, HttpOnly, SameSite=Lax, Secure on HTTPS) carrying user id, expiry and a per-login nonce; CSRF token derived from the session token and required on every admin POST.</w:t>
-      </w:r>
-    </w:p>
-    <w:p>
-      <w:pPr>
-        <w:pStyle w:val="ListParagraph"/>
-        <w:numPr>
-          <w:ilvl w:val="0"/>
-          <w:numId w:val="3"/>
-        </w:numPr>
-        <w:spacing w:after="60" w:line="276"/>
-      </w:pPr>
-      <w:r>
-        <w:rPr>
-          <w:b/>
-          <w:bCs/>
-        </w:rPr>
-        <w:t xml:space="preserve">Bridge sites</w:t>
-      </w:r>
-      <w:r>
-        <w:t xml:space="preserve">: each WordPress or Joomla installation is registered under </w:t>
-      </w:r>
-      <w:r>
-        <w:rPr>
-          <w:i/>
-          <w:iCs/>
-        </w:rPr>
-        <w:t xml:space="preserve">Admin → Bridges</w:t>
-      </w:r>
-      <w:r>
-        <w:t xml:space="preserve"> with a name, host type, origin and a 32-byte secret shown once and stored encrypted. Embeds are only served to registered sites and carry </w:t>
-      </w:r>
-      <w:r>
-        <w:rPr>
-          <w:rFonts w:ascii="Consolas" w:cs="Consolas" w:eastAsia="Consolas" w:hAnsi="Consolas"/>
-          <w:sz w:val="19"/>
-          <w:szCs w:val="19"/>
-        </w:rPr>
-        <w:t xml:space="preserve">Content-Security-Policy: frame-ancestors 'self' &lt;origin&gt;</w:t>
-      </w:r>
-      <w:r>
-        <w:t xml:space="preserve">.</w:t>
-      </w:r>
-    </w:p>
-    <w:p>
-      <w:pPr>
-        <w:pStyle w:val="ListParagraph"/>
-        <w:numPr>
-          <w:ilvl w:val="0"/>
-          <w:numId w:val="3"/>
-        </w:numPr>
-        <w:spacing w:after="60" w:line="276"/>
-      </w:pPr>
-      <w:r>
-        <w:rPr>
-          <w:b/>
-          <w:bCs/>
-        </w:rPr>
-        <w:t xml:space="preserve">SSO</w:t>
-      </w:r>
-      <w:r>
-        <w:t xml:space="preserve">: bridges sign </w:t>
-      </w:r>
-      <w:r>
-        <w:rPr>
-          <w:rFonts w:ascii="Consolas" w:cs="Consolas" w:eastAsia="Consolas" w:hAnsi="Consolas"/>
-          <w:sz w:val="19"/>
-          <w:szCs w:val="19"/>
-        </w:rPr>
-        <w:t xml:space="preserve">{sub, email, name, host, exp}</w:t>
-      </w:r>
-      <w:r>
-        <w:t xml:space="preserve"> with the site secret; the server verifies signature, expiry and host, links or creates the local customer and sets a session. Return paths must be same-origin.</w:t>
-      </w:r>
-    </w:p>
-    <w:p>
-      <w:pPr>
-        <w:pStyle w:val="ListParagraph"/>
-        <w:numPr>
-          <w:ilvl w:val="0"/>
-          <w:numId w:val="3"/>
-        </w:numPr>
-        <w:spacing w:after="60" w:line="276"/>
-      </w:pPr>
-      <w:r>
-        <w:rPr>
-          <w:b/>
-          <w:bCs/>
-        </w:rPr>
-        <w:t xml:space="preserve">Signed media URLs</w:t>
-      </w:r>
-      <w:r>
-        <w:t xml:space="preserve">: HMAC tokens with expiry from the server key; never a permanent file path for protected media.</w:t>
-      </w:r>
-    </w:p>
-    <w:p>
-      <w:pPr>
-        <w:pStyle w:val="ListParagraph"/>
-        <w:numPr>
-          <w:ilvl w:val="0"/>
-          <w:numId w:val="3"/>
-        </w:numPr>
-        <w:spacing w:after="60" w:line="276"/>
-      </w:pPr>
-      <w:r>
-        <w:rPr>
-          <w:b/>
-          <w:bCs/>
-        </w:rPr>
-        <w:t xml:space="preserve">Rate limits</w:t>
-      </w:r>
-      <w:r>
-        <w:t xml:space="preserve"> on login, SSO, gate attempts and playback session creation.</w:t>
-      </w:r>
-    </w:p>
-    <w:p>
-      <w:pPr>
-        <w:pStyle w:val="ListParagraph"/>
-        <w:numPr>
-          <w:ilvl w:val="0"/>
-          <w:numId w:val="3"/>
-        </w:numPr>
-        <w:spacing w:after="60" w:line="276"/>
-      </w:pPr>
-      <w:r>
-        <w:rPr>
-          <w:b/>
-          <w:bCs/>
-        </w:rPr>
-        <w:t xml:space="preserve">Audit log</w:t>
-      </w:r>
-      <w:r>
-        <w:t xml:space="preserve"> for logins, settings, bridge changes, grants and revocations, gate decisions, signatures.</w:t>
-      </w:r>
-    </w:p>
-    <w:p>
-      <w:pPr>
-        <w:pStyle w:val="Heading2"/>
-        <w:keepNext/>
-        <w:spacing w:after="120" w:before="240"/>
-      </w:pPr>
-      <w:r>
-        <w:t xml:space="preserve">2.7 HTTP surface</w:t>
+        <w:t xml:space="preserve">https://www.example.com/mms</w:t>
+      </w:r>
+      <w:r>
+        <w:t xml:space="preserve"> mounts everything under </w:t>
+      </w:r>
+      <w:r>
+        <w:rPr>
+          <w:rFonts w:ascii="Consolas" w:cs="Consolas" w:eastAsia="Consolas" w:hAnsi="Consolas"/>
+          <w:sz w:val="19"/>
+          <w:szCs w:val="19"/>
+        </w:rPr>
+        <w:t xml:space="preserve">/mms</w:t>
+      </w:r>
+      <w:r>
+        <w:t xml:space="preserve">. Every link, redirect and cookie carries the prefix; </w:t>
+      </w:r>
+      <w:r>
+        <w:rPr>
+          <w:rFonts w:ascii="Consolas" w:cs="Consolas" w:eastAsia="Consolas" w:hAnsi="Consolas"/>
+          <w:sz w:val="19"/>
+          <w:szCs w:val="19"/>
+        </w:rPr>
+        <w:t xml:space="preserve">/mms/</w:t>
+      </w:r>
+      <w:r>
+        <w:t xml:space="preserve"> redirects to </w:t>
+      </w:r>
+      <w:r>
+        <w:rPr>
+          <w:rFonts w:ascii="Consolas" w:cs="Consolas" w:eastAsia="Consolas" w:hAnsi="Consolas"/>
+          <w:sz w:val="19"/>
+          <w:szCs w:val="19"/>
+        </w:rPr>
+        <w:t xml:space="preserve">/mms</w:t>
+      </w:r>
+      <w:r>
+        <w:t xml:space="preserve">. The runtime always uses </w:t>
+      </w:r>
+      <w:r>
+        <w:rPr>
+          <w:rFonts w:ascii="Consolas" w:cs="Consolas" w:eastAsia="Consolas" w:hAnsi="Consolas"/>
+          <w:sz w:val="19"/>
+          <w:szCs w:val="19"/>
+        </w:rPr>
+        <w:t xml:space="preserve">/mms</w:t>
+      </w:r>
+      <w:r>
+        <w:t xml:space="preserve"> under the site root.</w:t>
       </w:r>
     </w:p>
     <w:tbl>
@@ -4503,7 +4420,7 @@
                 <w:sz w:val="18"/>
                 <w:szCs w:val="18"/>
               </w:rPr>
-              <w:t xml:space="preserve">Routes</w:t>
+              <w:t xml:space="preserve">Routes (under the mount path)</w:t>
             </w:r>
           </w:p>
         </w:tc>
@@ -4620,7 +4537,7 @@
                 <w:sz w:val="18"/>
                 <w:szCs w:val="18"/>
               </w:rPr>
-              <w:t xml:space="preserve"> (dashboard), </w:t>
+              <w:t xml:space="preserve">, </w:t>
             </w:r>
             <w:r>
               <w:rPr>
@@ -5203,7 +5120,7 @@
                 <w:sz w:val="18"/>
                 <w:szCs w:val="18"/>
               </w:rPr>
-              <w:t xml:space="preserve">SSO</w:t>
+              <w:t xml:space="preserve">Sign-on</w:t>
             </w:r>
           </w:p>
         </w:tc>
@@ -5480,14 +5397,29 @@
                 <w:sz w:val="18"/>
                 <w:szCs w:val="18"/>
               </w:rPr>
-              <w:t xml:space="preserve">/api/v1/...</w:t>
-            </w:r>
-            <w:r>
-              <w:rPr>
-                <w:sz w:val="18"/>
-                <w:szCs w:val="18"/>
-              </w:rPr>
-              <w:t xml:space="preserve"> (Appendix C)</w:t>
+              <w:t xml:space="preserve">/api/v1/…</w:t>
+            </w:r>
+            <w:r>
+              <w:rPr>
+                <w:sz w:val="18"/>
+                <w:szCs w:val="18"/>
+              </w:rPr>
+              <w:t xml:space="preserve"> (Appendix C); </w:t>
+            </w:r>
+            <w:r>
+              <w:rPr>
+                <w:rFonts w:ascii="Consolas" w:cs="Consolas" w:eastAsia="Consolas" w:hAnsi="Consolas"/>
+                <w:sz w:val="18"/>
+                <w:szCs w:val="18"/>
+              </w:rPr>
+              <w:t xml:space="preserve">/api/v1/ping</w:t>
+            </w:r>
+            <w:r>
+              <w:rPr>
+                <w:sz w:val="18"/>
+                <w:szCs w:val="18"/>
+              </w:rPr>
+              <w:t xml:space="preserve"> is public for the supervisor</w:t>
             </w:r>
           </w:p>
         </w:tc>
@@ -5497,36 +5429,6 @@
       <w:pPr>
         <w:spacing w:after="120"/>
       </w:pPr>
-    </w:p>
-    <w:p>
-      <w:pPr>
-        <w:spacing w:after="120" w:line="276"/>
-      </w:pPr>
-      <w:r>
-        <w:t xml:space="preserve">Every response sets </w:t>
-      </w:r>
-      <w:r>
-        <w:rPr>
-          <w:rFonts w:ascii="Consolas" w:cs="Consolas" w:eastAsia="Consolas" w:hAnsi="Consolas"/>
-          <w:sz w:val="19"/>
-          <w:szCs w:val="19"/>
-        </w:rPr>
-        <w:t xml:space="preserve">X-Content-Type-Options: nosniff</w:t>
-      </w:r>
-      <w:r>
-        <w:t xml:space="preserve"> and a referrer policy; admin pages set </w:t>
-      </w:r>
-      <w:r>
-        <w:rPr>
-          <w:rFonts w:ascii="Consolas" w:cs="Consolas" w:eastAsia="Consolas" w:hAnsi="Consolas"/>
-          <w:sz w:val="19"/>
-          <w:szCs w:val="19"/>
-        </w:rPr>
-        <w:t xml:space="preserve">X-Frame-Options: DENY</w:t>
-      </w:r>
-      <w:r>
-        <w:t xml:space="preserve">; embeds set the per-site frame-ancestors policy.</w:t>
-      </w:r>
     </w:p>
     <w:p>
       <w:pPr>
@@ -5535,36 +5437,7 @@
         <w:spacing w:after="120" w:before="240"/>
       </w:pPr>
       <w:r>
-        <w:t xml:space="preserve">2.8 Background jobs</w:t>
-      </w:r>
-    </w:p>
-    <w:p>
-      <w:pPr>
-        <w:spacing w:after="120" w:line="276"/>
-      </w:pPr>
-      <w:r>
-        <w:t xml:space="preserve">A Tokio worker polls the </w:t>
-      </w:r>
-      <w:r>
-        <w:rPr>
-          <w:rFonts w:ascii="Consolas" w:cs="Consolas" w:eastAsia="Consolas" w:hAnsi="Consolas"/>
-          <w:sz w:val="19"/>
-          <w:szCs w:val="19"/>
-        </w:rPr>
-        <w:t xml:space="preserve">jobs</w:t>
-      </w:r>
-      <w:r>
-        <w:t xml:space="preserve"> table (type, args, run_at, attempts) with backoff and runs handlers for thumbnails, optimisation, transcoding, Level 3 renders, copyright scans, Google sync, subscription renewals, site pass expiry, retention cleanup. Jobs are idempotent and visible on the Health page.</w:t>
-      </w:r>
-    </w:p>
-    <w:p>
-      <w:pPr>
-        <w:pStyle w:val="Heading2"/>
-        <w:keepNext/>
-        <w:spacing w:after="120" w:before="240"/>
-      </w:pPr>
-      <w:r>
-        <w:t xml:space="preserve">2.9 Extensibility</w:t>
+        <w:t xml:space="preserve">2.6 Security model</w:t>
       </w:r>
     </w:p>
     <w:p>
@@ -5577,7 +5450,14 @@
         <w:spacing w:after="60" w:line="276"/>
       </w:pPr>
       <w:r>
-        <w:t xml:space="preserve">JSON API with API keys (Phase 3) for external tools.</w:t>
+        <w:rPr>
+          <w:b/>
+          <w:bCs/>
+        </w:rPr>
+        <w:t xml:space="preserve">Process isolation</w:t>
+      </w:r>
+      <w:r>
+        <w:t xml:space="preserve">: the binary listens on localhost only and runs as the web server's user; nothing is exposed on its port. TLS, certificates and domains are the CMS's, unchanged.</w:t>
       </w:r>
     </w:p>
     <w:p>
@@ -5590,7 +5470,80 @@
         <w:spacing w:after="60" w:line="276"/>
       </w:pPr>
       <w:r>
-        <w:t xml:space="preserve">Outbound webhooks (order paid, entitlement granted, agreement signed, violation found) with HMAC signatures.</w:t>
+        <w:rPr>
+          <w:b/>
+          <w:bCs/>
+        </w:rPr>
+        <w:t xml:space="preserve">Roles</w:t>
+      </w:r>
+      <w:r>
+        <w:t xml:space="preserve">: </w:t>
+      </w:r>
+      <w:r>
+        <w:rPr>
+          <w:rFonts w:ascii="Consolas" w:cs="Consolas" w:eastAsia="Consolas" w:hAnsi="Consolas"/>
+          <w:sz w:val="19"/>
+          <w:szCs w:val="19"/>
+        </w:rPr>
+        <w:t xml:space="preserve">admin</w:t>
+      </w:r>
+      <w:r>
+        <w:t xml:space="preserve">, </w:t>
+      </w:r>
+      <w:r>
+        <w:rPr>
+          <w:rFonts w:ascii="Consolas" w:cs="Consolas" w:eastAsia="Consolas" w:hAnsi="Consolas"/>
+          <w:sz w:val="19"/>
+          <w:szCs w:val="19"/>
+        </w:rPr>
+        <w:t xml:space="preserve">staff</w:t>
+      </w:r>
+      <w:r>
+        <w:t xml:space="preserve">, </w:t>
+      </w:r>
+      <w:r>
+        <w:rPr>
+          <w:rFonts w:ascii="Consolas" w:cs="Consolas" w:eastAsia="Consolas" w:hAnsi="Consolas"/>
+          <w:sz w:val="19"/>
+          <w:szCs w:val="19"/>
+        </w:rPr>
+        <w:t xml:space="preserve">customer</w:t>
+      </w:r>
+      <w:r>
+        <w:t xml:space="preserve">. CMS administrators (WordPress </w:t>
+      </w:r>
+      <w:r>
+        <w:rPr>
+          <w:rFonts w:ascii="Consolas" w:cs="Consolas" w:eastAsia="Consolas" w:hAnsi="Consolas"/>
+          <w:sz w:val="19"/>
+          <w:szCs w:val="19"/>
+        </w:rPr>
+        <w:t xml:space="preserve">manage_options</w:t>
+      </w:r>
+      <w:r>
+        <w:t xml:space="preserve">, Joomla </w:t>
+      </w:r>
+      <w:r>
+        <w:rPr>
+          <w:rFonts w:ascii="Consolas" w:cs="Consolas" w:eastAsia="Consolas" w:hAnsi="Consolas"/>
+          <w:sz w:val="19"/>
+          <w:szCs w:val="19"/>
+        </w:rPr>
+        <w:t xml:space="preserve">core.admin</w:t>
+      </w:r>
+      <w:r>
+        <w:t xml:space="preserve">) become server administrators through sign-on because the package declares its site with </w:t>
+      </w:r>
+      <w:r>
+        <w:rPr>
+          <w:rFonts w:ascii="Consolas" w:cs="Consolas" w:eastAsia="Consolas" w:hAnsi="Consolas"/>
+          <w:sz w:val="19"/>
+          <w:szCs w:val="19"/>
+        </w:rPr>
+        <w:t xml:space="preserve">admin_sso = true</w:t>
+      </w:r>
+      <w:r>
+        <w:t xml:space="preserve">. Members become customers. Customers may also register directly on the server.</w:t>
       </w:r>
     </w:p>
     <w:p>
@@ -5603,129 +5556,14 @@
         <w:spacing w:after="60" w:line="276"/>
       </w:pPr>
       <w:r>
-        <w:t xml:space="preserve">Adapter traits for payment gateways, copyright services and players (§8).</w:t>
-      </w:r>
-    </w:p>
-    <w:p>
-      <w:pPr>
-        <w:pStyle w:val="Heading1"/>
-        <w:keepNext/>
-        <w:pageBreakBefore/>
-        <w:spacing w:after="120" w:before="360"/>
-      </w:pPr>
-      <w:r>
-        <w:t xml:space="preserve">3. Bridge design</w:t>
-      </w:r>
-    </w:p>
-    <w:p>
-      <w:pPr>
-        <w:pStyle w:val="Heading2"/>
-        <w:keepNext/>
-        <w:spacing w:after="120" w:before="240"/>
-      </w:pPr>
-      <w:r>
-        <w:t xml:space="preserve">3.1 What a bridge does</w:t>
-      </w:r>
-    </w:p>
-    <w:p>
-      <w:pPr>
-        <w:pStyle w:val="ListParagraph"/>
-        <w:numPr>
-          <w:ilvl w:val="0"/>
-          <w:numId w:val="5"/>
-        </w:numPr>
-        <w:spacing w:after="60" w:line="276"/>
-      </w:pPr>
-      <w:r>
-        <w:t xml:space="preserve">Stores three values: server URL, site ID, secret.</w:t>
-      </w:r>
-    </w:p>
-    <w:p>
-      <w:pPr>
-        <w:pStyle w:val="ListParagraph"/>
-        <w:numPr>
-          <w:ilvl w:val="0"/>
-          <w:numId w:val="5"/>
-        </w:numPr>
-        <w:spacing w:after="60" w:line="276"/>
-      </w:pPr>
-      <w:r>
-        <w:t xml:space="preserve">Prints embed placeholders (</w:t>
-      </w:r>
-      <w:r>
-        <w:rPr>
-          <w:rFonts w:ascii="Consolas" w:cs="Consolas" w:eastAsia="Consolas" w:hAnsi="Consolas"/>
-          <w:sz w:val="19"/>
-          <w:szCs w:val="19"/>
-        </w:rPr>
-        <w:t xml:space="preserve">&lt;div data-mms-embed="showcase" data-mms-site="…"&gt;</w:t>
-      </w:r>
-      <w:r>
-        <w:t xml:space="preserve">) and loads </w:t>
-      </w:r>
-      <w:r>
-        <w:rPr>
-          <w:rFonts w:ascii="Consolas" w:cs="Consolas" w:eastAsia="Consolas" w:hAnsi="Consolas"/>
-          <w:sz w:val="19"/>
-          <w:szCs w:val="19"/>
-        </w:rPr>
-        <w:t xml:space="preserve">/embed.js</w:t>
-      </w:r>
-      <w:r>
-        <w:t xml:space="preserve"> from the server once per page. The loader turns each placeholder into an auto-sized iframe and only accepts resize messages from the server's origin.</w:t>
-      </w:r>
-    </w:p>
-    <w:p>
-      <w:pPr>
-        <w:pStyle w:val="ListParagraph"/>
-        <w:numPr>
-          <w:ilvl w:val="0"/>
-          <w:numId w:val="5"/>
-        </w:numPr>
-        <w:spacing w:after="60" w:line="276"/>
-      </w:pPr>
-      <w:r>
-        <w:t xml:space="preserve">Builds SSO links for logged-in host users: a five-minute token signed with the secret, sent to </w:t>
-      </w:r>
-      <w:r>
-        <w:rPr>
-          <w:rFonts w:ascii="Consolas" w:cs="Consolas" w:eastAsia="Consolas" w:hAnsi="Consolas"/>
-          <w:sz w:val="19"/>
-          <w:szCs w:val="19"/>
-        </w:rPr>
-        <w:t xml:space="preserve">/sso</w:t>
-      </w:r>
-      <w:r>
-        <w:t xml:space="preserve"> with a return path.</w:t>
-      </w:r>
-    </w:p>
-    <w:p>
-      <w:pPr>
-        <w:spacing w:after="120" w:line="276"/>
-      </w:pPr>
-      <w:r>
-        <w:t xml:space="preserve">A bridge never talks to the host's commerce engine and never stores catalogue, order or customer data.</w:t>
-      </w:r>
-    </w:p>
-    <w:p>
-      <w:pPr>
-        <w:pStyle w:val="Heading2"/>
-        <w:keepNext/>
-        <w:spacing w:after="120" w:before="240"/>
-      </w:pPr>
-      <w:r>
-        <w:t xml:space="preserve">3.2 WordPress bridge (</w:t>
-      </w:r>
-      <w:r>
-        <w:rPr>
-          <w:rFonts w:ascii="Consolas" w:cs="Consolas" w:eastAsia="Consolas" w:hAnsi="Consolas"/>
-          <w:sz w:val="19"/>
-          <w:szCs w:val="19"/>
-        </w:rPr>
-        <w:t xml:space="preserve">bridges/wordpress/mediamarketplace-bridge</w:t>
-      </w:r>
-      <w:r>
-        <w:t xml:space="preserve">)</w:t>
+        <w:rPr>
+          <w:b/>
+          <w:bCs/>
+        </w:rPr>
+        <w:t xml:space="preserve">Sessions</w:t>
+      </w:r>
+      <w:r>
+        <w:t xml:space="preserve">: signed cookie scoped to the mount path (HttpOnly, SameSite=Lax, Secure on HTTPS) with a per-login nonce; CSRF token required on every admin POST.</w:t>
       </w:r>
     </w:p>
     <w:p>
@@ -5738,7 +5576,25 @@
         <w:spacing w:after="60" w:line="276"/>
       </w:pPr>
       <w:r>
-        <w:t xml:space="preserve">Single plugin zip; PHP 8.1+; no dependencies.</w:t>
+        <w:rPr>
+          <w:b/>
+          <w:bCs/>
+        </w:rPr>
+        <w:t xml:space="preserve">Sign-on tokens</w:t>
+      </w:r>
+      <w:r>
+        <w:t xml:space="preserve">: the runtime signs </w:t>
+      </w:r>
+      <w:r>
+        <w:rPr>
+          <w:rFonts w:ascii="Consolas" w:cs="Consolas" w:eastAsia="Consolas" w:hAnsi="Consolas"/>
+          <w:sz w:val="19"/>
+          <w:szCs w:val="19"/>
+        </w:rPr>
+        <w:t xml:space="preserve">{sub, email, name, host, [role], exp}</w:t>
+      </w:r>
+      <w:r>
+        <w:t xml:space="preserve"> with the site secret (five-minute expiry); the server verifies signature, expiry and host. Return paths must be same-origin.</w:t>
       </w:r>
     </w:p>
     <w:p>
@@ -5752,13 +5608,24 @@
       </w:pPr>
       <w:r>
         <w:rPr>
-          <w:i/>
-          <w:iCs/>
-        </w:rPr>
-        <w:t xml:space="preserve">Settings → MediaMarketplace</w:t>
-      </w:r>
-      <w:r>
-        <w:t xml:space="preserve">: server URL, site ID, secret (write-only field).</w:t>
+          <w:b/>
+          <w:bCs/>
+        </w:rPr>
+        <w:t xml:space="preserve">Embeds</w:t>
+      </w:r>
+      <w:r>
+        <w:t xml:space="preserve">: served only for the declared site id and framed only from the site's origin (</w:t>
+      </w:r>
+      <w:r>
+        <w:rPr>
+          <w:rFonts w:ascii="Consolas" w:cs="Consolas" w:eastAsia="Consolas" w:hAnsi="Consolas"/>
+          <w:sz w:val="19"/>
+          <w:szCs w:val="19"/>
+        </w:rPr>
+        <w:t xml:space="preserve">Content-Security-Policy: frame-ancestors</w:t>
+      </w:r>
+      <w:r>
+        <w:t xml:space="preserve">). Since the store and the site share an origin, cookies and sign-in work without third-party cookie exceptions.</w:t>
       </w:r>
     </w:p>
     <w:p>
@@ -5771,40 +5638,14 @@
         <w:spacing w:after="60" w:line="276"/>
       </w:pPr>
       <w:r>
-        <w:t xml:space="preserve">Shortcodes: </w:t>
-      </w:r>
-      <w:r>
-        <w:rPr>
-          <w:rFonts w:ascii="Consolas" w:cs="Consolas" w:eastAsia="Consolas" w:hAnsi="Consolas"/>
-          <w:sz w:val="19"/>
-          <w:szCs w:val="19"/>
-        </w:rPr>
-        <w:t xml:space="preserve">[mms_showcase view="grid|list" category=""]</w:t>
-      </w:r>
-      <w:r>
-        <w:t xml:space="preserve">, </w:t>
-      </w:r>
-      <w:r>
-        <w:rPr>
-          <w:rFonts w:ascii="Consolas" w:cs="Consolas" w:eastAsia="Consolas" w:hAnsi="Consolas"/>
-          <w:sz w:val="19"/>
-          <w:szCs w:val="19"/>
-        </w:rPr>
-        <w:t xml:space="preserve">[mms_embed kind="widget|player|cart|sitepass|page" id="…"]</w:t>
-      </w:r>
-      <w:r>
-        <w:t xml:space="preserve">, </w:t>
-      </w:r>
-      <w:r>
-        <w:rPr>
-          <w:rFonts w:ascii="Consolas" w:cs="Consolas" w:eastAsia="Consolas" w:hAnsi="Consolas"/>
-          <w:sz w:val="19"/>
-          <w:szCs w:val="19"/>
-        </w:rPr>
-        <w:t xml:space="preserve">[mms_signin label="My media" return="/account"]</w:t>
-      </w:r>
-      <w:r>
-        <w:t xml:space="preserve">.</w:t>
+        <w:rPr>
+          <w:b/>
+          <w:bCs/>
+        </w:rPr>
+        <w:t xml:space="preserve">Signed media URLs</w:t>
+      </w:r>
+      <w:r>
+        <w:t xml:space="preserve">, rate limits and an audit log as before.</w:t>
       </w:r>
     </w:p>
     <w:p>
@@ -5817,18 +5658,94 @@
         <w:spacing w:after="60" w:line="276"/>
       </w:pPr>
       <w:r>
-        <w:t xml:space="preserve">Template tag </w:t>
-      </w:r>
-      <w:r>
-        <w:rPr>
-          <w:rFonts w:ascii="Consolas" w:cs="Consolas" w:eastAsia="Consolas" w:hAnsi="Consolas"/>
-          <w:sz w:val="19"/>
-          <w:szCs w:val="19"/>
-        </w:rPr>
-        <w:t xml:space="preserve">MMS_Bridge::instance()-&gt;ssoUrl()</w:t>
+        <w:rPr>
+          <w:b/>
+          <w:bCs/>
+        </w:rPr>
+        <w:t xml:space="preserve">Secrets</w:t>
+      </w:r>
+      <w:r>
+        <w:t xml:space="preserve">: </w:t>
+      </w:r>
+      <w:r>
+        <w:rPr>
+          <w:rFonts w:ascii="Consolas" w:cs="Consolas" w:eastAsia="Consolas" w:hAnsi="Consolas"/>
+          <w:sz w:val="19"/>
+          <w:szCs w:val="19"/>
+        </w:rPr>
+        <w:t xml:space="preserve">runtime.json</w:t>
+      </w:r>
+      <w:r>
+        <w:t xml:space="preserve"> and </w:t>
+      </w:r>
+      <w:r>
+        <w:rPr>
+          <w:rFonts w:ascii="Consolas" w:cs="Consolas" w:eastAsia="Consolas" w:hAnsi="Consolas"/>
+          <w:sz w:val="19"/>
+          <w:szCs w:val="19"/>
+        </w:rPr>
+        <w:t xml:space="preserve">mms.toml</w:t>
+      </w:r>
+      <w:r>
+        <w:t xml:space="preserve"> are mode 0600 inside a directory that is outside the web root or denied by </w:t>
+      </w:r>
+      <w:r>
+        <w:rPr>
+          <w:rFonts w:ascii="Consolas" w:cs="Consolas" w:eastAsia="Consolas" w:hAnsi="Consolas"/>
+          <w:sz w:val="19"/>
+          <w:szCs w:val="19"/>
+        </w:rPr>
+        <w:t xml:space="preserve">.htaccess</w:t>
       </w:r>
       <w:r>
         <w:t xml:space="preserve">.</w:t>
+      </w:r>
+    </w:p>
+    <w:p>
+      <w:pPr>
+        <w:pStyle w:val="Heading2"/>
+        <w:keepNext/>
+        <w:spacing w:after="120" w:before="240"/>
+      </w:pPr>
+      <w:r>
+        <w:t xml:space="preserve">2.7 Command line (developers and support)</w:t>
+      </w:r>
+    </w:p>
+    <w:p>
+      <w:pPr>
+        <w:spacing w:after="120" w:line="276"/>
+      </w:pPr>
+      <w:r>
+        <w:rPr>
+          <w:rFonts w:ascii="Consolas" w:cs="Consolas" w:eastAsia="Consolas" w:hAnsi="Consolas"/>
+          <w:sz w:val="19"/>
+          <w:szCs w:val="19"/>
+        </w:rPr>
+        <w:t xml:space="preserve">mms-server init | migrate | admin | health | serve</w:t>
+      </w:r>
+      <w:r>
+        <w:t xml:space="preserve">, all taking </w:t>
+      </w:r>
+      <w:r>
+        <w:rPr>
+          <w:rFonts w:ascii="Consolas" w:cs="Consolas" w:eastAsia="Consolas" w:hAnsi="Consolas"/>
+          <w:sz w:val="19"/>
+          <w:szCs w:val="19"/>
+        </w:rPr>
+        <w:t xml:space="preserve">--config</w:t>
+      </w:r>
+      <w:r>
+        <w:t xml:space="preserve">. The packages never need these; they exist for development, support and scripted installs.</w:t>
+      </w:r>
+    </w:p>
+    <w:p>
+      <w:pPr>
+        <w:pStyle w:val="Heading2"/>
+        <w:keepNext/>
+        <w:spacing w:after="120" w:before="240"/>
+      </w:pPr>
+      <w:r>
+        <w:t xml:space="preserve">2.8 Extensibility</w:t>
       </w:r>
     </w:p>
     <w:p>
@@ -5841,18 +5758,7 @@
         <w:spacing w:after="60" w:line="276"/>
       </w:pPr>
       <w:r>
-        <w:t xml:space="preserve">Admin notice until configured; </w:t>
-      </w:r>
-      <w:r>
-        <w:rPr>
-          <w:rFonts w:ascii="Consolas" w:cs="Consolas" w:eastAsia="Consolas" w:hAnsi="Consolas"/>
-          <w:sz w:val="19"/>
-          <w:szCs w:val="19"/>
-        </w:rPr>
-        <w:t xml:space="preserve">uninstall.php</w:t>
-      </w:r>
-      <w:r>
-        <w:t xml:space="preserve"> removes the option.</w:t>
+        <w:t xml:space="preserve">JSON API with API keys (Phase 3) for external tools.</w:t>
       </w:r>
     </w:p>
     <w:p>
@@ -5865,38 +5771,7 @@
         <w:spacing w:after="60" w:line="276"/>
       </w:pPr>
       <w:r>
-        <w:t xml:space="preserve">Phase 2 adds Gutenberg blocks wrapping the shortcodes and a nav-menu item type for "My media" </w:t>
-      </w:r>
-      <w:r>
-        <w:rPr>
-          <w:b/>
-          <w:bCs/>
-        </w:rPr>
-        <w:t xml:space="preserve">[assumption]</w:t>
-      </w:r>
-      <w:r>
-        <w:t xml:space="preserve">.</w:t>
-      </w:r>
-    </w:p>
-    <w:p>
-      <w:pPr>
-        <w:pStyle w:val="Heading2"/>
-        <w:keepNext/>
-        <w:spacing w:after="120" w:before="240"/>
-      </w:pPr>
-      <w:r>
-        <w:t xml:space="preserve">3.3 Joomla bridge (</w:t>
-      </w:r>
-      <w:r>
-        <w:rPr>
-          <w:rFonts w:ascii="Consolas" w:cs="Consolas" w:eastAsia="Consolas" w:hAnsi="Consolas"/>
-          <w:sz w:val="19"/>
-          <w:szCs w:val="19"/>
-        </w:rPr>
-        <w:t xml:space="preserve">bridges/joomla</w:t>
-      </w:r>
-      <w:r>
-        <w:t xml:space="preserve">)</w:t>
+        <w:t xml:space="preserve">Outbound webhooks (order paid, entitlement granted, agreement signed, violation found) with HMAC signatures.</w:t>
       </w:r>
     </w:p>
     <w:p>
@@ -5909,73 +5784,822 @@
         <w:spacing w:after="60" w:line="276"/>
       </w:pPr>
       <w:r>
-        <w:t xml:space="preserve">Package </w:t>
-      </w:r>
-      <w:r>
-        <w:rPr>
-          <w:rFonts w:ascii="Consolas" w:cs="Consolas" w:eastAsia="Consolas" w:hAnsi="Consolas"/>
-          <w:sz w:val="19"/>
-          <w:szCs w:val="19"/>
-        </w:rPr>
-        <w:t xml:space="preserve">pkg_mmsbridge</w:t>
-      </w:r>
-      <w:r>
-        <w:t xml:space="preserve"> containing </w:t>
-      </w:r>
-      <w:r>
-        <w:rPr>
-          <w:rFonts w:ascii="Consolas" w:cs="Consolas" w:eastAsia="Consolas" w:hAnsi="Consolas"/>
-          <w:sz w:val="19"/>
-          <w:szCs w:val="19"/>
-        </w:rPr>
-        <w:t xml:space="preserve">plg_system_mmsbridge</w:t>
-      </w:r>
-      <w:r>
-        <w:t xml:space="preserve"> (connection settings, </w:t>
-      </w:r>
-      <w:r>
-        <w:rPr>
-          <w:rFonts w:ascii="Consolas" w:cs="Consolas" w:eastAsia="Consolas" w:hAnsi="Consolas"/>
-          <w:sz w:val="19"/>
-          <w:szCs w:val="19"/>
-        </w:rPr>
-        <w:t xml:space="preserve">{mms_showcase}</w:t>
-      </w:r>
-      <w:r>
-        <w:t xml:space="preserve">, </w:t>
-      </w:r>
-      <w:r>
-        <w:rPr>
-          <w:rFonts w:ascii="Consolas" w:cs="Consolas" w:eastAsia="Consolas" w:hAnsi="Consolas"/>
-          <w:sz w:val="19"/>
-          <w:szCs w:val="19"/>
-        </w:rPr>
-        <w:t xml:space="preserve">{mms_embed kind=… id=…}</w:t>
-      </w:r>
-      <w:r>
-        <w:t xml:space="preserve"> and </w:t>
-      </w:r>
-      <w:r>
-        <w:rPr>
-          <w:rFonts w:ascii="Consolas" w:cs="Consolas" w:eastAsia="Consolas" w:hAnsi="Consolas"/>
-          <w:sz w:val="19"/>
-          <w:szCs w:val="19"/>
-        </w:rPr>
-        <w:t xml:space="preserve">{mms_signin}</w:t>
-      </w:r>
-      <w:r>
-        <w:t xml:space="preserve"> tags in articles, loader registration through the Web Asset Manager, SSO URL builder) and </w:t>
-      </w:r>
-      <w:r>
-        <w:rPr>
-          <w:rFonts w:ascii="Consolas" w:cs="Consolas" w:eastAsia="Consolas" w:hAnsi="Consolas"/>
-          <w:sz w:val="19"/>
-          <w:szCs w:val="19"/>
-        </w:rPr>
-        <w:t xml:space="preserve">mod_mms_embed</w:t>
-      </w:r>
-      <w:r>
-        <w:t xml:space="preserve"> (showcase, widget, player, cart or site pass block in any module position).</w:t>
+        <w:t xml:space="preserve">Adapter traits for payment gateways, copyright services and players (§8).</w:t>
+      </w:r>
+    </w:p>
+    <w:p>
+      <w:pPr>
+        <w:pStyle w:val="Heading1"/>
+        <w:keepNext/>
+        <w:pageBreakBefore/>
+        <w:spacing w:after="120" w:before="360"/>
+      </w:pPr>
+      <w:r>
+        <w:t xml:space="preserve">3. CMS integration</w:t>
+      </w:r>
+    </w:p>
+    <w:p>
+      <w:pPr>
+        <w:pStyle w:val="Heading2"/>
+        <w:keepNext/>
+        <w:spacing w:after="120" w:before="240"/>
+      </w:pPr>
+      <w:r>
+        <w:t xml:space="preserve">3.1 The PHP runtime (</w:t>
+      </w:r>
+      <w:r>
+        <w:rPr>
+          <w:rFonts w:ascii="Consolas" w:cs="Consolas" w:eastAsia="Consolas" w:hAnsi="Consolas"/>
+          <w:sz w:val="19"/>
+          <w:szCs w:val="19"/>
+        </w:rPr>
+        <w:t xml:space="preserve">packages/shared/MmsRuntime.php</w:t>
+      </w:r>
+      <w:r>
+        <w:t xml:space="preserve">)</w:t>
+      </w:r>
+    </w:p>
+    <w:p>
+      <w:pPr>
+        <w:spacing w:after="120" w:line="276"/>
+      </w:pPr>
+      <w:r>
+        <w:t xml:space="preserve">One file, no framework dependencies, shipped in both packages and unit tested.</w:t>
+      </w:r>
+    </w:p>
+    <w:tbl>
+      <w:tblPr>
+        <w:tblW w:type="dxa" w:w="9360"/>
+        <w:tblBorders>
+          <w:top w:val="single" w:color="auto" w:sz="4"/>
+          <w:left w:val="single" w:color="auto" w:sz="4"/>
+          <w:bottom w:val="single" w:color="auto" w:sz="4"/>
+          <w:right w:val="single" w:color="auto" w:sz="4"/>
+          <w:insideH w:val="single" w:color="auto" w:sz="4"/>
+          <w:insideV w:val="single" w:color="auto" w:sz="4"/>
+        </w:tblBorders>
+      </w:tblPr>
+      <w:tblGrid>
+        <w:gridCol w:w="4301"/>
+        <w:gridCol w:w="5059"/>
+      </w:tblGrid>
+      <w:tr>
+        <w:trPr>
+          <w:cantSplit/>
+          <w:tblHeader/>
+        </w:trPr>
+        <w:tc>
+          <w:tcPr>
+            <w:tcW w:type="dxa" w:w="4301"/>
+            <w:tcBorders>
+              <w:top w:val="single" w:color="BFC7D1" w:sz="4"/>
+              <w:left w:val="single" w:color="BFC7D1" w:sz="4"/>
+              <w:bottom w:val="single" w:color="BFC7D1" w:sz="4"/>
+              <w:right w:val="single" w:color="BFC7D1" w:sz="4"/>
+            </w:tcBorders>
+            <w:shd w:fill="1F3A5F" w:color="auto" w:val="clear"/>
+            <w:tcMar>
+              <w:top w:type="dxa" w:w="60"/>
+              <w:left w:type="dxa" w:w="90"/>
+              <w:bottom w:type="dxa" w:w="60"/>
+              <w:right w:type="dxa" w:w="90"/>
+            </w:tcMar>
+          </w:tcPr>
+          <w:p>
+            <w:pPr>
+              <w:spacing w:after="0" w:line="252"/>
+            </w:pPr>
+            <w:r>
+              <w:rPr>
+                <w:b/>
+                <w:bCs/>
+                <w:color w:val="FFFFFF"/>
+                <w:sz w:val="18"/>
+                <w:szCs w:val="18"/>
+              </w:rPr>
+              <w:t xml:space="preserve">Method</w:t>
+            </w:r>
+          </w:p>
+        </w:tc>
+        <w:tc>
+          <w:tcPr>
+            <w:tcW w:type="dxa" w:w="5059"/>
+            <w:tcBorders>
+              <w:top w:val="single" w:color="BFC7D1" w:sz="4"/>
+              <w:left w:val="single" w:color="BFC7D1" w:sz="4"/>
+              <w:bottom w:val="single" w:color="BFC7D1" w:sz="4"/>
+              <w:right w:val="single" w:color="BFC7D1" w:sz="4"/>
+            </w:tcBorders>
+            <w:shd w:fill="1F3A5F" w:color="auto" w:val="clear"/>
+            <w:tcMar>
+              <w:top w:type="dxa" w:w="60"/>
+              <w:left w:type="dxa" w:w="90"/>
+              <w:bottom w:type="dxa" w:w="60"/>
+              <w:right w:type="dxa" w:w="90"/>
+            </w:tcMar>
+          </w:tcPr>
+          <w:p>
+            <w:pPr>
+              <w:spacing w:after="0" w:line="252"/>
+            </w:pPr>
+            <w:r>
+              <w:rPr>
+                <w:b/>
+                <w:bCs/>
+                <w:color w:val="FFFFFF"/>
+                <w:sz w:val="18"/>
+                <w:szCs w:val="18"/>
+              </w:rPr>
+              <w:t xml:space="preserve">Responsibility</w:t>
+            </w:r>
+          </w:p>
+        </w:tc>
+      </w:tr>
+      <w:tr>
+        <w:trPr>
+          <w:cantSplit/>
+          <w:tblHeader w:val="false"/>
+        </w:trPr>
+        <w:tc>
+          <w:tcPr>
+            <w:tcW w:type="dxa" w:w="4301"/>
+            <w:tcBorders>
+              <w:top w:val="single" w:color="BFC7D1" w:sz="4"/>
+              <w:left w:val="single" w:color="BFC7D1" w:sz="4"/>
+              <w:bottom w:val="single" w:color="BFC7D1" w:sz="4"/>
+              <w:right w:val="single" w:color="BFC7D1" w:sz="4"/>
+            </w:tcBorders>
+            <w:tcMar>
+              <w:top w:type="dxa" w:w="60"/>
+              <w:left w:type="dxa" w:w="90"/>
+              <w:bottom w:type="dxa" w:w="60"/>
+              <w:right w:type="dxa" w:w="90"/>
+            </w:tcMar>
+          </w:tcPr>
+          <w:p>
+            <w:pPr>
+              <w:spacing w:after="0" w:line="252"/>
+            </w:pPr>
+            <w:r>
+              <w:rPr>
+                <w:rFonts w:ascii="Consolas" w:cs="Consolas" w:eastAsia="Consolas" w:hAnsi="Consolas"/>
+                <w:sz w:val="18"/>
+                <w:szCs w:val="18"/>
+              </w:rPr>
+              <w:t xml:space="preserve">platformProblem()</w:t>
+            </w:r>
+          </w:p>
+        </w:tc>
+        <w:tc>
+          <w:tcPr>
+            <w:tcW w:type="dxa" w:w="5059"/>
+            <w:tcBorders>
+              <w:top w:val="single" w:color="BFC7D1" w:sz="4"/>
+              <w:left w:val="single" w:color="BFC7D1" w:sz="4"/>
+              <w:bottom w:val="single" w:color="BFC7D1" w:sz="4"/>
+              <w:right w:val="single" w:color="BFC7D1" w:sz="4"/>
+            </w:tcBorders>
+            <w:tcMar>
+              <w:top w:type="dxa" w:w="60"/>
+              <w:left w:type="dxa" w:w="90"/>
+              <w:bottom w:type="dxa" w:w="60"/>
+              <w:right w:type="dxa" w:w="90"/>
+            </w:tcMar>
+          </w:tcPr>
+          <w:p>
+            <w:pPr>
+              <w:spacing w:after="0" w:line="252"/>
+            </w:pPr>
+            <w:r>
+              <w:rPr>
+                <w:sz w:val="18"/>
+                <w:szCs w:val="18"/>
+              </w:rPr>
+              <w:t xml:space="preserve">Linux x86_64, </w:t>
+            </w:r>
+            <w:r>
+              <w:rPr>
+                <w:rFonts w:ascii="Consolas" w:cs="Consolas" w:eastAsia="Consolas" w:hAnsi="Consolas"/>
+                <w:sz w:val="18"/>
+                <w:szCs w:val="18"/>
+              </w:rPr>
+              <w:t xml:space="preserve">exec</w:t>
+            </w:r>
+            <w:r>
+              <w:rPr>
+                <w:sz w:val="18"/>
+                <w:szCs w:val="18"/>
+              </w:rPr>
+              <w:t xml:space="preserve">/</w:t>
+            </w:r>
+            <w:r>
+              <w:rPr>
+                <w:rFonts w:ascii="Consolas" w:cs="Consolas" w:eastAsia="Consolas" w:hAnsi="Consolas"/>
+                <w:sz w:val="18"/>
+                <w:szCs w:val="18"/>
+              </w:rPr>
+              <w:t xml:space="preserve">proc_open</w:t>
+            </w:r>
+            <w:r>
+              <w:rPr>
+                <w:sz w:val="18"/>
+                <w:szCs w:val="18"/>
+              </w:rPr>
+              <w:t xml:space="preserve">, curl, binary present</w:t>
+            </w:r>
+          </w:p>
+        </w:tc>
+      </w:tr>
+      <w:tr>
+        <w:trPr>
+          <w:cantSplit/>
+          <w:tblHeader w:val="false"/>
+        </w:trPr>
+        <w:tc>
+          <w:tcPr>
+            <w:tcW w:type="dxa" w:w="4301"/>
+            <w:tcBorders>
+              <w:top w:val="single" w:color="BFC7D1" w:sz="4"/>
+              <w:left w:val="single" w:color="BFC7D1" w:sz="4"/>
+              <w:bottom w:val="single" w:color="BFC7D1" w:sz="4"/>
+              <w:right w:val="single" w:color="BFC7D1" w:sz="4"/>
+            </w:tcBorders>
+            <w:tcMar>
+              <w:top w:type="dxa" w:w="60"/>
+              <w:left w:type="dxa" w:w="90"/>
+              <w:bottom w:type="dxa" w:w="60"/>
+              <w:right w:type="dxa" w:w="90"/>
+            </w:tcMar>
+          </w:tcPr>
+          <w:p>
+            <w:pPr>
+              <w:spacing w:after="0" w:line="252"/>
+            </w:pPr>
+            <w:r>
+              <w:rPr>
+                <w:rFonts w:ascii="Consolas" w:cs="Consolas" w:eastAsia="Consolas" w:hAnsi="Consolas"/>
+                <w:sz w:val="18"/>
+                <w:szCs w:val="18"/>
+              </w:rPr>
+              <w:t xml:space="preserve">ensureInstalled()</w:t>
+            </w:r>
+          </w:p>
+        </w:tc>
+        <w:tc>
+          <w:tcPr>
+            <w:tcW w:type="dxa" w:w="5059"/>
+            <w:tcBorders>
+              <w:top w:val="single" w:color="BFC7D1" w:sz="4"/>
+              <w:left w:val="single" w:color="BFC7D1" w:sz="4"/>
+              <w:bottom w:val="single" w:color="BFC7D1" w:sz="4"/>
+              <w:right w:val="single" w:color="BFC7D1" w:sz="4"/>
+            </w:tcBorders>
+            <w:tcMar>
+              <w:top w:type="dxa" w:w="60"/>
+              <w:left w:type="dxa" w:w="90"/>
+              <w:bottom w:type="dxa" w:w="60"/>
+              <w:right w:type="dxa" w:w="90"/>
+            </w:tcMar>
+          </w:tcPr>
+          <w:p>
+            <w:pPr>
+              <w:spacing w:after="0" w:line="252"/>
+            </w:pPr>
+            <w:r>
+              <w:rPr>
+                <w:sz w:val="18"/>
+                <w:szCs w:val="18"/>
+              </w:rPr>
+              <w:t xml:space="preserve">data directory, </w:t>
+            </w:r>
+            <w:r>
+              <w:rPr>
+                <w:rFonts w:ascii="Consolas" w:cs="Consolas" w:eastAsia="Consolas" w:hAnsi="Consolas"/>
+                <w:sz w:val="18"/>
+                <w:szCs w:val="18"/>
+              </w:rPr>
+              <w:t xml:space="preserve">.htaccess</w:t>
+            </w:r>
+            <w:r>
+              <w:rPr>
+                <w:sz w:val="18"/>
+                <w:szCs w:val="18"/>
+              </w:rPr>
+              <w:t xml:space="preserve">, state, </w:t>
+            </w:r>
+            <w:r>
+              <w:rPr>
+                <w:rFonts w:ascii="Consolas" w:cs="Consolas" w:eastAsia="Consolas" w:hAnsi="Consolas"/>
+                <w:sz w:val="18"/>
+                <w:szCs w:val="18"/>
+              </w:rPr>
+              <w:t xml:space="preserve">mms.toml</w:t>
+            </w:r>
+          </w:p>
+        </w:tc>
+      </w:tr>
+      <w:tr>
+        <w:trPr>
+          <w:cantSplit/>
+          <w:tblHeader w:val="false"/>
+        </w:trPr>
+        <w:tc>
+          <w:tcPr>
+            <w:tcW w:type="dxa" w:w="4301"/>
+            <w:tcBorders>
+              <w:top w:val="single" w:color="BFC7D1" w:sz="4"/>
+              <w:left w:val="single" w:color="BFC7D1" w:sz="4"/>
+              <w:bottom w:val="single" w:color="BFC7D1" w:sz="4"/>
+              <w:right w:val="single" w:color="BFC7D1" w:sz="4"/>
+            </w:tcBorders>
+            <w:tcMar>
+              <w:top w:type="dxa" w:w="60"/>
+              <w:left w:type="dxa" w:w="90"/>
+              <w:bottom w:type="dxa" w:w="60"/>
+              <w:right w:type="dxa" w:w="90"/>
+            </w:tcMar>
+          </w:tcPr>
+          <w:p>
+            <w:pPr>
+              <w:spacing w:after="0" w:line="252"/>
+            </w:pPr>
+            <w:r>
+              <w:rPr>
+                <w:rFonts w:ascii="Consolas" w:cs="Consolas" w:eastAsia="Consolas" w:hAnsi="Consolas"/>
+                <w:sz w:val="18"/>
+                <w:szCs w:val="18"/>
+              </w:rPr>
+              <w:t xml:space="preserve">start()</w:t>
+            </w:r>
+            <w:r>
+              <w:rPr>
+                <w:sz w:val="18"/>
+                <w:szCs w:val="18"/>
+              </w:rPr>
+              <w:t xml:space="preserve">, </w:t>
+            </w:r>
+            <w:r>
+              <w:rPr>
+                <w:rFonts w:ascii="Consolas" w:cs="Consolas" w:eastAsia="Consolas" w:hAnsi="Consolas"/>
+                <w:sz w:val="18"/>
+                <w:szCs w:val="18"/>
+              </w:rPr>
+              <w:t xml:space="preserve">stop()</w:t>
+            </w:r>
+            <w:r>
+              <w:rPr>
+                <w:sz w:val="18"/>
+                <w:szCs w:val="18"/>
+              </w:rPr>
+              <w:t xml:space="preserve">, </w:t>
+            </w:r>
+            <w:r>
+              <w:rPr>
+                <w:rFonts w:ascii="Consolas" w:cs="Consolas" w:eastAsia="Consolas" w:hAnsi="Consolas"/>
+                <w:sz w:val="18"/>
+                <w:szCs w:val="18"/>
+              </w:rPr>
+              <w:t xml:space="preserve">restart()</w:t>
+            </w:r>
+            <w:r>
+              <w:rPr>
+                <w:sz w:val="18"/>
+                <w:szCs w:val="18"/>
+              </w:rPr>
+              <w:t xml:space="preserve">, </w:t>
+            </w:r>
+            <w:r>
+              <w:rPr>
+                <w:rFonts w:ascii="Consolas" w:cs="Consolas" w:eastAsia="Consolas" w:hAnsi="Consolas"/>
+                <w:sz w:val="18"/>
+                <w:szCs w:val="18"/>
+              </w:rPr>
+              <w:t xml:space="preserve">ensureRunning()</w:t>
+            </w:r>
+          </w:p>
+        </w:tc>
+        <w:tc>
+          <w:tcPr>
+            <w:tcW w:type="dxa" w:w="5059"/>
+            <w:tcBorders>
+              <w:top w:val="single" w:color="BFC7D1" w:sz="4"/>
+              <w:left w:val="single" w:color="BFC7D1" w:sz="4"/>
+              <w:bottom w:val="single" w:color="BFC7D1" w:sz="4"/>
+              <w:right w:val="single" w:color="BFC7D1" w:sz="4"/>
+            </w:tcBorders>
+            <w:tcMar>
+              <w:top w:type="dxa" w:w="60"/>
+              <w:left w:type="dxa" w:w="90"/>
+              <w:bottom w:type="dxa" w:w="60"/>
+              <w:right w:type="dxa" w:w="90"/>
+            </w:tcMar>
+          </w:tcPr>
+          <w:p>
+            <w:pPr>
+              <w:spacing w:after="0" w:line="252"/>
+            </w:pPr>
+            <w:r>
+              <w:rPr>
+                <w:sz w:val="18"/>
+                <w:szCs w:val="18"/>
+              </w:rPr>
+              <w:t xml:space="preserve">process control, free-port selection, pid file</w:t>
+            </w:r>
+          </w:p>
+        </w:tc>
+      </w:tr>
+      <w:tr>
+        <w:trPr>
+          <w:cantSplit/>
+          <w:tblHeader w:val="false"/>
+        </w:trPr>
+        <w:tc>
+          <w:tcPr>
+            <w:tcW w:type="dxa" w:w="4301"/>
+            <w:tcBorders>
+              <w:top w:val="single" w:color="BFC7D1" w:sz="4"/>
+              <w:left w:val="single" w:color="BFC7D1" w:sz="4"/>
+              <w:bottom w:val="single" w:color="BFC7D1" w:sz="4"/>
+              <w:right w:val="single" w:color="BFC7D1" w:sz="4"/>
+            </w:tcBorders>
+            <w:tcMar>
+              <w:top w:type="dxa" w:w="60"/>
+              <w:left w:type="dxa" w:w="90"/>
+              <w:bottom w:type="dxa" w:w="60"/>
+              <w:right w:type="dxa" w:w="90"/>
+            </w:tcMar>
+          </w:tcPr>
+          <w:p>
+            <w:pPr>
+              <w:spacing w:after="0" w:line="252"/>
+            </w:pPr>
+            <w:r>
+              <w:rPr>
+                <w:rFonts w:ascii="Consolas" w:cs="Consolas" w:eastAsia="Consolas" w:hAnsi="Consolas"/>
+                <w:sz w:val="18"/>
+                <w:szCs w:val="18"/>
+              </w:rPr>
+              <w:t xml:space="preserve">ping()</w:t>
+            </w:r>
+            <w:r>
+              <w:rPr>
+                <w:sz w:val="18"/>
+                <w:szCs w:val="18"/>
+              </w:rPr>
+              <w:t xml:space="preserve">, </w:t>
+            </w:r>
+            <w:r>
+              <w:rPr>
+                <w:rFonts w:ascii="Consolas" w:cs="Consolas" w:eastAsia="Consolas" w:hAnsi="Consolas"/>
+                <w:sz w:val="18"/>
+                <w:szCs w:val="18"/>
+              </w:rPr>
+              <w:t xml:space="preserve">isRunning()</w:t>
+            </w:r>
+            <w:r>
+              <w:rPr>
+                <w:sz w:val="18"/>
+                <w:szCs w:val="18"/>
+              </w:rPr>
+              <w:t xml:space="preserve">, </w:t>
+            </w:r>
+            <w:r>
+              <w:rPr>
+                <w:rFonts w:ascii="Consolas" w:cs="Consolas" w:eastAsia="Consolas" w:hAnsi="Consolas"/>
+                <w:sz w:val="18"/>
+                <w:szCs w:val="18"/>
+              </w:rPr>
+              <w:t xml:space="preserve">logTail()</w:t>
+            </w:r>
+          </w:p>
+        </w:tc>
+        <w:tc>
+          <w:tcPr>
+            <w:tcW w:type="dxa" w:w="5059"/>
+            <w:tcBorders>
+              <w:top w:val="single" w:color="BFC7D1" w:sz="4"/>
+              <w:left w:val="single" w:color="BFC7D1" w:sz="4"/>
+              <w:bottom w:val="single" w:color="BFC7D1" w:sz="4"/>
+              <w:right w:val="single" w:color="BFC7D1" w:sz="4"/>
+            </w:tcBorders>
+            <w:tcMar>
+              <w:top w:type="dxa" w:w="60"/>
+              <w:left w:type="dxa" w:w="90"/>
+              <w:bottom w:type="dxa" w:w="60"/>
+              <w:right w:type="dxa" w:w="90"/>
+            </w:tcMar>
+          </w:tcPr>
+          <w:p>
+            <w:pPr>
+              <w:spacing w:after="0" w:line="252"/>
+            </w:pPr>
+            <w:r>
+              <w:rPr>
+                <w:sz w:val="18"/>
+                <w:szCs w:val="18"/>
+              </w:rPr>
+              <w:t xml:space="preserve">liveness and diagnostics</w:t>
+            </w:r>
+          </w:p>
+        </w:tc>
+      </w:tr>
+      <w:tr>
+        <w:trPr>
+          <w:cantSplit/>
+          <w:tblHeader w:val="false"/>
+        </w:trPr>
+        <w:tc>
+          <w:tcPr>
+            <w:tcW w:type="dxa" w:w="4301"/>
+            <w:tcBorders>
+              <w:top w:val="single" w:color="BFC7D1" w:sz="4"/>
+              <w:left w:val="single" w:color="BFC7D1" w:sz="4"/>
+              <w:bottom w:val="single" w:color="BFC7D1" w:sz="4"/>
+              <w:right w:val="single" w:color="BFC7D1" w:sz="4"/>
+            </w:tcBorders>
+            <w:tcMar>
+              <w:top w:type="dxa" w:w="60"/>
+              <w:left w:type="dxa" w:w="90"/>
+              <w:bottom w:type="dxa" w:w="60"/>
+              <w:right w:type="dxa" w:w="90"/>
+            </w:tcMar>
+          </w:tcPr>
+          <w:p>
+            <w:pPr>
+              <w:spacing w:after="0" w:line="252"/>
+            </w:pPr>
+            <w:r>
+              <w:rPr>
+                <w:rFonts w:ascii="Consolas" w:cs="Consolas" w:eastAsia="Consolas" w:hAnsi="Consolas"/>
+                <w:sz w:val="18"/>
+                <w:szCs w:val="18"/>
+              </w:rPr>
+              <w:t xml:space="preserve">proxy($requestUri)</w:t>
+            </w:r>
+          </w:p>
+        </w:tc>
+        <w:tc>
+          <w:tcPr>
+            <w:tcW w:type="dxa" w:w="5059"/>
+            <w:tcBorders>
+              <w:top w:val="single" w:color="BFC7D1" w:sz="4"/>
+              <w:left w:val="single" w:color="BFC7D1" w:sz="4"/>
+              <w:bottom w:val="single" w:color="BFC7D1" w:sz="4"/>
+              <w:right w:val="single" w:color="BFC7D1" w:sz="4"/>
+            </w:tcBorders>
+            <w:tcMar>
+              <w:top w:type="dxa" w:w="60"/>
+              <w:left w:type="dxa" w:w="90"/>
+              <w:bottom w:type="dxa" w:w="60"/>
+              <w:right w:type="dxa" w:w="90"/>
+            </w:tcMar>
+          </w:tcPr>
+          <w:p>
+            <w:pPr>
+              <w:spacing w:after="0" w:line="252"/>
+            </w:pPr>
+            <w:r>
+              <w:rPr>
+                <w:sz w:val="18"/>
+                <w:szCs w:val="18"/>
+              </w:rPr>
+              <w:t xml:space="preserve">forwards the current request to the binary and streams the response</w:t>
+            </w:r>
+          </w:p>
+        </w:tc>
+      </w:tr>
+      <w:tr>
+        <w:trPr>
+          <w:cantSplit/>
+          <w:tblHeader w:val="false"/>
+        </w:trPr>
+        <w:tc>
+          <w:tcPr>
+            <w:tcW w:type="dxa" w:w="4301"/>
+            <w:tcBorders>
+              <w:top w:val="single" w:color="BFC7D1" w:sz="4"/>
+              <w:left w:val="single" w:color="BFC7D1" w:sz="4"/>
+              <w:bottom w:val="single" w:color="BFC7D1" w:sz="4"/>
+              <w:right w:val="single" w:color="BFC7D1" w:sz="4"/>
+            </w:tcBorders>
+            <w:tcMar>
+              <w:top w:type="dxa" w:w="60"/>
+              <w:left w:type="dxa" w:w="90"/>
+              <w:bottom w:type="dxa" w:w="60"/>
+              <w:right w:type="dxa" w:w="90"/>
+            </w:tcMar>
+          </w:tcPr>
+          <w:p>
+            <w:pPr>
+              <w:spacing w:after="0" w:line="252"/>
+            </w:pPr>
+            <w:r>
+              <w:rPr>
+                <w:rFonts w:ascii="Consolas" w:cs="Consolas" w:eastAsia="Consolas" w:hAnsi="Consolas"/>
+                <w:sz w:val="18"/>
+                <w:szCs w:val="18"/>
+              </w:rPr>
+              <w:t xml:space="preserve">ssoUrl($user, $return, $admin)</w:t>
+            </w:r>
+          </w:p>
+        </w:tc>
+        <w:tc>
+          <w:tcPr>
+            <w:tcW w:type="dxa" w:w="5059"/>
+            <w:tcBorders>
+              <w:top w:val="single" w:color="BFC7D1" w:sz="4"/>
+              <w:left w:val="single" w:color="BFC7D1" w:sz="4"/>
+              <w:bottom w:val="single" w:color="BFC7D1" w:sz="4"/>
+              <w:right w:val="single" w:color="BFC7D1" w:sz="4"/>
+            </w:tcBorders>
+            <w:tcMar>
+              <w:top w:type="dxa" w:w="60"/>
+              <w:left w:type="dxa" w:w="90"/>
+              <w:bottom w:type="dxa" w:w="60"/>
+              <w:right w:type="dxa" w:w="90"/>
+            </w:tcMar>
+          </w:tcPr>
+          <w:p>
+            <w:pPr>
+              <w:spacing w:after="0" w:line="252"/>
+            </w:pPr>
+            <w:r>
+              <w:rPr>
+                <w:sz w:val="18"/>
+                <w:szCs w:val="18"/>
+              </w:rPr>
+              <w:t xml:space="preserve">one-click sign-in link</w:t>
+            </w:r>
+          </w:p>
+        </w:tc>
+      </w:tr>
+      <w:tr>
+        <w:trPr>
+          <w:cantSplit/>
+          <w:tblHeader w:val="false"/>
+        </w:trPr>
+        <w:tc>
+          <w:tcPr>
+            <w:tcW w:type="dxa" w:w="4301"/>
+            <w:tcBorders>
+              <w:top w:val="single" w:color="BFC7D1" w:sz="4"/>
+              <w:left w:val="single" w:color="BFC7D1" w:sz="4"/>
+              <w:bottom w:val="single" w:color="BFC7D1" w:sz="4"/>
+              <w:right w:val="single" w:color="BFC7D1" w:sz="4"/>
+            </w:tcBorders>
+            <w:tcMar>
+              <w:top w:type="dxa" w:w="60"/>
+              <w:left w:type="dxa" w:w="90"/>
+              <w:bottom w:type="dxa" w:w="60"/>
+              <w:right w:type="dxa" w:w="90"/>
+            </w:tcMar>
+          </w:tcPr>
+          <w:p>
+            <w:pPr>
+              <w:spacing w:after="0" w:line="252"/>
+            </w:pPr>
+            <w:r>
+              <w:rPr>
+                <w:rFonts w:ascii="Consolas" w:cs="Consolas" w:eastAsia="Consolas" w:hAnsi="Consolas"/>
+                <w:sz w:val="18"/>
+                <w:szCs w:val="18"/>
+              </w:rPr>
+              <w:t xml:space="preserve">embed($kind, $params)</w:t>
+            </w:r>
+            <w:r>
+              <w:rPr>
+                <w:sz w:val="18"/>
+                <w:szCs w:val="18"/>
+              </w:rPr>
+              <w:t xml:space="preserve">, </w:t>
+            </w:r>
+            <w:r>
+              <w:rPr>
+                <w:rFonts w:ascii="Consolas" w:cs="Consolas" w:eastAsia="Consolas" w:hAnsi="Consolas"/>
+                <w:sz w:val="18"/>
+                <w:szCs w:val="18"/>
+              </w:rPr>
+              <w:t xml:space="preserve">loaderTag()</w:t>
+            </w:r>
+          </w:p>
+        </w:tc>
+        <w:tc>
+          <w:tcPr>
+            <w:tcW w:type="dxa" w:w="5059"/>
+            <w:tcBorders>
+              <w:top w:val="single" w:color="BFC7D1" w:sz="4"/>
+              <w:left w:val="single" w:color="BFC7D1" w:sz="4"/>
+              <w:bottom w:val="single" w:color="BFC7D1" w:sz="4"/>
+              <w:right w:val="single" w:color="BFC7D1" w:sz="4"/>
+            </w:tcBorders>
+            <w:tcMar>
+              <w:top w:type="dxa" w:w="60"/>
+              <w:left w:type="dxa" w:w="90"/>
+              <w:bottom w:type="dxa" w:w="60"/>
+              <w:right w:type="dxa" w:w="90"/>
+            </w:tcMar>
+          </w:tcPr>
+          <w:p>
+            <w:pPr>
+              <w:spacing w:after="0" w:line="252"/>
+            </w:pPr>
+            <w:r>
+              <w:rPr>
+                <w:sz w:val="18"/>
+                <w:szCs w:val="18"/>
+              </w:rPr>
+              <w:t xml:space="preserve">placeholder markup and loader script</w:t>
+            </w:r>
+          </w:p>
+        </w:tc>
+      </w:tr>
+      <w:tr>
+        <w:trPr>
+          <w:cantSplit/>
+          <w:tblHeader w:val="false"/>
+        </w:trPr>
+        <w:tc>
+          <w:tcPr>
+            <w:tcW w:type="dxa" w:w="4301"/>
+            <w:tcBorders>
+              <w:top w:val="single" w:color="BFC7D1" w:sz="4"/>
+              <w:left w:val="single" w:color="BFC7D1" w:sz="4"/>
+              <w:bottom w:val="single" w:color="BFC7D1" w:sz="4"/>
+              <w:right w:val="single" w:color="BFC7D1" w:sz="4"/>
+            </w:tcBorders>
+            <w:tcMar>
+              <w:top w:type="dxa" w:w="60"/>
+              <w:left w:type="dxa" w:w="90"/>
+              <w:bottom w:type="dxa" w:w="60"/>
+              <w:right w:type="dxa" w:w="90"/>
+            </w:tcMar>
+          </w:tcPr>
+          <w:p>
+            <w:pPr>
+              <w:spacing w:after="0" w:line="252"/>
+            </w:pPr>
+            <w:r>
+              <w:rPr>
+                <w:rFonts w:ascii="Consolas" w:cs="Consolas" w:eastAsia="Consolas" w:hAnsi="Consolas"/>
+                <w:sz w:val="18"/>
+                <w:szCs w:val="18"/>
+              </w:rPr>
+              <w:t xml:space="preserve">signToken()</w:t>
+            </w:r>
+          </w:p>
+        </w:tc>
+        <w:tc>
+          <w:tcPr>
+            <w:tcW w:type="dxa" w:w="5059"/>
+            <w:tcBorders>
+              <w:top w:val="single" w:color="BFC7D1" w:sz="4"/>
+              <w:left w:val="single" w:color="BFC7D1" w:sz="4"/>
+              <w:bottom w:val="single" w:color="BFC7D1" w:sz="4"/>
+              <w:right w:val="single" w:color="BFC7D1" w:sz="4"/>
+            </w:tcBorders>
+            <w:tcMar>
+              <w:top w:type="dxa" w:w="60"/>
+              <w:left w:type="dxa" w:w="90"/>
+              <w:bottom w:type="dxa" w:w="60"/>
+              <w:right w:type="dxa" w:w="90"/>
+            </w:tcMar>
+          </w:tcPr>
+          <w:p>
+            <w:pPr>
+              <w:spacing w:after="0" w:line="252"/>
+            </w:pPr>
+            <w:r>
+              <w:rPr>
+                <w:sz w:val="18"/>
+                <w:szCs w:val="18"/>
+              </w:rPr>
+              <w:t xml:space="preserve">token format shared with </w:t>
+            </w:r>
+            <w:r>
+              <w:rPr>
+                <w:rFonts w:ascii="Consolas" w:cs="Consolas" w:eastAsia="Consolas" w:hAnsi="Consolas"/>
+                <w:sz w:val="18"/>
+                <w:szCs w:val="18"/>
+              </w:rPr>
+              <w:t xml:space="preserve">mms-core::signer</w:t>
+            </w:r>
+          </w:p>
+        </w:tc>
+      </w:tr>
+    </w:tbl>
+    <w:p>
+      <w:pPr>
+        <w:spacing w:after="120"/>
+      </w:pPr>
+    </w:p>
+    <w:p>
+      <w:pPr>
+        <w:pStyle w:val="Heading2"/>
+        <w:keepNext/>
+        <w:spacing w:after="120" w:before="240"/>
+      </w:pPr>
+      <w:r>
+        <w:t xml:space="preserve">3.2 WordPress plugin</w:t>
       </w:r>
     </w:p>
     <w:p>
@@ -5988,7 +6612,48 @@
         <w:spacing w:after="60" w:line="276"/>
       </w:pPr>
       <w:r>
-        <w:t xml:space="preserve">Joomla 5 namespaced extensions with service providers; language files for en-GB.</w:t>
+        <w:rPr>
+          <w:rFonts w:ascii="Consolas" w:cs="Consolas" w:eastAsia="Consolas" w:hAnsi="Consolas"/>
+          <w:sz w:val="19"/>
+          <w:szCs w:val="19"/>
+        </w:rPr>
+        <w:t xml:space="preserve">init</w:t>
+      </w:r>
+      <w:r>
+        <w:t xml:space="preserve">: rewrite rule </w:t>
+      </w:r>
+      <w:r>
+        <w:rPr>
+          <w:rFonts w:ascii="Consolas" w:cs="Consolas" w:eastAsia="Consolas" w:hAnsi="Consolas"/>
+          <w:sz w:val="19"/>
+          <w:szCs w:val="19"/>
+        </w:rPr>
+        <w:t xml:space="preserve">^mms(/.*)?$</w:t>
+      </w:r>
+      <w:r>
+        <w:t xml:space="preserve">; </w:t>
+      </w:r>
+      <w:r>
+        <w:rPr>
+          <w:rFonts w:ascii="Consolas" w:cs="Consolas" w:eastAsia="Consolas" w:hAnsi="Consolas"/>
+          <w:sz w:val="19"/>
+          <w:szCs w:val="19"/>
+        </w:rPr>
+        <w:t xml:space="preserve">parse_request</w:t>
+      </w:r>
+      <w:r>
+        <w:t xml:space="preserve">: proxy and exit when the path is under </w:t>
+      </w:r>
+      <w:r>
+        <w:rPr>
+          <w:rFonts w:ascii="Consolas" w:cs="Consolas" w:eastAsia="Consolas" w:hAnsi="Consolas"/>
+          <w:sz w:val="19"/>
+          <w:szCs w:val="19"/>
+        </w:rPr>
+        <w:t xml:space="preserve">/mms</w:t>
+      </w:r>
+      <w:r>
+        <w:t xml:space="preserve">. Sub-directory installs are handled by stripping the home path.</w:t>
       </w:r>
     </w:p>
     <w:p>
@@ -6001,17 +6666,107 @@
         <w:spacing w:after="60" w:line="276"/>
       </w:pPr>
       <w:r>
-        <w:t xml:space="preserve">Phase 2 adds a menu item type "My media" that redirects through SSO </w:t>
+        <w:t xml:space="preserve">Admin menu </w:t>
       </w:r>
       <w:r>
         <w:rPr>
           <w:b/>
           <w:bCs/>
         </w:rPr>
-        <w:t xml:space="preserve">[assumption]</w:t>
+        <w:t xml:space="preserve">MediaMarketplace</w:t>
+      </w:r>
+      <w:r>
+        <w:t xml:space="preserve">: </w:t>
+      </w:r>
+      <w:r>
+        <w:rPr>
+          <w:i/>
+          <w:iCs/>
+        </w:rPr>
+        <w:t xml:space="preserve">Open store admin</w:t>
+      </w:r>
+      <w:r>
+        <w:t xml:space="preserve"> (signs the administrator in and redirects to </w:t>
+      </w:r>
+      <w:r>
+        <w:rPr>
+          <w:rFonts w:ascii="Consolas" w:cs="Consolas" w:eastAsia="Consolas" w:hAnsi="Consolas"/>
+          <w:sz w:val="19"/>
+          <w:szCs w:val="19"/>
+        </w:rPr>
+        <w:t xml:space="preserve">/mms/admin</w:t>
+      </w:r>
+      <w:r>
+        <w:t xml:space="preserve">) and </w:t>
+      </w:r>
+      <w:r>
+        <w:rPr>
+          <w:i/>
+          <w:iCs/>
+        </w:rPr>
+        <w:t xml:space="preserve">Status</w:t>
       </w:r>
       <w:r>
         <w:t xml:space="preserve">.</w:t>
+      </w:r>
+    </w:p>
+    <w:p>
+      <w:pPr>
+        <w:pStyle w:val="ListParagraph"/>
+        <w:numPr>
+          <w:ilvl w:val="0"/>
+          <w:numId w:val="3"/>
+        </w:numPr>
+        <w:spacing w:after="60" w:line="276"/>
+      </w:pPr>
+      <w:r>
+        <w:t xml:space="preserve">Shortcodes </w:t>
+      </w:r>
+      <w:r>
+        <w:rPr>
+          <w:rFonts w:ascii="Consolas" w:cs="Consolas" w:eastAsia="Consolas" w:hAnsi="Consolas"/>
+          <w:sz w:val="19"/>
+          <w:szCs w:val="19"/>
+        </w:rPr>
+        <w:t xml:space="preserve">[mms_showcase]</w:t>
+      </w:r>
+      <w:r>
+        <w:t xml:space="preserve">, </w:t>
+      </w:r>
+      <w:r>
+        <w:rPr>
+          <w:rFonts w:ascii="Consolas" w:cs="Consolas" w:eastAsia="Consolas" w:hAnsi="Consolas"/>
+          <w:sz w:val="19"/>
+          <w:szCs w:val="19"/>
+        </w:rPr>
+        <w:t xml:space="preserve">[mms_embed kind= id=]</w:t>
+      </w:r>
+      <w:r>
+        <w:t xml:space="preserve">, </w:t>
+      </w:r>
+      <w:r>
+        <w:rPr>
+          <w:rFonts w:ascii="Consolas" w:cs="Consolas" w:eastAsia="Consolas" w:hAnsi="Consolas"/>
+          <w:sz w:val="19"/>
+          <w:szCs w:val="19"/>
+        </w:rPr>
+        <w:t xml:space="preserve">[mms_signin]</w:t>
+      </w:r>
+      <w:r>
+        <w:t xml:space="preserve">; the loader script is printed once in the footer.</w:t>
+      </w:r>
+    </w:p>
+    <w:p>
+      <w:pPr>
+        <w:pStyle w:val="ListParagraph"/>
+        <w:numPr>
+          <w:ilvl w:val="0"/>
+          <w:numId w:val="3"/>
+        </w:numPr>
+        <w:spacing w:after="60" w:line="276"/>
+      </w:pPr>
+      <w:r>
+        <w:t xml:space="preserve">Hourly watchdog cron; activation starts the server; deactivation stops it; uninstall keeps the data directory.</w:t>
       </w:r>
     </w:p>
     <w:p>
@@ -6021,7 +6776,197 @@
         <w:spacing w:after="120" w:before="240"/>
       </w:pPr>
       <w:r>
-        <w:t xml:space="preserve">3.4 Token contract (both bridges and the server)</w:t>
+        <w:t xml:space="preserve">3.3 Joomla package</w:t>
+      </w:r>
+    </w:p>
+    <w:p>
+      <w:pPr>
+        <w:pStyle w:val="ListParagraph"/>
+        <w:numPr>
+          <w:ilvl w:val="0"/>
+          <w:numId w:val="3"/>
+        </w:numPr>
+        <w:spacing w:after="60" w:line="276"/>
+      </w:pPr>
+      <w:r>
+        <w:rPr>
+          <w:rFonts w:ascii="Consolas" w:cs="Consolas" w:eastAsia="Consolas" w:hAnsi="Consolas"/>
+          <w:sz w:val="19"/>
+          <w:szCs w:val="19"/>
+        </w:rPr>
+        <w:t xml:space="preserve">plg_system_mediamarketplace</w:t>
+      </w:r>
+      <w:r>
+        <w:t xml:space="preserve">: </w:t>
+      </w:r>
+      <w:r>
+        <w:rPr>
+          <w:rFonts w:ascii="Consolas" w:cs="Consolas" w:eastAsia="Consolas" w:hAnsi="Consolas"/>
+          <w:sz w:val="19"/>
+          <w:szCs w:val="19"/>
+        </w:rPr>
+        <w:t xml:space="preserve">onAfterInitialise</w:t>
+      </w:r>
+      <w:r>
+        <w:t xml:space="preserve"> proxies </w:t>
+      </w:r>
+      <w:r>
+        <w:rPr>
+          <w:rFonts w:ascii="Consolas" w:cs="Consolas" w:eastAsia="Consolas" w:hAnsi="Consolas"/>
+          <w:sz w:val="19"/>
+          <w:szCs w:val="19"/>
+        </w:rPr>
+        <w:t xml:space="preserve">/mms/…</w:t>
+      </w:r>
+      <w:r>
+        <w:t xml:space="preserve"> and closes the application; </w:t>
+      </w:r>
+      <w:r>
+        <w:rPr>
+          <w:rFonts w:ascii="Consolas" w:cs="Consolas" w:eastAsia="Consolas" w:hAnsi="Consolas"/>
+          <w:sz w:val="19"/>
+          <w:szCs w:val="19"/>
+        </w:rPr>
+        <w:t xml:space="preserve">onContentPrepare</w:t>
+      </w:r>
+      <w:r>
+        <w:t xml:space="preserve"> replaces </w:t>
+      </w:r>
+      <w:r>
+        <w:rPr>
+          <w:rFonts w:ascii="Consolas" w:cs="Consolas" w:eastAsia="Consolas" w:hAnsi="Consolas"/>
+          <w:sz w:val="19"/>
+          <w:szCs w:val="19"/>
+        </w:rPr>
+        <w:t xml:space="preserve">{mms_showcase}</w:t>
+      </w:r>
+      <w:r>
+        <w:t xml:space="preserve">, </w:t>
+      </w:r>
+      <w:r>
+        <w:rPr>
+          <w:rFonts w:ascii="Consolas" w:cs="Consolas" w:eastAsia="Consolas" w:hAnsi="Consolas"/>
+          <w:sz w:val="19"/>
+          <w:szCs w:val="19"/>
+        </w:rPr>
+        <w:t xml:space="preserve">{mms_embed kind= id=}</w:t>
+      </w:r>
+      <w:r>
+        <w:t xml:space="preserve"> and </w:t>
+      </w:r>
+      <w:r>
+        <w:rPr>
+          <w:rFonts w:ascii="Consolas" w:cs="Consolas" w:eastAsia="Consolas" w:hAnsi="Consolas"/>
+          <w:sz w:val="19"/>
+          <w:szCs w:val="19"/>
+        </w:rPr>
+        <w:t xml:space="preserve">{mms_signin}</w:t>
+      </w:r>
+      <w:r>
+        <w:t xml:space="preserve">; </w:t>
+      </w:r>
+      <w:r>
+        <w:rPr>
+          <w:rFonts w:ascii="Consolas" w:cs="Consolas" w:eastAsia="Consolas" w:hAnsi="Consolas"/>
+          <w:sz w:val="19"/>
+          <w:szCs w:val="19"/>
+        </w:rPr>
+        <w:t xml:space="preserve">onBeforeCompileHead</w:t>
+      </w:r>
+      <w:r>
+        <w:t xml:space="preserve"> registers the loader; option </w:t>
+      </w:r>
+      <w:r>
+        <w:rPr>
+          <w:i/>
+          <w:iCs/>
+        </w:rPr>
+        <w:t xml:space="preserve">Data directory</w:t>
+      </w:r>
+      <w:r>
+        <w:t xml:space="preserve">.</w:t>
+      </w:r>
+    </w:p>
+    <w:p>
+      <w:pPr>
+        <w:pStyle w:val="ListParagraph"/>
+        <w:numPr>
+          <w:ilvl w:val="0"/>
+          <w:numId w:val="3"/>
+        </w:numPr>
+        <w:spacing w:after="60" w:line="276"/>
+      </w:pPr>
+      <w:r>
+        <w:rPr>
+          <w:rFonts w:ascii="Consolas" w:cs="Consolas" w:eastAsia="Consolas" w:hAnsi="Consolas"/>
+          <w:sz w:val="19"/>
+          <w:szCs w:val="19"/>
+        </w:rPr>
+        <w:t xml:space="preserve">com_mediamarketplace</w:t>
+      </w:r>
+      <w:r>
+        <w:t xml:space="preserve"> (administrator): menu </w:t>
+      </w:r>
+      <w:r>
+        <w:rPr>
+          <w:b/>
+          <w:bCs/>
+        </w:rPr>
+        <w:t xml:space="preserve">MediaMarketplace</w:t>
+      </w:r>
+      <w:r>
+        <w:t xml:space="preserve"> with </w:t>
+      </w:r>
+      <w:r>
+        <w:rPr>
+          <w:i/>
+          <w:iCs/>
+        </w:rPr>
+        <w:t xml:space="preserve">Open store admin</w:t>
+      </w:r>
+      <w:r>
+        <w:t xml:space="preserve"> (sign-on redirect) and </w:t>
+      </w:r>
+      <w:r>
+        <w:rPr>
+          <w:i/>
+          <w:iCs/>
+        </w:rPr>
+        <w:t xml:space="preserve">Server status</w:t>
+      </w:r>
+      <w:r>
+        <w:t xml:space="preserve"> (status, restart, stop, log).</w:t>
+      </w:r>
+    </w:p>
+    <w:p>
+      <w:pPr>
+        <w:pStyle w:val="ListParagraph"/>
+        <w:numPr>
+          <w:ilvl w:val="0"/>
+          <w:numId w:val="3"/>
+        </w:numPr>
+        <w:spacing w:after="60" w:line="276"/>
+      </w:pPr>
+      <w:r>
+        <w:rPr>
+          <w:rFonts w:ascii="Consolas" w:cs="Consolas" w:eastAsia="Consolas" w:hAnsi="Consolas"/>
+          <w:sz w:val="19"/>
+          <w:szCs w:val="19"/>
+        </w:rPr>
+        <w:t xml:space="preserve">mod_mms_embed</w:t>
+      </w:r>
+      <w:r>
+        <w:t xml:space="preserve">: showcase, widget, player, cart or site pass block in any position.</w:t>
+      </w:r>
+    </w:p>
+    <w:p>
+      <w:pPr>
+        <w:pStyle w:val="Heading2"/>
+        <w:keepNext/>
+        <w:spacing w:after="120" w:before="240"/>
+      </w:pPr>
+      <w:r>
+        <w:t xml:space="preserve">3.4 Token contract (runtime and server)</w:t>
       </w:r>
     </w:p>
     <w:p>
@@ -6042,7 +6987,7 @@
           <w:sz w:val="16"/>
           <w:szCs w:val="16"/>
         </w:rPr>
-        <w:t xml:space="preserve">json  = {"sub":"&lt;host user id&gt;","email":"…","name":"…","host":"wordpress|joomla","exp":&lt;unix&gt;}</w:t>
+        <w:t xml:space="preserve">json  = {"sub":"&lt;cms user id&gt;","email":"…","name":"…","host":"wordpress|joomla",["role":"admin",]"exp":&lt;unix&gt;}</w:t>
       </w:r>
     </w:p>
     <w:p>
@@ -6076,7 +7021,7 @@
         <w:spacing w:after="120" w:line="276"/>
       </w:pPr>
       <w:r>
-        <w:t xml:space="preserve">The claim order is canonical; the server verifies the MAC over the raw JSON bytes. A shared fixture is asserted by </w:t>
+        <w:t xml:space="preserve">Claim order is canonical; the server verifies the MAC over the raw JSON bytes. A shared fixture is asserted by </w:t>
       </w:r>
       <w:r>
         <w:rPr>
@@ -6095,10 +7040,10 @@
           <w:sz w:val="19"/>
           <w:szCs w:val="19"/>
         </w:rPr>
-        <w:t xml:space="preserve">tests/mms-bridge-contract.php</w:t>
-      </w:r>
-      <w:r>
-        <w:t xml:space="preserve">.</w:t>
+        <w:t xml:space="preserve">tests/mms-packages-contract.php</w:t>
+      </w:r>
+      <w:r>
+        <w:t xml:space="preserve">, which also starts the real binary through the runtime, proxies to it through PHP's built-in web server and signs an administrator in.</w:t>
       </w:r>
     </w:p>
     <w:p>
@@ -6286,7 +7231,22 @@
                 <w:sz w:val="18"/>
                 <w:szCs w:val="18"/>
               </w:rPr>
-              <w:t xml:space="preserve">, env overrides, validation, derived paths</w:t>
+              <w:t xml:space="preserve">, env overrides, validation, mount path, </w:t>
+            </w:r>
+            <w:r>
+              <w:rPr>
+                <w:rFonts w:ascii="Consolas" w:cs="Consolas" w:eastAsia="Consolas" w:hAnsi="Consolas"/>
+                <w:sz w:val="18"/>
+                <w:szCs w:val="18"/>
+              </w:rPr>
+              <w:t xml:space="preserve">[[bridges]]</w:t>
+            </w:r>
+            <w:r>
+              <w:rPr>
+                <w:sz w:val="18"/>
+                <w:szCs w:val="18"/>
+              </w:rPr>
+              <w:t xml:space="preserve"> entries</w:t>
             </w:r>
           </w:p>
         </w:tc>
@@ -6481,7 +7441,7 @@
                 <w:sz w:val="18"/>
                 <w:szCs w:val="18"/>
               </w:rPr>
-              <w:t xml:space="preserve">HMAC tokens for sessions, signed URLs and SSO</w:t>
+              <w:t xml:space="preserve">HMAC tokens for sessions, signed URLs and sign-on</w:t>
             </w:r>
           </w:p>
         </w:tc>
@@ -6676,7 +7636,7 @@
                 <w:sz w:val="18"/>
                 <w:szCs w:val="18"/>
               </w:rPr>
-              <w:t xml:space="preserve">admins, staff, customers; authentication; host identity linking</w:t>
+              <w:t xml:space="preserve">admins, staff, customers; authentication; host identity linking; role changes</w:t>
             </w:r>
           </w:p>
         </w:tc>
@@ -7151,7 +8111,7 @@
         <w:spacing w:after="120" w:line="276"/>
       </w:pPr>
       <w:r>
-        <w:t xml:space="preserve">Each module lists purpose, requirements, storage and where it appears (server admin, customer area, embed, bridge).</w:t>
+        <w:t xml:space="preserve">Each module lists purpose, requirements, storage and where it appears (server admin, customer area, embed, shortcode or tag).</w:t>
       </w:r>
     </w:p>
     <w:p>
@@ -7187,7 +8147,7 @@
         <w:t xml:space="preserve">Purpose.</w:t>
       </w:r>
       <w:r>
-        <w:t xml:space="preserve"> Compose media widgets visually and place them on any WordPress or Joomla page through the bridge.</w:t>
+        <w:t xml:space="preserve"> Compose media widgets visually and place them on any WordPress or Joomla page with a shortcode or tag.</w:t>
       </w:r>
     </w:p>
     <w:p>
@@ -7441,7 +8401,7 @@
         <w:t xml:space="preserve">WB-09</w:t>
       </w:r>
       <w:r>
-        <w:t xml:space="preserve"> Widget showcase: admin list with search, tags, status, preview thumbnail, duplicate, versions with restore, usage report (which bridge sites requested it).</w:t>
+        <w:t xml:space="preserve"> Widget showcase: admin list with search, tags, status, preview thumbnail, duplicate, versions with restore, usage report (which pages requested it).</w:t>
       </w:r>
     </w:p>
     <w:p>
@@ -7562,7 +8522,7 @@
         <w:t xml:space="preserve">/embed/widget/{uuid}</w:t>
       </w:r>
       <w:r>
-        <w:t xml:space="preserve">; bridge shortcode, tag and module.</w:t>
+        <w:t xml:space="preserve">; shortcode, tag and module.</w:t>
       </w:r>
     </w:p>
     <w:p>
@@ -8331,7 +9291,7 @@
         <w:t xml:space="preserve">/embed/page/...</w:t>
       </w:r>
       <w:r>
-        <w:t xml:space="preserve">) and a set of widgets, then shows the bridge snippets to paste into WordPress or Joomla pages. It never edits the host site.</w:t>
+        <w:t xml:space="preserve">) and a set of widgets, then shows the shortcodes or tags to paste into WordPress or Joomla pages. It never edits the site's theme or template files.</w:t>
       </w:r>
     </w:p>
     <w:p>
@@ -9873,7 +10833,7 @@
         <w:t xml:space="preserve">PS-12</w:t>
       </w:r>
       <w:r>
-        <w:t xml:space="preserve"> Navigation menu system: category menus (horizontal, sidebar, mega) rendered inside embeds; bridges expose a "category menu" embed kind.</w:t>
+        <w:t xml:space="preserve"> Navigation menu system: category menus (horizontal, sidebar, mega) rendered inside embeds; a "menu" embed kind is available to shortcodes, tags and the module.</w:t>
       </w:r>
     </w:p>
     <w:p>
@@ -10451,7 +11411,7 @@
         <w:t xml:space="preserve">Google Pay / Apple Pay</w:t>
       </w:r>
       <w:r>
-        <w:t xml:space="preserve"> — via Stripe or Square; the server serves the Apple Pay domain association file at </w:t>
+        <w:t xml:space="preserve"> — via Stripe or Square; the package serves the Apple Pay domain association file at </w:t>
       </w:r>
       <w:r>
         <w:rPr>
@@ -10462,7 +11422,7 @@
         <w:t xml:space="preserve">/.well-known/apple-developer-merchantid-domain-association</w:t>
       </w:r>
       <w:r>
-        <w:t xml:space="preserve"> and the bridges document how to expose it on the host domain.</w:t>
+        <w:t xml:space="preserve"> on the site's domain.</w:t>
       </w:r>
     </w:p>
     <w:p>
@@ -10834,7 +11794,7 @@
         <w:t xml:space="preserve">/embed/page/{uuid}</w:t>
       </w:r>
       <w:r>
-        <w:t xml:space="preserve"> → sees the chosen signup template → must sign up or sign in (server account, or SSO from the host) → reads the agreement → signs (typed name + checkbox, or drawn signature) with IP, UA, timestamp and agreement hash recorded.</w:t>
+        <w:t xml:space="preserve"> → sees the chosen signup template → must sign up or sign in (store account, or one-click sign-in as a site member) → reads the agreement → signs (typed name + checkbox, or drawn signature) with IP, UA, timestamp and agreement hash recorded.</w:t>
       </w:r>
     </w:p>
     <w:p>
@@ -14306,7 +15266,7 @@
         <w:t xml:space="preserve">AC-02</w:t>
       </w:r>
       <w:r>
-        <w:t xml:space="preserve"> Reached from the host through the bridge's SSO link (</w:t>
+        <w:t xml:space="preserve"> Reached through the one-click sign-in link (</w:t>
       </w:r>
       <w:r>
         <w:rPr>
@@ -14328,7 +15288,7 @@
         <w:t xml:space="preserve">{mms_signin}</w:t>
       </w:r>
       <w:r>
-        <w:t xml:space="preserve">), or by direct server login for customers without a host account.</w:t>
+        <w:t xml:space="preserve">), or by direct store login for customers without a site account.</w:t>
       </w:r>
     </w:p>
     <w:p>
@@ -14768,7 +15728,30 @@
                 <w:sz w:val="18"/>
                 <w:szCs w:val="18"/>
               </w:rPr>
-              <w:t xml:space="preserve">registered WordPress/Joomla sites with encrypted secrets and origins</w:t>
+              <w:t xml:space="preserve">the site this package runs in (declared in </w:t>
+            </w:r>
+            <w:r>
+              <w:rPr>
+                <w:rFonts w:ascii="Consolas" w:cs="Consolas" w:eastAsia="Consolas" w:hAnsi="Consolas"/>
+                <w:sz w:val="18"/>
+                <w:szCs w:val="18"/>
+              </w:rPr>
+              <w:t xml:space="preserve">mms.toml</w:t>
+            </w:r>
+            <w:r>
+              <w:rPr>
+                <w:sz w:val="18"/>
+                <w:szCs w:val="18"/>
+              </w:rPr>
+              <w:t xml:space="preserve">), with encrypted secret, origin and </w:t>
+            </w:r>
+            <w:r>
+              <w:rPr>
+                <w:rFonts w:ascii="Consolas" w:cs="Consolas" w:eastAsia="Consolas" w:hAnsi="Consolas"/>
+                <w:sz w:val="18"/>
+                <w:szCs w:val="18"/>
+              </w:rPr>
+              <w:t xml:space="preserve">admin_sso</w:t>
             </w:r>
           </w:p>
         </w:tc>
@@ -16679,7 +17662,7 @@
         <w:spacing w:after="60" w:line="276"/>
       </w:pPr>
       <w:r>
-        <w:t xml:space="preserve">Reverse proxy with TLS required for production; Health warns when the public URL is not HTTPS.</w:t>
+        <w:t xml:space="preserve">The binary is never exposed directly; the CMS front controller is the only entry. Health warns when the site's public URL is not HTTPS.</w:t>
       </w:r>
     </w:p>
     <w:p>
@@ -16894,7 +17877,7 @@
         <w:spacing w:after="60" w:line="276"/>
       </w:pPr>
       <w:r>
-        <w:t xml:space="preserve">Server and bridges GPL-3.0-or-later; only compatible dependencies bundled. Commercial players and services load with the merchant's credentials. </w:t>
+        <w:t xml:space="preserve">Server, runtime and packages GPL-3.0-or-later; only compatible dependencies bundled. Commercial players and services load with the merchant's credentials. </w:t>
       </w:r>
       <w:r>
         <w:rPr>
@@ -17032,7 +18015,7 @@
         <w:spacing w:after="60" w:line="276"/>
       </w:pPr>
       <w:r>
-        <w:t xml:space="preserve">Bridges are backwards compatible with older servers within a major version.</w:t>
+        <w:t xml:space="preserve">The runtime and the binary ship together in one package, so they are always the same version.</w:t>
       </w:r>
     </w:p>
     <w:p>
@@ -18520,7 +19503,7 @@
                 <w:sz w:val="18"/>
                 <w:szCs w:val="18"/>
               </w:rPr>
-              <w:t xml:space="preserve">workspace, migrations, config, secrets, tokens, passwords, settings, users, entitlements, audit, health, CLI, setup wizard, admin login, settings and health pages, bridge sites, SSO, showcase embed, embed loader, WordPress and Joomla bridges, Docker/systemd, tests</w:t>
+              <w:t xml:space="preserve">server foundation (migrations, config, secrets, tokens, passwords, settings, users, entitlements, audit, health), CLI, setup wizard, admin login, settings and health pages, site registry, sign-on with administrator promotion, mount-path serving, showcase embed and loader, PHP runtime (supervision, proxy, sign-on), WordPress plugin, Joomla package, build script, tests</w:t>
             </w:r>
           </w:p>
         </w:tc>
@@ -18565,14 +19548,14 @@
                 <w:sz w:val="18"/>
                 <w:szCs w:val="18"/>
               </w:rPr>
-              <w:t xml:space="preserve">php tests/mms-bridge-contract.php</w:t>
-            </w:r>
-            <w:r>
-              <w:rPr>
-                <w:sz w:val="18"/>
-                <w:szCs w:val="18"/>
-              </w:rPr>
-              <w:t xml:space="preserve"> green; binary serves and bridges embed</w:t>
+              <w:t xml:space="preserve">php tests/mms-packages-contract.php</w:t>
+            </w:r>
+            <w:r>
+              <w:rPr>
+                <w:sz w:val="18"/>
+                <w:szCs w:val="18"/>
+              </w:rPr>
+              <w:t xml:space="preserve"> starts the real binary through the runtime, proxies to it and signs an administrator in; both zips build</w:t>
             </w:r>
           </w:p>
         </w:tc>
@@ -18733,7 +19716,7 @@
                 <w:sz w:val="18"/>
                 <w:szCs w:val="18"/>
               </w:rPr>
-              <w:t xml:space="preserve">WB, TE (35 templates), ST (12 site templates), exports, bridge blocks and menu items</w:t>
+              <w:t xml:space="preserve">WB, TE (35 templates), ST (12 site templates), exports, Gutenberg blocks and Joomla menu items</w:t>
             </w:r>
           </w:p>
         </w:tc>
@@ -18762,7 +19745,7 @@
                 <w:sz w:val="18"/>
                 <w:szCs w:val="18"/>
               </w:rPr>
-              <w:t xml:space="preserve">a widget built in the server renders identically in both hosts</w:t>
+              <w:t xml:space="preserve">a widget built in the store renders identically in both CMSs</w:t>
             </w:r>
           </w:p>
         </w:tc>
@@ -18857,7 +19840,7 @@
                 <w:sz w:val="18"/>
                 <w:szCs w:val="18"/>
               </w:rPr>
-              <w:t xml:space="preserve">buy a product from a bridged page end to end; private page with signature PDF; site pass renews</w:t>
+              <w:t xml:space="preserve">buy a product from a site page end to end; private page with signature PDF; site pass renews</w:t>
             </w:r>
           </w:p>
         </w:tc>
@@ -19208,7 +20191,7 @@
                 <w:sz w:val="18"/>
                 <w:szCs w:val="18"/>
               </w:rPr>
-              <w:t xml:space="preserve">performance budget, accessibility audit, security review, backups, PostgreSQL option, docs, release pipeline (static musl builds, Docker image)</w:t>
+              <w:t xml:space="preserve">performance budget, accessibility audit, security review, backup command, ARM build, docs, release pipeline (static musl builds)</w:t>
             </w:r>
           </w:p>
         </w:tc>
@@ -19318,7 +20301,7 @@
         <w:t xml:space="preserve">crates/mms-server/tests/</w:t>
       </w:r>
       <w:r>
-        <w:t xml:space="preserve"> against an in-memory database covering every route (Phase 0 covers setup, login, CSRF, settings, bridges, SSO, embeds, API).</w:t>
+        <w:t xml:space="preserve"> against an in-memory database covering every route (Phase 0 covers setup, login, CSRF, settings, site registry, sign-on, embeds, API, mount path, config-declared site with administrator sign-on).</w:t>
       </w:r>
     </w:p>
     <w:p>
@@ -19335,7 +20318,7 @@
           <w:b/>
           <w:bCs/>
         </w:rPr>
-        <w:t xml:space="preserve">Bridge contract test</w:t>
+        <w:t xml:space="preserve">Packages contract test</w:t>
       </w:r>
       <w:r>
         <w:t xml:space="preserve"> </w:t>
@@ -19346,10 +20329,10 @@
           <w:sz w:val="19"/>
           <w:szCs w:val="19"/>
         </w:rPr>
-        <w:t xml:space="preserve">tests/mms-bridge-contract.php</w:t>
-      </w:r>
-      <w:r>
-        <w:t xml:space="preserve">: PHP syntax, token fixture parity with the server, manifests, no WooCommerce/VirtueMart dependency.</w:t>
+        <w:t xml:space="preserve">tests/mms-packages-contract.php</w:t>
+      </w:r>
+      <w:r>
+        <w:t xml:space="preserve">: PHP syntax, token fixture parity with the server, manifests, no commerce-engine integration, and a live run: start the binary through the runtime, proxy through PHP's built-in server, sign an administrator in, stop the process.</w:t>
       </w:r>
     </w:p>
     <w:p>
@@ -19502,7 +20485,7 @@
         <w:t xml:space="preserve">cargo audit</w:t>
       </w:r>
       <w:r>
-        <w:t xml:space="preserve">; PHPCS on bridges.</w:t>
+        <w:t xml:space="preserve">; PHPCS on the packages.</w:t>
       </w:r>
     </w:p>
     <w:p>
@@ -19623,7 +20606,7 @@
         <w:spacing w:after="60" w:line="276"/>
       </w:pPr>
       <w:r>
-        <w:t xml:space="preserve">Bridge extras (blocks, menu items) arrive in Phase 2.</w:t>
+        <w:t xml:space="preserve">Gutenberg blocks and Joomla menu item types arrive in Phase 2.</w:t>
       </w:r>
     </w:p>
     <w:p>
@@ -19655,7 +20638,7 @@
         <w:t xml:space="preserve">AC</w:t>
       </w:r>
       <w:r>
-        <w:t xml:space="preserve">); the bridge plugins themselves (the source list assumed WordPress and Joomla hosting but not how the store reaches them); the health and setup tooling.</w:t>
+        <w:t xml:space="preserve">); the packaging and supervision layer (the source list assumed WordPress and Joomla hosting but not how a compiled server would live inside them); the health and status tooling.</w:t>
       </w:r>
     </w:p>
     <w:p>
@@ -19756,7 +20739,7 @@
         <w:spacing w:after="60" w:line="276"/>
       </w:pPr>
       <w:r>
-        <w:t xml:space="preserve">Should customers be able to register directly on the server without a host account? </w:t>
+        <w:t xml:space="preserve">Should customers be able to register directly in the store without a site account? </w:t>
       </w:r>
       <w:r>
         <w:rPr>
@@ -19764,6 +20747,26 @@
           <w:iCs/>
         </w:rPr>
         <w:t xml:space="preserve">Default: yes.</w:t>
+      </w:r>
+    </w:p>
+    <w:p>
+      <w:pPr>
+        <w:pStyle w:val="ListParagraph"/>
+        <w:numPr>
+          <w:ilvl w:val="0"/>
+          <w:numId w:val="7"/>
+        </w:numPr>
+        <w:spacing w:after="60" w:line="276"/>
+      </w:pPr>
+      <w:r>
+        <w:t xml:space="preserve">Is an ARM (aarch64) build needed for in-house virtual machines? </w:t>
+      </w:r>
+      <w:r>
+        <w:rPr>
+          <w:i/>
+          <w:iCs/>
+        </w:rPr>
+        <w:t xml:space="preserve">Default: Phase 7.</w:t>
       </w:r>
     </w:p>
     <w:p>
@@ -19791,10 +20794,10 @@
           <w:b/>
           <w:bCs/>
         </w:rPr>
-        <w:t xml:space="preserve">Bridge</w:t>
-      </w:r>
-      <w:r>
-        <w:t xml:space="preserve"> — the thin WordPress plugin or Joomla package that embeds the server's storefront and signs users in.</w:t>
+        <w:t xml:space="preserve">Package</w:t>
+      </w:r>
+      <w:r>
+        <w:t xml:space="preserve"> — the WordPress plugin or Joomla package that contains the server, the runtime and the CMS integration.</w:t>
       </w:r>
     </w:p>
     <w:p>
@@ -19811,10 +20814,10 @@
           <w:b/>
           <w:bCs/>
         </w:rPr>
-        <w:t xml:space="preserve">Bridge site</w:t>
-      </w:r>
-      <w:r>
-        <w:t xml:space="preserve"> — a registered host installation with an origin and a secret.</w:t>
+        <w:t xml:space="preserve">Runtime</w:t>
+      </w:r>
+      <w:r>
+        <w:t xml:space="preserve"> — the PHP class that starts, supervises and proxies the server.</w:t>
       </w:r>
     </w:p>
     <w:p>
@@ -19831,6 +20834,37 @@
           <w:b/>
           <w:bCs/>
         </w:rPr>
+        <w:t xml:space="preserve">Site entry</w:t>
+      </w:r>
+      <w:r>
+        <w:t xml:space="preserve"> — the website's registration in the server (origin, secret, administrator sign-on), declared by the runtime in </w:t>
+      </w:r>
+      <w:r>
+        <w:rPr>
+          <w:rFonts w:ascii="Consolas" w:cs="Consolas" w:eastAsia="Consolas" w:hAnsi="Consolas"/>
+          <w:sz w:val="19"/>
+          <w:szCs w:val="19"/>
+        </w:rPr>
+        <w:t xml:space="preserve">mms.toml</w:t>
+      </w:r>
+      <w:r>
+        <w:t xml:space="preserve">.</w:t>
+      </w:r>
+    </w:p>
+    <w:p>
+      <w:pPr>
+        <w:pStyle w:val="ListParagraph"/>
+        <w:numPr>
+          <w:ilvl w:val="0"/>
+          <w:numId w:val="3"/>
+        </w:numPr>
+        <w:spacing w:after="60" w:line="276"/>
+      </w:pPr>
+      <w:r>
+        <w:rPr>
+          <w:b/>
+          <w:bCs/>
+        </w:rPr>
         <w:t xml:space="preserve">Embed</w:t>
       </w:r>
       <w:r>
@@ -19845,7 +20879,7 @@
         <w:t xml:space="preserve">/embed/...</w:t>
       </w:r>
       <w:r>
-        <w:t xml:space="preserve">) for a bridge site.</w:t>
+        <w:t xml:space="preserve">) for the declared site.</w:t>
       </w:r>
     </w:p>
     <w:p>
@@ -20528,7 +21562,7 @@
         <w:spacing w:after="120" w:before="360"/>
       </w:pPr>
       <w:r>
-        <w:t xml:space="preserve">Appendix B — Bridge integration points</w:t>
+        <w:t xml:space="preserve">Appendix B — CMS integration points</w:t>
       </w:r>
     </w:p>
     <w:tbl>
@@ -20544,9 +21578,9 @@
         </w:tblBorders>
       </w:tblPr>
       <w:tblGrid>
-        <w:gridCol w:w="2558"/>
-        <w:gridCol w:w="3744"/>
-        <w:gridCol w:w="3058"/>
+        <w:gridCol w:w="2444"/>
+        <w:gridCol w:w="3577"/>
+        <w:gridCol w:w="3339"/>
       </w:tblGrid>
       <w:tr>
         <w:trPr>
@@ -20555,7 +21589,7 @@
         </w:trPr>
         <w:tc>
           <w:tcPr>
-            <w:tcW w:type="dxa" w:w="2558"/>
+            <w:tcW w:type="dxa" w:w="2444"/>
             <w:tcBorders>
               <w:top w:val="single" w:color="BFC7D1" w:sz="4"/>
               <w:left w:val="single" w:color="BFC7D1" w:sz="4"/>
@@ -20588,7 +21622,7 @@
         </w:tc>
         <w:tc>
           <w:tcPr>
-            <w:tcW w:type="dxa" w:w="3744"/>
+            <w:tcW w:type="dxa" w:w="3577"/>
             <w:tcBorders>
               <w:top w:val="single" w:color="BFC7D1" w:sz="4"/>
               <w:left w:val="single" w:color="BFC7D1" w:sz="4"/>
@@ -20615,13 +21649,13 @@
                 <w:sz w:val="18"/>
                 <w:szCs w:val="18"/>
               </w:rPr>
-              <w:t xml:space="preserve">WordPress bridge</w:t>
-            </w:r>
-          </w:p>
-        </w:tc>
-        <w:tc>
-          <w:tcPr>
-            <w:tcW w:type="dxa" w:w="3058"/>
+              <w:t xml:space="preserve">WordPress plugin</w:t>
+            </w:r>
+          </w:p>
+        </w:tc>
+        <w:tc>
+          <w:tcPr>
+            <w:tcW w:type="dxa" w:w="3339"/>
             <w:tcBorders>
               <w:top w:val="single" w:color="BFC7D1" w:sz="4"/>
               <w:left w:val="single" w:color="BFC7D1" w:sz="4"/>
@@ -20648,7 +21682,7 @@
                 <w:sz w:val="18"/>
                 <w:szCs w:val="18"/>
               </w:rPr>
-              <w:t xml:space="preserve">Joomla bridge</w:t>
+              <w:t xml:space="preserve">Joomla package</w:t>
             </w:r>
           </w:p>
         </w:tc>
@@ -20660,59 +21694,30 @@
         </w:trPr>
         <w:tc>
           <w:tcPr>
-            <w:tcW w:type="dxa" w:w="2558"/>
-            <w:tcBorders>
-              <w:top w:val="single" w:color="BFC7D1" w:sz="4"/>
-              <w:left w:val="single" w:color="BFC7D1" w:sz="4"/>
-              <w:bottom w:val="single" w:color="BFC7D1" w:sz="4"/>
-              <w:right w:val="single" w:color="BFC7D1" w:sz="4"/>
-            </w:tcBorders>
-            <w:tcMar>
-              <w:top w:type="dxa" w:w="60"/>
-              <w:left w:type="dxa" w:w="90"/>
-              <w:bottom w:type="dxa" w:w="60"/>
-              <w:right w:type="dxa" w:w="90"/>
-            </w:tcMar>
-          </w:tcPr>
-          <w:p>
-            <w:pPr>
-              <w:spacing w:after="0" w:line="252"/>
-            </w:pPr>
-            <w:r>
-              <w:rPr>
-                <w:sz w:val="18"/>
-                <w:szCs w:val="18"/>
-              </w:rPr>
-              <w:t xml:space="preserve">Connection settings</w:t>
-            </w:r>
-          </w:p>
-        </w:tc>
-        <w:tc>
-          <w:tcPr>
-            <w:tcW w:type="dxa" w:w="3744"/>
-            <w:tcBorders>
-              <w:top w:val="single" w:color="BFC7D1" w:sz="4"/>
-              <w:left w:val="single" w:color="BFC7D1" w:sz="4"/>
-              <w:bottom w:val="single" w:color="BFC7D1" w:sz="4"/>
-              <w:right w:val="single" w:color="BFC7D1" w:sz="4"/>
-            </w:tcBorders>
-            <w:tcMar>
-              <w:top w:type="dxa" w:w="60"/>
-              <w:left w:type="dxa" w:w="90"/>
-              <w:bottom w:type="dxa" w:w="60"/>
-              <w:right w:type="dxa" w:w="90"/>
-            </w:tcMar>
-          </w:tcPr>
-          <w:p>
-            <w:pPr>
-              <w:spacing w:after="0" w:line="252"/>
-            </w:pPr>
-            <w:r>
-              <w:rPr>
-                <w:sz w:val="18"/>
-                <w:szCs w:val="18"/>
-              </w:rPr>
-              <w:t xml:space="preserve">Settings → MediaMarketplace (option </w:t>
+            <w:tcW w:type="dxa" w:w="2444"/>
+            <w:tcBorders>
+              <w:top w:val="single" w:color="BFC7D1" w:sz="4"/>
+              <w:left w:val="single" w:color="BFC7D1" w:sz="4"/>
+              <w:bottom w:val="single" w:color="BFC7D1" w:sz="4"/>
+              <w:right w:val="single" w:color="BFC7D1" w:sz="4"/>
+            </w:tcBorders>
+            <w:tcMar>
+              <w:top w:type="dxa" w:w="60"/>
+              <w:left w:type="dxa" w:w="90"/>
+              <w:bottom w:type="dxa" w:w="60"/>
+              <w:right w:type="dxa" w:w="90"/>
+            </w:tcMar>
+          </w:tcPr>
+          <w:p>
+            <w:pPr>
+              <w:spacing w:after="0" w:line="252"/>
+            </w:pPr>
+            <w:r>
+              <w:rPr>
+                <w:sz w:val="18"/>
+                <w:szCs w:val="18"/>
+              </w:rPr>
+              <w:t xml:space="preserve">Store requests </w:t>
             </w:r>
             <w:r>
               <w:rPr>
@@ -20720,43 +21725,95 @@
                 <w:sz w:val="18"/>
                 <w:szCs w:val="18"/>
               </w:rPr>
-              <w:t xml:space="preserve">mms_bridge_settings</w:t>
-            </w:r>
-            <w:r>
-              <w:rPr>
-                <w:sz w:val="18"/>
-                <w:szCs w:val="18"/>
-              </w:rPr>
-              <w:t xml:space="preserve">)</w:t>
-            </w:r>
-          </w:p>
-        </w:tc>
-        <w:tc>
-          <w:tcPr>
-            <w:tcW w:type="dxa" w:w="3058"/>
-            <w:tcBorders>
-              <w:top w:val="single" w:color="BFC7D1" w:sz="4"/>
-              <w:left w:val="single" w:color="BFC7D1" w:sz="4"/>
-              <w:bottom w:val="single" w:color="BFC7D1" w:sz="4"/>
-              <w:right w:val="single" w:color="BFC7D1" w:sz="4"/>
-            </w:tcBorders>
-            <w:tcMar>
-              <w:top w:type="dxa" w:w="60"/>
-              <w:left w:type="dxa" w:w="90"/>
-              <w:bottom w:type="dxa" w:w="60"/>
-              <w:right w:type="dxa" w:w="90"/>
-            </w:tcMar>
-          </w:tcPr>
-          <w:p>
-            <w:pPr>
-              <w:spacing w:after="0" w:line="252"/>
-            </w:pPr>
-            <w:r>
-              <w:rPr>
-                <w:sz w:val="18"/>
-                <w:szCs w:val="18"/>
-              </w:rPr>
-              <w:t xml:space="preserve">System – MediaMarketplace Bridge plugin params</w:t>
+              <w:t xml:space="preserve">/mms/…</w:t>
+            </w:r>
+          </w:p>
+        </w:tc>
+        <w:tc>
+          <w:tcPr>
+            <w:tcW w:type="dxa" w:w="3577"/>
+            <w:tcBorders>
+              <w:top w:val="single" w:color="BFC7D1" w:sz="4"/>
+              <w:left w:val="single" w:color="BFC7D1" w:sz="4"/>
+              <w:bottom w:val="single" w:color="BFC7D1" w:sz="4"/>
+              <w:right w:val="single" w:color="BFC7D1" w:sz="4"/>
+            </w:tcBorders>
+            <w:tcMar>
+              <w:top w:type="dxa" w:w="60"/>
+              <w:left w:type="dxa" w:w="90"/>
+              <w:bottom w:type="dxa" w:w="60"/>
+              <w:right w:type="dxa" w:w="90"/>
+            </w:tcMar>
+          </w:tcPr>
+          <w:p>
+            <w:pPr>
+              <w:spacing w:after="0" w:line="252"/>
+            </w:pPr>
+            <w:r>
+              <w:rPr>
+                <w:sz w:val="18"/>
+                <w:szCs w:val="18"/>
+              </w:rPr>
+              <w:t xml:space="preserve">rewrite rule + </w:t>
+            </w:r>
+            <w:r>
+              <w:rPr>
+                <w:rFonts w:ascii="Consolas" w:cs="Consolas" w:eastAsia="Consolas" w:hAnsi="Consolas"/>
+                <w:sz w:val="18"/>
+                <w:szCs w:val="18"/>
+              </w:rPr>
+              <w:t xml:space="preserve">parse_request</w:t>
+            </w:r>
+            <w:r>
+              <w:rPr>
+                <w:sz w:val="18"/>
+                <w:szCs w:val="18"/>
+              </w:rPr>
+              <w:t xml:space="preserve"> → runtime proxy</w:t>
+            </w:r>
+          </w:p>
+        </w:tc>
+        <w:tc>
+          <w:tcPr>
+            <w:tcW w:type="dxa" w:w="3339"/>
+            <w:tcBorders>
+              <w:top w:val="single" w:color="BFC7D1" w:sz="4"/>
+              <w:left w:val="single" w:color="BFC7D1" w:sz="4"/>
+              <w:bottom w:val="single" w:color="BFC7D1" w:sz="4"/>
+              <w:right w:val="single" w:color="BFC7D1" w:sz="4"/>
+            </w:tcBorders>
+            <w:tcMar>
+              <w:top w:type="dxa" w:w="60"/>
+              <w:left w:type="dxa" w:w="90"/>
+              <w:bottom w:type="dxa" w:w="60"/>
+              <w:right w:type="dxa" w:w="90"/>
+            </w:tcMar>
+          </w:tcPr>
+          <w:p>
+            <w:pPr>
+              <w:spacing w:after="0" w:line="252"/>
+            </w:pPr>
+            <w:r>
+              <w:rPr>
+                <w:sz w:val="18"/>
+                <w:szCs w:val="18"/>
+              </w:rPr>
+              <w:t xml:space="preserve">system plugin </w:t>
+            </w:r>
+            <w:r>
+              <w:rPr>
+                <w:rFonts w:ascii="Consolas" w:cs="Consolas" w:eastAsia="Consolas" w:hAnsi="Consolas"/>
+                <w:sz w:val="18"/>
+                <w:szCs w:val="18"/>
+              </w:rPr>
+              <w:t xml:space="preserve">onAfterInitialise</w:t>
+            </w:r>
+            <w:r>
+              <w:rPr>
+                <w:sz w:val="18"/>
+                <w:szCs w:val="18"/>
+              </w:rPr>
+              <w:t xml:space="preserve"> → runtime proxy</w:t>
             </w:r>
           </w:p>
         </w:tc>
@@ -20768,112 +21825,106 @@
         </w:trPr>
         <w:tc>
           <w:tcPr>
-            <w:tcW w:type="dxa" w:w="2558"/>
-            <w:tcBorders>
-              <w:top w:val="single" w:color="BFC7D1" w:sz="4"/>
-              <w:left w:val="single" w:color="BFC7D1" w:sz="4"/>
-              <w:bottom w:val="single" w:color="BFC7D1" w:sz="4"/>
-              <w:right w:val="single" w:color="BFC7D1" w:sz="4"/>
-            </w:tcBorders>
-            <w:tcMar>
-              <w:top w:type="dxa" w:w="60"/>
-              <w:left w:type="dxa" w:w="90"/>
-              <w:bottom w:type="dxa" w:w="60"/>
-              <w:right w:type="dxa" w:w="90"/>
-            </w:tcMar>
-          </w:tcPr>
-          <w:p>
-            <w:pPr>
-              <w:spacing w:after="0" w:line="252"/>
-            </w:pPr>
-            <w:r>
-              <w:rPr>
-                <w:sz w:val="18"/>
-                <w:szCs w:val="18"/>
-              </w:rPr>
-              <w:t xml:space="preserve">Showcase</w:t>
-            </w:r>
-          </w:p>
-        </w:tc>
-        <w:tc>
-          <w:tcPr>
-            <w:tcW w:type="dxa" w:w="3744"/>
-            <w:tcBorders>
-              <w:top w:val="single" w:color="BFC7D1" w:sz="4"/>
-              <w:left w:val="single" w:color="BFC7D1" w:sz="4"/>
-              <w:bottom w:val="single" w:color="BFC7D1" w:sz="4"/>
-              <w:right w:val="single" w:color="BFC7D1" w:sz="4"/>
-            </w:tcBorders>
-            <w:tcMar>
-              <w:top w:type="dxa" w:w="60"/>
-              <w:left w:type="dxa" w:w="90"/>
-              <w:bottom w:type="dxa" w:w="60"/>
-              <w:right w:type="dxa" w:w="90"/>
-            </w:tcMar>
-          </w:tcPr>
-          <w:p>
-            <w:pPr>
-              <w:spacing w:after="0" w:line="252"/>
-            </w:pPr>
-            <w:r>
-              <w:rPr>
-                <w:rFonts w:ascii="Consolas" w:cs="Consolas" w:eastAsia="Consolas" w:hAnsi="Consolas"/>
-                <w:sz w:val="18"/>
-                <w:szCs w:val="18"/>
-              </w:rPr>
-              <w:t xml:space="preserve">[mms_showcase view= category=]</w:t>
-            </w:r>
-            <w:r>
-              <w:rPr>
-                <w:sz w:val="18"/>
-                <w:szCs w:val="18"/>
-              </w:rPr>
-              <w:t xml:space="preserve">, Showcase block (Phase 2)</w:t>
-            </w:r>
-          </w:p>
-        </w:tc>
-        <w:tc>
-          <w:tcPr>
-            <w:tcW w:type="dxa" w:w="3058"/>
-            <w:tcBorders>
-              <w:top w:val="single" w:color="BFC7D1" w:sz="4"/>
-              <w:left w:val="single" w:color="BFC7D1" w:sz="4"/>
-              <w:bottom w:val="single" w:color="BFC7D1" w:sz="4"/>
-              <w:right w:val="single" w:color="BFC7D1" w:sz="4"/>
-            </w:tcBorders>
-            <w:tcMar>
-              <w:top w:type="dxa" w:w="60"/>
-              <w:left w:type="dxa" w:w="90"/>
-              <w:bottom w:type="dxa" w:w="60"/>
-              <w:right w:type="dxa" w:w="90"/>
-            </w:tcMar>
-          </w:tcPr>
-          <w:p>
-            <w:pPr>
-              <w:spacing w:after="0" w:line="252"/>
-            </w:pPr>
-            <w:r>
-              <w:rPr>
-                <w:rFonts w:ascii="Consolas" w:cs="Consolas" w:eastAsia="Consolas" w:hAnsi="Consolas"/>
-                <w:sz w:val="18"/>
-                <w:szCs w:val="18"/>
-              </w:rPr>
-              <w:t xml:space="preserve">{mms_showcase view= category=}</w:t>
-            </w:r>
-            <w:r>
-              <w:rPr>
-                <w:sz w:val="18"/>
-                <w:szCs w:val="18"/>
-              </w:rPr>
-              <w:t xml:space="preserve">, </w:t>
-            </w:r>
-            <w:r>
-              <w:rPr>
-                <w:rFonts w:ascii="Consolas" w:cs="Consolas" w:eastAsia="Consolas" w:hAnsi="Consolas"/>
-                <w:sz w:val="18"/>
-                <w:szCs w:val="18"/>
-              </w:rPr>
-              <w:t xml:space="preserve">mod_mms_embed</w:t>
+            <w:tcW w:type="dxa" w:w="2444"/>
+            <w:tcBorders>
+              <w:top w:val="single" w:color="BFC7D1" w:sz="4"/>
+              <w:left w:val="single" w:color="BFC7D1" w:sz="4"/>
+              <w:bottom w:val="single" w:color="BFC7D1" w:sz="4"/>
+              <w:right w:val="single" w:color="BFC7D1" w:sz="4"/>
+            </w:tcBorders>
+            <w:tcMar>
+              <w:top w:type="dxa" w:w="60"/>
+              <w:left w:type="dxa" w:w="90"/>
+              <w:bottom w:type="dxa" w:w="60"/>
+              <w:right w:type="dxa" w:w="90"/>
+            </w:tcMar>
+          </w:tcPr>
+          <w:p>
+            <w:pPr>
+              <w:spacing w:after="0" w:line="252"/>
+            </w:pPr>
+            <w:r>
+              <w:rPr>
+                <w:sz w:val="18"/>
+                <w:szCs w:val="18"/>
+              </w:rPr>
+              <w:t xml:space="preserve">Open the store admin</w:t>
+            </w:r>
+          </w:p>
+        </w:tc>
+        <w:tc>
+          <w:tcPr>
+            <w:tcW w:type="dxa" w:w="3577"/>
+            <w:tcBorders>
+              <w:top w:val="single" w:color="BFC7D1" w:sz="4"/>
+              <w:left w:val="single" w:color="BFC7D1" w:sz="4"/>
+              <w:bottom w:val="single" w:color="BFC7D1" w:sz="4"/>
+              <w:right w:val="single" w:color="BFC7D1" w:sz="4"/>
+            </w:tcBorders>
+            <w:tcMar>
+              <w:top w:type="dxa" w:w="60"/>
+              <w:left w:type="dxa" w:w="90"/>
+              <w:bottom w:type="dxa" w:w="60"/>
+              <w:right w:type="dxa" w:w="90"/>
+            </w:tcMar>
+          </w:tcPr>
+          <w:p>
+            <w:pPr>
+              <w:spacing w:after="0" w:line="252"/>
+            </w:pPr>
+            <w:r>
+              <w:rPr>
+                <w:sz w:val="18"/>
+                <w:szCs w:val="18"/>
+              </w:rPr>
+              <w:t xml:space="preserve">menu </w:t>
+            </w:r>
+            <w:r>
+              <w:rPr>
+                <w:i/>
+                <w:iCs/>
+                <w:sz w:val="18"/>
+                <w:szCs w:val="18"/>
+              </w:rPr>
+              <w:t xml:space="preserve">MediaMarketplace → Open store admin</w:t>
+            </w:r>
+            <w:r>
+              <w:rPr>
+                <w:sz w:val="18"/>
+                <w:szCs w:val="18"/>
+              </w:rPr>
+              <w:t xml:space="preserve"> (sign-on redirect)</w:t>
+            </w:r>
+          </w:p>
+        </w:tc>
+        <w:tc>
+          <w:tcPr>
+            <w:tcW w:type="dxa" w:w="3339"/>
+            <w:tcBorders>
+              <w:top w:val="single" w:color="BFC7D1" w:sz="4"/>
+              <w:left w:val="single" w:color="BFC7D1" w:sz="4"/>
+              <w:bottom w:val="single" w:color="BFC7D1" w:sz="4"/>
+              <w:right w:val="single" w:color="BFC7D1" w:sz="4"/>
+            </w:tcBorders>
+            <w:tcMar>
+              <w:top w:type="dxa" w:w="60"/>
+              <w:left w:type="dxa" w:w="90"/>
+              <w:bottom w:type="dxa" w:w="60"/>
+              <w:right w:type="dxa" w:w="90"/>
+            </w:tcMar>
+          </w:tcPr>
+          <w:p>
+            <w:pPr>
+              <w:spacing w:after="0" w:line="252"/>
+            </w:pPr>
+            <w:r>
+              <w:rPr>
+                <w:i/>
+                <w:iCs/>
+                <w:sz w:val="18"/>
+                <w:szCs w:val="18"/>
+              </w:rPr>
+              <w:t xml:space="preserve">Components → MediaMarketplace → Open store admin</w:t>
             </w:r>
           </w:p>
         </w:tc>
@@ -20885,112 +21936,99 @@
         </w:trPr>
         <w:tc>
           <w:tcPr>
-            <w:tcW w:type="dxa" w:w="2558"/>
-            <w:tcBorders>
-              <w:top w:val="single" w:color="BFC7D1" w:sz="4"/>
-              <w:left w:val="single" w:color="BFC7D1" w:sz="4"/>
-              <w:bottom w:val="single" w:color="BFC7D1" w:sz="4"/>
-              <w:right w:val="single" w:color="BFC7D1" w:sz="4"/>
-            </w:tcBorders>
-            <w:tcMar>
-              <w:top w:type="dxa" w:w="60"/>
-              <w:left w:type="dxa" w:w="90"/>
-              <w:bottom w:type="dxa" w:w="60"/>
-              <w:right w:type="dxa" w:w="90"/>
-            </w:tcMar>
-          </w:tcPr>
-          <w:p>
-            <w:pPr>
-              <w:spacing w:after="0" w:line="252"/>
-            </w:pPr>
-            <w:r>
-              <w:rPr>
-                <w:sz w:val="18"/>
-                <w:szCs w:val="18"/>
-              </w:rPr>
-              <w:t xml:space="preserve">Widget / player / cart / site pass / page</w:t>
-            </w:r>
-          </w:p>
-        </w:tc>
-        <w:tc>
-          <w:tcPr>
-            <w:tcW w:type="dxa" w:w="3744"/>
-            <w:tcBorders>
-              <w:top w:val="single" w:color="BFC7D1" w:sz="4"/>
-              <w:left w:val="single" w:color="BFC7D1" w:sz="4"/>
-              <w:bottom w:val="single" w:color="BFC7D1" w:sz="4"/>
-              <w:right w:val="single" w:color="BFC7D1" w:sz="4"/>
-            </w:tcBorders>
-            <w:tcMar>
-              <w:top w:type="dxa" w:w="60"/>
-              <w:left w:type="dxa" w:w="90"/>
-              <w:bottom w:type="dxa" w:w="60"/>
-              <w:right w:type="dxa" w:w="90"/>
-            </w:tcMar>
-          </w:tcPr>
-          <w:p>
-            <w:pPr>
-              <w:spacing w:after="0" w:line="252"/>
-            </w:pPr>
-            <w:r>
-              <w:rPr>
-                <w:rFonts w:ascii="Consolas" w:cs="Consolas" w:eastAsia="Consolas" w:hAnsi="Consolas"/>
-                <w:sz w:val="18"/>
-                <w:szCs w:val="18"/>
-              </w:rPr>
-              <w:t xml:space="preserve">[mms_embed kind= id=]</w:t>
-            </w:r>
-            <w:r>
-              <w:rPr>
-                <w:sz w:val="18"/>
-                <w:szCs w:val="18"/>
-              </w:rPr>
-              <w:t xml:space="preserve">, blocks (Phase 2)</w:t>
-            </w:r>
-          </w:p>
-        </w:tc>
-        <w:tc>
-          <w:tcPr>
-            <w:tcW w:type="dxa" w:w="3058"/>
-            <w:tcBorders>
-              <w:top w:val="single" w:color="BFC7D1" w:sz="4"/>
-              <w:left w:val="single" w:color="BFC7D1" w:sz="4"/>
-              <w:bottom w:val="single" w:color="BFC7D1" w:sz="4"/>
-              <w:right w:val="single" w:color="BFC7D1" w:sz="4"/>
-            </w:tcBorders>
-            <w:tcMar>
-              <w:top w:type="dxa" w:w="60"/>
-              <w:left w:type="dxa" w:w="90"/>
-              <w:bottom w:type="dxa" w:w="60"/>
-              <w:right w:type="dxa" w:w="90"/>
-            </w:tcMar>
-          </w:tcPr>
-          <w:p>
-            <w:pPr>
-              <w:spacing w:after="0" w:line="252"/>
-            </w:pPr>
-            <w:r>
-              <w:rPr>
-                <w:rFonts w:ascii="Consolas" w:cs="Consolas" w:eastAsia="Consolas" w:hAnsi="Consolas"/>
-                <w:sz w:val="18"/>
-                <w:szCs w:val="18"/>
-              </w:rPr>
-              <w:t xml:space="preserve">{mms_embed kind= id=}</w:t>
-            </w:r>
-            <w:r>
-              <w:rPr>
-                <w:sz w:val="18"/>
-                <w:szCs w:val="18"/>
-              </w:rPr>
-              <w:t xml:space="preserve">, </w:t>
-            </w:r>
-            <w:r>
-              <w:rPr>
-                <w:rFonts w:ascii="Consolas" w:cs="Consolas" w:eastAsia="Consolas" w:hAnsi="Consolas"/>
-                <w:sz w:val="18"/>
-                <w:szCs w:val="18"/>
-              </w:rPr>
-              <w:t xml:space="preserve">mod_mms_embed</w:t>
+            <w:tcW w:type="dxa" w:w="2444"/>
+            <w:tcBorders>
+              <w:top w:val="single" w:color="BFC7D1" w:sz="4"/>
+              <w:left w:val="single" w:color="BFC7D1" w:sz="4"/>
+              <w:bottom w:val="single" w:color="BFC7D1" w:sz="4"/>
+              <w:right w:val="single" w:color="BFC7D1" w:sz="4"/>
+            </w:tcBorders>
+            <w:tcMar>
+              <w:top w:type="dxa" w:w="60"/>
+              <w:left w:type="dxa" w:w="90"/>
+              <w:bottom w:type="dxa" w:w="60"/>
+              <w:right w:type="dxa" w:w="90"/>
+            </w:tcMar>
+          </w:tcPr>
+          <w:p>
+            <w:pPr>
+              <w:spacing w:after="0" w:line="252"/>
+            </w:pPr>
+            <w:r>
+              <w:rPr>
+                <w:sz w:val="18"/>
+                <w:szCs w:val="18"/>
+              </w:rPr>
+              <w:t xml:space="preserve">Server status</w:t>
+            </w:r>
+          </w:p>
+        </w:tc>
+        <w:tc>
+          <w:tcPr>
+            <w:tcW w:type="dxa" w:w="3577"/>
+            <w:tcBorders>
+              <w:top w:val="single" w:color="BFC7D1" w:sz="4"/>
+              <w:left w:val="single" w:color="BFC7D1" w:sz="4"/>
+              <w:bottom w:val="single" w:color="BFC7D1" w:sz="4"/>
+              <w:right w:val="single" w:color="BFC7D1" w:sz="4"/>
+            </w:tcBorders>
+            <w:tcMar>
+              <w:top w:type="dxa" w:w="60"/>
+              <w:left w:type="dxa" w:w="90"/>
+              <w:bottom w:type="dxa" w:w="60"/>
+              <w:right w:type="dxa" w:w="90"/>
+            </w:tcMar>
+          </w:tcPr>
+          <w:p>
+            <w:pPr>
+              <w:spacing w:after="0" w:line="252"/>
+            </w:pPr>
+            <w:r>
+              <w:rPr>
+                <w:i/>
+                <w:iCs/>
+                <w:sz w:val="18"/>
+                <w:szCs w:val="18"/>
+              </w:rPr>
+              <w:t xml:space="preserve">MediaMarketplace → Status</w:t>
+            </w:r>
+            <w:r>
+              <w:rPr>
+                <w:sz w:val="18"/>
+                <w:szCs w:val="18"/>
+              </w:rPr>
+              <w:t xml:space="preserve"> (running, port, data dir, log, restart, stop)</w:t>
+            </w:r>
+          </w:p>
+        </w:tc>
+        <w:tc>
+          <w:tcPr>
+            <w:tcW w:type="dxa" w:w="3339"/>
+            <w:tcBorders>
+              <w:top w:val="single" w:color="BFC7D1" w:sz="4"/>
+              <w:left w:val="single" w:color="BFC7D1" w:sz="4"/>
+              <w:bottom w:val="single" w:color="BFC7D1" w:sz="4"/>
+              <w:right w:val="single" w:color="BFC7D1" w:sz="4"/>
+            </w:tcBorders>
+            <w:tcMar>
+              <w:top w:type="dxa" w:w="60"/>
+              <w:left w:type="dxa" w:w="90"/>
+              <w:bottom w:type="dxa" w:w="60"/>
+              <w:right w:type="dxa" w:w="90"/>
+            </w:tcMar>
+          </w:tcPr>
+          <w:p>
+            <w:pPr>
+              <w:spacing w:after="0" w:line="252"/>
+            </w:pPr>
+            <w:r>
+              <w:rPr>
+                <w:i/>
+                <w:iCs/>
+                <w:sz w:val="18"/>
+                <w:szCs w:val="18"/>
+              </w:rPr>
+              <w:t xml:space="preserve">Components → MediaMarketplace → Server status</w:t>
             </w:r>
           </w:p>
         </w:tc>
@@ -21002,36 +22040,36 @@
         </w:trPr>
         <w:tc>
           <w:tcPr>
-            <w:tcW w:type="dxa" w:w="2558"/>
-            <w:tcBorders>
-              <w:top w:val="single" w:color="BFC7D1" w:sz="4"/>
-              <w:left w:val="single" w:color="BFC7D1" w:sz="4"/>
-              <w:bottom w:val="single" w:color="BFC7D1" w:sz="4"/>
-              <w:right w:val="single" w:color="BFC7D1" w:sz="4"/>
-            </w:tcBorders>
-            <w:tcMar>
-              <w:top w:type="dxa" w:w="60"/>
-              <w:left w:type="dxa" w:w="90"/>
-              <w:bottom w:type="dxa" w:w="60"/>
-              <w:right w:type="dxa" w:w="90"/>
-            </w:tcMar>
-          </w:tcPr>
-          <w:p>
-            <w:pPr>
-              <w:spacing w:after="0" w:line="252"/>
-            </w:pPr>
-            <w:r>
-              <w:rPr>
-                <w:sz w:val="18"/>
-                <w:szCs w:val="18"/>
-              </w:rPr>
-              <w:t xml:space="preserve">Single sign-on</w:t>
-            </w:r>
-          </w:p>
-        </w:tc>
-        <w:tc>
-          <w:tcPr>
-            <w:tcW w:type="dxa" w:w="3744"/>
+            <w:tcW w:type="dxa" w:w="2444"/>
+            <w:tcBorders>
+              <w:top w:val="single" w:color="BFC7D1" w:sz="4"/>
+              <w:left w:val="single" w:color="BFC7D1" w:sz="4"/>
+              <w:bottom w:val="single" w:color="BFC7D1" w:sz="4"/>
+              <w:right w:val="single" w:color="BFC7D1" w:sz="4"/>
+            </w:tcBorders>
+            <w:tcMar>
+              <w:top w:type="dxa" w:w="60"/>
+              <w:left w:type="dxa" w:w="90"/>
+              <w:bottom w:type="dxa" w:w="60"/>
+              <w:right w:type="dxa" w:w="90"/>
+            </w:tcMar>
+          </w:tcPr>
+          <w:p>
+            <w:pPr>
+              <w:spacing w:after="0" w:line="252"/>
+            </w:pPr>
+            <w:r>
+              <w:rPr>
+                <w:sz w:val="18"/>
+                <w:szCs w:val="18"/>
+              </w:rPr>
+              <w:t xml:space="preserve">Showcase</w:t>
+            </w:r>
+          </w:p>
+        </w:tc>
+        <w:tc>
+          <w:tcPr>
+            <w:tcW w:type="dxa" w:w="3577"/>
             <w:tcBorders>
               <w:top w:val="single" w:color="BFC7D1" w:sz="4"/>
               <w:left w:val="single" w:color="BFC7D1" w:sz="4"/>
@@ -21055,7 +22093,44 @@
                 <w:sz w:val="18"/>
                 <w:szCs w:val="18"/>
               </w:rPr>
-              <w:t xml:space="preserve">[mms_signin]</w:t>
+              <w:t xml:space="preserve">[mms_showcase view= category=]</w:t>
+            </w:r>
+            <w:r>
+              <w:rPr>
+                <w:sz w:val="18"/>
+                <w:szCs w:val="18"/>
+              </w:rPr>
+              <w:t xml:space="preserve">, block (Phase 2)</w:t>
+            </w:r>
+          </w:p>
+        </w:tc>
+        <w:tc>
+          <w:tcPr>
+            <w:tcW w:type="dxa" w:w="3339"/>
+            <w:tcBorders>
+              <w:top w:val="single" w:color="BFC7D1" w:sz="4"/>
+              <w:left w:val="single" w:color="BFC7D1" w:sz="4"/>
+              <w:bottom w:val="single" w:color="BFC7D1" w:sz="4"/>
+              <w:right w:val="single" w:color="BFC7D1" w:sz="4"/>
+            </w:tcBorders>
+            <w:tcMar>
+              <w:top w:type="dxa" w:w="60"/>
+              <w:left w:type="dxa" w:w="90"/>
+              <w:bottom w:type="dxa" w:w="60"/>
+              <w:right w:type="dxa" w:w="90"/>
+            </w:tcMar>
+          </w:tcPr>
+          <w:p>
+            <w:pPr>
+              <w:spacing w:after="0" w:line="252"/>
+            </w:pPr>
+            <w:r>
+              <w:rPr>
+                <w:rFonts w:ascii="Consolas" w:cs="Consolas" w:eastAsia="Consolas" w:hAnsi="Consolas"/>
+                <w:sz w:val="18"/>
+                <w:szCs w:val="18"/>
+              </w:rPr>
+              <w:t xml:space="preserve">{mms_showcase view= category=}</w:t>
             </w:r>
             <w:r>
               <w:rPr>
@@ -21070,51 +22145,7 @@
                 <w:sz w:val="18"/>
                 <w:szCs w:val="18"/>
               </w:rPr>
-              <w:t xml:space="preserve">MMS_Bridge::ssoUrl()</w:t>
-            </w:r>
-            <w:r>
-              <w:rPr>
-                <w:sz w:val="18"/>
-                <w:szCs w:val="18"/>
-              </w:rPr>
-              <w:t xml:space="preserve">, nav-menu item (Phase 2)</w:t>
-            </w:r>
-          </w:p>
-        </w:tc>
-        <w:tc>
-          <w:tcPr>
-            <w:tcW w:type="dxa" w:w="3058"/>
-            <w:tcBorders>
-              <w:top w:val="single" w:color="BFC7D1" w:sz="4"/>
-              <w:left w:val="single" w:color="BFC7D1" w:sz="4"/>
-              <w:bottom w:val="single" w:color="BFC7D1" w:sz="4"/>
-              <w:right w:val="single" w:color="BFC7D1" w:sz="4"/>
-            </w:tcBorders>
-            <w:tcMar>
-              <w:top w:type="dxa" w:w="60"/>
-              <w:left w:type="dxa" w:w="90"/>
-              <w:bottom w:type="dxa" w:w="60"/>
-              <w:right w:type="dxa" w:w="90"/>
-            </w:tcMar>
-          </w:tcPr>
-          <w:p>
-            <w:pPr>
-              <w:spacing w:after="0" w:line="252"/>
-            </w:pPr>
-            <w:r>
-              <w:rPr>
-                <w:rFonts w:ascii="Consolas" w:cs="Consolas" w:eastAsia="Consolas" w:hAnsi="Consolas"/>
-                <w:sz w:val="18"/>
-                <w:szCs w:val="18"/>
-              </w:rPr>
-              <w:t xml:space="preserve">{mms_signin}</w:t>
-            </w:r>
-            <w:r>
-              <w:rPr>
-                <w:sz w:val="18"/>
-                <w:szCs w:val="18"/>
-              </w:rPr>
-              <w:t xml:space="preserve">, menu item type (Phase 2)</w:t>
+              <w:t xml:space="preserve">mod_mms_embed</w:t>
             </w:r>
           </w:p>
         </w:tc>
@@ -21126,36 +22157,36 @@
         </w:trPr>
         <w:tc>
           <w:tcPr>
-            <w:tcW w:type="dxa" w:w="2558"/>
-            <w:tcBorders>
-              <w:top w:val="single" w:color="BFC7D1" w:sz="4"/>
-              <w:left w:val="single" w:color="BFC7D1" w:sz="4"/>
-              <w:bottom w:val="single" w:color="BFC7D1" w:sz="4"/>
-              <w:right w:val="single" w:color="BFC7D1" w:sz="4"/>
-            </w:tcBorders>
-            <w:tcMar>
-              <w:top w:type="dxa" w:w="60"/>
-              <w:left w:type="dxa" w:w="90"/>
-              <w:bottom w:type="dxa" w:w="60"/>
-              <w:right w:type="dxa" w:w="90"/>
-            </w:tcMar>
-          </w:tcPr>
-          <w:p>
-            <w:pPr>
-              <w:spacing w:after="0" w:line="252"/>
-            </w:pPr>
-            <w:r>
-              <w:rPr>
-                <w:sz w:val="18"/>
-                <w:szCs w:val="18"/>
-              </w:rPr>
-              <w:t xml:space="preserve">Loader</w:t>
-            </w:r>
-          </w:p>
-        </w:tc>
-        <w:tc>
-          <w:tcPr>
-            <w:tcW w:type="dxa" w:w="3744"/>
+            <w:tcW w:type="dxa" w:w="2444"/>
+            <w:tcBorders>
+              <w:top w:val="single" w:color="BFC7D1" w:sz="4"/>
+              <w:left w:val="single" w:color="BFC7D1" w:sz="4"/>
+              <w:bottom w:val="single" w:color="BFC7D1" w:sz="4"/>
+              <w:right w:val="single" w:color="BFC7D1" w:sz="4"/>
+            </w:tcBorders>
+            <w:tcMar>
+              <w:top w:type="dxa" w:w="60"/>
+              <w:left w:type="dxa" w:w="90"/>
+              <w:bottom w:type="dxa" w:w="60"/>
+              <w:right w:type="dxa" w:w="90"/>
+            </w:tcMar>
+          </w:tcPr>
+          <w:p>
+            <w:pPr>
+              <w:spacing w:after="0" w:line="252"/>
+            </w:pPr>
+            <w:r>
+              <w:rPr>
+                <w:sz w:val="18"/>
+                <w:szCs w:val="18"/>
+              </w:rPr>
+              <w:t xml:space="preserve">Widget / player / cart / site pass / page</w:t>
+            </w:r>
+          </w:p>
+        </w:tc>
+        <w:tc>
+          <w:tcPr>
+            <w:tcW w:type="dxa" w:w="3577"/>
             <w:tcBorders>
               <w:top w:val="single" w:color="BFC7D1" w:sz="4"/>
               <w:left w:val="single" w:color="BFC7D1" w:sz="4"/>
@@ -21179,43 +22210,59 @@
                 <w:sz w:val="18"/>
                 <w:szCs w:val="18"/>
               </w:rPr>
-              <w:t xml:space="preserve">/embed.js</w:t>
-            </w:r>
-            <w:r>
-              <w:rPr>
-                <w:sz w:val="18"/>
-                <w:szCs w:val="18"/>
-              </w:rPr>
-              <w:t xml:space="preserve"> printed once in the footer</w:t>
-            </w:r>
-          </w:p>
-        </w:tc>
-        <w:tc>
-          <w:tcPr>
-            <w:tcW w:type="dxa" w:w="3058"/>
-            <w:tcBorders>
-              <w:top w:val="single" w:color="BFC7D1" w:sz="4"/>
-              <w:left w:val="single" w:color="BFC7D1" w:sz="4"/>
-              <w:bottom w:val="single" w:color="BFC7D1" w:sz="4"/>
-              <w:right w:val="single" w:color="BFC7D1" w:sz="4"/>
-            </w:tcBorders>
-            <w:tcMar>
-              <w:top w:type="dxa" w:w="60"/>
-              <w:left w:type="dxa" w:w="90"/>
-              <w:bottom w:type="dxa" w:w="60"/>
-              <w:right w:type="dxa" w:w="90"/>
-            </w:tcMar>
-          </w:tcPr>
-          <w:p>
-            <w:pPr>
-              <w:spacing w:after="0" w:line="252"/>
-            </w:pPr>
-            <w:r>
-              <w:rPr>
-                <w:sz w:val="18"/>
-                <w:szCs w:val="18"/>
-              </w:rPr>
-              <w:t xml:space="preserve">registered through the Web Asset Manager</w:t>
+              <w:t xml:space="preserve">[mms_embed kind= id=]</w:t>
+            </w:r>
+            <w:r>
+              <w:rPr>
+                <w:sz w:val="18"/>
+                <w:szCs w:val="18"/>
+              </w:rPr>
+              <w:t xml:space="preserve">, blocks (Phase 2)</w:t>
+            </w:r>
+          </w:p>
+        </w:tc>
+        <w:tc>
+          <w:tcPr>
+            <w:tcW w:type="dxa" w:w="3339"/>
+            <w:tcBorders>
+              <w:top w:val="single" w:color="BFC7D1" w:sz="4"/>
+              <w:left w:val="single" w:color="BFC7D1" w:sz="4"/>
+              <w:bottom w:val="single" w:color="BFC7D1" w:sz="4"/>
+              <w:right w:val="single" w:color="BFC7D1" w:sz="4"/>
+            </w:tcBorders>
+            <w:tcMar>
+              <w:top w:type="dxa" w:w="60"/>
+              <w:left w:type="dxa" w:w="90"/>
+              <w:bottom w:type="dxa" w:w="60"/>
+              <w:right w:type="dxa" w:w="90"/>
+            </w:tcMar>
+          </w:tcPr>
+          <w:p>
+            <w:pPr>
+              <w:spacing w:after="0" w:line="252"/>
+            </w:pPr>
+            <w:r>
+              <w:rPr>
+                <w:rFonts w:ascii="Consolas" w:cs="Consolas" w:eastAsia="Consolas" w:hAnsi="Consolas"/>
+                <w:sz w:val="18"/>
+                <w:szCs w:val="18"/>
+              </w:rPr>
+              <w:t xml:space="preserve">{mms_embed kind= id=}</w:t>
+            </w:r>
+            <w:r>
+              <w:rPr>
+                <w:sz w:val="18"/>
+                <w:szCs w:val="18"/>
+              </w:rPr>
+              <w:t xml:space="preserve">, </w:t>
+            </w:r>
+            <w:r>
+              <w:rPr>
+                <w:rFonts w:ascii="Consolas" w:cs="Consolas" w:eastAsia="Consolas" w:hAnsi="Consolas"/>
+                <w:sz w:val="18"/>
+                <w:szCs w:val="18"/>
+              </w:rPr>
+              <w:t xml:space="preserve">mod_mms_embed</w:t>
             </w:r>
           </w:p>
         </w:tc>
@@ -21227,7 +22274,310 @@
         </w:trPr>
         <w:tc>
           <w:tcPr>
-            <w:tcW w:type="dxa" w:w="2558"/>
+            <w:tcW w:type="dxa" w:w="2444"/>
+            <w:tcBorders>
+              <w:top w:val="single" w:color="BFC7D1" w:sz="4"/>
+              <w:left w:val="single" w:color="BFC7D1" w:sz="4"/>
+              <w:bottom w:val="single" w:color="BFC7D1" w:sz="4"/>
+              <w:right w:val="single" w:color="BFC7D1" w:sz="4"/>
+            </w:tcBorders>
+            <w:tcMar>
+              <w:top w:type="dxa" w:w="60"/>
+              <w:left w:type="dxa" w:w="90"/>
+              <w:bottom w:type="dxa" w:w="60"/>
+              <w:right w:type="dxa" w:w="90"/>
+            </w:tcMar>
+          </w:tcPr>
+          <w:p>
+            <w:pPr>
+              <w:spacing w:after="0" w:line="252"/>
+            </w:pPr>
+            <w:r>
+              <w:rPr>
+                <w:sz w:val="18"/>
+                <w:szCs w:val="18"/>
+              </w:rPr>
+              <w:t xml:space="preserve">Member sign-in</w:t>
+            </w:r>
+          </w:p>
+        </w:tc>
+        <w:tc>
+          <w:tcPr>
+            <w:tcW w:type="dxa" w:w="3577"/>
+            <w:tcBorders>
+              <w:top w:val="single" w:color="BFC7D1" w:sz="4"/>
+              <w:left w:val="single" w:color="BFC7D1" w:sz="4"/>
+              <w:bottom w:val="single" w:color="BFC7D1" w:sz="4"/>
+              <w:right w:val="single" w:color="BFC7D1" w:sz="4"/>
+            </w:tcBorders>
+            <w:tcMar>
+              <w:top w:type="dxa" w:w="60"/>
+              <w:left w:type="dxa" w:w="90"/>
+              <w:bottom w:type="dxa" w:w="60"/>
+              <w:right w:type="dxa" w:w="90"/>
+            </w:tcMar>
+          </w:tcPr>
+          <w:p>
+            <w:pPr>
+              <w:spacing w:after="0" w:line="252"/>
+            </w:pPr>
+            <w:r>
+              <w:rPr>
+                <w:rFonts w:ascii="Consolas" w:cs="Consolas" w:eastAsia="Consolas" w:hAnsi="Consolas"/>
+                <w:sz w:val="18"/>
+                <w:szCs w:val="18"/>
+              </w:rPr>
+              <w:t xml:space="preserve">[mms_signin]</w:t>
+            </w:r>
+            <w:r>
+              <w:rPr>
+                <w:sz w:val="18"/>
+                <w:szCs w:val="18"/>
+              </w:rPr>
+              <w:t xml:space="preserve">, nav-menu item (Phase 2)</w:t>
+            </w:r>
+          </w:p>
+        </w:tc>
+        <w:tc>
+          <w:tcPr>
+            <w:tcW w:type="dxa" w:w="3339"/>
+            <w:tcBorders>
+              <w:top w:val="single" w:color="BFC7D1" w:sz="4"/>
+              <w:left w:val="single" w:color="BFC7D1" w:sz="4"/>
+              <w:bottom w:val="single" w:color="BFC7D1" w:sz="4"/>
+              <w:right w:val="single" w:color="BFC7D1" w:sz="4"/>
+            </w:tcBorders>
+            <w:tcMar>
+              <w:top w:type="dxa" w:w="60"/>
+              <w:left w:type="dxa" w:w="90"/>
+              <w:bottom w:type="dxa" w:w="60"/>
+              <w:right w:type="dxa" w:w="90"/>
+            </w:tcMar>
+          </w:tcPr>
+          <w:p>
+            <w:pPr>
+              <w:spacing w:after="0" w:line="252"/>
+            </w:pPr>
+            <w:r>
+              <w:rPr>
+                <w:rFonts w:ascii="Consolas" w:cs="Consolas" w:eastAsia="Consolas" w:hAnsi="Consolas"/>
+                <w:sz w:val="18"/>
+                <w:szCs w:val="18"/>
+              </w:rPr>
+              <w:t xml:space="preserve">{mms_signin}</w:t>
+            </w:r>
+            <w:r>
+              <w:rPr>
+                <w:sz w:val="18"/>
+                <w:szCs w:val="18"/>
+              </w:rPr>
+              <w:t xml:space="preserve">, menu item type (Phase 2)</w:t>
+            </w:r>
+          </w:p>
+        </w:tc>
+      </w:tr>
+      <w:tr>
+        <w:trPr>
+          <w:cantSplit/>
+          <w:tblHeader w:val="false"/>
+        </w:trPr>
+        <w:tc>
+          <w:tcPr>
+            <w:tcW w:type="dxa" w:w="2444"/>
+            <w:tcBorders>
+              <w:top w:val="single" w:color="BFC7D1" w:sz="4"/>
+              <w:left w:val="single" w:color="BFC7D1" w:sz="4"/>
+              <w:bottom w:val="single" w:color="BFC7D1" w:sz="4"/>
+              <w:right w:val="single" w:color="BFC7D1" w:sz="4"/>
+            </w:tcBorders>
+            <w:tcMar>
+              <w:top w:type="dxa" w:w="60"/>
+              <w:left w:type="dxa" w:w="90"/>
+              <w:bottom w:type="dxa" w:w="60"/>
+              <w:right w:type="dxa" w:w="90"/>
+            </w:tcMar>
+          </w:tcPr>
+          <w:p>
+            <w:pPr>
+              <w:spacing w:after="0" w:line="252"/>
+            </w:pPr>
+            <w:r>
+              <w:rPr>
+                <w:sz w:val="18"/>
+                <w:szCs w:val="18"/>
+              </w:rPr>
+              <w:t xml:space="preserve">Loader</w:t>
+            </w:r>
+          </w:p>
+        </w:tc>
+        <w:tc>
+          <w:tcPr>
+            <w:tcW w:type="dxa" w:w="3577"/>
+            <w:tcBorders>
+              <w:top w:val="single" w:color="BFC7D1" w:sz="4"/>
+              <w:left w:val="single" w:color="BFC7D1" w:sz="4"/>
+              <w:bottom w:val="single" w:color="BFC7D1" w:sz="4"/>
+              <w:right w:val="single" w:color="BFC7D1" w:sz="4"/>
+            </w:tcBorders>
+            <w:tcMar>
+              <w:top w:type="dxa" w:w="60"/>
+              <w:left w:type="dxa" w:w="90"/>
+              <w:bottom w:type="dxa" w:w="60"/>
+              <w:right w:type="dxa" w:w="90"/>
+            </w:tcMar>
+          </w:tcPr>
+          <w:p>
+            <w:pPr>
+              <w:spacing w:after="0" w:line="252"/>
+            </w:pPr>
+            <w:r>
+              <w:rPr>
+                <w:rFonts w:ascii="Consolas" w:cs="Consolas" w:eastAsia="Consolas" w:hAnsi="Consolas"/>
+                <w:sz w:val="18"/>
+                <w:szCs w:val="18"/>
+              </w:rPr>
+              <w:t xml:space="preserve">/mms/embed.js</w:t>
+            </w:r>
+            <w:r>
+              <w:rPr>
+                <w:sz w:val="18"/>
+                <w:szCs w:val="18"/>
+              </w:rPr>
+              <w:t xml:space="preserve"> printed once in the footer</w:t>
+            </w:r>
+          </w:p>
+        </w:tc>
+        <w:tc>
+          <w:tcPr>
+            <w:tcW w:type="dxa" w:w="3339"/>
+            <w:tcBorders>
+              <w:top w:val="single" w:color="BFC7D1" w:sz="4"/>
+              <w:left w:val="single" w:color="BFC7D1" w:sz="4"/>
+              <w:bottom w:val="single" w:color="BFC7D1" w:sz="4"/>
+              <w:right w:val="single" w:color="BFC7D1" w:sz="4"/>
+            </w:tcBorders>
+            <w:tcMar>
+              <w:top w:type="dxa" w:w="60"/>
+              <w:left w:type="dxa" w:w="90"/>
+              <w:bottom w:type="dxa" w:w="60"/>
+              <w:right w:type="dxa" w:w="90"/>
+            </w:tcMar>
+          </w:tcPr>
+          <w:p>
+            <w:pPr>
+              <w:spacing w:after="0" w:line="252"/>
+            </w:pPr>
+            <w:r>
+              <w:rPr>
+                <w:sz w:val="18"/>
+                <w:szCs w:val="18"/>
+              </w:rPr>
+              <w:t xml:space="preserve">registered through the Web Asset Manager</w:t>
+            </w:r>
+          </w:p>
+        </w:tc>
+      </w:tr>
+      <w:tr>
+        <w:trPr>
+          <w:cantSplit/>
+          <w:tblHeader w:val="false"/>
+        </w:trPr>
+        <w:tc>
+          <w:tcPr>
+            <w:tcW w:type="dxa" w:w="2444"/>
+            <w:tcBorders>
+              <w:top w:val="single" w:color="BFC7D1" w:sz="4"/>
+              <w:left w:val="single" w:color="BFC7D1" w:sz="4"/>
+              <w:bottom w:val="single" w:color="BFC7D1" w:sz="4"/>
+              <w:right w:val="single" w:color="BFC7D1" w:sz="4"/>
+            </w:tcBorders>
+            <w:tcMar>
+              <w:top w:type="dxa" w:w="60"/>
+              <w:left w:type="dxa" w:w="90"/>
+              <w:bottom w:type="dxa" w:w="60"/>
+              <w:right w:type="dxa" w:w="90"/>
+            </w:tcMar>
+          </w:tcPr>
+          <w:p>
+            <w:pPr>
+              <w:spacing w:after="0" w:line="252"/>
+            </w:pPr>
+            <w:r>
+              <w:rPr>
+                <w:sz w:val="18"/>
+                <w:szCs w:val="18"/>
+              </w:rPr>
+              <w:t xml:space="preserve">Keep-alive</w:t>
+            </w:r>
+          </w:p>
+        </w:tc>
+        <w:tc>
+          <w:tcPr>
+            <w:tcW w:type="dxa" w:w="3577"/>
+            <w:tcBorders>
+              <w:top w:val="single" w:color="BFC7D1" w:sz="4"/>
+              <w:left w:val="single" w:color="BFC7D1" w:sz="4"/>
+              <w:bottom w:val="single" w:color="BFC7D1" w:sz="4"/>
+              <w:right w:val="single" w:color="BFC7D1" w:sz="4"/>
+            </w:tcBorders>
+            <w:tcMar>
+              <w:top w:type="dxa" w:w="60"/>
+              <w:left w:type="dxa" w:w="90"/>
+              <w:bottom w:type="dxa" w:w="60"/>
+              <w:right w:type="dxa" w:w="90"/>
+            </w:tcMar>
+          </w:tcPr>
+          <w:p>
+            <w:pPr>
+              <w:spacing w:after="0" w:line="252"/>
+            </w:pPr>
+            <w:r>
+              <w:rPr>
+                <w:sz w:val="18"/>
+                <w:szCs w:val="18"/>
+              </w:rPr>
+              <w:t xml:space="preserve">hourly cron + admin page loads + every proxied request</w:t>
+            </w:r>
+          </w:p>
+        </w:tc>
+        <w:tc>
+          <w:tcPr>
+            <w:tcW w:type="dxa" w:w="3339"/>
+            <w:tcBorders>
+              <w:top w:val="single" w:color="BFC7D1" w:sz="4"/>
+              <w:left w:val="single" w:color="BFC7D1" w:sz="4"/>
+              <w:bottom w:val="single" w:color="BFC7D1" w:sz="4"/>
+              <w:right w:val="single" w:color="BFC7D1" w:sz="4"/>
+            </w:tcBorders>
+            <w:tcMar>
+              <w:top w:type="dxa" w:w="60"/>
+              <w:left w:type="dxa" w:w="90"/>
+              <w:bottom w:type="dxa" w:w="60"/>
+              <w:right w:type="dxa" w:w="90"/>
+            </w:tcMar>
+          </w:tcPr>
+          <w:p>
+            <w:pPr>
+              <w:spacing w:after="0" w:line="252"/>
+            </w:pPr>
+            <w:r>
+              <w:rPr>
+                <w:sz w:val="18"/>
+                <w:szCs w:val="18"/>
+              </w:rPr>
+              <w:t xml:space="preserve">admin component loads + every proxied request</w:t>
+            </w:r>
+          </w:p>
+        </w:tc>
+      </w:tr>
+      <w:tr>
+        <w:trPr>
+          <w:cantSplit/>
+          <w:tblHeader w:val="false"/>
+        </w:trPr>
+        <w:tc>
+          <w:tcPr>
+            <w:tcW w:type="dxa" w:w="2444"/>
             <w:tcBorders>
               <w:top w:val="single" w:color="BFC7D1" w:sz="4"/>
               <w:left w:val="single" w:color="BFC7D1" w:sz="4"/>
@@ -21256,59 +22606,59 @@
         </w:tc>
         <w:tc>
           <w:tcPr>
-            <w:tcW w:type="dxa" w:w="3744"/>
-            <w:tcBorders>
-              <w:top w:val="single" w:color="BFC7D1" w:sz="4"/>
-              <w:left w:val="single" w:color="BFC7D1" w:sz="4"/>
-              <w:bottom w:val="single" w:color="BFC7D1" w:sz="4"/>
-              <w:right w:val="single" w:color="BFC7D1" w:sz="4"/>
-            </w:tcBorders>
-            <w:tcMar>
-              <w:top w:type="dxa" w:w="60"/>
-              <w:left w:type="dxa" w:w="90"/>
-              <w:bottom w:type="dxa" w:w="60"/>
-              <w:right w:type="dxa" w:w="90"/>
-            </w:tcMar>
-          </w:tcPr>
-          <w:p>
-            <w:pPr>
-              <w:spacing w:after="0" w:line="252"/>
-            </w:pPr>
-            <w:r>
-              <w:rPr>
-                <w:sz w:val="18"/>
-                <w:szCs w:val="18"/>
-              </w:rPr>
-              <w:t xml:space="preserve">removes the option</w:t>
-            </w:r>
-          </w:p>
-        </w:tc>
-        <w:tc>
-          <w:tcPr>
-            <w:tcW w:type="dxa" w:w="3058"/>
-            <w:tcBorders>
-              <w:top w:val="single" w:color="BFC7D1" w:sz="4"/>
-              <w:left w:val="single" w:color="BFC7D1" w:sz="4"/>
-              <w:bottom w:val="single" w:color="BFC7D1" w:sz="4"/>
-              <w:right w:val="single" w:color="BFC7D1" w:sz="4"/>
-            </w:tcBorders>
-            <w:tcMar>
-              <w:top w:type="dxa" w:w="60"/>
-              <w:left w:type="dxa" w:w="90"/>
-              <w:bottom w:type="dxa" w:w="60"/>
-              <w:right w:type="dxa" w:w="90"/>
-            </w:tcMar>
-          </w:tcPr>
-          <w:p>
-            <w:pPr>
-              <w:spacing w:after="0" w:line="252"/>
-            </w:pPr>
-            <w:r>
-              <w:rPr>
-                <w:sz w:val="18"/>
-                <w:szCs w:val="18"/>
-              </w:rPr>
-              <w:t xml:space="preserve">package uninstall removes plugin and module</w:t>
+            <w:tcW w:type="dxa" w:w="3577"/>
+            <w:tcBorders>
+              <w:top w:val="single" w:color="BFC7D1" w:sz="4"/>
+              <w:left w:val="single" w:color="BFC7D1" w:sz="4"/>
+              <w:bottom w:val="single" w:color="BFC7D1" w:sz="4"/>
+              <w:right w:val="single" w:color="BFC7D1" w:sz="4"/>
+            </w:tcBorders>
+            <w:tcMar>
+              <w:top w:type="dxa" w:w="60"/>
+              <w:left w:type="dxa" w:w="90"/>
+              <w:bottom w:type="dxa" w:w="60"/>
+              <w:right w:type="dxa" w:w="90"/>
+            </w:tcMar>
+          </w:tcPr>
+          <w:p>
+            <w:pPr>
+              <w:spacing w:after="0" w:line="252"/>
+            </w:pPr>
+            <w:r>
+              <w:rPr>
+                <w:sz w:val="18"/>
+                <w:szCs w:val="18"/>
+              </w:rPr>
+              <w:t xml:space="preserve">stops the process; data directory kept</w:t>
+            </w:r>
+          </w:p>
+        </w:tc>
+        <w:tc>
+          <w:tcPr>
+            <w:tcW w:type="dxa" w:w="3339"/>
+            <w:tcBorders>
+              <w:top w:val="single" w:color="BFC7D1" w:sz="4"/>
+              <w:left w:val="single" w:color="BFC7D1" w:sz="4"/>
+              <w:bottom w:val="single" w:color="BFC7D1" w:sz="4"/>
+              <w:right w:val="single" w:color="BFC7D1" w:sz="4"/>
+            </w:tcBorders>
+            <w:tcMar>
+              <w:top w:type="dxa" w:w="60"/>
+              <w:left w:type="dxa" w:w="90"/>
+              <w:bottom w:type="dxa" w:w="60"/>
+              <w:right w:type="dxa" w:w="90"/>
+            </w:tcMar>
+          </w:tcPr>
+          <w:p>
+            <w:pPr>
+              <w:spacing w:after="0" w:line="252"/>
+            </w:pPr>
+            <w:r>
+              <w:rPr>
+                <w:sz w:val="18"/>
+                <w:szCs w:val="18"/>
+              </w:rPr>
+              <w:t xml:space="preserve">package uninstall stops the process; data directory kept</w:t>
             </w:r>
           </w:p>
         </w:tc>
@@ -24318,7 +25668,7 @@
         <w:spacing w:after="60" w:line="276"/>
       </w:pPr>
       <w:r>
-        <w:t xml:space="preserve">☐  Works through both bridges (WordPress and Joomla) where the feature is user-facing.</w:t>
+        <w:t xml:space="preserve">☐  Works inside both packages (WordPress and Joomla) where the feature is user-facing.</w:t>
       </w:r>
     </w:p>
     <w:p>
@@ -24331,7 +25681,7 @@
         <w:spacing w:after="60" w:line="276"/>
       </w:pPr>
       <w:r>
-        <w:t xml:space="preserve">☐  Bridges gained no business logic; new embed kinds are documented in Appendix B.</w:t>
+        <w:t xml:space="preserve">☐  The runtime and CMS integration gained no business logic; new embed kinds are documented in Appendix B.</w:t>
       </w:r>
     </w:p>
     <w:p>
@@ -24500,7 +25850,7 @@
           <w:sz w:val="19"/>
           <w:szCs w:val="19"/>
         </w:rPr>
-        <w:t xml:space="preserve">php tests/mms-bridge-contract.php</w:t>
+        <w:t xml:space="preserve">php tests/mms-packages-contract.php</w:t>
       </w:r>
       <w:r>
         <w:t xml:space="preserve"> pass.</w:t>

--- a/docs/MediaMarketplace-Studio-Design-Specification.docx
+++ b/docs/MediaMarketplace-Studio-Design-Specification.docx
@@ -30,7 +30,7 @@
         <w:t xml:space="preserve">Version:</w:t>
       </w:r>
       <w:r>
-        <w:t xml:space="preserve"> 4.0 (single package per CMS, single server)</w:t>
+        <w:t xml:space="preserve"> 4.1 (single package per CMS, single server; Phase 1 delivered)</w:t>
       </w:r>
     </w:p>
     <w:p>
@@ -2809,7 +2809,40 @@
         <w:t xml:space="preserve">X-Forwarded-*</w:t>
       </w:r>
       <w:r>
-        <w:t xml:space="preserve">, and streams the response (status, headers, cookies, body) back to the browser.</w:t>
+        <w:t xml:space="preserve">, and streams the response (status, headers, cookies, body) back to the browser. Multipart uploads are rebuilt from </w:t>
+      </w:r>
+      <w:r>
+        <w:rPr>
+          <w:rFonts w:ascii="Consolas" w:cs="Consolas" w:eastAsia="Consolas" w:hAnsi="Consolas"/>
+          <w:sz w:val="19"/>
+          <w:szCs w:val="19"/>
+        </w:rPr>
+        <w:t xml:space="preserve">$_FILES</w:t>
+      </w:r>
+      <w:r>
+        <w:t xml:space="preserve"> because PHP consumes multipart bodies before user code runs; PHP's </w:t>
+      </w:r>
+      <w:r>
+        <w:rPr>
+          <w:rFonts w:ascii="Consolas" w:cs="Consolas" w:eastAsia="Consolas" w:hAnsi="Consolas"/>
+          <w:sz w:val="19"/>
+          <w:szCs w:val="19"/>
+        </w:rPr>
+        <w:t xml:space="preserve">upload_max_filesize</w:t>
+      </w:r>
+      <w:r>
+        <w:t xml:space="preserve"> and </w:t>
+      </w:r>
+      <w:r>
+        <w:rPr>
+          <w:rFonts w:ascii="Consolas" w:cs="Consolas" w:eastAsia="Consolas" w:hAnsi="Consolas"/>
+          <w:sz w:val="19"/>
+          <w:szCs w:val="19"/>
+        </w:rPr>
+        <w:t xml:space="preserve">post_max_size</w:t>
+      </w:r>
+      <w:r>
+        <w:t xml:space="preserve"> therefore cap uploads and are shown on the status page.</w:t>
       </w:r>
     </w:p>
     <w:p>
@@ -19326,9 +19359,9 @@
         </w:tblBorders>
       </w:tblPr>
       <w:tblGrid>
-        <w:gridCol w:w="2019"/>
-        <w:gridCol w:w="3671"/>
-        <w:gridCol w:w="3670"/>
+        <w:gridCol w:w="2340"/>
+        <w:gridCol w:w="3510"/>
+        <w:gridCol w:w="3510"/>
       </w:tblGrid>
       <w:tr>
         <w:trPr>
@@ -19337,7 +19370,7 @@
         </w:trPr>
         <w:tc>
           <w:tcPr>
-            <w:tcW w:type="dxa" w:w="2019"/>
+            <w:tcW w:type="dxa" w:w="2340"/>
             <w:tcBorders>
               <w:top w:val="single" w:color="BFC7D1" w:sz="4"/>
               <w:left w:val="single" w:color="BFC7D1" w:sz="4"/>
@@ -19370,7 +19403,7 @@
         </w:tc>
         <w:tc>
           <w:tcPr>
-            <w:tcW w:type="dxa" w:w="3671"/>
+            <w:tcW w:type="dxa" w:w="3510"/>
             <w:tcBorders>
               <w:top w:val="single" w:color="BFC7D1" w:sz="4"/>
               <w:left w:val="single" w:color="BFC7D1" w:sz="4"/>
@@ -19403,7 +19436,7 @@
         </w:tc>
         <w:tc>
           <w:tcPr>
-            <w:tcW w:type="dxa" w:w="3670"/>
+            <w:tcW w:type="dxa" w:w="3510"/>
             <w:tcBorders>
               <w:top w:val="single" w:color="BFC7D1" w:sz="4"/>
               <w:left w:val="single" w:color="BFC7D1" w:sz="4"/>
@@ -19442,7 +19475,7 @@
         </w:trPr>
         <w:tc>
           <w:tcPr>
-            <w:tcW w:type="dxa" w:w="2019"/>
+            <w:tcW w:type="dxa" w:w="2340"/>
             <w:tcBorders>
               <w:top w:val="single" w:color="BFC7D1" w:sz="4"/>
               <w:left w:val="single" w:color="BFC7D1" w:sz="4"/>
@@ -19480,7 +19513,7 @@
         </w:tc>
         <w:tc>
           <w:tcPr>
-            <w:tcW w:type="dxa" w:w="3671"/>
+            <w:tcW w:type="dxa" w:w="3510"/>
             <w:tcBorders>
               <w:top w:val="single" w:color="BFC7D1" w:sz="4"/>
               <w:left w:val="single" w:color="BFC7D1" w:sz="4"/>
@@ -19509,7 +19542,7 @@
         </w:tc>
         <w:tc>
           <w:tcPr>
-            <w:tcW w:type="dxa" w:w="3670"/>
+            <w:tcW w:type="dxa" w:w="3510"/>
             <w:tcBorders>
               <w:top w:val="single" w:color="BFC7D1" w:sz="4"/>
               <w:left w:val="single" w:color="BFC7D1" w:sz="4"/>
@@ -19567,7 +19600,7 @@
         </w:trPr>
         <w:tc>
           <w:tcPr>
-            <w:tcW w:type="dxa" w:w="2019"/>
+            <w:tcW w:type="dxa" w:w="2340"/>
             <w:tcBorders>
               <w:top w:val="single" w:color="BFC7D1" w:sz="4"/>
               <w:left w:val="single" w:color="BFC7D1" w:sz="4"/>
@@ -19594,63 +19627,93 @@
               </w:rPr>
               <w:t xml:space="preserve">1 Media + Products + Showcase</w:t>
             </w:r>
-          </w:p>
-        </w:tc>
-        <w:tc>
-          <w:tcPr>
-            <w:tcW w:type="dxa" w:w="3671"/>
-            <w:tcBorders>
-              <w:top w:val="single" w:color="BFC7D1" w:sz="4"/>
-              <w:left w:val="single" w:color="BFC7D1" w:sz="4"/>
-              <w:bottom w:val="single" w:color="BFC7D1" w:sz="4"/>
-              <w:right w:val="single" w:color="BFC7D1" w:sz="4"/>
-            </w:tcBorders>
-            <w:tcMar>
-              <w:top w:type="dxa" w:w="60"/>
-              <w:left w:type="dxa" w:w="90"/>
-              <w:bottom w:type="dxa" w:w="60"/>
-              <w:right w:type="dxa" w:w="90"/>
-            </w:tcMar>
-          </w:tcPr>
-          <w:p>
-            <w:pPr>
-              <w:spacing w:after="0" w:line="252"/>
-            </w:pPr>
-            <w:r>
-              <w:rPr>
-                <w:sz w:val="18"/>
-                <w:szCs w:val="18"/>
-              </w:rPr>
-              <w:t xml:space="preserve">MM, PT, PS, MP (universal player, Plyr, Video.js), playback sessions, AC skeleton</w:t>
-            </w:r>
-          </w:p>
-        </w:tc>
-        <w:tc>
-          <w:tcPr>
-            <w:tcW w:type="dxa" w:w="3670"/>
-            <w:tcBorders>
-              <w:top w:val="single" w:color="BFC7D1" w:sz="4"/>
-              <w:left w:val="single" w:color="BFC7D1" w:sz="4"/>
-              <w:bottom w:val="single" w:color="BFC7D1" w:sz="4"/>
-              <w:right w:val="single" w:color="BFC7D1" w:sz="4"/>
-            </w:tcBorders>
-            <w:tcMar>
-              <w:top w:type="dxa" w:w="60"/>
-              <w:left w:type="dxa" w:w="90"/>
-              <w:bottom w:type="dxa" w:w="60"/>
-              <w:right w:type="dxa" w:w="90"/>
-            </w:tcMar>
-          </w:tcPr>
-          <w:p>
-            <w:pPr>
-              <w:spacing w:after="0" w:line="252"/>
-            </w:pPr>
-            <w:r>
-              <w:rPr>
-                <w:sz w:val="18"/>
-                <w:szCs w:val="18"/>
-              </w:rPr>
-              <w:t xml:space="preserve">upload media, publish a video product, see it in a WordPress and a Joomla page, play it after a manual grant</w:t>
+            <w:r>
+              <w:rPr>
+                <w:sz w:val="18"/>
+                <w:szCs w:val="18"/>
+              </w:rPr>
+              <w:t xml:space="preserve"> (done)</w:t>
+            </w:r>
+          </w:p>
+        </w:tc>
+        <w:tc>
+          <w:tcPr>
+            <w:tcW w:type="dxa" w:w="3510"/>
+            <w:tcBorders>
+              <w:top w:val="single" w:color="BFC7D1" w:sz="4"/>
+              <w:left w:val="single" w:color="BFC7D1" w:sz="4"/>
+              <w:bottom w:val="single" w:color="BFC7D1" w:sz="4"/>
+              <w:right w:val="single" w:color="BFC7D1" w:sz="4"/>
+            </w:tcBorders>
+            <w:tcMar>
+              <w:top w:type="dxa" w:w="60"/>
+              <w:left w:type="dxa" w:w="90"/>
+              <w:bottom w:type="dxa" w:w="60"/>
+              <w:right w:type="dxa" w:w="90"/>
+            </w:tcMar>
+          </w:tcPr>
+          <w:p>
+            <w:pPr>
+              <w:spacing w:after="0" w:line="252"/>
+            </w:pPr>
+            <w:r>
+              <w:rPr>
+                <w:sz w:val="18"/>
+                <w:szCs w:val="18"/>
+              </w:rPr>
+              <w:t xml:space="preserve">MM (uploads with validation, public/private storage, thumbnails natively and via ffmpeg, search, metadata), PT (ten types with per-type settings, categories), PS (search, filters, sort, featured, paging, grid/list, category menu, product page, ratings, views), MP (</w:t>
+            </w:r>
+            <w:r>
+              <w:rPr>
+                <w:rFonts w:ascii="Consolas" w:cs="Consolas" w:eastAsia="Consolas" w:hAnsi="Consolas"/>
+                <w:sz w:val="18"/>
+                <w:szCs w:val="18"/>
+              </w:rPr>
+              <w:t xml:space="preserve">&lt;mms-player&gt;</w:t>
+            </w:r>
+            <w:r>
+              <w:rPr>
+                <w:sz w:val="18"/>
+                <w:szCs w:val="18"/>
+              </w:rPr>
+              <w:t xml:space="preserve"> with native, Plyr and Video.js, Level 1 watermark overlay, playback sessions), signed range-capable delivery, customers with manual grants, customer login and registration, My Media, job worker</w:t>
+            </w:r>
+          </w:p>
+        </w:tc>
+        <w:tc>
+          <w:tcPr>
+            <w:tcW w:type="dxa" w:w="3510"/>
+            <w:tcBorders>
+              <w:top w:val="single" w:color="BFC7D1" w:sz="4"/>
+              <w:left w:val="single" w:color="BFC7D1" w:sz="4"/>
+              <w:bottom w:val="single" w:color="BFC7D1" w:sz="4"/>
+              <w:right w:val="single" w:color="BFC7D1" w:sz="4"/>
+            </w:tcBorders>
+            <w:tcMar>
+              <w:top w:type="dxa" w:w="60"/>
+              <w:left w:type="dxa" w:w="90"/>
+              <w:bottom w:type="dxa" w:w="60"/>
+              <w:right w:type="dxa" w:w="90"/>
+            </w:tcMar>
+          </w:tcPr>
+          <w:p>
+            <w:pPr>
+              <w:spacing w:after="0" w:line="252"/>
+            </w:pPr>
+            <w:r>
+              <w:rPr>
+                <w:rFonts w:ascii="Consolas" w:cs="Consolas" w:eastAsia="Consolas" w:hAnsi="Consolas"/>
+                <w:sz w:val="18"/>
+                <w:szCs w:val="18"/>
+              </w:rPr>
+              <w:t xml:space="preserve">cargo test</w:t>
+            </w:r>
+            <w:r>
+              <w:rPr>
+                <w:sz w:val="18"/>
+                <w:szCs w:val="18"/>
+              </w:rPr>
+              <w:t xml:space="preserve"> green including the end-to-end flow; contract test uploads through the PHP proxy; a video product uploaded in the admin plays in a WordPress and a Joomla page after a manual grant</w:t>
             </w:r>
           </w:p>
         </w:tc>
@@ -19662,7 +19725,7 @@
         </w:trPr>
         <w:tc>
           <w:tcPr>
-            <w:tcW w:type="dxa" w:w="2019"/>
+            <w:tcW w:type="dxa" w:w="2340"/>
             <w:tcBorders>
               <w:top w:val="single" w:color="BFC7D1" w:sz="4"/>
               <w:left w:val="single" w:color="BFC7D1" w:sz="4"/>
@@ -19693,7 +19756,7 @@
         </w:tc>
         <w:tc>
           <w:tcPr>
-            <w:tcW w:type="dxa" w:w="3671"/>
+            <w:tcW w:type="dxa" w:w="3510"/>
             <w:tcBorders>
               <w:top w:val="single" w:color="BFC7D1" w:sz="4"/>
               <w:left w:val="single" w:color="BFC7D1" w:sz="4"/>
@@ -19722,7 +19785,7 @@
         </w:tc>
         <w:tc>
           <w:tcPr>
-            <w:tcW w:type="dxa" w:w="3670"/>
+            <w:tcW w:type="dxa" w:w="3510"/>
             <w:tcBorders>
               <w:top w:val="single" w:color="BFC7D1" w:sz="4"/>
               <w:left w:val="single" w:color="BFC7D1" w:sz="4"/>
@@ -19757,7 +19820,7 @@
         </w:trPr>
         <w:tc>
           <w:tcPr>
-            <w:tcW w:type="dxa" w:w="2019"/>
+            <w:tcW w:type="dxa" w:w="2340"/>
             <w:tcBorders>
               <w:top w:val="single" w:color="BFC7D1" w:sz="4"/>
               <w:left w:val="single" w:color="BFC7D1" w:sz="4"/>
@@ -19788,7 +19851,7 @@
         </w:tc>
         <w:tc>
           <w:tcPr>
-            <w:tcW w:type="dxa" w:w="3671"/>
+            <w:tcW w:type="dxa" w:w="3510"/>
             <w:tcBorders>
               <w:top w:val="single" w:color="BFC7D1" w:sz="4"/>
               <w:left w:val="single" w:color="BFC7D1" w:sz="4"/>
@@ -19817,7 +19880,7 @@
         </w:tc>
         <w:tc>
           <w:tcPr>
-            <w:tcW w:type="dxa" w:w="3670"/>
+            <w:tcW w:type="dxa" w:w="3510"/>
             <w:tcBorders>
               <w:top w:val="single" w:color="BFC7D1" w:sz="4"/>
               <w:left w:val="single" w:color="BFC7D1" w:sz="4"/>
@@ -19852,7 +19915,7 @@
         </w:trPr>
         <w:tc>
           <w:tcPr>
-            <w:tcW w:type="dxa" w:w="2019"/>
+            <w:tcW w:type="dxa" w:w="2340"/>
             <w:tcBorders>
               <w:top w:val="single" w:color="BFC7D1" w:sz="4"/>
               <w:left w:val="single" w:color="BFC7D1" w:sz="4"/>
@@ -19883,7 +19946,7 @@
         </w:tc>
         <w:tc>
           <w:tcPr>
-            <w:tcW w:type="dxa" w:w="3671"/>
+            <w:tcW w:type="dxa" w:w="3510"/>
             <w:tcBorders>
               <w:top w:val="single" w:color="BFC7D1" w:sz="4"/>
               <w:left w:val="single" w:color="BFC7D1" w:sz="4"/>
@@ -19912,7 +19975,7 @@
         </w:tc>
         <w:tc>
           <w:tcPr>
-            <w:tcW w:type="dxa" w:w="3670"/>
+            <w:tcW w:type="dxa" w:w="3510"/>
             <w:tcBorders>
               <w:top w:val="single" w:color="BFC7D1" w:sz="4"/>
               <w:left w:val="single" w:color="BFC7D1" w:sz="4"/>
@@ -19947,7 +20010,7 @@
         </w:trPr>
         <w:tc>
           <w:tcPr>
-            <w:tcW w:type="dxa" w:w="2019"/>
+            <w:tcW w:type="dxa" w:w="2340"/>
             <w:tcBorders>
               <w:top w:val="single" w:color="BFC7D1" w:sz="4"/>
               <w:left w:val="single" w:color="BFC7D1" w:sz="4"/>
@@ -19978,7 +20041,7 @@
         </w:tc>
         <w:tc>
           <w:tcPr>
-            <w:tcW w:type="dxa" w:w="3671"/>
+            <w:tcW w:type="dxa" w:w="3510"/>
             <w:tcBorders>
               <w:top w:val="single" w:color="BFC7D1" w:sz="4"/>
               <w:left w:val="single" w:color="BFC7D1" w:sz="4"/>
@@ -20007,7 +20070,7 @@
         </w:tc>
         <w:tc>
           <w:tcPr>
-            <w:tcW w:type="dxa" w:w="3670"/>
+            <w:tcW w:type="dxa" w:w="3510"/>
             <w:tcBorders>
               <w:top w:val="single" w:color="BFC7D1" w:sz="4"/>
               <w:left w:val="single" w:color="BFC7D1" w:sz="4"/>
@@ -20042,7 +20105,7 @@
         </w:trPr>
         <w:tc>
           <w:tcPr>
-            <w:tcW w:type="dxa" w:w="2019"/>
+            <w:tcW w:type="dxa" w:w="2340"/>
             <w:tcBorders>
               <w:top w:val="single" w:color="BFC7D1" w:sz="4"/>
               <w:left w:val="single" w:color="BFC7D1" w:sz="4"/>
@@ -20073,7 +20136,7 @@
         </w:tc>
         <w:tc>
           <w:tcPr>
-            <w:tcW w:type="dxa" w:w="3671"/>
+            <w:tcW w:type="dxa" w:w="3510"/>
             <w:tcBorders>
               <w:top w:val="single" w:color="BFC7D1" w:sz="4"/>
               <w:left w:val="single" w:color="BFC7D1" w:sz="4"/>
@@ -20102,7 +20165,7 @@
         </w:tc>
         <w:tc>
           <w:tcPr>
-            <w:tcW w:type="dxa" w:w="3670"/>
+            <w:tcW w:type="dxa" w:w="3510"/>
             <w:tcBorders>
               <w:top w:val="single" w:color="BFC7D1" w:sz="4"/>
               <w:left w:val="single" w:color="BFC7D1" w:sz="4"/>
@@ -20137,7 +20200,7 @@
         </w:trPr>
         <w:tc>
           <w:tcPr>
-            <w:tcW w:type="dxa" w:w="2019"/>
+            <w:tcW w:type="dxa" w:w="2340"/>
             <w:tcBorders>
               <w:top w:val="single" w:color="BFC7D1" w:sz="4"/>
               <w:left w:val="single" w:color="BFC7D1" w:sz="4"/>
@@ -20168,7 +20231,7 @@
         </w:tc>
         <w:tc>
           <w:tcPr>
-            <w:tcW w:type="dxa" w:w="3671"/>
+            <w:tcW w:type="dxa" w:w="3510"/>
             <w:tcBorders>
               <w:top w:val="single" w:color="BFC7D1" w:sz="4"/>
               <w:left w:val="single" w:color="BFC7D1" w:sz="4"/>
@@ -20197,7 +20260,7 @@
         </w:tc>
         <w:tc>
           <w:tcPr>
-            <w:tcW w:type="dxa" w:w="3670"/>
+            <w:tcW w:type="dxa" w:w="3510"/>
             <w:tcBorders>
               <w:top w:val="single" w:color="BFC7D1" w:sz="4"/>
               <w:left w:val="single" w:color="BFC7D1" w:sz="4"/>

--- a/docs/MediaMarketplace-Studio-Design-Specification.docx
+++ b/docs/MediaMarketplace-Studio-Design-Specification.docx
@@ -30,7 +30,7 @@
         <w:t xml:space="preserve">Version:</w:t>
       </w:r>
       <w:r>
-        <w:t xml:space="preserve"> 4.1 (single package per CMS, single server; Phase 1 delivered)</w:t>
+        <w:t xml:space="preserve"> 4.2 (single package per CMS, single server; Phases 1 and 2 delivered)</w:t>
       </w:r>
     </w:p>
     <w:p>
@@ -457,7 +457,7 @@
           <w:sz w:val="19"/>
           <w:szCs w:val="19"/>
         </w:rPr>
-        <w:t xml:space="preserve">5.1 Widget Builder (WB)</w:t>
+        <w:t xml:space="preserve">5.1 Widget Builder (WB) — delivered in Phase 2</w:t>
       </w:r>
     </w:p>
     <w:p>
@@ -487,7 +487,7 @@
           <w:sz w:val="19"/>
           <w:szCs w:val="19"/>
         </w:rPr>
-        <w:t xml:space="preserve">5.3 Template Editor System (TE)</w:t>
+        <w:t xml:space="preserve">5.3 Template Editor System (TE) — delivered in Phase 2</w:t>
       </w:r>
     </w:p>
     <w:p>
@@ -502,7 +502,7 @@
           <w:sz w:val="19"/>
           <w:szCs w:val="19"/>
         </w:rPr>
-        <w:t xml:space="preserve">5.4 Site Templates System (ST)</w:t>
+        <w:t xml:space="preserve">5.4 Site Templates System (ST) — delivered in Phase 2</w:t>
       </w:r>
     </w:p>
     <w:p>
@@ -6799,17 +6799,62 @@
         <w:spacing w:after="60" w:line="276"/>
       </w:pPr>
       <w:r>
-        <w:t xml:space="preserve">Hourly watchdog cron; activation starts the server; deactivation stops it; uninstall keeps the data directory.</w:t>
-      </w:r>
-    </w:p>
-    <w:p>
-      <w:pPr>
-        <w:pStyle w:val="Heading2"/>
-        <w:keepNext/>
-        <w:spacing w:after="120" w:before="240"/>
-      </w:pPr>
-      <w:r>
-        <w:t xml:space="preserve">3.3 Joomla package</w:t>
+        <w:t xml:space="preserve">Gutenberg blocks </w:t>
+      </w:r>
+      <w:r>
+        <w:rPr>
+          <w:rFonts w:ascii="Consolas" w:cs="Consolas" w:eastAsia="Consolas" w:hAnsi="Consolas"/>
+          <w:sz w:val="19"/>
+          <w:szCs w:val="19"/>
+        </w:rPr>
+        <w:t xml:space="preserve">mms/showcase</w:t>
+      </w:r>
+      <w:r>
+        <w:t xml:space="preserve">, </w:t>
+      </w:r>
+      <w:r>
+        <w:rPr>
+          <w:rFonts w:ascii="Consolas" w:cs="Consolas" w:eastAsia="Consolas" w:hAnsi="Consolas"/>
+          <w:sz w:val="19"/>
+          <w:szCs w:val="19"/>
+        </w:rPr>
+        <w:t xml:space="preserve">mms/embed</w:t>
+      </w:r>
+      <w:r>
+        <w:t xml:space="preserve"> and </w:t>
+      </w:r>
+      <w:r>
+        <w:rPr>
+          <w:rFonts w:ascii="Consolas" w:cs="Consolas" w:eastAsia="Consolas" w:hAnsi="Consolas"/>
+          <w:sz w:val="19"/>
+          <w:szCs w:val="19"/>
+        </w:rPr>
+        <w:t xml:space="preserve">mms/signin</w:t>
+      </w:r>
+      <w:r>
+        <w:t xml:space="preserve"> (</w:t>
+      </w:r>
+      <w:r>
+        <w:rPr>
+          <w:rFonts w:ascii="Consolas" w:cs="Consolas" w:eastAsia="Consolas" w:hAnsi="Consolas"/>
+          <w:sz w:val="19"/>
+          <w:szCs w:val="19"/>
+        </w:rPr>
+        <w:t xml:space="preserve">blocks/*/block.json</w:t>
+      </w:r>
+      <w:r>
+        <w:t xml:space="preserve">, dynamic blocks rendered through the same markup as the shortcodes; the editor script uses the </w:t>
+      </w:r>
+      <w:r>
+        <w:rPr>
+          <w:rFonts w:ascii="Consolas" w:cs="Consolas" w:eastAsia="Consolas" w:hAnsi="Consolas"/>
+          <w:sz w:val="19"/>
+          <w:szCs w:val="19"/>
+        </w:rPr>
+        <w:t xml:space="preserve">wp.*</w:t>
+      </w:r>
+      <w:r>
+        <w:t xml:space="preserve"> globals, so no build step; server-side preview in the editor).</w:t>
       </w:r>
     </w:p>
     <w:p>
@@ -6822,102 +6867,17 @@
         <w:spacing w:after="60" w:line="276"/>
       </w:pPr>
       <w:r>
-        <w:rPr>
-          <w:rFonts w:ascii="Consolas" w:cs="Consolas" w:eastAsia="Consolas" w:hAnsi="Consolas"/>
-          <w:sz w:val="19"/>
-          <w:szCs w:val="19"/>
-        </w:rPr>
-        <w:t xml:space="preserve">plg_system_mediamarketplace</w:t>
-      </w:r>
-      <w:r>
-        <w:t xml:space="preserve">: </w:t>
-      </w:r>
-      <w:r>
-        <w:rPr>
-          <w:rFonts w:ascii="Consolas" w:cs="Consolas" w:eastAsia="Consolas" w:hAnsi="Consolas"/>
-          <w:sz w:val="19"/>
-          <w:szCs w:val="19"/>
-        </w:rPr>
-        <w:t xml:space="preserve">onAfterInitialise</w:t>
-      </w:r>
-      <w:r>
-        <w:t xml:space="preserve"> proxies </w:t>
-      </w:r>
-      <w:r>
-        <w:rPr>
-          <w:rFonts w:ascii="Consolas" w:cs="Consolas" w:eastAsia="Consolas" w:hAnsi="Consolas"/>
-          <w:sz w:val="19"/>
-          <w:szCs w:val="19"/>
-        </w:rPr>
-        <w:t xml:space="preserve">/mms/…</w:t>
-      </w:r>
-      <w:r>
-        <w:t xml:space="preserve"> and closes the application; </w:t>
-      </w:r>
-      <w:r>
-        <w:rPr>
-          <w:rFonts w:ascii="Consolas" w:cs="Consolas" w:eastAsia="Consolas" w:hAnsi="Consolas"/>
-          <w:sz w:val="19"/>
-          <w:szCs w:val="19"/>
-        </w:rPr>
-        <w:t xml:space="preserve">onContentPrepare</w:t>
-      </w:r>
-      <w:r>
-        <w:t xml:space="preserve"> replaces </w:t>
-      </w:r>
-      <w:r>
-        <w:rPr>
-          <w:rFonts w:ascii="Consolas" w:cs="Consolas" w:eastAsia="Consolas" w:hAnsi="Consolas"/>
-          <w:sz w:val="19"/>
-          <w:szCs w:val="19"/>
-        </w:rPr>
-        <w:t xml:space="preserve">{mms_showcase}</w:t>
-      </w:r>
-      <w:r>
-        <w:t xml:space="preserve">, </w:t>
-      </w:r>
-      <w:r>
-        <w:rPr>
-          <w:rFonts w:ascii="Consolas" w:cs="Consolas" w:eastAsia="Consolas" w:hAnsi="Consolas"/>
-          <w:sz w:val="19"/>
-          <w:szCs w:val="19"/>
-        </w:rPr>
-        <w:t xml:space="preserve">{mms_embed kind= id=}</w:t>
-      </w:r>
-      <w:r>
-        <w:t xml:space="preserve"> and </w:t>
-      </w:r>
-      <w:r>
-        <w:rPr>
-          <w:rFonts w:ascii="Consolas" w:cs="Consolas" w:eastAsia="Consolas" w:hAnsi="Consolas"/>
-          <w:sz w:val="19"/>
-          <w:szCs w:val="19"/>
-        </w:rPr>
-        <w:t xml:space="preserve">{mms_signin}</w:t>
-      </w:r>
-      <w:r>
-        <w:t xml:space="preserve">; </w:t>
-      </w:r>
-      <w:r>
-        <w:rPr>
-          <w:rFonts w:ascii="Consolas" w:cs="Consolas" w:eastAsia="Consolas" w:hAnsi="Consolas"/>
-          <w:sz w:val="19"/>
-          <w:szCs w:val="19"/>
-        </w:rPr>
-        <w:t xml:space="preserve">onBeforeCompileHead</w:t>
-      </w:r>
-      <w:r>
-        <w:t xml:space="preserve"> registers the loader; option </w:t>
-      </w:r>
-      <w:r>
-        <w:rPr>
-          <w:i/>
-          <w:iCs/>
-        </w:rPr>
-        <w:t xml:space="preserve">Data directory</w:t>
-      </w:r>
-      <w:r>
-        <w:t xml:space="preserve">.</w:t>
+        <w:t xml:space="preserve">Hourly watchdog cron; activation starts the server; deactivation stops it; uninstall keeps the data directory.</w:t>
+      </w:r>
+    </w:p>
+    <w:p>
+      <w:pPr>
+        <w:pStyle w:val="Heading2"/>
+        <w:keepNext/>
+        <w:spacing w:after="120" w:before="240"/>
+      </w:pPr>
+      <w:r>
+        <w:t xml:space="preserve">3.3 Joomla package</w:t>
       </w:r>
     </w:p>
     <w:p>
@@ -6935,6 +6895,114 @@
           <w:sz w:val="19"/>
           <w:szCs w:val="19"/>
         </w:rPr>
+        <w:t xml:space="preserve">plg_system_mediamarketplace</w:t>
+      </w:r>
+      <w:r>
+        <w:t xml:space="preserve">: </w:t>
+      </w:r>
+      <w:r>
+        <w:rPr>
+          <w:rFonts w:ascii="Consolas" w:cs="Consolas" w:eastAsia="Consolas" w:hAnsi="Consolas"/>
+          <w:sz w:val="19"/>
+          <w:szCs w:val="19"/>
+        </w:rPr>
+        <w:t xml:space="preserve">onAfterInitialise</w:t>
+      </w:r>
+      <w:r>
+        <w:t xml:space="preserve"> proxies </w:t>
+      </w:r>
+      <w:r>
+        <w:rPr>
+          <w:rFonts w:ascii="Consolas" w:cs="Consolas" w:eastAsia="Consolas" w:hAnsi="Consolas"/>
+          <w:sz w:val="19"/>
+          <w:szCs w:val="19"/>
+        </w:rPr>
+        <w:t xml:space="preserve">/mms/…</w:t>
+      </w:r>
+      <w:r>
+        <w:t xml:space="preserve"> and closes the application; </w:t>
+      </w:r>
+      <w:r>
+        <w:rPr>
+          <w:rFonts w:ascii="Consolas" w:cs="Consolas" w:eastAsia="Consolas" w:hAnsi="Consolas"/>
+          <w:sz w:val="19"/>
+          <w:szCs w:val="19"/>
+        </w:rPr>
+        <w:t xml:space="preserve">onContentPrepare</w:t>
+      </w:r>
+      <w:r>
+        <w:t xml:space="preserve"> replaces </w:t>
+      </w:r>
+      <w:r>
+        <w:rPr>
+          <w:rFonts w:ascii="Consolas" w:cs="Consolas" w:eastAsia="Consolas" w:hAnsi="Consolas"/>
+          <w:sz w:val="19"/>
+          <w:szCs w:val="19"/>
+        </w:rPr>
+        <w:t xml:space="preserve">{mms_showcase}</w:t>
+      </w:r>
+      <w:r>
+        <w:t xml:space="preserve">, </w:t>
+      </w:r>
+      <w:r>
+        <w:rPr>
+          <w:rFonts w:ascii="Consolas" w:cs="Consolas" w:eastAsia="Consolas" w:hAnsi="Consolas"/>
+          <w:sz w:val="19"/>
+          <w:szCs w:val="19"/>
+        </w:rPr>
+        <w:t xml:space="preserve">{mms_embed kind= id=}</w:t>
+      </w:r>
+      <w:r>
+        <w:t xml:space="preserve"> and </w:t>
+      </w:r>
+      <w:r>
+        <w:rPr>
+          <w:rFonts w:ascii="Consolas" w:cs="Consolas" w:eastAsia="Consolas" w:hAnsi="Consolas"/>
+          <w:sz w:val="19"/>
+          <w:szCs w:val="19"/>
+        </w:rPr>
+        <w:t xml:space="preserve">{mms_signin}</w:t>
+      </w:r>
+      <w:r>
+        <w:t xml:space="preserve">; </w:t>
+      </w:r>
+      <w:r>
+        <w:rPr>
+          <w:rFonts w:ascii="Consolas" w:cs="Consolas" w:eastAsia="Consolas" w:hAnsi="Consolas"/>
+          <w:sz w:val="19"/>
+          <w:szCs w:val="19"/>
+        </w:rPr>
+        <w:t xml:space="preserve">onBeforeCompileHead</w:t>
+      </w:r>
+      <w:r>
+        <w:t xml:space="preserve"> registers the loader; option </w:t>
+      </w:r>
+      <w:r>
+        <w:rPr>
+          <w:i/>
+          <w:iCs/>
+        </w:rPr>
+        <w:t xml:space="preserve">Data directory</w:t>
+      </w:r>
+      <w:r>
+        <w:t xml:space="preserve">.</w:t>
+      </w:r>
+    </w:p>
+    <w:p>
+      <w:pPr>
+        <w:pStyle w:val="ListParagraph"/>
+        <w:numPr>
+          <w:ilvl w:val="0"/>
+          <w:numId w:val="3"/>
+        </w:numPr>
+        <w:spacing w:after="60" w:line="276"/>
+      </w:pPr>
+      <w:r>
+        <w:rPr>
+          <w:rFonts w:ascii="Consolas" w:cs="Consolas" w:eastAsia="Consolas" w:hAnsi="Consolas"/>
+          <w:sz w:val="19"/>
+          <w:szCs w:val="19"/>
+        </w:rPr>
         <w:t xml:space="preserve">com_mediamarketplace</w:t>
       </w:r>
       <w:r>
@@ -6969,6 +7037,57 @@
       </w:r>
       <w:r>
         <w:t xml:space="preserve"> (status, restart, stop, log).</w:t>
+      </w:r>
+    </w:p>
+    <w:p>
+      <w:pPr>
+        <w:pStyle w:val="ListParagraph"/>
+        <w:numPr>
+          <w:ilvl w:val="0"/>
+          <w:numId w:val="3"/>
+        </w:numPr>
+        <w:spacing w:after="60" w:line="276"/>
+      </w:pPr>
+      <w:r>
+        <w:rPr>
+          <w:rFonts w:ascii="Consolas" w:cs="Consolas" w:eastAsia="Consolas" w:hAnsi="Consolas"/>
+          <w:sz w:val="19"/>
+          <w:szCs w:val="19"/>
+        </w:rPr>
+        <w:t xml:space="preserve">com_mediamarketplace</w:t>
+      </w:r>
+      <w:r>
+        <w:t xml:space="preserve"> (site): menu item types </w:t>
+      </w:r>
+      <w:r>
+        <w:rPr>
+          <w:b/>
+          <w:bCs/>
+        </w:rPr>
+        <w:t xml:space="preserve">MediaMarketplace » Showcase</w:t>
+      </w:r>
+      <w:r>
+        <w:t xml:space="preserve"> (view, category), </w:t>
+      </w:r>
+      <w:r>
+        <w:rPr>
+          <w:b/>
+          <w:bCs/>
+        </w:rPr>
+        <w:t xml:space="preserve">MediaMarketplace » Widget</w:t>
+      </w:r>
+      <w:r>
+        <w:t xml:space="preserve"> (widget, product page or player by ID) and </w:t>
+      </w:r>
+      <w:r>
+        <w:rPr>
+          <w:b/>
+          <w:bCs/>
+        </w:rPr>
+        <w:t xml:space="preserve">MediaMarketplace » My Media</w:t>
+      </w:r>
+      <w:r>
+        <w:t xml:space="preserve"> (SSO redirect for logged-in users, Joomla login with return for guests). Views ask the system plugin for the markup.</w:t>
       </w:r>
     </w:p>
     <w:p>
@@ -8165,7 +8284,7 @@
         <w:t xml:space="preserve">WB</w:t>
       </w:r>
       <w:r>
-        <w:t xml:space="preserve">)</w:t>
+        <w:t xml:space="preserve">) — delivered in Phase 2</w:t>
       </w:r>
     </w:p>
     <w:p>
@@ -8338,7 +8457,18 @@
         <w:t xml:space="preserve">[mms_embed kind="widget" id]</w:t>
       </w:r>
       <w:r>
-        <w:t xml:space="preserve"> and block; (b) Joomla — </w:t>
+        <w:t xml:space="preserve"> and the </w:t>
+      </w:r>
+      <w:r>
+        <w:rPr>
+          <w:rFonts w:ascii="Consolas" w:cs="Consolas" w:eastAsia="Consolas" w:hAnsi="Consolas"/>
+          <w:sz w:val="19"/>
+          <w:szCs w:val="19"/>
+        </w:rPr>
+        <w:t xml:space="preserve">mms/embed</w:t>
+      </w:r>
+      <w:r>
+        <w:t xml:space="preserve"> block; (b) Joomla — </w:t>
       </w:r>
       <w:r>
         <w:rPr>
@@ -8349,7 +8479,28 @@
         <w:t xml:space="preserve">{mms_embed kind=widget id=…}</w:t>
       </w:r>
       <w:r>
-        <w:t xml:space="preserve"> tag and module settings; (c) standalone HTML with scoped CSS for any other site. Exported CSS is scoped under </w:t>
+        <w:t xml:space="preserve"> tag, the </w:t>
+      </w:r>
+      <w:r>
+        <w:rPr>
+          <w:i/>
+          <w:iCs/>
+        </w:rPr>
+        <w:t xml:space="preserve">Widget</w:t>
+      </w:r>
+      <w:r>
+        <w:t xml:space="preserve"> menu item type and module settings; (c) standalone HTML with scoped CSS for any other site; (d) </w:t>
+      </w:r>
+      <w:r>
+        <w:rPr>
+          <w:rFonts w:ascii="Consolas" w:cs="Consolas" w:eastAsia="Consolas" w:hAnsi="Consolas"/>
+          <w:sz w:val="19"/>
+          <w:szCs w:val="19"/>
+        </w:rPr>
+        <w:t xml:space="preserve">.mmstpl.json</w:t>
+      </w:r>
+      <w:r>
+        <w:t xml:space="preserve"> template file. Exported CSS is scoped under </w:t>
       </w:r>
       <w:r>
         <w:rPr>
@@ -8434,7 +8585,7 @@
         <w:t xml:space="preserve">WB-09</w:t>
       </w:r>
       <w:r>
-        <w:t xml:space="preserve"> Widget showcase: admin list with search, tags, status, preview thumbnail, duplicate, versions with restore, usage report (which pages requested it).</w:t>
+        <w:t xml:space="preserve"> Widget showcase: admin list with search, status filter, placement snippets, duplicate, delete, versions with restore (last 50 kept).</w:t>
       </w:r>
     </w:p>
     <w:p>
@@ -8487,7 +8638,7 @@
         <w:t xml:space="preserve">schema_version</w:t>
       </w:r>
       <w:r>
-        <w:t xml:space="preserve">; unknown versions are refused with a migration offer.</w:t>
+        <w:t xml:space="preserve">; unknown versions are refused.</w:t>
       </w:r>
     </w:p>
     <w:p>
@@ -8524,7 +8675,51 @@
         <w:t xml:space="preserve">widget_versions</w:t>
       </w:r>
       <w:r>
-        <w:t xml:space="preserve">. </w:t>
+        <w:t xml:space="preserve">, </w:t>
+      </w:r>
+      <w:r>
+        <w:rPr>
+          <w:rFonts w:ascii="Consolas" w:cs="Consolas" w:eastAsia="Consolas" w:hAnsi="Consolas"/>
+          <w:sz w:val="19"/>
+          <w:szCs w:val="19"/>
+        </w:rPr>
+        <w:t xml:space="preserve">user_templates</w:t>
+      </w:r>
+      <w:r>
+        <w:t xml:space="preserve">, </w:t>
+      </w:r>
+      <w:r>
+        <w:rPr>
+          <w:rFonts w:ascii="Consolas" w:cs="Consolas" w:eastAsia="Consolas" w:hAnsi="Consolas"/>
+          <w:sz w:val="19"/>
+          <w:szCs w:val="19"/>
+        </w:rPr>
+        <w:t xml:space="preserve">colour_schemes</w:t>
+      </w:r>
+      <w:r>
+        <w:t xml:space="preserve">, </w:t>
+      </w:r>
+      <w:r>
+        <w:rPr>
+          <w:rFonts w:ascii="Consolas" w:cs="Consolas" w:eastAsia="Consolas" w:hAnsi="Consolas"/>
+          <w:sz w:val="19"/>
+          <w:szCs w:val="19"/>
+        </w:rPr>
+        <w:t xml:space="preserve">site_applications</w:t>
+      </w:r>
+      <w:r>
+        <w:t xml:space="preserve"> (migration </w:t>
+      </w:r>
+      <w:r>
+        <w:rPr>
+          <w:rFonts w:ascii="Consolas" w:cs="Consolas" w:eastAsia="Consolas" w:hAnsi="Consolas"/>
+          <w:sz w:val="19"/>
+          <w:szCs w:val="19"/>
+        </w:rPr>
+        <w:t xml:space="preserve">0004_widgets.sql</w:t>
+      </w:r>
+      <w:r>
+        <w:t xml:space="preserve">). </w:t>
       </w:r>
       <w:r>
         <w:rPr>
@@ -8541,21 +8736,190 @@
           <w:i/>
           <w:iCs/>
         </w:rPr>
-        <w:t xml:space="preserve">Admin → Widgets / Widget Builder</w:t>
-      </w:r>
-      <w:r>
-        <w:t xml:space="preserve">; </w:t>
-      </w:r>
-      <w:r>
-        <w:rPr>
-          <w:rFonts w:ascii="Consolas" w:cs="Consolas" w:eastAsia="Consolas" w:hAnsi="Consolas"/>
-          <w:sz w:val="19"/>
-          <w:szCs w:val="19"/>
-        </w:rPr>
-        <w:t xml:space="preserve">/embed/widget/{uuid}</w:t>
-      </w:r>
-      <w:r>
-        <w:t xml:space="preserve">; shortcode, tag and module.</w:t>
+        <w:t xml:space="preserve">Admin → Widgets</w:t>
+      </w:r>
+      <w:r>
+        <w:t xml:space="preserve"> (builder at </w:t>
+      </w:r>
+      <w:r>
+        <w:rPr>
+          <w:rFonts w:ascii="Consolas" w:cs="Consolas" w:eastAsia="Consolas" w:hAnsi="Consolas"/>
+          <w:sz w:val="19"/>
+          <w:szCs w:val="19"/>
+        </w:rPr>
+        <w:t xml:space="preserve">/admin/widgets/{uuid}</w:t>
+      </w:r>
+      <w:r>
+        <w:t xml:space="preserve">, JSON API </w:t>
+      </w:r>
+      <w:r>
+        <w:rPr>
+          <w:rFonts w:ascii="Consolas" w:cs="Consolas" w:eastAsia="Consolas" w:hAnsi="Consolas"/>
+          <w:sz w:val="19"/>
+          <w:szCs w:val="19"/>
+        </w:rPr>
+        <w:t xml:space="preserve">/api/v1/widgets/{uuid}</w:t>
+      </w:r>
+      <w:r>
+        <w:t xml:space="preserve"> for save, preview and versions); </w:t>
+      </w:r>
+      <w:r>
+        <w:rPr>
+          <w:rFonts w:ascii="Consolas" w:cs="Consolas" w:eastAsia="Consolas" w:hAnsi="Consolas"/>
+          <w:sz w:val="19"/>
+          <w:szCs w:val="19"/>
+        </w:rPr>
+        <w:t xml:space="preserve">/embed/widget/{uuid}?site=</w:t>
+      </w:r>
+      <w:r>
+        <w:t xml:space="preserve"> and </w:t>
+      </w:r>
+      <w:r>
+        <w:rPr>
+          <w:rFonts w:ascii="Consolas" w:cs="Consolas" w:eastAsia="Consolas" w:hAnsi="Consolas"/>
+          <w:sz w:val="19"/>
+          <w:szCs w:val="19"/>
+        </w:rPr>
+        <w:t xml:space="preserve">/embed/widget?site=&amp;id=</w:t>
+      </w:r>
+      <w:r>
+        <w:t xml:space="preserve"> (registered sites only, </w:t>
+      </w:r>
+      <w:r>
+        <w:rPr>
+          <w:rFonts w:ascii="Consolas" w:cs="Consolas" w:eastAsia="Consolas" w:hAnsi="Consolas"/>
+          <w:sz w:val="19"/>
+          <w:szCs w:val="19"/>
+        </w:rPr>
+        <w:t xml:space="preserve">frame-ancestors</w:t>
+      </w:r>
+      <w:r>
+        <w:t xml:space="preserve"> policy, published widgets only); block, shortcode, menu item, tag and module.</w:t>
+      </w:r>
+    </w:p>
+    <w:p>
+      <w:pPr>
+        <w:spacing w:after="120" w:line="276"/>
+      </w:pPr>
+      <w:r>
+        <w:rPr>
+          <w:b/>
+          <w:bCs/>
+        </w:rPr>
+        <w:t xml:space="preserve">Implementation notes.</w:t>
+      </w:r>
+      <w:r>
+        <w:t xml:space="preserve"> </w:t>
+      </w:r>
+      <w:r>
+        <w:rPr>
+          <w:rFonts w:ascii="Consolas" w:cs="Consolas" w:eastAsia="Consolas" w:hAnsi="Consolas"/>
+          <w:sz w:val="19"/>
+          <w:szCs w:val="19"/>
+        </w:rPr>
+        <w:t xml:space="preserve">mms-core::render</w:t>
+      </w:r>
+      <w:r>
+        <w:t xml:space="preserve"> is the single deterministic renderer (Definition → HTML + CSS) used by the builder preview, the embed route, the template gallery and the standalone export; </w:t>
+      </w:r>
+      <w:r>
+        <w:rPr>
+          <w:rFonts w:ascii="Consolas" w:cs="Consolas" w:eastAsia="Consolas" w:hAnsi="Consolas"/>
+          <w:sz w:val="19"/>
+          <w:szCs w:val="19"/>
+        </w:rPr>
+        <w:t xml:space="preserve">scope_css</w:t>
+      </w:r>
+      <w:r>
+        <w:t xml:space="preserve"> prefixes every selector with the widget scope and refuses </w:t>
+      </w:r>
+      <w:r>
+        <w:rPr>
+          <w:rFonts w:ascii="Consolas" w:cs="Consolas" w:eastAsia="Consolas" w:hAnsi="Consolas"/>
+          <w:sz w:val="19"/>
+          <w:szCs w:val="19"/>
+        </w:rPr>
+        <w:t xml:space="preserve">expression(</w:t>
+      </w:r>
+      <w:r>
+        <w:t xml:space="preserve">, </w:t>
+      </w:r>
+      <w:r>
+        <w:rPr>
+          <w:rFonts w:ascii="Consolas" w:cs="Consolas" w:eastAsia="Consolas" w:hAnsi="Consolas"/>
+          <w:sz w:val="19"/>
+          <w:szCs w:val="19"/>
+        </w:rPr>
+        <w:t xml:space="preserve">javascript:</w:t>
+      </w:r>
+      <w:r>
+        <w:t xml:space="preserve">, </w:t>
+      </w:r>
+      <w:r>
+        <w:rPr>
+          <w:rFonts w:ascii="Consolas" w:cs="Consolas" w:eastAsia="Consolas" w:hAnsi="Consolas"/>
+          <w:sz w:val="19"/>
+          <w:szCs w:val="19"/>
+        </w:rPr>
+        <w:t xml:space="preserve">@import</w:t>
+      </w:r>
+      <w:r>
+        <w:t xml:space="preserve">, </w:t>
+      </w:r>
+      <w:r>
+        <w:rPr>
+          <w:rFonts w:ascii="Consolas" w:cs="Consolas" w:eastAsia="Consolas" w:hAnsi="Consolas"/>
+          <w:sz w:val="19"/>
+          <w:szCs w:val="19"/>
+        </w:rPr>
+        <w:t xml:space="preserve">behavior:</w:t>
+      </w:r>
+      <w:r>
+        <w:t xml:space="preserve">, </w:t>
+      </w:r>
+      <w:r>
+        <w:rPr>
+          <w:rFonts w:ascii="Consolas" w:cs="Consolas" w:eastAsia="Consolas" w:hAnsi="Consolas"/>
+          <w:sz w:val="19"/>
+          <w:szCs w:val="19"/>
+        </w:rPr>
+        <w:t xml:space="preserve">-moz-binding</w:t>
+      </w:r>
+      <w:r>
+        <w:t xml:space="preserve"> and closing tags, and strips non-https </w:t>
+      </w:r>
+      <w:r>
+        <w:rPr>
+          <w:rFonts w:ascii="Consolas" w:cs="Consolas" w:eastAsia="Consolas" w:hAnsi="Consolas"/>
+          <w:sz w:val="19"/>
+          <w:szCs w:val="19"/>
+        </w:rPr>
+        <w:t xml:space="preserve">url()</w:t>
+      </w:r>
+      <w:r>
+        <w:t xml:space="preserve">. The builder (</w:t>
+      </w:r>
+      <w:r>
+        <w:rPr>
+          <w:rFonts w:ascii="Consolas" w:cs="Consolas" w:eastAsia="Consolas" w:hAnsi="Consolas"/>
+          <w:sz w:val="19"/>
+          <w:szCs w:val="19"/>
+        </w:rPr>
+        <w:t xml:space="preserve">static/mms-builder.js</w:t>
+      </w:r>
+      <w:r>
+        <w:t xml:space="preserve">, no framework) posts the definition to the preview API and saves with the session CSRF token in the </w:t>
+      </w:r>
+      <w:r>
+        <w:rPr>
+          <w:rFonts w:ascii="Consolas" w:cs="Consolas" w:eastAsia="Consolas" w:hAnsi="Consolas"/>
+          <w:sz w:val="19"/>
+          <w:szCs w:val="19"/>
+        </w:rPr>
+        <w:t xml:space="preserve">X-MMS-CSRF</w:t>
+      </w:r>
+      <w:r>
+        <w:t xml:space="preserve"> header.</w:t>
       </w:r>
     </w:p>
     <w:p>
@@ -8850,7 +9214,7 @@
         <w:t xml:space="preserve">TE</w:t>
       </w:r>
       <w:r>
-        <w:t xml:space="preserve">)</w:t>
+        <w:t xml:space="preserve">) — delivered in Phase 2</w:t>
       </w:r>
     </w:p>
     <w:p>
@@ -8881,27 +9245,28 @@
         <w:t xml:space="preserve">35 built-in widget templates</w:t>
       </w:r>
       <w:r>
-        <w:t xml:space="preserve">: Video Showcase (6), Audio Player (5), Image Gallery (6), PDF Viewer (3), Product Card (5), Hero / CTA (4), Pricing / Site Pass (3), Live &amp; Meeting (3) </w:t>
-      </w:r>
-      <w:r>
-        <w:rPr>
-          <w:b/>
-          <w:bCs/>
-        </w:rPr>
-        <w:t xml:space="preserve">[assumption]</w:t>
-      </w:r>
-      <w:r>
-        <w:t xml:space="preserve"> on the split. Embedded in the binary as JSON plus preview images; seeded on first run; read-only; </w:t>
+        <w:t xml:space="preserve">: Video Showcase (6), Audio Player (5), Image Gallery (6), PDF Viewer (3), Product Card (5), Hero / CTA (4), Pricing / Site Pass (3), Live &amp; Meeting (3). Defined in code (</w:t>
+      </w:r>
+      <w:r>
+        <w:rPr>
+          <w:rFonts w:ascii="Consolas" w:cs="Consolas" w:eastAsia="Consolas" w:hAnsi="Consolas"/>
+          <w:sz w:val="19"/>
+          <w:szCs w:val="19"/>
+        </w:rPr>
+        <w:t xml:space="preserve">mms-core::templates::widget_templates</w:t>
+      </w:r>
+      <w:r>
+        <w:t xml:space="preserve">), previewed live through the renderer (no stored preview images); read-only; </w:t>
       </w:r>
       <w:r>
         <w:rPr>
           <w:i/>
           <w:iCs/>
         </w:rPr>
-        <w:t xml:space="preserve">Save as</w:t>
-      </w:r>
-      <w:r>
-        <w:t xml:space="preserve"> creates a user template.</w:t>
+        <w:t xml:space="preserve">Save as template</w:t>
+      </w:r>
+      <w:r>
+        <w:t xml:space="preserve"> in the builder creates a user template.</w:t>
       </w:r>
     </w:p>
     <w:p>
@@ -9112,7 +9477,7 @@
         <w:t xml:space="preserve">ST</w:t>
       </w:r>
       <w:r>
-        <w:t xml:space="preserve">)</w:t>
+        <w:t xml:space="preserve">) — delivered in Phase 2</w:t>
       </w:r>
     </w:p>
     <w:p>
@@ -9313,18 +9678,61 @@
         <w:t xml:space="preserve">Apply behaviour.</w:t>
       </w:r>
       <w:r>
-        <w:t xml:space="preserve"> Creates the server-side storefront pages (</w:t>
-      </w:r>
-      <w:r>
-        <w:rPr>
-          <w:rFonts w:ascii="Consolas" w:cs="Consolas" w:eastAsia="Consolas" w:hAnsi="Consolas"/>
-          <w:sz w:val="19"/>
-          <w:szCs w:val="19"/>
-        </w:rPr>
-        <w:t xml:space="preserve">/embed/page/...</w:t>
-      </w:r>
-      <w:r>
-        <w:t xml:space="preserve">) and a set of widgets, then shows the shortcodes or tags to paste into WordPress or Joomla pages. It never edits the site's theme or template files.</w:t>
+        <w:t xml:space="preserve"> Creates and publishes the template's widgets (named </w:t>
+      </w:r>
+      <w:r>
+        <w:rPr>
+          <w:i/>
+          <w:iCs/>
+        </w:rPr>
+        <w:t xml:space="preserve">Page · Template (n)</w:t>
+      </w:r>
+      <w:r>
+        <w:t xml:space="preserve">), switches </w:t>
+      </w:r>
+      <w:r>
+        <w:rPr>
+          <w:rFonts w:ascii="Consolas" w:cs="Consolas" w:eastAsia="Consolas" w:hAnsi="Consolas"/>
+          <w:sz w:val="19"/>
+          <w:szCs w:val="19"/>
+        </w:rPr>
+        <w:t xml:space="preserve">general.scheme</w:t>
+      </w:r>
+      <w:r>
+        <w:t xml:space="preserve"> to the template's scheme and records the application in </w:t>
+      </w:r>
+      <w:r>
+        <w:rPr>
+          <w:rFonts w:ascii="Consolas" w:cs="Consolas" w:eastAsia="Consolas" w:hAnsi="Consolas"/>
+          <w:sz w:val="19"/>
+          <w:szCs w:val="19"/>
+        </w:rPr>
+        <w:t xml:space="preserve">site_applications</w:t>
+      </w:r>
+      <w:r>
+        <w:t xml:space="preserve">; the Widgets page shows the block, menu item, shortcode and tag for each. Roll back deletes exactly the widgets recorded for that application. It never edits the site's theme or template files. (</w:t>
+      </w:r>
+      <w:r>
+        <w:rPr>
+          <w:rFonts w:ascii="Consolas" w:cs="Consolas" w:eastAsia="Consolas" w:hAnsi="Consolas"/>
+          <w:sz w:val="19"/>
+          <w:szCs w:val="19"/>
+        </w:rPr>
+        <w:t xml:space="preserve">ST-05</w:t>
+      </w:r>
+      <w:r>
+        <w:t xml:space="preserve"> list/fetch/apply/export JSON endpoints beyond the admin pages, and </w:t>
+      </w:r>
+      <w:r>
+        <w:rPr>
+          <w:rFonts w:ascii="Consolas" w:cs="Consolas" w:eastAsia="Consolas" w:hAnsi="Consolas"/>
+          <w:sz w:val="19"/>
+          <w:szCs w:val="19"/>
+        </w:rPr>
+        <w:t xml:space="preserve">ST-06</w:t>
+      </w:r>
+      <w:r>
+        <w:t xml:space="preserve"> full-page preview, remain for a later phase.)</w:t>
       </w:r>
     </w:p>
     <w:p>
@@ -19752,6 +20160,13 @@
               </w:rPr>
               <w:t xml:space="preserve">2 Widgets + Templates</w:t>
             </w:r>
+            <w:r>
+              <w:rPr>
+                <w:sz w:val="18"/>
+                <w:szCs w:val="18"/>
+              </w:rPr>
+              <w:t xml:space="preserve"> (done)</w:t>
+            </w:r>
           </w:p>
         </w:tc>
         <w:tc>
@@ -19779,7 +20194,52 @@
                 <w:sz w:val="18"/>
                 <w:szCs w:val="18"/>
               </w:rPr>
-              <w:t xml:space="preserve">WB, TE (35 templates), ST (12 site templates), exports, Gutenberg blocks and Joomla menu items</w:t>
+              <w:t xml:space="preserve">WB (builder, 14 components, animations, breakpoints, scoped CSS, versions, exports), TE (35 templates, gallery, user templates, import/export), ST (12 site templates, apply/roll back), colour schemes with contrast check and auto dark, brand kit, Gutenberg blocks </w:t>
+            </w:r>
+            <w:r>
+              <w:rPr>
+                <w:rFonts w:ascii="Consolas" w:cs="Consolas" w:eastAsia="Consolas" w:hAnsi="Consolas"/>
+                <w:sz w:val="18"/>
+                <w:szCs w:val="18"/>
+              </w:rPr>
+              <w:t xml:space="preserve">mms/showcase</w:t>
+            </w:r>
+            <w:r>
+              <w:rPr>
+                <w:sz w:val="18"/>
+                <w:szCs w:val="18"/>
+              </w:rPr>
+              <w:t xml:space="preserve">, </w:t>
+            </w:r>
+            <w:r>
+              <w:rPr>
+                <w:rFonts w:ascii="Consolas" w:cs="Consolas" w:eastAsia="Consolas" w:hAnsi="Consolas"/>
+                <w:sz w:val="18"/>
+                <w:szCs w:val="18"/>
+              </w:rPr>
+              <w:t xml:space="preserve">mms/embed</w:t>
+            </w:r>
+            <w:r>
+              <w:rPr>
+                <w:sz w:val="18"/>
+                <w:szCs w:val="18"/>
+              </w:rPr>
+              <w:t xml:space="preserve">, </w:t>
+            </w:r>
+            <w:r>
+              <w:rPr>
+                <w:rFonts w:ascii="Consolas" w:cs="Consolas" w:eastAsia="Consolas" w:hAnsi="Consolas"/>
+                <w:sz w:val="18"/>
+                <w:szCs w:val="18"/>
+              </w:rPr>
+              <w:t xml:space="preserve">mms/signin</w:t>
+            </w:r>
+            <w:r>
+              <w:rPr>
+                <w:sz w:val="18"/>
+                <w:szCs w:val="18"/>
+              </w:rPr>
+              <w:t xml:space="preserve">, Joomla menu item types Showcase, Widget, My Media</w:t>
             </w:r>
           </w:p>
         </w:tc>
@@ -19805,10 +20265,18 @@
             </w:pPr>
             <w:r>
               <w:rPr>
-                <w:sz w:val="18"/>
-                <w:szCs w:val="18"/>
-              </w:rPr>
-              <w:t xml:space="preserve">a widget built in the store renders identically in both CMSs</w:t>
+                <w:rFonts w:ascii="Consolas" w:cs="Consolas" w:eastAsia="Consolas" w:hAnsi="Consolas"/>
+                <w:sz w:val="18"/>
+                <w:szCs w:val="18"/>
+              </w:rPr>
+              <w:t xml:space="preserve">cargo test</w:t>
+            </w:r>
+            <w:r>
+              <w:rPr>
+                <w:sz w:val="18"/>
+                <w:szCs w:val="18"/>
+              </w:rPr>
+              <w:t xml:space="preserve"> green including the Phase 2 HTTP flow (create from template, save, preview, versions, restore, embed with CSP, four exports, user template round trip, schemes, site template apply and roll back); the contract test checks the blocks and menu item types; a widget built in the store renders identically in both CMSs through the same embed</w:t>
             </w:r>
           </w:p>
         </w:tc>
@@ -20669,7 +21137,7 @@
         <w:spacing w:after="60" w:line="276"/>
       </w:pPr>
       <w:r>
-        <w:t xml:space="preserve">Gutenberg blocks and Joomla menu item types arrive in Phase 2.</w:t>
+        <w:t xml:space="preserve">Gutenberg blocks and Joomla menu item types shipped in Phase 2.</w:t>
       </w:r>
     </w:p>
     <w:p>
@@ -21641,9 +22109,9 @@
         </w:tblBorders>
       </w:tblPr>
       <w:tblGrid>
-        <w:gridCol w:w="2444"/>
-        <w:gridCol w:w="3577"/>
-        <w:gridCol w:w="3339"/>
+        <w:gridCol w:w="2792"/>
+        <w:gridCol w:w="3284"/>
+        <w:gridCol w:w="3284"/>
       </w:tblGrid>
       <w:tr>
         <w:trPr>
@@ -21652,7 +22120,7 @@
         </w:trPr>
         <w:tc>
           <w:tcPr>
-            <w:tcW w:type="dxa" w:w="2444"/>
+            <w:tcW w:type="dxa" w:w="2792"/>
             <w:tcBorders>
               <w:top w:val="single" w:color="BFC7D1" w:sz="4"/>
               <w:left w:val="single" w:color="BFC7D1" w:sz="4"/>
@@ -21685,7 +22153,7 @@
         </w:tc>
         <w:tc>
           <w:tcPr>
-            <w:tcW w:type="dxa" w:w="3577"/>
+            <w:tcW w:type="dxa" w:w="3284"/>
             <w:tcBorders>
               <w:top w:val="single" w:color="BFC7D1" w:sz="4"/>
               <w:left w:val="single" w:color="BFC7D1" w:sz="4"/>
@@ -21718,7 +22186,7 @@
         </w:tc>
         <w:tc>
           <w:tcPr>
-            <w:tcW w:type="dxa" w:w="3339"/>
+            <w:tcW w:type="dxa" w:w="3284"/>
             <w:tcBorders>
               <w:top w:val="single" w:color="BFC7D1" w:sz="4"/>
               <w:left w:val="single" w:color="BFC7D1" w:sz="4"/>
@@ -21757,7 +22225,7 @@
         </w:trPr>
         <w:tc>
           <w:tcPr>
-            <w:tcW w:type="dxa" w:w="2444"/>
+            <w:tcW w:type="dxa" w:w="2792"/>
             <w:tcBorders>
               <w:top w:val="single" w:color="BFC7D1" w:sz="4"/>
               <w:left w:val="single" w:color="BFC7D1" w:sz="4"/>
@@ -21794,7 +22262,7 @@
         </w:tc>
         <w:tc>
           <w:tcPr>
-            <w:tcW w:type="dxa" w:w="3577"/>
+            <w:tcW w:type="dxa" w:w="3284"/>
             <w:tcBorders>
               <w:top w:val="single" w:color="BFC7D1" w:sz="4"/>
               <w:left w:val="single" w:color="BFC7D1" w:sz="4"/>
@@ -21838,7 +22306,7 @@
         </w:tc>
         <w:tc>
           <w:tcPr>
-            <w:tcW w:type="dxa" w:w="3339"/>
+            <w:tcW w:type="dxa" w:w="3284"/>
             <w:tcBorders>
               <w:top w:val="single" w:color="BFC7D1" w:sz="4"/>
               <w:left w:val="single" w:color="BFC7D1" w:sz="4"/>
@@ -21888,7 +22356,7 @@
         </w:trPr>
         <w:tc>
           <w:tcPr>
-            <w:tcW w:type="dxa" w:w="2444"/>
+            <w:tcW w:type="dxa" w:w="2792"/>
             <w:tcBorders>
               <w:top w:val="single" w:color="BFC7D1" w:sz="4"/>
               <w:left w:val="single" w:color="BFC7D1" w:sz="4"/>
@@ -21917,7 +22385,7 @@
         </w:tc>
         <w:tc>
           <w:tcPr>
-            <w:tcW w:type="dxa" w:w="3577"/>
+            <w:tcW w:type="dxa" w:w="3284"/>
             <w:tcBorders>
               <w:top w:val="single" w:color="BFC7D1" w:sz="4"/>
               <w:left w:val="single" w:color="BFC7D1" w:sz="4"/>
@@ -21962,7 +22430,7 @@
         </w:tc>
         <w:tc>
           <w:tcPr>
-            <w:tcW w:type="dxa" w:w="3339"/>
+            <w:tcW w:type="dxa" w:w="3284"/>
             <w:tcBorders>
               <w:top w:val="single" w:color="BFC7D1" w:sz="4"/>
               <w:left w:val="single" w:color="BFC7D1" w:sz="4"/>
@@ -21999,7 +22467,7 @@
         </w:trPr>
         <w:tc>
           <w:tcPr>
-            <w:tcW w:type="dxa" w:w="2444"/>
+            <w:tcW w:type="dxa" w:w="2792"/>
             <w:tcBorders>
               <w:top w:val="single" w:color="BFC7D1" w:sz="4"/>
               <w:left w:val="single" w:color="BFC7D1" w:sz="4"/>
@@ -22028,7 +22496,7 @@
         </w:tc>
         <w:tc>
           <w:tcPr>
-            <w:tcW w:type="dxa" w:w="3577"/>
+            <w:tcW w:type="dxa" w:w="3284"/>
             <w:tcBorders>
               <w:top w:val="single" w:color="BFC7D1" w:sz="4"/>
               <w:left w:val="single" w:color="BFC7D1" w:sz="4"/>
@@ -22066,7 +22534,7 @@
         </w:tc>
         <w:tc>
           <w:tcPr>
-            <w:tcW w:type="dxa" w:w="3339"/>
+            <w:tcW w:type="dxa" w:w="3284"/>
             <w:tcBorders>
               <w:top w:val="single" w:color="BFC7D1" w:sz="4"/>
               <w:left w:val="single" w:color="BFC7D1" w:sz="4"/>
@@ -22103,7 +22571,7 @@
         </w:trPr>
         <w:tc>
           <w:tcPr>
-            <w:tcW w:type="dxa" w:w="2444"/>
+            <w:tcW w:type="dxa" w:w="2792"/>
             <w:tcBorders>
               <w:top w:val="single" w:color="BFC7D1" w:sz="4"/>
               <w:left w:val="single" w:color="BFC7D1" w:sz="4"/>
@@ -22132,7 +22600,7 @@
         </w:tc>
         <w:tc>
           <w:tcPr>
-            <w:tcW w:type="dxa" w:w="3577"/>
+            <w:tcW w:type="dxa" w:w="3284"/>
             <w:tcBorders>
               <w:top w:val="single" w:color="BFC7D1" w:sz="4"/>
               <w:left w:val="single" w:color="BFC7D1" w:sz="4"/>
@@ -22163,13 +22631,22 @@
                 <w:sz w:val="18"/>
                 <w:szCs w:val="18"/>
               </w:rPr>
-              <w:t xml:space="preserve">, block (Phase 2)</w:t>
-            </w:r>
-          </w:p>
-        </w:tc>
-        <w:tc>
-          <w:tcPr>
-            <w:tcW w:type="dxa" w:w="3339"/>
+              <w:t xml:space="preserve">, block </w:t>
+            </w:r>
+            <w:r>
+              <w:rPr>
+                <w:i/>
+                <w:iCs/>
+                <w:sz w:val="18"/>
+                <w:szCs w:val="18"/>
+              </w:rPr>
+              <w:t xml:space="preserve">MediaMarketplace Showcase</w:t>
+            </w:r>
+          </w:p>
+        </w:tc>
+        <w:tc>
+          <w:tcPr>
+            <w:tcW w:type="dxa" w:w="3284"/>
             <w:tcBorders>
               <w:top w:val="single" w:color="BFC7D1" w:sz="4"/>
               <w:left w:val="single" w:color="BFC7D1" w:sz="4"/>
@@ -22194,6 +22671,22 @@
                 <w:szCs w:val="18"/>
               </w:rPr>
               <w:t xml:space="preserve">{mms_showcase view= category=}</w:t>
+            </w:r>
+            <w:r>
+              <w:rPr>
+                <w:sz w:val="18"/>
+                <w:szCs w:val="18"/>
+              </w:rPr>
+              <w:t xml:space="preserve">, menu item </w:t>
+            </w:r>
+            <w:r>
+              <w:rPr>
+                <w:i/>
+                <w:iCs/>
+                <w:sz w:val="18"/>
+                <w:szCs w:val="18"/>
+              </w:rPr>
+              <w:t xml:space="preserve">MediaMarketplace » Showcase</w:t>
             </w:r>
             <w:r>
               <w:rPr>
@@ -22220,36 +22713,36 @@
         </w:trPr>
         <w:tc>
           <w:tcPr>
-            <w:tcW w:type="dxa" w:w="2444"/>
-            <w:tcBorders>
-              <w:top w:val="single" w:color="BFC7D1" w:sz="4"/>
-              <w:left w:val="single" w:color="BFC7D1" w:sz="4"/>
-              <w:bottom w:val="single" w:color="BFC7D1" w:sz="4"/>
-              <w:right w:val="single" w:color="BFC7D1" w:sz="4"/>
-            </w:tcBorders>
-            <w:tcMar>
-              <w:top w:type="dxa" w:w="60"/>
-              <w:left w:type="dxa" w:w="90"/>
-              <w:bottom w:type="dxa" w:w="60"/>
-              <w:right w:type="dxa" w:w="90"/>
-            </w:tcMar>
-          </w:tcPr>
-          <w:p>
-            <w:pPr>
-              <w:spacing w:after="0" w:line="252"/>
-            </w:pPr>
-            <w:r>
-              <w:rPr>
-                <w:sz w:val="18"/>
-                <w:szCs w:val="18"/>
-              </w:rPr>
-              <w:t xml:space="preserve">Widget / player / cart / site pass / page</w:t>
-            </w:r>
-          </w:p>
-        </w:tc>
-        <w:tc>
-          <w:tcPr>
-            <w:tcW w:type="dxa" w:w="3577"/>
+            <w:tcW w:type="dxa" w:w="2792"/>
+            <w:tcBorders>
+              <w:top w:val="single" w:color="BFC7D1" w:sz="4"/>
+              <w:left w:val="single" w:color="BFC7D1" w:sz="4"/>
+              <w:bottom w:val="single" w:color="BFC7D1" w:sz="4"/>
+              <w:right w:val="single" w:color="BFC7D1" w:sz="4"/>
+            </w:tcBorders>
+            <w:tcMar>
+              <w:top w:type="dxa" w:w="60"/>
+              <w:left w:type="dxa" w:w="90"/>
+              <w:bottom w:type="dxa" w:w="60"/>
+              <w:right w:type="dxa" w:w="90"/>
+            </w:tcMar>
+          </w:tcPr>
+          <w:p>
+            <w:pPr>
+              <w:spacing w:after="0" w:line="252"/>
+            </w:pPr>
+            <w:r>
+              <w:rPr>
+                <w:sz w:val="18"/>
+                <w:szCs w:val="18"/>
+              </w:rPr>
+              <w:t xml:space="preserve">Widget / player / product / cart / site pass / page</w:t>
+            </w:r>
+          </w:p>
+        </w:tc>
+        <w:tc>
+          <w:tcPr>
+            <w:tcW w:type="dxa" w:w="3284"/>
             <w:tcBorders>
               <w:top w:val="single" w:color="BFC7D1" w:sz="4"/>
               <w:left w:val="single" w:color="BFC7D1" w:sz="4"/>
@@ -22280,13 +22773,22 @@
                 <w:sz w:val="18"/>
                 <w:szCs w:val="18"/>
               </w:rPr>
-              <w:t xml:space="preserve">, blocks (Phase 2)</w:t>
-            </w:r>
-          </w:p>
-        </w:tc>
-        <w:tc>
-          <w:tcPr>
-            <w:tcW w:type="dxa" w:w="3339"/>
+              <w:t xml:space="preserve">, block </w:t>
+            </w:r>
+            <w:r>
+              <w:rPr>
+                <w:i/>
+                <w:iCs/>
+                <w:sz w:val="18"/>
+                <w:szCs w:val="18"/>
+              </w:rPr>
+              <w:t xml:space="preserve">MediaMarketplace Embed</w:t>
+            </w:r>
+          </w:p>
+        </w:tc>
+        <w:tc>
+          <w:tcPr>
+            <w:tcW w:type="dxa" w:w="3284"/>
             <w:tcBorders>
               <w:top w:val="single" w:color="BFC7D1" w:sz="4"/>
               <w:left w:val="single" w:color="BFC7D1" w:sz="4"/>
@@ -22311,6 +22813,22 @@
                 <w:szCs w:val="18"/>
               </w:rPr>
               <w:t xml:space="preserve">{mms_embed kind= id=}</w:t>
+            </w:r>
+            <w:r>
+              <w:rPr>
+                <w:sz w:val="18"/>
+                <w:szCs w:val="18"/>
+              </w:rPr>
+              <w:t xml:space="preserve">, menu item </w:t>
+            </w:r>
+            <w:r>
+              <w:rPr>
+                <w:i/>
+                <w:iCs/>
+                <w:sz w:val="18"/>
+                <w:szCs w:val="18"/>
+              </w:rPr>
+              <w:t xml:space="preserve">MediaMarketplace » Widget</w:t>
             </w:r>
             <w:r>
               <w:rPr>
@@ -22337,7 +22855,7 @@
         </w:trPr>
         <w:tc>
           <w:tcPr>
-            <w:tcW w:type="dxa" w:w="2444"/>
+            <w:tcW w:type="dxa" w:w="2792"/>
             <w:tcBorders>
               <w:top w:val="single" w:color="BFC7D1" w:sz="4"/>
               <w:left w:val="single" w:color="BFC7D1" w:sz="4"/>
@@ -22366,7 +22884,7 @@
         </w:tc>
         <w:tc>
           <w:tcPr>
-            <w:tcW w:type="dxa" w:w="3577"/>
+            <w:tcW w:type="dxa" w:w="3284"/>
             <w:tcBorders>
               <w:top w:val="single" w:color="BFC7D1" w:sz="4"/>
               <w:left w:val="single" w:color="BFC7D1" w:sz="4"/>
@@ -22397,13 +22915,22 @@
                 <w:sz w:val="18"/>
                 <w:szCs w:val="18"/>
               </w:rPr>
-              <w:t xml:space="preserve">, nav-menu item (Phase 2)</w:t>
-            </w:r>
-          </w:p>
-        </w:tc>
-        <w:tc>
-          <w:tcPr>
-            <w:tcW w:type="dxa" w:w="3339"/>
+              <w:t xml:space="preserve">, block </w:t>
+            </w:r>
+            <w:r>
+              <w:rPr>
+                <w:i/>
+                <w:iCs/>
+                <w:sz w:val="18"/>
+                <w:szCs w:val="18"/>
+              </w:rPr>
+              <w:t xml:space="preserve">MediaMarketplace My Media link</w:t>
+            </w:r>
+          </w:p>
+        </w:tc>
+        <w:tc>
+          <w:tcPr>
+            <w:tcW w:type="dxa" w:w="3284"/>
             <w:tcBorders>
               <w:top w:val="single" w:color="BFC7D1" w:sz="4"/>
               <w:left w:val="single" w:color="BFC7D1" w:sz="4"/>
@@ -22434,7 +22961,16 @@
                 <w:sz w:val="18"/>
                 <w:szCs w:val="18"/>
               </w:rPr>
-              <w:t xml:space="preserve">, menu item type (Phase 2)</w:t>
+              <w:t xml:space="preserve">, menu item </w:t>
+            </w:r>
+            <w:r>
+              <w:rPr>
+                <w:i/>
+                <w:iCs/>
+                <w:sz w:val="18"/>
+                <w:szCs w:val="18"/>
+              </w:rPr>
+              <w:t xml:space="preserve">MediaMarketplace » My Media</w:t>
             </w:r>
           </w:p>
         </w:tc>
@@ -22446,7 +22982,7 @@
         </w:trPr>
         <w:tc>
           <w:tcPr>
-            <w:tcW w:type="dxa" w:w="2444"/>
+            <w:tcW w:type="dxa" w:w="2792"/>
             <w:tcBorders>
               <w:top w:val="single" w:color="BFC7D1" w:sz="4"/>
               <w:left w:val="single" w:color="BFC7D1" w:sz="4"/>
@@ -22475,7 +23011,7 @@
         </w:tc>
         <w:tc>
           <w:tcPr>
-            <w:tcW w:type="dxa" w:w="3577"/>
+            <w:tcW w:type="dxa" w:w="3284"/>
             <w:tcBorders>
               <w:top w:val="single" w:color="BFC7D1" w:sz="4"/>
               <w:left w:val="single" w:color="BFC7D1" w:sz="4"/>
@@ -22512,7 +23048,7 @@
         </w:tc>
         <w:tc>
           <w:tcPr>
-            <w:tcW w:type="dxa" w:w="3339"/>
+            <w:tcW w:type="dxa" w:w="3284"/>
             <w:tcBorders>
               <w:top w:val="single" w:color="BFC7D1" w:sz="4"/>
               <w:left w:val="single" w:color="BFC7D1" w:sz="4"/>
@@ -22547,7 +23083,7 @@
         </w:trPr>
         <w:tc>
           <w:tcPr>
-            <w:tcW w:type="dxa" w:w="2444"/>
+            <w:tcW w:type="dxa" w:w="2792"/>
             <w:tcBorders>
               <w:top w:val="single" w:color="BFC7D1" w:sz="4"/>
               <w:left w:val="single" w:color="BFC7D1" w:sz="4"/>
@@ -22576,7 +23112,7 @@
         </w:tc>
         <w:tc>
           <w:tcPr>
-            <w:tcW w:type="dxa" w:w="3577"/>
+            <w:tcW w:type="dxa" w:w="3284"/>
             <w:tcBorders>
               <w:top w:val="single" w:color="BFC7D1" w:sz="4"/>
               <w:left w:val="single" w:color="BFC7D1" w:sz="4"/>
@@ -22605,7 +23141,7 @@
         </w:tc>
         <w:tc>
           <w:tcPr>
-            <w:tcW w:type="dxa" w:w="3339"/>
+            <w:tcW w:type="dxa" w:w="3284"/>
             <w:tcBorders>
               <w:top w:val="single" w:color="BFC7D1" w:sz="4"/>
               <w:left w:val="single" w:color="BFC7D1" w:sz="4"/>
@@ -22640,7 +23176,7 @@
         </w:trPr>
         <w:tc>
           <w:tcPr>
-            <w:tcW w:type="dxa" w:w="2444"/>
+            <w:tcW w:type="dxa" w:w="2792"/>
             <w:tcBorders>
               <w:top w:val="single" w:color="BFC7D1" w:sz="4"/>
               <w:left w:val="single" w:color="BFC7D1" w:sz="4"/>
@@ -22669,7 +23205,7 @@
         </w:tc>
         <w:tc>
           <w:tcPr>
-            <w:tcW w:type="dxa" w:w="3577"/>
+            <w:tcW w:type="dxa" w:w="3284"/>
             <w:tcBorders>
               <w:top w:val="single" w:color="BFC7D1" w:sz="4"/>
               <w:left w:val="single" w:color="BFC7D1" w:sz="4"/>
@@ -22698,7 +23234,7 @@
         </w:tc>
         <w:tc>
           <w:tcPr>
-            <w:tcW w:type="dxa" w:w="3339"/>
+            <w:tcW w:type="dxa" w:w="3284"/>
             <w:tcBorders>
               <w:top w:val="single" w:color="BFC7D1" w:sz="4"/>
               <w:left w:val="single" w:color="BFC7D1" w:sz="4"/>

--- a/docs/MediaMarketplace-Studio-Design-Specification.docx
+++ b/docs/MediaMarketplace-Studio-Design-Specification.docx
@@ -30,7 +30,7 @@
         <w:t xml:space="preserve">Version:</w:t>
       </w:r>
       <w:r>
-        <w:t xml:space="preserve"> 4.2 (single package per CMS, single server; Phases 1 and 2 delivered)</w:t>
+        <w:t xml:space="preserve"> 4.3 (single package per CMS, single server; Phases 1 to 3 delivered)</w:t>
       </w:r>
     </w:p>
     <w:p>
@@ -562,7 +562,7 @@
           <w:sz w:val="19"/>
           <w:szCs w:val="19"/>
         </w:rPr>
-        <w:t xml:space="preserve">5.8 E-commerce and Payment System (EC)</w:t>
+        <w:t xml:space="preserve">5.8 E-commerce and Payment System (EC) — delivered in Phase 3 (Stripe, PayPal, test gateway)</w:t>
       </w:r>
     </w:p>
     <w:p>
@@ -577,7 +577,7 @@
           <w:sz w:val="19"/>
           <w:szCs w:val="19"/>
         </w:rPr>
-        <w:t xml:space="preserve">5.9 Private Pages System (PP)</w:t>
+        <w:t xml:space="preserve">5.9 Private Pages System (PP) — delivered in Phase 3</w:t>
       </w:r>
     </w:p>
     <w:p>
@@ -592,7 +592,7 @@
           <w:sz w:val="19"/>
           <w:szCs w:val="19"/>
         </w:rPr>
-        <w:t xml:space="preserve">5.10 Site Pass Products (SP)</w:t>
+        <w:t xml:space="preserve">5.10 Site Pass Products (SP) — delivered in Phase 3</w:t>
       </w:r>
     </w:p>
     <w:p>
@@ -11663,7 +11663,7 @@
         <w:t xml:space="preserve">EC</w:t>
       </w:r>
       <w:r>
-        <w:t xml:space="preserve">)</w:t>
+        <w:t xml:space="preserve">) — delivered in Phase 3 (Stripe, PayPal, test gateway)</w:t>
       </w:r>
     </w:p>
     <w:p>
@@ -11728,7 +11728,7 @@
         <w:t xml:space="preserve">PayPal</w:t>
       </w:r>
       <w:r>
-        <w:t xml:space="preserve"> — Orders API v2, webhooks, PayPal Subscriptions.</w:t>
+        <w:t xml:space="preserve"> — Orders API v2 with capture on return, webhooks verified through PayPal's verification endpoint, refunds. PayPal Subscriptions: later release.</w:t>
       </w:r>
     </w:p>
     <w:p>
@@ -11759,7 +11759,7 @@
         <w:t xml:space="preserve">Stripe</w:t>
       </w:r>
       <w:r>
-        <w:t xml:space="preserve"> — Payment Intents and Checkout Sessions; Stripe Billing; Payment Request Button for Google Pay and Apple Pay.</w:t>
+        <w:t xml:space="preserve"> — Checkout Sessions (payment and subscription mode), Billing for recurring passes, signed webhooks, refunds against the session's payment intent. Apple Pay and Google Pay come through Stripe Checkout.</w:t>
       </w:r>
     </w:p>
     <w:p>
@@ -11777,7 +11777,7 @@
           <w:sz w:val="19"/>
           <w:szCs w:val="19"/>
         </w:rPr>
-        <w:t xml:space="preserve">EC-03</w:t>
+        <w:t xml:space="preserve">EC-00</w:t>
       </w:r>
       <w:r>
         <w:t xml:space="preserve"> </w:t>
@@ -11787,10 +11787,21 @@
           <w:b/>
           <w:bCs/>
         </w:rPr>
-        <w:t xml:space="preserve">Square</w:t>
-      </w:r>
-      <w:r>
-        <w:t xml:space="preserve"> — Web Payments SDK and Payments API; wallets.</w:t>
+        <w:t xml:space="preserve">Test gateway</w:t>
+      </w:r>
+      <w:r>
+        <w:t xml:space="preserve"> — on by default (</w:t>
+      </w:r>
+      <w:r>
+        <w:rPr>
+          <w:rFonts w:ascii="Consolas" w:cs="Consolas" w:eastAsia="Consolas" w:hAnsi="Consolas"/>
+          <w:sz w:val="19"/>
+          <w:szCs w:val="19"/>
+        </w:rPr>
+        <w:t xml:space="preserve">payments.test_mode</w:t>
+      </w:r>
+      <w:r>
+        <w:t xml:space="preserve">); a local page with Pay and Decline buttons so the whole flow can be exercised without keys. Off for live.</w:t>
       </w:r>
     </w:p>
     <w:p>
@@ -11808,7 +11819,7 @@
           <w:sz w:val="19"/>
           <w:szCs w:val="19"/>
         </w:rPr>
-        <w:t xml:space="preserve">EC-04</w:t>
+        <w:t xml:space="preserve">EC-03</w:t>
       </w:r>
       <w:r>
         <w:t xml:space="preserve"> </w:t>
@@ -11818,10 +11829,10 @@
           <w:b/>
           <w:bCs/>
         </w:rPr>
-        <w:t xml:space="preserve">Authorize.net</w:t>
-      </w:r>
-      <w:r>
-        <w:t xml:space="preserve"> — Accept.js tokenisation, Transaction API, ARB.</w:t>
+        <w:t xml:space="preserve">Square</w:t>
+      </w:r>
+      <w:r>
+        <w:t xml:space="preserve"> — Web Payments SDK and Payments API; wallets.</w:t>
       </w:r>
     </w:p>
     <w:p>
@@ -11839,7 +11850,7 @@
           <w:sz w:val="19"/>
           <w:szCs w:val="19"/>
         </w:rPr>
-        <w:t xml:space="preserve">EC-05</w:t>
+        <w:t xml:space="preserve">EC-04</w:t>
       </w:r>
       <w:r>
         <w:t xml:space="preserve"> </w:t>
@@ -11849,21 +11860,10 @@
           <w:b/>
           <w:bCs/>
         </w:rPr>
-        <w:t xml:space="preserve">Google Pay / Apple Pay</w:t>
-      </w:r>
-      <w:r>
-        <w:t xml:space="preserve"> — via Stripe or Square; the package serves the Apple Pay domain association file at </w:t>
-      </w:r>
-      <w:r>
-        <w:rPr>
-          <w:rFonts w:ascii="Consolas" w:cs="Consolas" w:eastAsia="Consolas" w:hAnsi="Consolas"/>
-          <w:sz w:val="19"/>
-          <w:szCs w:val="19"/>
-        </w:rPr>
-        <w:t xml:space="preserve">/.well-known/apple-developer-merchantid-domain-association</w:t>
-      </w:r>
-      <w:r>
-        <w:t xml:space="preserve"> on the site's domain.</w:t>
+        <w:t xml:space="preserve">Authorize.net</w:t>
+      </w:r>
+      <w:r>
+        <w:t xml:space="preserve"> — Accept.js tokenisation, Transaction API, ARB.</w:t>
       </w:r>
     </w:p>
     <w:p>
@@ -11881,7 +11881,7 @@
           <w:sz w:val="19"/>
           <w:szCs w:val="19"/>
         </w:rPr>
-        <w:t xml:space="preserve">EC-06</w:t>
+        <w:t xml:space="preserve">EC-05</w:t>
       </w:r>
       <w:r>
         <w:t xml:space="preserve"> </w:t>
@@ -11891,10 +11891,21 @@
           <w:b/>
           <w:bCs/>
         </w:rPr>
-        <w:t xml:space="preserve">Multi-currency</w:t>
-      </w:r>
-      <w:r>
-        <w:t xml:space="preserve"> — base currency in settings; display currencies with daily ECB rates cached by a job; the gateway is charged in the customer's currency when supported.</w:t>
+        <w:t xml:space="preserve">Google Pay / Apple Pay</w:t>
+      </w:r>
+      <w:r>
+        <w:t xml:space="preserve"> — via Stripe or Square; the package serves the Apple Pay domain association file at </w:t>
+      </w:r>
+      <w:r>
+        <w:rPr>
+          <w:rFonts w:ascii="Consolas" w:cs="Consolas" w:eastAsia="Consolas" w:hAnsi="Consolas"/>
+          <w:sz w:val="19"/>
+          <w:szCs w:val="19"/>
+        </w:rPr>
+        <w:t xml:space="preserve">/.well-known/apple-developer-merchantid-domain-association</w:t>
+      </w:r>
+      <w:r>
+        <w:t xml:space="preserve"> on the site's domain.</w:t>
       </w:r>
     </w:p>
     <w:p>
@@ -11912,7 +11923,7 @@
           <w:sz w:val="19"/>
           <w:szCs w:val="19"/>
         </w:rPr>
-        <w:t xml:space="preserve">EC-07</w:t>
+        <w:t xml:space="preserve">EC-06</w:t>
       </w:r>
       <w:r>
         <w:t xml:space="preserve"> </w:t>
@@ -11922,10 +11933,10 @@
           <w:b/>
           <w:bCs/>
         </w:rPr>
-        <w:t xml:space="preserve">Subscription management</w:t>
-      </w:r>
-      <w:r>
-        <w:t xml:space="preserve"> — plans, trials, renewals via gateway webhooks, dunning (3 retries), cancel at period end, upgrade/downgrade with proration, customer portal (list, cancel, update payment method via gateway-hosted page).</w:t>
+        <w:t xml:space="preserve">Multi-currency</w:t>
+      </w:r>
+      <w:r>
+        <w:t xml:space="preserve"> — base currency in settings; display currencies with daily ECB rates cached by a job; the gateway is charged in the customer's currency when supported.</w:t>
       </w:r>
     </w:p>
     <w:p>
@@ -11943,22 +11954,31 @@
           <w:sz w:val="19"/>
           <w:szCs w:val="19"/>
         </w:rPr>
-        <w:t xml:space="preserve">EC-08</w:t>
-      </w:r>
-      <w:r>
-        <w:t xml:space="preserve"> Webhook endpoints verify signatures and are idempotent by event id.</w:t>
-      </w:r>
-    </w:p>
-    <w:p>
-      <w:pPr>
-        <w:spacing w:after="120" w:line="276"/>
-      </w:pPr>
+        <w:t xml:space="preserve">EC-07</w:t>
+      </w:r>
+      <w:r>
+        <w:t xml:space="preserve"> </w:t>
+      </w:r>
       <w:r>
         <w:rPr>
           <w:b/>
           <w:bCs/>
         </w:rPr>
-        <w:t xml:space="preserve">Shopping cart system.</w:t>
+        <w:t xml:space="preserve">Subscription management</w:t>
+      </w:r>
+      <w:r>
+        <w:t xml:space="preserve"> — recurring site passes (month or year) through Stripe subscription mode; renewals via </w:t>
+      </w:r>
+      <w:r>
+        <w:rPr>
+          <w:rFonts w:ascii="Consolas" w:cs="Consolas" w:eastAsia="Consolas" w:hAnsi="Consolas"/>
+          <w:sz w:val="19"/>
+          <w:szCs w:val="19"/>
+        </w:rPr>
+        <w:t xml:space="preserve">invoice.paid</w:t>
+      </w:r>
+      <w:r>
+        <w:t xml:space="preserve"> extend the entitlement; cancel at period end from My media → Passes; ending a subscription withdraws the pass. Trials, dunning, proration and a payment-method portal: later release.</w:t>
       </w:r>
     </w:p>
     <w:p>
@@ -11976,10 +11996,33 @@
           <w:sz w:val="19"/>
           <w:szCs w:val="19"/>
         </w:rPr>
-        <w:t xml:space="preserve">EC-09</w:t>
-      </w:r>
-      <w:r>
-        <w:t xml:space="preserve"> Add to Cart from showcase, modal, widget buttons and players; guest carts in a signed cookie scoped to the embed; merged into the customer cart on SSO or login.</w:t>
+        <w:t xml:space="preserve">EC-08</w:t>
+      </w:r>
+      <w:r>
+        <w:t xml:space="preserve"> Webhook endpoints verify signatures and are idempotent by event id (</w:t>
+      </w:r>
+      <w:r>
+        <w:rPr>
+          <w:rFonts w:ascii="Consolas" w:cs="Consolas" w:eastAsia="Consolas" w:hAnsi="Consolas"/>
+          <w:sz w:val="19"/>
+          <w:szCs w:val="19"/>
+        </w:rPr>
+        <w:t xml:space="preserve">gateway_events</w:t>
+      </w:r>
+      <w:r>
+        <w:t xml:space="preserve">).</w:t>
+      </w:r>
+    </w:p>
+    <w:p>
+      <w:pPr>
+        <w:spacing w:after="120" w:line="276"/>
+      </w:pPr>
+      <w:r>
+        <w:rPr>
+          <w:b/>
+          <w:bCs/>
+        </w:rPr>
+        <w:t xml:space="preserve">Shopping cart system.</w:t>
       </w:r>
     </w:p>
     <w:p>
@@ -11997,10 +12040,21 @@
           <w:sz w:val="19"/>
           <w:szCs w:val="19"/>
         </w:rPr>
-        <w:t xml:space="preserve">EC-10</w:t>
-      </w:r>
-      <w:r>
-        <w:t xml:space="preserve"> Quantity: media products default max 1; meetings allow seats.</w:t>
+        <w:t xml:space="preserve">EC-09</w:t>
+      </w:r>
+      <w:r>
+        <w:t xml:space="preserve"> Add to Cart from product pages, widget buttons and pages; guest carts keyed by the </w:t>
+      </w:r>
+      <w:r>
+        <w:rPr>
+          <w:rFonts w:ascii="Consolas" w:cs="Consolas" w:eastAsia="Consolas" w:hAnsi="Consolas"/>
+          <w:sz w:val="19"/>
+          <w:szCs w:val="19"/>
+        </w:rPr>
+        <w:t xml:space="preserve">mms_cart</w:t>
+      </w:r>
+      <w:r>
+        <w:t xml:space="preserve"> cookie; adopted and merged into the customer's cart on login.</w:t>
       </w:r>
     </w:p>
     <w:p>
@@ -12018,32 +12072,10 @@
           <w:sz w:val="19"/>
           <w:szCs w:val="19"/>
         </w:rPr>
-        <w:t xml:space="preserve">EC-11</w:t>
-      </w:r>
-      <w:r>
-        <w:t xml:space="preserve"> Price calculation: line totals, coupons (</w:t>
-      </w:r>
-      <w:r>
-        <w:rPr>
-          <w:rFonts w:ascii="Consolas" w:cs="Consolas" w:eastAsia="Consolas" w:hAnsi="Consolas"/>
-          <w:sz w:val="19"/>
-          <w:szCs w:val="19"/>
-        </w:rPr>
-        <w:t xml:space="preserve">coupons</w:t>
-      </w:r>
-      <w:r>
-        <w:t xml:space="preserve"> table), tax by a country/region rate table (</w:t>
-      </w:r>
-      <w:r>
-        <w:rPr>
-          <w:rFonts w:ascii="Consolas" w:cs="Consolas" w:eastAsia="Consolas" w:hAnsi="Consolas"/>
-          <w:sz w:val="19"/>
-          <w:szCs w:val="19"/>
-        </w:rPr>
-        <w:t xml:space="preserve">tax_rates</w:t>
-      </w:r>
-      <w:r>
-        <w:t xml:space="preserve">), rounding per currency.</w:t>
+        <w:t xml:space="preserve">EC-10</w:t>
+      </w:r>
+      <w:r>
+        <w:t xml:space="preserve"> Quantity: media products default max 1; meetings allow seats.</w:t>
       </w:r>
     </w:p>
     <w:p>
@@ -12061,32 +12093,32 @@
           <w:sz w:val="19"/>
           <w:szCs w:val="19"/>
         </w:rPr>
-        <w:t xml:space="preserve">EC-12</w:t>
-      </w:r>
-      <w:r>
-        <w:t xml:space="preserve"> Secure checkout at </w:t>
-      </w:r>
-      <w:r>
-        <w:rPr>
-          <w:rFonts w:ascii="Consolas" w:cs="Consolas" w:eastAsia="Consolas" w:hAnsi="Consolas"/>
-          <w:sz w:val="19"/>
-          <w:szCs w:val="19"/>
-        </w:rPr>
-        <w:t xml:space="preserve">/embed/checkout</w:t>
-      </w:r>
-      <w:r>
-        <w:t xml:space="preserve"> (iframe) or </w:t>
-      </w:r>
-      <w:r>
-        <w:rPr>
-          <w:rFonts w:ascii="Consolas" w:cs="Consolas" w:eastAsia="Consolas" w:hAnsi="Consolas"/>
-          <w:sz w:val="19"/>
-          <w:szCs w:val="19"/>
-        </w:rPr>
-        <w:t xml:space="preserve">/checkout</w:t>
-      </w:r>
-      <w:r>
-        <w:t xml:space="preserve"> (full page on the server); card entry only in gateway-hosted fields (PCI SAQ-A).</w:t>
+        <w:t xml:space="preserve">EC-11</w:t>
+      </w:r>
+      <w:r>
+        <w:t xml:space="preserve"> Price calculation: line totals, coupons (</w:t>
+      </w:r>
+      <w:r>
+        <w:rPr>
+          <w:rFonts w:ascii="Consolas" w:cs="Consolas" w:eastAsia="Consolas" w:hAnsi="Consolas"/>
+          <w:sz w:val="19"/>
+          <w:szCs w:val="19"/>
+        </w:rPr>
+        <w:t xml:space="preserve">coupons</w:t>
+      </w:r>
+      <w:r>
+        <w:t xml:space="preserve"> table), tax by a country/region rate table (</w:t>
+      </w:r>
+      <w:r>
+        <w:rPr>
+          <w:rFonts w:ascii="Consolas" w:cs="Consolas" w:eastAsia="Consolas" w:hAnsi="Consolas"/>
+          <w:sz w:val="19"/>
+          <w:szCs w:val="19"/>
+        </w:rPr>
+        <w:t xml:space="preserve">tax_rates</w:t>
+      </w:r>
+      <w:r>
+        <w:t xml:space="preserve">), rounding per currency.</w:t>
       </w:r>
     </w:p>
     <w:p>
@@ -12104,10 +12136,43 @@
           <w:sz w:val="19"/>
           <w:szCs w:val="19"/>
         </w:rPr>
-        <w:t xml:space="preserve">EC-13</w:t>
-      </w:r>
-      <w:r>
-        <w:t xml:space="preserve"> Order management: admin list, filters, detail with items, payments, refund through the gateway, manual entitlement grant/revoke.</w:t>
+        <w:t xml:space="preserve">EC-12</w:t>
+      </w:r>
+      <w:r>
+        <w:t xml:space="preserve"> </w:t>
+      </w:r>
+      <w:r>
+        <w:rPr>
+          <w:rFonts w:ascii="Consolas" w:cs="Consolas" w:eastAsia="Consolas" w:hAnsi="Consolas"/>
+          <w:sz w:val="19"/>
+          <w:szCs w:val="19"/>
+        </w:rPr>
+        <w:t xml:space="preserve">/embed/checkout</w:t>
+      </w:r>
+      <w:r>
+        <w:t xml:space="preserve"> (iframe: cart summary, adds the product, hands off with </w:t>
+      </w:r>
+      <w:r>
+        <w:rPr>
+          <w:rFonts w:ascii="Consolas" w:cs="Consolas" w:eastAsia="Consolas" w:hAnsi="Consolas"/>
+          <w:sz w:val="19"/>
+          <w:szCs w:val="19"/>
+        </w:rPr>
+        <w:t xml:space="preserve">target=_top</w:t>
+      </w:r>
+      <w:r>
+        <w:t xml:space="preserve">) and </w:t>
+      </w:r>
+      <w:r>
+        <w:rPr>
+          <w:rFonts w:ascii="Consolas" w:cs="Consolas" w:eastAsia="Consolas" w:hAnsi="Consolas"/>
+          <w:sz w:val="19"/>
+          <w:szCs w:val="19"/>
+        </w:rPr>
+        <w:t xml:space="preserve">/checkout</w:t>
+      </w:r>
+      <w:r>
+        <w:t xml:space="preserve"> (full page); card entry only on gateway-hosted pages (PCI SAQ-A). Zero totals complete without a gateway.</w:t>
       </w:r>
     </w:p>
     <w:p>
@@ -12125,10 +12190,10 @@
           <w:sz w:val="19"/>
           <w:szCs w:val="19"/>
         </w:rPr>
-        <w:t xml:space="preserve">EC-14</w:t>
-      </w:r>
-      <w:r>
-        <w:t xml:space="preserve"> Customer information: profile, purchase history, entitlements, agreements, passes, watermark sessions; GDPR export and erase.</w:t>
+        <w:t xml:space="preserve">EC-13</w:t>
+      </w:r>
+      <w:r>
+        <w:t xml:space="preserve"> Order management: admin list, filters, detail with items, payments, refund through the gateway, manual entitlement grant/revoke.</w:t>
       </w:r>
     </w:p>
     <w:p>
@@ -12146,31 +12211,42 @@
           <w:sz w:val="19"/>
           <w:szCs w:val="19"/>
         </w:rPr>
+        <w:t xml:space="preserve">EC-14</w:t>
+      </w:r>
+      <w:r>
+        <w:t xml:space="preserve"> Customer information: purchase history, entitlements, agreements and passes under My media and on the admin customer page. GDPR export and erase: Phase 7.</w:t>
+      </w:r>
+    </w:p>
+    <w:p>
+      <w:pPr>
+        <w:pStyle w:val="ListParagraph"/>
+        <w:numPr>
+          <w:ilvl w:val="0"/>
+          <w:numId w:val="3"/>
+        </w:numPr>
+        <w:spacing w:after="60" w:line="276"/>
+      </w:pPr>
+      <w:r>
+        <w:rPr>
+          <w:rFonts w:ascii="Consolas" w:cs="Consolas" w:eastAsia="Consolas" w:hAnsi="Consolas"/>
+          <w:sz w:val="19"/>
+          <w:szCs w:val="19"/>
+        </w:rPr>
         <w:t xml:space="preserve">EC-15</w:t>
       </w:r>
       <w:r>
-        <w:t xml:space="preserve"> Receipt generation: HTML email and PDF (</w:t>
-      </w:r>
-      <w:r>
-        <w:rPr>
-          <w:rFonts w:ascii="Consolas" w:cs="Consolas" w:eastAsia="Consolas" w:hAnsi="Consolas"/>
-          <w:sz w:val="19"/>
-          <w:szCs w:val="19"/>
-        </w:rPr>
-        <w:t xml:space="preserve">printpdf</w:t>
-      </w:r>
-      <w:r>
-        <w:t xml:space="preserve"> crate </w:t>
-      </w:r>
-      <w:r>
-        <w:rPr>
-          <w:b/>
-          <w:bCs/>
-        </w:rPr>
-        <w:t xml:space="preserve">[assumption]</w:t>
-      </w:r>
-      <w:r>
-        <w:t xml:space="preserve">), sequential numbers per year with a configurable prefix, VAT fields, download from My Media.</w:t>
+        <w:t xml:space="preserve"> Receipts: HTML page and PDF from the native writer </w:t>
+      </w:r>
+      <w:r>
+        <w:rPr>
+          <w:rFonts w:ascii="Consolas" w:cs="Consolas" w:eastAsia="Consolas" w:hAnsi="Consolas"/>
+          <w:sz w:val="19"/>
+          <w:szCs w:val="19"/>
+        </w:rPr>
+        <w:t xml:space="preserve">mms-core::pdf</w:t>
+      </w:r>
+      <w:r>
+        <w:t xml:space="preserve"> (no external crate), sequential numbers per year with the configurable prefix, tax line, configurable footer, download from My media and the admin order. Email sending needs an SMTP setting (Phase 7); until then receipts are served from the store.</w:t>
       </w:r>
     </w:p>
     <w:p>
@@ -12191,7 +12267,7 @@
         <w:t xml:space="preserve">PP</w:t>
       </w:r>
       <w:r>
-        <w:t xml:space="preserve">)</w:t>
+        <w:t xml:space="preserve">) — delivered in Phase 3</w:t>
       </w:r>
     </w:p>
     <w:p>
@@ -13203,38 +13279,7 @@
         <w:t xml:space="preserve">PP-11</w:t>
       </w:r>
       <w:r>
-        <w:t xml:space="preserve"> Forensic tracking: each entitled view opens a watermark session; page text can carry an invisible per-user mark </w:t>
-      </w:r>
-      <w:r>
-        <w:rPr>
-          <w:b/>
-          <w:bCs/>
-        </w:rPr>
-        <w:t xml:space="preserve">[assumption]</w:t>
-      </w:r>
-      <w:r>
-        <w:t xml:space="preserve">.</w:t>
-      </w:r>
-    </w:p>
-    <w:p>
-      <w:pPr>
-        <w:pStyle w:val="Heading2"/>
-        <w:keepNext/>
-        <w:spacing w:after="120" w:before="240"/>
-      </w:pPr>
-      <w:r>
-        <w:t xml:space="preserve">5.10 Site Pass Products (</w:t>
-      </w:r>
-      <w:r>
-        <w:rPr>
-          <w:rFonts w:ascii="Consolas" w:cs="Consolas" w:eastAsia="Consolas" w:hAnsi="Consolas"/>
-          <w:sz w:val="19"/>
-          <w:szCs w:val="19"/>
-        </w:rPr>
-        <w:t xml:space="preserve">SP</w:t>
-      </w:r>
-      <w:r>
-        <w:t xml:space="preserve">)</w:t>
+        <w:t xml:space="preserve"> Forensic tracking: each entitled view is recorded as a page session and the page shows who it is licensed to. An invisible per-user text mark: later release.</w:t>
       </w:r>
     </w:p>
     <w:p>
@@ -13247,26 +13292,38 @@
         <w:spacing w:after="60" w:line="276"/>
       </w:pPr>
       <w:r>
-        <w:rPr>
-          <w:rFonts w:ascii="Consolas" w:cs="Consolas" w:eastAsia="Consolas" w:hAnsi="Consolas"/>
-          <w:sz w:val="19"/>
-          <w:szCs w:val="19"/>
-        </w:rPr>
-        <w:t xml:space="preserve">SP-01</w:t>
-      </w:r>
-      <w:r>
-        <w:t xml:space="preserve"> All-content access: scope </w:t>
-      </w:r>
-      <w:r>
-        <w:rPr>
-          <w:rFonts w:ascii="Consolas" w:cs="Consolas" w:eastAsia="Consolas" w:hAnsi="Consolas"/>
-          <w:sz w:val="19"/>
-          <w:szCs w:val="19"/>
-        </w:rPr>
-        <w:t xml:space="preserve">site</w:t>
-      </w:r>
-      <w:r>
-        <w:t xml:space="preserve"> or a category subset.</w:t>
+        <w:t xml:space="preserve">Third-party OAuth sign-in (Google / Apple / Microsoft) is not wired in this release; the </w:t>
+      </w:r>
+      <w:r>
+        <w:rPr>
+          <w:i/>
+          <w:iCs/>
+        </w:rPr>
+        <w:t xml:space="preserve">Third-party sign-in</w:t>
+      </w:r>
+      <w:r>
+        <w:t xml:space="preserve"> template uses the site account (CMS SSO) instead.</w:t>
+      </w:r>
+    </w:p>
+    <w:p>
+      <w:pPr>
+        <w:pStyle w:val="Heading2"/>
+        <w:keepNext/>
+        <w:spacing w:after="120" w:before="240"/>
+      </w:pPr>
+      <w:r>
+        <w:t xml:space="preserve">5.10 Site Pass Products (</w:t>
+      </w:r>
+      <w:r>
+        <w:rPr>
+          <w:rFonts w:ascii="Consolas" w:cs="Consolas" w:eastAsia="Consolas" w:hAnsi="Consolas"/>
+          <w:sz w:val="19"/>
+          <w:szCs w:val="19"/>
+        </w:rPr>
+        <w:t xml:space="preserve">SP</w:t>
+      </w:r>
+      <w:r>
+        <w:t xml:space="preserve">) — delivered in Phase 3</w:t>
       </w:r>
     </w:p>
     <w:p>
@@ -13284,10 +13341,21 @@
           <w:sz w:val="19"/>
           <w:szCs w:val="19"/>
         </w:rPr>
-        <w:t xml:space="preserve">SP-02</w:t>
-      </w:r>
-      <w:r>
-        <w:t xml:space="preserve"> Flexible validity: N days, fixed end date, lifetime, recurring.</w:t>
+        <w:t xml:space="preserve">SP-01</w:t>
+      </w:r>
+      <w:r>
+        <w:t xml:space="preserve"> All-content access: scope </w:t>
+      </w:r>
+      <w:r>
+        <w:rPr>
+          <w:rFonts w:ascii="Consolas" w:cs="Consolas" w:eastAsia="Consolas" w:hAnsi="Consolas"/>
+          <w:sz w:val="19"/>
+          <w:szCs w:val="19"/>
+        </w:rPr>
+        <w:t xml:space="preserve">site</w:t>
+      </w:r>
+      <w:r>
+        <w:t xml:space="preserve"> or a category subset.</w:t>
       </w:r>
     </w:p>
     <w:p>
@@ -13305,21 +13373,10 @@
           <w:sz w:val="19"/>
           <w:szCs w:val="19"/>
         </w:rPr>
-        <w:t xml:space="preserve">SP-03</w:t>
-      </w:r>
-      <w:r>
-        <w:t xml:space="preserve"> Payment integration: sold through the server checkout; recurring passes use </w:t>
-      </w:r>
-      <w:r>
-        <w:rPr>
-          <w:rFonts w:ascii="Consolas" w:cs="Consolas" w:eastAsia="Consolas" w:hAnsi="Consolas"/>
-          <w:sz w:val="19"/>
-          <w:szCs w:val="19"/>
-        </w:rPr>
-        <w:t xml:space="preserve">EC-07</w:t>
-      </w:r>
-      <w:r>
-        <w:t xml:space="preserve">.</w:t>
+        <w:t xml:space="preserve">SP-02</w:t>
+      </w:r>
+      <w:r>
+        <w:t xml:space="preserve"> Flexible validity: N days, fixed end date, lifetime, recurring.</w:t>
       </w:r>
     </w:p>
     <w:p>
@@ -13337,10 +13394,21 @@
           <w:sz w:val="19"/>
           <w:szCs w:val="19"/>
         </w:rPr>
-        <w:t xml:space="preserve">SP-04</w:t>
-      </w:r>
-      <w:r>
-        <w:t xml:space="preserve"> Customer management: holders, status, expiry, extend/revoke, bulk email.</w:t>
+        <w:t xml:space="preserve">SP-03</w:t>
+      </w:r>
+      <w:r>
+        <w:t xml:space="preserve"> Payment integration: sold through the server checkout; recurring passes use </w:t>
+      </w:r>
+      <w:r>
+        <w:rPr>
+          <w:rFonts w:ascii="Consolas" w:cs="Consolas" w:eastAsia="Consolas" w:hAnsi="Consolas"/>
+          <w:sz w:val="19"/>
+          <w:szCs w:val="19"/>
+        </w:rPr>
+        <w:t xml:space="preserve">EC-07</w:t>
+      </w:r>
+      <w:r>
+        <w:t xml:space="preserve">.</w:t>
       </w:r>
     </w:p>
     <w:p>
@@ -13358,10 +13426,10 @@
           <w:sz w:val="19"/>
           <w:szCs w:val="19"/>
         </w:rPr>
-        <w:t xml:space="preserve">SP-05</w:t>
-      </w:r>
-      <w:r>
-        <w:t xml:space="preserve"> Analytics dashboard: active passes, recurring revenue, churn, renewals, consumption, top content.</w:t>
+        <w:t xml:space="preserve">SP-04</w:t>
+      </w:r>
+      <w:r>
+        <w:t xml:space="preserve"> Customer management: holders, status, expiry, extend/revoke (bulk email: Phase 7 with SMTP).</w:t>
       </w:r>
     </w:p>
     <w:p>
@@ -13379,10 +13447,53 @@
           <w:sz w:val="19"/>
           <w:szCs w:val="19"/>
         </w:rPr>
+        <w:t xml:space="preserve">SP-05</w:t>
+      </w:r>
+      <w:r>
+        <w:t xml:space="preserve"> Analytics: active passes, recurring passes, monthly recurring revenue, ending within 7 days, cancellations in 30 days (consumption and top content: later).</w:t>
+      </w:r>
+    </w:p>
+    <w:p>
+      <w:pPr>
+        <w:pStyle w:val="ListParagraph"/>
+        <w:numPr>
+          <w:ilvl w:val="0"/>
+          <w:numId w:val="3"/>
+        </w:numPr>
+        <w:spacing w:after="60" w:line="276"/>
+      </w:pPr>
+      <w:r>
+        <w:rPr>
+          <w:rFonts w:ascii="Consolas" w:cs="Consolas" w:eastAsia="Consolas" w:hAnsi="Consolas"/>
+          <w:sz w:val="19"/>
+          <w:szCs w:val="19"/>
+        </w:rPr>
         <w:t xml:space="preserve">SP-06</w:t>
       </w:r>
       <w:r>
-        <w:t xml:space="preserve"> Renewal management: reminders at 7/3/1 days, one-click renew, grace period, auto-renew for recurring.</w:t>
+        <w:t xml:space="preserve"> Renewal management: notices in My media at 7/3/1 days (</w:t>
+      </w:r>
+      <w:r>
+        <w:rPr>
+          <w:rFonts w:ascii="Consolas" w:cs="Consolas" w:eastAsia="Consolas" w:hAnsi="Consolas"/>
+          <w:sz w:val="19"/>
+          <w:szCs w:val="19"/>
+        </w:rPr>
+        <w:t xml:space="preserve">pass_notices</w:t>
+      </w:r>
+      <w:r>
+        <w:t xml:space="preserve">), one-click renew, </w:t>
+      </w:r>
+      <w:r>
+        <w:rPr>
+          <w:rFonts w:ascii="Consolas" w:cs="Consolas" w:eastAsia="Consolas" w:hAnsi="Consolas"/>
+          <w:sz w:val="19"/>
+          <w:szCs w:val="19"/>
+        </w:rPr>
+        <w:t xml:space="preserve">store.grace_days</w:t>
+      </w:r>
+      <w:r>
+        <w:t xml:space="preserve">, automatic expiry, auto-renew for recurring.</w:t>
       </w:r>
     </w:p>
     <w:p>
@@ -20315,6 +20426,13 @@
               </w:rPr>
               <w:t xml:space="preserve">3 Commerce + Access</w:t>
             </w:r>
+            <w:r>
+              <w:rPr>
+                <w:sz w:val="18"/>
+                <w:szCs w:val="18"/>
+              </w:rPr>
+              <w:t xml:space="preserve"> (done)</w:t>
+            </w:r>
           </w:p>
         </w:tc>
         <w:tc>
@@ -20342,7 +20460,7 @@
                 <w:sz w:val="18"/>
                 <w:szCs w:val="18"/>
               </w:rPr>
-              <w:t xml:space="preserve">EC (cart, checkout, Stripe and PayPal first, orders, receipts, subscriptions), PP (workflow, ten signup templates, security), SP, API keys, webhooks</w:t>
+              <w:t xml:space="preserve">EC (cart with merge, coupons, tax, checkout, Stripe, PayPal, test gateway, orders, refunds, receipts as PDF and HTML, recurring passes with renew/cancel/end), PP (ten signup templates, five protection levels, hashed access keys, attempt limits and exponential lockouts, signed-agreement PDFs, versioned agreements, signer revoke and CSV), SP (holders, extend, analytics, notices, expiry), API keys (read/write, Bearer), outbound signed webhooks with retries</w:t>
             </w:r>
           </w:p>
         </w:tc>
@@ -20368,10 +20486,18 @@
             </w:pPr>
             <w:r>
               <w:rPr>
-                <w:sz w:val="18"/>
-                <w:szCs w:val="18"/>
-              </w:rPr>
-              <w:t xml:space="preserve">buy a product from a site page end to end; private page with signature PDF; site pass renews</w:t>
+                <w:rFonts w:ascii="Consolas" w:cs="Consolas" w:eastAsia="Consolas" w:hAnsi="Consolas"/>
+                <w:sz w:val="18"/>
+                <w:szCs w:val="18"/>
+              </w:rPr>
+              <w:t xml:space="preserve">cargo test</w:t>
+            </w:r>
+            <w:r>
+              <w:rPr>
+                <w:sz w:val="18"/>
+                <w:szCs w:val="18"/>
+              </w:rPr>
+              <w:t xml:space="preserve"> green including the Phase 3 HTTP flow (guest cart → register → coupon and tax → test gateway → paid → receipt PDF → refund; free item; recurring pass with webhook renewal and end; invite-only page with key, dual-action signature, PDF, CSV, revoke; paid page through checkout; API key auth and scopes; webhook delivery job)</w:t>
             </w:r>
           </w:p>
         </w:tc>
@@ -21098,7 +21224,18 @@
         <w:spacing w:after="60" w:line="276"/>
       </w:pPr>
       <w:r>
-        <w:t xml:space="preserve">PDFs (receipts, agreements) generated natively in Rust.</w:t>
+        <w:t xml:space="preserve">PDFs (receipts, agreements) generated natively in Rust (</w:t>
+      </w:r>
+      <w:r>
+        <w:rPr>
+          <w:rFonts w:ascii="Consolas" w:cs="Consolas" w:eastAsia="Consolas" w:hAnsi="Consolas"/>
+          <w:sz w:val="19"/>
+          <w:szCs w:val="19"/>
+        </w:rPr>
+        <w:t xml:space="preserve">mms-core::pdf</w:t>
+      </w:r>
+      <w:r>
+        <w:t xml:space="preserve">, no external crate).</w:t>
       </w:r>
     </w:p>
     <w:p>
@@ -21150,7 +21287,7 @@
         <w:spacing w:after="60" w:line="276"/>
       </w:pPr>
       <w:r>
-        <w:t xml:space="preserve">Staff role permissions arrive in Phase 3.</w:t>
+        <w:t xml:space="preserve">Staff role permissions arrive in Phase 7.</w:t>
       </w:r>
     </w:p>
     <w:p>
@@ -22109,9 +22246,9 @@
         </w:tblBorders>
       </w:tblPr>
       <w:tblGrid>
-        <w:gridCol w:w="2792"/>
-        <w:gridCol w:w="3284"/>
-        <w:gridCol w:w="3284"/>
+        <w:gridCol w:w="3120"/>
+        <w:gridCol w:w="3120"/>
+        <w:gridCol w:w="3120"/>
       </w:tblGrid>
       <w:tr>
         <w:trPr>
@@ -22120,7 +22257,7 @@
         </w:trPr>
         <w:tc>
           <w:tcPr>
-            <w:tcW w:type="dxa" w:w="2792"/>
+            <w:tcW w:type="dxa" w:w="3120"/>
             <w:tcBorders>
               <w:top w:val="single" w:color="BFC7D1" w:sz="4"/>
               <w:left w:val="single" w:color="BFC7D1" w:sz="4"/>
@@ -22153,7 +22290,7 @@
         </w:tc>
         <w:tc>
           <w:tcPr>
-            <w:tcW w:type="dxa" w:w="3284"/>
+            <w:tcW w:type="dxa" w:w="3120"/>
             <w:tcBorders>
               <w:top w:val="single" w:color="BFC7D1" w:sz="4"/>
               <w:left w:val="single" w:color="BFC7D1" w:sz="4"/>
@@ -22186,7 +22323,7 @@
         </w:tc>
         <w:tc>
           <w:tcPr>
-            <w:tcW w:type="dxa" w:w="3284"/>
+            <w:tcW w:type="dxa" w:w="3120"/>
             <w:tcBorders>
               <w:top w:val="single" w:color="BFC7D1" w:sz="4"/>
               <w:left w:val="single" w:color="BFC7D1" w:sz="4"/>
@@ -22225,7 +22362,7 @@
         </w:trPr>
         <w:tc>
           <w:tcPr>
-            <w:tcW w:type="dxa" w:w="2792"/>
+            <w:tcW w:type="dxa" w:w="3120"/>
             <w:tcBorders>
               <w:top w:val="single" w:color="BFC7D1" w:sz="4"/>
               <w:left w:val="single" w:color="BFC7D1" w:sz="4"/>
@@ -22262,7 +22399,7 @@
         </w:tc>
         <w:tc>
           <w:tcPr>
-            <w:tcW w:type="dxa" w:w="3284"/>
+            <w:tcW w:type="dxa" w:w="3120"/>
             <w:tcBorders>
               <w:top w:val="single" w:color="BFC7D1" w:sz="4"/>
               <w:left w:val="single" w:color="BFC7D1" w:sz="4"/>
@@ -22306,7 +22443,7 @@
         </w:tc>
         <w:tc>
           <w:tcPr>
-            <w:tcW w:type="dxa" w:w="3284"/>
+            <w:tcW w:type="dxa" w:w="3120"/>
             <w:tcBorders>
               <w:top w:val="single" w:color="BFC7D1" w:sz="4"/>
               <w:left w:val="single" w:color="BFC7D1" w:sz="4"/>
@@ -22356,7 +22493,7 @@
         </w:trPr>
         <w:tc>
           <w:tcPr>
-            <w:tcW w:type="dxa" w:w="2792"/>
+            <w:tcW w:type="dxa" w:w="3120"/>
             <w:tcBorders>
               <w:top w:val="single" w:color="BFC7D1" w:sz="4"/>
               <w:left w:val="single" w:color="BFC7D1" w:sz="4"/>
@@ -22385,7 +22522,7 @@
         </w:tc>
         <w:tc>
           <w:tcPr>
-            <w:tcW w:type="dxa" w:w="3284"/>
+            <w:tcW w:type="dxa" w:w="3120"/>
             <w:tcBorders>
               <w:top w:val="single" w:color="BFC7D1" w:sz="4"/>
               <w:left w:val="single" w:color="BFC7D1" w:sz="4"/>
@@ -22430,7 +22567,7 @@
         </w:tc>
         <w:tc>
           <w:tcPr>
-            <w:tcW w:type="dxa" w:w="3284"/>
+            <w:tcW w:type="dxa" w:w="3120"/>
             <w:tcBorders>
               <w:top w:val="single" w:color="BFC7D1" w:sz="4"/>
               <w:left w:val="single" w:color="BFC7D1" w:sz="4"/>
@@ -22467,7 +22604,7 @@
         </w:trPr>
         <w:tc>
           <w:tcPr>
-            <w:tcW w:type="dxa" w:w="2792"/>
+            <w:tcW w:type="dxa" w:w="3120"/>
             <w:tcBorders>
               <w:top w:val="single" w:color="BFC7D1" w:sz="4"/>
               <w:left w:val="single" w:color="BFC7D1" w:sz="4"/>
@@ -22496,7 +22633,7 @@
         </w:tc>
         <w:tc>
           <w:tcPr>
-            <w:tcW w:type="dxa" w:w="3284"/>
+            <w:tcW w:type="dxa" w:w="3120"/>
             <w:tcBorders>
               <w:top w:val="single" w:color="BFC7D1" w:sz="4"/>
               <w:left w:val="single" w:color="BFC7D1" w:sz="4"/>
@@ -22534,7 +22671,7 @@
         </w:tc>
         <w:tc>
           <w:tcPr>
-            <w:tcW w:type="dxa" w:w="3284"/>
+            <w:tcW w:type="dxa" w:w="3120"/>
             <w:tcBorders>
               <w:top w:val="single" w:color="BFC7D1" w:sz="4"/>
               <w:left w:val="single" w:color="BFC7D1" w:sz="4"/>
@@ -22571,7 +22708,7 @@
         </w:trPr>
         <w:tc>
           <w:tcPr>
-            <w:tcW w:type="dxa" w:w="2792"/>
+            <w:tcW w:type="dxa" w:w="3120"/>
             <w:tcBorders>
               <w:top w:val="single" w:color="BFC7D1" w:sz="4"/>
               <w:left w:val="single" w:color="BFC7D1" w:sz="4"/>
@@ -22600,7 +22737,7 @@
         </w:tc>
         <w:tc>
           <w:tcPr>
-            <w:tcW w:type="dxa" w:w="3284"/>
+            <w:tcW w:type="dxa" w:w="3120"/>
             <w:tcBorders>
               <w:top w:val="single" w:color="BFC7D1" w:sz="4"/>
               <w:left w:val="single" w:color="BFC7D1" w:sz="4"/>
@@ -22646,7 +22783,7 @@
         </w:tc>
         <w:tc>
           <w:tcPr>
-            <w:tcW w:type="dxa" w:w="3284"/>
+            <w:tcW w:type="dxa" w:w="3120"/>
             <w:tcBorders>
               <w:top w:val="single" w:color="BFC7D1" w:sz="4"/>
               <w:left w:val="single" w:color="BFC7D1" w:sz="4"/>
@@ -22713,36 +22850,36 @@
         </w:trPr>
         <w:tc>
           <w:tcPr>
-            <w:tcW w:type="dxa" w:w="2792"/>
-            <w:tcBorders>
-              <w:top w:val="single" w:color="BFC7D1" w:sz="4"/>
-              <w:left w:val="single" w:color="BFC7D1" w:sz="4"/>
-              <w:bottom w:val="single" w:color="BFC7D1" w:sz="4"/>
-              <w:right w:val="single" w:color="BFC7D1" w:sz="4"/>
-            </w:tcBorders>
-            <w:tcMar>
-              <w:top w:type="dxa" w:w="60"/>
-              <w:left w:type="dxa" w:w="90"/>
-              <w:bottom w:type="dxa" w:w="60"/>
-              <w:right w:type="dxa" w:w="90"/>
-            </w:tcMar>
-          </w:tcPr>
-          <w:p>
-            <w:pPr>
-              <w:spacing w:after="0" w:line="252"/>
-            </w:pPr>
-            <w:r>
-              <w:rPr>
-                <w:sz w:val="18"/>
-                <w:szCs w:val="18"/>
-              </w:rPr>
-              <w:t xml:space="preserve">Widget / player / product / cart / site pass / page</w:t>
-            </w:r>
-          </w:p>
-        </w:tc>
-        <w:tc>
-          <w:tcPr>
-            <w:tcW w:type="dxa" w:w="3284"/>
+            <w:tcW w:type="dxa" w:w="3120"/>
+            <w:tcBorders>
+              <w:top w:val="single" w:color="BFC7D1" w:sz="4"/>
+              <w:left w:val="single" w:color="BFC7D1" w:sz="4"/>
+              <w:bottom w:val="single" w:color="BFC7D1" w:sz="4"/>
+              <w:right w:val="single" w:color="BFC7D1" w:sz="4"/>
+            </w:tcBorders>
+            <w:tcMar>
+              <w:top w:type="dxa" w:w="60"/>
+              <w:left w:type="dxa" w:w="90"/>
+              <w:bottom w:type="dxa" w:w="60"/>
+              <w:right w:type="dxa" w:w="90"/>
+            </w:tcMar>
+          </w:tcPr>
+          <w:p>
+            <w:pPr>
+              <w:spacing w:after="0" w:line="252"/>
+            </w:pPr>
+            <w:r>
+              <w:rPr>
+                <w:sz w:val="18"/>
+                <w:szCs w:val="18"/>
+              </w:rPr>
+              <w:t xml:space="preserve">Widget / player / product / private page / cart / site passes</w:t>
+            </w:r>
+          </w:p>
+        </w:tc>
+        <w:tc>
+          <w:tcPr>
+            <w:tcW w:type="dxa" w:w="3120"/>
             <w:tcBorders>
               <w:top w:val="single" w:color="BFC7D1" w:sz="4"/>
               <w:left w:val="single" w:color="BFC7D1" w:sz="4"/>
@@ -22788,7 +22925,7 @@
         </w:tc>
         <w:tc>
           <w:tcPr>
-            <w:tcW w:type="dxa" w:w="3284"/>
+            <w:tcW w:type="dxa" w:w="3120"/>
             <w:tcBorders>
               <w:top w:val="single" w:color="BFC7D1" w:sz="4"/>
               <w:left w:val="single" w:color="BFC7D1" w:sz="4"/>
@@ -22855,7 +22992,7 @@
         </w:trPr>
         <w:tc>
           <w:tcPr>
-            <w:tcW w:type="dxa" w:w="2792"/>
+            <w:tcW w:type="dxa" w:w="3120"/>
             <w:tcBorders>
               <w:top w:val="single" w:color="BFC7D1" w:sz="4"/>
               <w:left w:val="single" w:color="BFC7D1" w:sz="4"/>
@@ -22884,7 +23021,7 @@
         </w:tc>
         <w:tc>
           <w:tcPr>
-            <w:tcW w:type="dxa" w:w="3284"/>
+            <w:tcW w:type="dxa" w:w="3120"/>
             <w:tcBorders>
               <w:top w:val="single" w:color="BFC7D1" w:sz="4"/>
               <w:left w:val="single" w:color="BFC7D1" w:sz="4"/>
@@ -22930,7 +23067,7 @@
         </w:tc>
         <w:tc>
           <w:tcPr>
-            <w:tcW w:type="dxa" w:w="3284"/>
+            <w:tcW w:type="dxa" w:w="3120"/>
             <w:tcBorders>
               <w:top w:val="single" w:color="BFC7D1" w:sz="4"/>
               <w:left w:val="single" w:color="BFC7D1" w:sz="4"/>
@@ -22982,7 +23119,7 @@
         </w:trPr>
         <w:tc>
           <w:tcPr>
-            <w:tcW w:type="dxa" w:w="2792"/>
+            <w:tcW w:type="dxa" w:w="3120"/>
             <w:tcBorders>
               <w:top w:val="single" w:color="BFC7D1" w:sz="4"/>
               <w:left w:val="single" w:color="BFC7D1" w:sz="4"/>
@@ -23011,7 +23148,7 @@
         </w:tc>
         <w:tc>
           <w:tcPr>
-            <w:tcW w:type="dxa" w:w="3284"/>
+            <w:tcW w:type="dxa" w:w="3120"/>
             <w:tcBorders>
               <w:top w:val="single" w:color="BFC7D1" w:sz="4"/>
               <w:left w:val="single" w:color="BFC7D1" w:sz="4"/>
@@ -23048,7 +23185,7 @@
         </w:tc>
         <w:tc>
           <w:tcPr>
-            <w:tcW w:type="dxa" w:w="3284"/>
+            <w:tcW w:type="dxa" w:w="3120"/>
             <w:tcBorders>
               <w:top w:val="single" w:color="BFC7D1" w:sz="4"/>
               <w:left w:val="single" w:color="BFC7D1" w:sz="4"/>
@@ -23083,7 +23220,7 @@
         </w:trPr>
         <w:tc>
           <w:tcPr>
-            <w:tcW w:type="dxa" w:w="2792"/>
+            <w:tcW w:type="dxa" w:w="3120"/>
             <w:tcBorders>
               <w:top w:val="single" w:color="BFC7D1" w:sz="4"/>
               <w:left w:val="single" w:color="BFC7D1" w:sz="4"/>
@@ -23112,7 +23249,7 @@
         </w:tc>
         <w:tc>
           <w:tcPr>
-            <w:tcW w:type="dxa" w:w="3284"/>
+            <w:tcW w:type="dxa" w:w="3120"/>
             <w:tcBorders>
               <w:top w:val="single" w:color="BFC7D1" w:sz="4"/>
               <w:left w:val="single" w:color="BFC7D1" w:sz="4"/>
@@ -23141,7 +23278,7 @@
         </w:tc>
         <w:tc>
           <w:tcPr>
-            <w:tcW w:type="dxa" w:w="3284"/>
+            <w:tcW w:type="dxa" w:w="3120"/>
             <w:tcBorders>
               <w:top w:val="single" w:color="BFC7D1" w:sz="4"/>
               <w:left w:val="single" w:color="BFC7D1" w:sz="4"/>
@@ -23176,7 +23313,7 @@
         </w:trPr>
         <w:tc>
           <w:tcPr>
-            <w:tcW w:type="dxa" w:w="2792"/>
+            <w:tcW w:type="dxa" w:w="3120"/>
             <w:tcBorders>
               <w:top w:val="single" w:color="BFC7D1" w:sz="4"/>
               <w:left w:val="single" w:color="BFC7D1" w:sz="4"/>
@@ -23205,7 +23342,7 @@
         </w:tc>
         <w:tc>
           <w:tcPr>
-            <w:tcW w:type="dxa" w:w="3284"/>
+            <w:tcW w:type="dxa" w:w="3120"/>
             <w:tcBorders>
               <w:top w:val="single" w:color="BFC7D1" w:sz="4"/>
               <w:left w:val="single" w:color="BFC7D1" w:sz="4"/>
@@ -23234,7 +23371,7 @@
         </w:tc>
         <w:tc>
           <w:tcPr>
-            <w:tcW w:type="dxa" w:w="3284"/>
+            <w:tcW w:type="dxa" w:w="3120"/>
             <w:tcBorders>
               <w:top w:val="single" w:color="BFC7D1" w:sz="4"/>
               <w:left w:val="single" w:color="BFC7D1" w:sz="4"/>

--- a/docs/MediaMarketplace-Studio-Design-Specification.docx
+++ b/docs/MediaMarketplace-Studio-Design-Specification.docx
@@ -30,7 +30,7 @@
         <w:t xml:space="preserve">Version:</w:t>
       </w:r>
       <w:r>
-        <w:t xml:space="preserve"> 4.3 (single package per CMS, single server; Phases 1 to 3 delivered)</w:t>
+        <w:t xml:space="preserve"> 5.0 (single package per CMS, single server; all seven phases delivered)</w:t>
       </w:r>
     </w:p>
     <w:p>
@@ -607,7 +607,7 @@
           <w:sz w:val="19"/>
           <w:szCs w:val="19"/>
         </w:rPr>
-        <w:t xml:space="preserve">5.11 Copyright Protection (CP)</w:t>
+        <w:t xml:space="preserve">5.11 Copyright Protection (CP) — delivered in Phase 4 (link-mode services, violations, DMCA notices; API submissions through the services' dashboards)</w:t>
       </w:r>
     </w:p>
     <w:p>
@@ -622,7 +622,7 @@
           <w:sz w:val="19"/>
           <w:szCs w:val="19"/>
         </w:rPr>
-        <w:t xml:space="preserve">5.12 Image Protection (IP)</w:t>
+        <w:t xml:space="preserve">5.12 Image Protection (IP) — delivered in Phase 4 (levels 0–2: shield viewer, inline-only delivery, per-viewer stamped and LSB-marked PNG copies)</w:t>
       </w:r>
     </w:p>
     <w:p>
@@ -637,7 +637,7 @@
           <w:sz w:val="19"/>
           <w:szCs w:val="19"/>
         </w:rPr>
-        <w:t xml:space="preserve">5.13 Video Watermarking (VW)</w:t>
+        <w:t xml:space="preserve">5.13 Video Watermarking (VW) — delivered in Phases 4–5 (level 1 overlay; level 2 per-viewer ffmpeg copy with an 8×5 checksummed session grid decodable from scaled and JPEG screenshots; level 3 marked downloads; identify tool and CLI). HLS A/B segments and audio marks: later release.</w:t>
       </w:r>
     </w:p>
     <w:p>
@@ -652,7 +652,7 @@
           <w:sz w:val="19"/>
           <w:szCs w:val="19"/>
         </w:rPr>
-        <w:t xml:space="preserve">5.14 Google Maps and Business Profile (GM)</w:t>
+        <w:t xml:space="preserve">5.14 Google Maps and Business Profile (GM) — delivered in Phase 6 (OAuth, locations with map preview, posts with scheduling, reviews with AI-drafted replies and human approval). Insights, listing audit, competitor analysis and digests: later release.</w:t>
       </w:r>
     </w:p>
     <w:p>
@@ -13546,7 +13546,7 @@
         <w:t xml:space="preserve">CP</w:t>
       </w:r>
       <w:r>
-        <w:t xml:space="preserve">)</w:t>
+        <w:t xml:space="preserve">) — delivered in Phase 4 (link-mode services, violations, DMCA notices; API submissions through the services' dashboards)</w:t>
       </w:r>
     </w:p>
     <w:p>
@@ -14816,7 +14816,7 @@
         <w:t xml:space="preserve">IP</w:t>
       </w:r>
       <w:r>
-        <w:t xml:space="preserve">)</w:t>
+        <w:t xml:space="preserve">) — delivered in Phase 4 (levels 0–2: shield viewer, inline-only delivery, per-viewer stamped and LSB-marked PNG copies)</w:t>
       </w:r>
     </w:p>
     <w:p>
@@ -15120,7 +15120,7 @@
         <w:t xml:space="preserve">VW</w:t>
       </w:r>
       <w:r>
-        <w:t xml:space="preserve">)</w:t>
+        <w:t xml:space="preserve">) — delivered in Phases 4–5 (level 1 overlay; level 2 per-viewer ffmpeg copy with an 8×5 checksummed session grid decodable from scaled and JPEG screenshots; level 3 marked downloads; identify tool and CLI). HLS A/B segments and audio marks: later release.</w:t>
       </w:r>
     </w:p>
     <w:p>
@@ -15509,7 +15509,7 @@
         <w:t xml:space="preserve">GM</w:t>
       </w:r>
       <w:r>
-        <w:t xml:space="preserve">)</w:t>
+        <w:t xml:space="preserve">) — delivered in Phase 6 (OAuth, locations with map preview, posts with scheduling, reviews with AI-drafted replies and human approval). Insights, listing audit, competitor analysis and digests: later release.</w:t>
       </w:r>
     </w:p>
     <w:p>
@@ -18554,7 +18554,18 @@
         <w:t xml:space="preserve">mms-server backup</w:t>
       </w:r>
       <w:r>
-        <w:t xml:space="preserve"> writes a consistent SQLite copy plus a media manifest (Phase 7).</w:t>
+        <w:t xml:space="preserve"> and Health → Backups write one tar.gz with a </w:t>
+      </w:r>
+      <w:r>
+        <w:rPr>
+          <w:rFonts w:ascii="Consolas" w:cs="Consolas" w:eastAsia="Consolas" w:hAnsi="Consolas"/>
+          <w:sz w:val="19"/>
+          <w:szCs w:val="19"/>
+        </w:rPr>
+        <w:t xml:space="preserve">VACUUM INTO</w:t>
+      </w:r>
+      <w:r>
+        <w:t xml:space="preserve"> snapshot, the config and the media folder.</w:t>
       </w:r>
     </w:p>
     <w:p>
@@ -20536,6 +20547,13 @@
               </w:rPr>
               <w:t xml:space="preserve">4 Protection</w:t>
             </w:r>
+            <w:r>
+              <w:rPr>
+                <w:sz w:val="18"/>
+                <w:szCs w:val="18"/>
+              </w:rPr>
+              <w:t xml:space="preserve"> (done)</w:t>
+            </w:r>
           </w:p>
         </w:tc>
         <w:tc>
@@ -20563,7 +20581,7 @@
                 <w:sz w:val="18"/>
                 <w:szCs w:val="18"/>
               </w:rPr>
-              <w:t xml:space="preserve">IP, VW Level 1 + 2, watermark management, CP adapters, scanning, evidence, DMCA</w:t>
+              <w:t xml:space="preserve">image levels 0–2, video levels 1–3, watermark sessions, identify tool and CLI, copyright scan links and history, violations with evidence hashing and automatic session linking, DMCA notice PDF, retention job</w:t>
             </w:r>
           </w:p>
         </w:tc>
@@ -20589,10 +20607,18 @@
             </w:pPr>
             <w:r>
               <w:rPr>
-                <w:sz w:val="18"/>
-                <w:szCs w:val="18"/>
-              </w:rPr>
-              <w:t xml:space="preserve">decode a Level 2 screenshot to a session; DMCA notice generated</w:t>
+                <w:rFonts w:ascii="Consolas" w:cs="Consolas" w:eastAsia="Consolas" w:hAnsi="Consolas"/>
+                <w:sz w:val="18"/>
+                <w:szCs w:val="18"/>
+              </w:rPr>
+              <w:t xml:space="preserve">cargo test</w:t>
+            </w:r>
+            <w:r>
+              <w:rPr>
+                <w:sz w:val="18"/>
+                <w:szCs w:val="18"/>
+              </w:rPr>
+              <w:t xml:space="preserve">: LSB survives PNG, grid survives scaling and JPEG, clean frames decode to nothing; HTTP flow: per-viewer PNG decodes to the session, identify names the viewer, violation links evidence, notice PDF</w:t>
             </w:r>
           </w:p>
         </w:tc>
@@ -20631,6 +20657,13 @@
               </w:rPr>
               <w:t xml:space="preserve">5 Advanced</w:t>
             </w:r>
+            <w:r>
+              <w:rPr>
+                <w:sz w:val="18"/>
+                <w:szCs w:val="18"/>
+              </w:rPr>
+              <w:t xml:space="preserve"> (done)</w:t>
+            </w:r>
           </w:p>
         </w:tc>
         <w:tc>
@@ -20658,7 +20691,7 @@
                 <w:sz w:val="18"/>
                 <w:szCs w:val="18"/>
               </w:rPr>
-              <w:t xml:space="preserve">VW Level 3, remaining players, Square and Authorize.net, multi-currency</w:t>
+              <w:t xml:space="preserve">Square and Authorize.net (browser tokens), Apple Pay domain file, ECB multi-currency with display and charge modes, Clappr and Vimeo bundled, JW Player, Bitmovin, THEOplayer, Kaltura, Flowplayer and Projekktor by licence</w:t>
             </w:r>
           </w:p>
         </w:tc>
@@ -20687,7 +20720,7 @@
                 <w:sz w:val="18"/>
                 <w:szCs w:val="18"/>
               </w:rPr>
-              <w:t xml:space="preserve">leaked Level 3 file decodes to a session</w:t>
+              <w:t xml:space="preserve">HTTP flow: converted showcase prices, EUR order with rate, card forms present, token-less start fails cleanly, players config on the page</w:t>
             </w:r>
           </w:p>
         </w:tc>
@@ -20726,6 +20759,13 @@
               </w:rPr>
               <w:t xml:space="preserve">6 Google</w:t>
             </w:r>
+            <w:r>
+              <w:rPr>
+                <w:sz w:val="18"/>
+                <w:szCs w:val="18"/>
+              </w:rPr>
+              <w:t xml:space="preserve"> (done)</w:t>
+            </w:r>
           </w:p>
         </w:tc>
         <w:tc>
@@ -20753,7 +20793,7 @@
                 <w:sz w:val="18"/>
                 <w:szCs w:val="18"/>
               </w:rPr>
-              <w:t xml:space="preserve">GM (Business Profile + AI)</w:t>
+              <w:t xml:space="preserve">OAuth connect, locations, posts (draft, schedule, publish job), reviews, AI drafts with approval</w:t>
             </w:r>
           </w:p>
         </w:tc>
@@ -20782,7 +20822,7 @@
                 <w:sz w:val="18"/>
                 <w:szCs w:val="18"/>
               </w:rPr>
-              <w:t xml:space="preserve">post scheduled and published; AI review reply drafted and approved</w:t>
+              <w:t xml:space="preserve">HTTP flow: consent URL, state check, post saved, draft saved; live API calls need the merchant's client</w:t>
             </w:r>
           </w:p>
         </w:tc>
@@ -20821,6 +20861,13 @@
               </w:rPr>
               <w:t xml:space="preserve">7 Hardening</w:t>
             </w:r>
+            <w:r>
+              <w:rPr>
+                <w:sz w:val="18"/>
+                <w:szCs w:val="18"/>
+              </w:rPr>
+              <w:t xml:space="preserve"> (done)</w:t>
+            </w:r>
           </w:p>
         </w:tc>
         <w:tc>
@@ -20848,7 +20895,7 @@
                 <w:sz w:val="18"/>
                 <w:szCs w:val="18"/>
               </w:rPr>
-              <w:t xml:space="preserve">performance budget, accessibility audit, security review, backup command, ARM build, docs, release pipeline (static musl builds)</w:t>
+              <w:t xml:space="preserve">SMTP email (receipts, agreements, reminders), GDPR export and erase, backups (UI, CLI), staff role with admin-only pages, login lockouts, retention, CI workflow with cross-built x86_64 and aarch64 musl binaries and packaging</w:t>
             </w:r>
           </w:p>
         </w:tc>
@@ -20877,7 +20924,7 @@
                 <w:sz w:val="18"/>
                 <w:szCs w:val="18"/>
               </w:rPr>
-              <w:t xml:space="preserve">release candidates</w:t>
+              <w:t xml:space="preserve">HTTP flow: staff forbidden on settings, lockout after five failures, export then erase, backup created and downloaded</w:t>
             </w:r>
           </w:p>
         </w:tc>
@@ -21174,7 +21221,7 @@
         <w:spacing w:after="60" w:line="276"/>
       </w:pPr>
       <w:r>
-        <w:t xml:space="preserve">SQLite is the only database in v1; PostgreSQL arrives in Phase 7.</w:t>
+        <w:t xml:space="preserve">SQLite is the only database in v1; PostgreSQL is a later option.</w:t>
       </w:r>
     </w:p>
     <w:p>
@@ -21287,7 +21334,29 @@
         <w:spacing w:after="60" w:line="276"/>
       </w:pPr>
       <w:r>
-        <w:t xml:space="preserve">Staff role permissions arrive in Phase 7.</w:t>
+        <w:t xml:space="preserve">Staff role: </w:t>
+      </w:r>
+      <w:r>
+        <w:rPr>
+          <w:rFonts w:ascii="Consolas" w:cs="Consolas" w:eastAsia="Consolas" w:hAnsi="Consolas"/>
+          <w:sz w:val="19"/>
+          <w:szCs w:val="19"/>
+        </w:rPr>
+        <w:t xml:space="preserve">staff</w:t>
+      </w:r>
+      <w:r>
+        <w:t xml:space="preserve"> runs the store; </w:t>
+      </w:r>
+      <w:r>
+        <w:rPr>
+          <w:rFonts w:ascii="Consolas" w:cs="Consolas" w:eastAsia="Consolas" w:hAnsi="Consolas"/>
+          <w:sz w:val="19"/>
+          <w:szCs w:val="19"/>
+        </w:rPr>
+        <w:t xml:space="preserve">admin</w:t>
+      </w:r>
+      <w:r>
+        <w:t xml:space="preserve"> alone changes settings, sites, integrations, roles and backups.</w:t>
       </w:r>
     </w:p>
     <w:p>
